--- a/ANALISIS/requerimientos.docx
+++ b/ANALISIS/requerimientos.docx
@@ -12020,37 +12020,73 @@
       </w:r>
     </w:p>
     <w:p>
-      <w:r>
+      <w:pPr>
+        <w:rPr>
+          <w:b/>
+        </w:rPr>
+      </w:pPr>
+      <w:bookmarkStart w:id="0" w:name="_GoBack"/>
+      <w:r>
+        <w:rPr>
+          <w:b/>
+        </w:rPr>
         <w:t xml:space="preserve">Necesito me agregues a todos los crud y a cuanta funcionalidad creas necesaria, vamos a ir haciendo archivo por archivo el manejo de </w:t>
       </w:r>
       <w:proofErr w:type="spellStart"/>
       <w:r>
+        <w:rPr>
+          <w:b/>
+        </w:rPr>
         <w:t>execepciones</w:t>
       </w:r>
       <w:proofErr w:type="spellEnd"/>
       <w:r>
+        <w:rPr>
+          <w:b/>
+        </w:rPr>
         <w:t>, errores con try y catch</w:t>
       </w:r>
     </w:p>
     <w:p>
+      <w:pPr>
+        <w:rPr>
+          <w:b/>
+        </w:rPr>
+      </w:pPr>
       <w:proofErr w:type="gramStart"/>
       <w:r>
+        <w:rPr>
+          <w:b/>
+        </w:rPr>
         <w:t>ahora</w:t>
       </w:r>
       <w:proofErr w:type="gramEnd"/>
       <w:r>
+        <w:rPr>
+          <w:b/>
+        </w:rPr>
         <w:t xml:space="preserve"> necesito implementar en donde corresponda el manejo de transacciones por si se corta la </w:t>
       </w:r>
       <w:proofErr w:type="spellStart"/>
       <w:r>
+        <w:rPr>
+          <w:b/>
+        </w:rPr>
         <w:t>comunicacion</w:t>
       </w:r>
       <w:proofErr w:type="spellEnd"/>
       <w:r>
+        <w:rPr>
+          <w:b/>
+        </w:rPr>
         <w:t xml:space="preserve"> con la base de datos</w:t>
       </w:r>
     </w:p>
-    <w:p>
+    <w:bookmarkEnd w:id="0"/>
+    <w:p>
+      <w:pPr>
+        <w:spacing w:after="0"/>
+      </w:pPr>
       <w:r>
         <w:lastRenderedPageBreak/>
         <w:t xml:space="preserve">Es una arquitectura conocida como </w:t>
@@ -12094,11 +12130,17 @@
       </w:r>
     </w:p>
     <w:p>
+      <w:pPr>
+        <w:spacing w:after="0"/>
+      </w:pPr>
       <w:r>
         <w:t>La lógica general funciona así:</w:t>
       </w:r>
     </w:p>
     <w:p>
+      <w:pPr>
+        <w:spacing w:after="0"/>
+      </w:pPr>
       <w:r>
         <w:pict>
           <v:rect id="_x0000_i1027" style="width:0;height:1.5pt" o:hralign="center" o:hrstd="t" o:hr="t" fillcolor="#a0a0a0" stroked="f"/>
@@ -12107,6 +12149,7 @@
     </w:p>
     <w:p>
       <w:pPr>
+        <w:spacing w:after="0"/>
         <w:rPr>
           <w:b/>
           <w:bCs/>
@@ -12121,46 +12164,73 @@
       </w:r>
     </w:p>
     <w:p>
+      <w:pPr>
+        <w:spacing w:after="0"/>
+      </w:pPr>
       <w:r>
         <w:t xml:space="preserve">                INTERNET DISPONIBLE</w:t>
       </w:r>
     </w:p>
     <w:p>
+      <w:pPr>
+        <w:spacing w:after="0"/>
+      </w:pPr>
       <w:r>
         <w:t>+-----------+       HTTPS       +----------------+</w:t>
       </w:r>
     </w:p>
     <w:p>
+      <w:pPr>
+        <w:spacing w:after="0"/>
+      </w:pPr>
       <w:r>
         <w:t>| Navegador | ----------------&gt; | API / Servidor |</w:t>
       </w:r>
     </w:p>
     <w:p>
+      <w:pPr>
+        <w:spacing w:after="0"/>
+      </w:pPr>
       <w:r>
         <w:t>+-----------+                   +----------------+</w:t>
       </w:r>
     </w:p>
     <w:p>
+      <w:pPr>
+        <w:spacing w:after="0"/>
+      </w:pPr>
       <w:r>
         <w:t xml:space="preserve">      |</w:t>
       </w:r>
     </w:p>
     <w:p>
+      <w:pPr>
+        <w:spacing w:after="0"/>
+      </w:pPr>
       <w:r>
         <w:t xml:space="preserve">      |</w:t>
       </w:r>
     </w:p>
     <w:p>
+      <w:pPr>
+        <w:spacing w:after="0"/>
+      </w:pPr>
       <w:r>
         <w:t xml:space="preserve">      | Guarda datos</w:t>
       </w:r>
     </w:p>
     <w:p>
+      <w:pPr>
+        <w:spacing w:after="0"/>
+      </w:pPr>
       <w:r>
         <w:t xml:space="preserve">      V</w:t>
       </w:r>
     </w:p>
     <w:p>
+      <w:pPr>
+        <w:spacing w:after="0"/>
+      </w:pPr>
       <w:r>
         <w:t>Base Local (</w:t>
       </w:r>
@@ -12174,47 +12244,78 @@
       </w:r>
     </w:p>
     <w:p>
+      <w:pPr>
+        <w:spacing w:after="0"/>
+      </w:pPr>
       <w:r>
         <w:t>Cuando Internet se corta:</w:t>
       </w:r>
     </w:p>
     <w:p>
+      <w:pPr>
+        <w:spacing w:after="0"/>
+      </w:pPr>
       <w:r>
         <w:t xml:space="preserve">             INTERNET CORTADO</w:t>
       </w:r>
     </w:p>
-    <w:p/>
-    <w:p>
+    <w:p>
+      <w:pPr>
+        <w:spacing w:after="0"/>
+      </w:pPr>
+    </w:p>
+    <w:p>
+      <w:pPr>
+        <w:spacing w:after="0"/>
+      </w:pPr>
       <w:r>
         <w:t>+-----------+</w:t>
       </w:r>
     </w:p>
     <w:p>
+      <w:pPr>
+        <w:spacing w:after="0"/>
+      </w:pPr>
       <w:r>
         <w:t>| Navegador |</w:t>
       </w:r>
     </w:p>
     <w:p>
+      <w:pPr>
+        <w:spacing w:after="0"/>
+      </w:pPr>
       <w:r>
         <w:t>+-----------+</w:t>
       </w:r>
     </w:p>
     <w:p>
+      <w:pPr>
+        <w:spacing w:after="0"/>
+      </w:pPr>
       <w:r>
         <w:t xml:space="preserve">      |</w:t>
       </w:r>
     </w:p>
     <w:p>
+      <w:pPr>
+        <w:spacing w:after="0"/>
+      </w:pPr>
       <w:r>
         <w:t xml:space="preserve">      |</w:t>
       </w:r>
     </w:p>
     <w:p>
+      <w:pPr>
+        <w:spacing w:after="0"/>
+      </w:pPr>
       <w:r>
         <w:t xml:space="preserve">      V</w:t>
       </w:r>
     </w:p>
     <w:p>
+      <w:pPr>
+        <w:spacing w:after="0"/>
+      </w:pPr>
       <w:r>
         <w:t>Base Local (</w:t>
       </w:r>
@@ -12227,59 +12328,95 @@
         <w:t>)</w:t>
       </w:r>
     </w:p>
-    <w:p/>
-    <w:p>
+    <w:p>
+      <w:pPr>
+        <w:spacing w:after="0"/>
+      </w:pPr>
+    </w:p>
+    <w:p>
+      <w:pPr>
+        <w:spacing w:after="0"/>
+      </w:pPr>
       <w:r>
         <w:t>(El usuario sigue trabajando normalmente)</w:t>
       </w:r>
     </w:p>
     <w:p>
+      <w:pPr>
+        <w:spacing w:after="0"/>
+      </w:pPr>
       <w:r>
         <w:t>Cuando vuelve Internet:</w:t>
       </w:r>
     </w:p>
     <w:p>
+      <w:pPr>
+        <w:spacing w:after="0"/>
+      </w:pPr>
       <w:r>
         <w:t>Base Local</w:t>
       </w:r>
     </w:p>
     <w:p>
-      <w:r>
-        <w:lastRenderedPageBreak/>
+      <w:pPr>
+        <w:spacing w:after="0"/>
+      </w:pPr>
+      <w:r>
         <w:t xml:space="preserve">     |</w:t>
       </w:r>
     </w:p>
     <w:p>
+      <w:pPr>
+        <w:spacing w:after="0"/>
+      </w:pPr>
       <w:r>
         <w:t xml:space="preserve">     | sincroniza</w:t>
       </w:r>
     </w:p>
     <w:p>
+      <w:pPr>
+        <w:spacing w:after="0"/>
+      </w:pPr>
       <w:r>
         <w:t xml:space="preserve">     V</w:t>
       </w:r>
     </w:p>
     <w:p>
+      <w:pPr>
+        <w:spacing w:after="0"/>
+      </w:pPr>
       <w:r>
         <w:t>API</w:t>
       </w:r>
     </w:p>
     <w:p>
+      <w:pPr>
+        <w:spacing w:after="0"/>
+      </w:pPr>
       <w:r>
         <w:t xml:space="preserve">     |</w:t>
       </w:r>
     </w:p>
     <w:p>
+      <w:pPr>
+        <w:spacing w:after="0"/>
+      </w:pPr>
       <w:r>
         <w:t xml:space="preserve">     V</w:t>
       </w:r>
     </w:p>
     <w:p>
+      <w:pPr>
+        <w:spacing w:after="0"/>
+      </w:pPr>
       <w:r>
         <w:t>Base de Datos del servidor</w:t>
       </w:r>
     </w:p>
     <w:p>
+      <w:pPr>
+        <w:spacing w:after="0"/>
+      </w:pPr>
       <w:r>
         <w:pict>
           <v:rect id="_x0000_i1028" style="width:0;height:1.5pt" o:hralign="center" o:hrstd="t" o:hr="t" fillcolor="#a0a0a0" stroked="f"/>
@@ -12288,6 +12425,7 @@
     </w:p>
     <w:p>
       <w:pPr>
+        <w:spacing w:after="0"/>
         <w:rPr>
           <w:b/>
           <w:bCs/>
@@ -12318,12 +12456,16 @@
       </w:r>
     </w:p>
     <w:p>
+      <w:pPr>
+        <w:spacing w:after="0"/>
+      </w:pPr>
       <w:r>
         <w:t>Supongamos que el usuario quiere registrar una venta.</w:t>
       </w:r>
     </w:p>
     <w:p>
       <w:pPr>
+        <w:spacing w:after="0"/>
         <w:rPr>
           <w:b/>
           <w:bCs/>
@@ -12338,26 +12480,41 @@
       </w:r>
     </w:p>
     <w:p>
+      <w:pPr>
+        <w:spacing w:after="0"/>
+      </w:pPr>
       <w:r>
         <w:t>El usuario presiona Guardar.</w:t>
       </w:r>
     </w:p>
     <w:p>
+      <w:pPr>
+        <w:spacing w:after="0"/>
+      </w:pPr>
       <w:r>
         <w:t>Usuario</w:t>
       </w:r>
     </w:p>
     <w:p>
+      <w:pPr>
+        <w:spacing w:after="0"/>
+      </w:pPr>
       <w:r>
         <w:t xml:space="preserve">   |</w:t>
       </w:r>
     </w:p>
     <w:p>
+      <w:pPr>
+        <w:spacing w:after="0"/>
+      </w:pPr>
       <w:r>
         <w:t xml:space="preserve">   V</w:t>
       </w:r>
     </w:p>
     <w:p>
+      <w:pPr>
+        <w:spacing w:after="0"/>
+      </w:pPr>
       <w:proofErr w:type="spellStart"/>
       <w:r>
         <w:t>Frontend</w:t>
@@ -12365,31 +12522,50 @@
       <w:proofErr w:type="spellEnd"/>
     </w:p>
     <w:p>
+      <w:pPr>
+        <w:spacing w:after="0"/>
+      </w:pPr>
       <w:r>
         <w:t xml:space="preserve">   |</w:t>
       </w:r>
     </w:p>
     <w:p>
-      <w:r>
+      <w:pPr>
+        <w:spacing w:after="0"/>
+      </w:pPr>
+      <w:r>
+        <w:lastRenderedPageBreak/>
         <w:t xml:space="preserve">   V</w:t>
       </w:r>
     </w:p>
     <w:p>
+      <w:pPr>
+        <w:spacing w:after="0"/>
+      </w:pPr>
       <w:r>
         <w:t>API</w:t>
       </w:r>
     </w:p>
     <w:p>
+      <w:pPr>
+        <w:spacing w:after="0"/>
+      </w:pPr>
       <w:r>
         <w:t xml:space="preserve">   |</w:t>
       </w:r>
     </w:p>
     <w:p>
+      <w:pPr>
+        <w:spacing w:after="0"/>
+      </w:pPr>
       <w:r>
         <w:t xml:space="preserve">   V</w:t>
       </w:r>
     </w:p>
     <w:p>
+      <w:pPr>
+        <w:spacing w:after="0"/>
+      </w:pPr>
       <w:proofErr w:type="spellStart"/>
       <w:r>
         <w:t>MySQL</w:t>
@@ -12397,11 +12573,17 @@
       <w:proofErr w:type="spellEnd"/>
     </w:p>
     <w:p>
+      <w:pPr>
+        <w:spacing w:after="0"/>
+      </w:pPr>
       <w:r>
         <w:t>Todo funciona como siempre.</w:t>
       </w:r>
     </w:p>
     <w:p>
+      <w:pPr>
+        <w:spacing w:after="0"/>
+      </w:pPr>
       <w:r>
         <w:pict>
           <v:rect id="_x0000_i1029" style="width:0;height:1.5pt" o:hralign="center" o:hrstd="t" o:hr="t" fillcolor="#a0a0a0" stroked="f"/>
@@ -12410,6 +12592,7 @@
     </w:p>
     <w:p>
       <w:pPr>
+        <w:spacing w:after="0"/>
         <w:rPr>
           <w:b/>
           <w:bCs/>
@@ -12424,24 +12607,35 @@
       </w:r>
     </w:p>
     <w:p>
+      <w:pPr>
+        <w:spacing w:after="0"/>
+      </w:pPr>
       <w:r>
         <w:t>El usuario presiona Guardar.</w:t>
       </w:r>
     </w:p>
     <w:p>
+      <w:pPr>
+        <w:spacing w:after="0"/>
+      </w:pPr>
       <w:r>
         <w:t>El sistema detecta:</w:t>
       </w:r>
     </w:p>
     <w:p>
-      <w:proofErr w:type="spellStart"/>
-      <w:r>
-        <w:lastRenderedPageBreak/>
+      <w:pPr>
+        <w:spacing w:after="0"/>
+      </w:pPr>
+      <w:proofErr w:type="spellStart"/>
+      <w:r>
         <w:t>navigator.onLine</w:t>
       </w:r>
       <w:proofErr w:type="spellEnd"/>
     </w:p>
     <w:p>
+      <w:pPr>
+        <w:spacing w:after="0"/>
+      </w:pPr>
       <w:proofErr w:type="gramStart"/>
       <w:r>
         <w:t>devuelve</w:t>
@@ -12449,6 +12643,9 @@
       <w:proofErr w:type="gramEnd"/>
     </w:p>
     <w:p>
+      <w:pPr>
+        <w:spacing w:after="0"/>
+      </w:pPr>
       <w:proofErr w:type="gramStart"/>
       <w:r>
         <w:t>false</w:t>
@@ -12456,36 +12653,57 @@
       <w:proofErr w:type="gramEnd"/>
     </w:p>
     <w:p>
+      <w:pPr>
+        <w:spacing w:after="0"/>
+      </w:pPr>
       <w:r>
         <w:t>Entonces NO intenta llamar a la API.</w:t>
       </w:r>
     </w:p>
     <w:p>
+      <w:pPr>
+        <w:spacing w:after="0"/>
+      </w:pPr>
       <w:r>
         <w:t>En lugar de eso:</w:t>
       </w:r>
     </w:p>
     <w:p>
+      <w:pPr>
+        <w:spacing w:after="0"/>
+      </w:pPr>
       <w:r>
         <w:t>1 Guarda la venta localmente.</w:t>
       </w:r>
     </w:p>
     <w:p>
+      <w:pPr>
+        <w:spacing w:after="0"/>
+      </w:pPr>
       <w:r>
         <w:t>Por ejemplo:</w:t>
       </w:r>
     </w:p>
     <w:p>
+      <w:pPr>
+        <w:spacing w:after="0"/>
+      </w:pPr>
       <w:r>
         <w:t>Venta #1</w:t>
       </w:r>
     </w:p>
     <w:p>
+      <w:pPr>
+        <w:spacing w:after="0"/>
+      </w:pPr>
       <w:r>
         <w:t>Estado = Pendiente</w:t>
       </w:r>
     </w:p>
     <w:p>
+      <w:pPr>
+        <w:spacing w:after="0"/>
+      </w:pPr>
       <w:r>
         <w:t xml:space="preserve">Fecha </w:t>
       </w:r>
@@ -12496,6 +12714,9 @@
       <w:proofErr w:type="gramEnd"/>
     </w:p>
     <w:p>
+      <w:pPr>
+        <w:spacing w:after="0"/>
+      </w:pPr>
       <w:proofErr w:type="gramStart"/>
       <w:r>
         <w:t>en</w:t>
@@ -12508,6 +12729,7 @@
           <w:ilvl w:val="0"/>
           <w:numId w:val="27"/>
         </w:numPr>
+        <w:spacing w:after="0"/>
       </w:pPr>
       <w:proofErr w:type="spellStart"/>
       <w:r>
@@ -12524,6 +12746,7 @@
           <w:ilvl w:val="0"/>
           <w:numId w:val="27"/>
         </w:numPr>
+        <w:spacing w:after="0"/>
       </w:pPr>
       <w:proofErr w:type="spellStart"/>
       <w:r>
@@ -12548,6 +12771,7 @@
           <w:ilvl w:val="0"/>
           <w:numId w:val="27"/>
         </w:numPr>
+        <w:spacing w:after="0"/>
       </w:pPr>
       <w:proofErr w:type="spellStart"/>
       <w:r>
@@ -12559,6 +12783,9 @@
       </w:r>
     </w:p>
     <w:p>
+      <w:pPr>
+        <w:spacing w:after="0"/>
+      </w:pPr>
       <w:proofErr w:type="gramStart"/>
       <w:r>
         <w:t>dependiendo</w:t>
@@ -12569,16 +12796,25 @@
       </w:r>
     </w:p>
     <w:p>
+      <w:pPr>
+        <w:spacing w:after="0"/>
+      </w:pPr>
       <w:r>
         <w:t>El usuario cree que la venta quedó guardada.</w:t>
       </w:r>
     </w:p>
     <w:p>
+      <w:pPr>
+        <w:spacing w:after="0"/>
+      </w:pPr>
       <w:r>
         <w:t>Y realmente quedó guardada...</w:t>
       </w:r>
     </w:p>
     <w:p>
+      <w:pPr>
+        <w:spacing w:after="0"/>
+      </w:pPr>
       <w:proofErr w:type="gramStart"/>
       <w:r>
         <w:t>pero</w:t>
@@ -12589,6 +12825,9 @@
       </w:r>
     </w:p>
     <w:p>
+      <w:pPr>
+        <w:spacing w:after="0"/>
+      </w:pPr>
       <w:r>
         <w:pict>
           <v:rect id="_x0000_i1030" style="width:0;height:1.5pt" o:hralign="center" o:hrstd="t" o:hr="t" fillcolor="#a0a0a0" stroked="f"/>
@@ -12597,6 +12836,7 @@
     </w:p>
     <w:p>
       <w:pPr>
+        <w:spacing w:after="0"/>
         <w:rPr>
           <w:b/>
           <w:bCs/>
@@ -12611,21 +12851,33 @@
       </w:r>
     </w:p>
     <w:p>
+      <w:pPr>
+        <w:spacing w:after="0"/>
+      </w:pPr>
       <w:r>
         <w:t>Nada.</w:t>
       </w:r>
     </w:p>
     <w:p>
+      <w:pPr>
+        <w:spacing w:after="0"/>
+      </w:pPr>
       <w:r>
         <w:t>Ni siquiera sabe que existe esa venta.</w:t>
       </w:r>
     </w:p>
     <w:p>
+      <w:pPr>
+        <w:spacing w:after="0"/>
+      </w:pPr>
       <w:r>
         <w:t>Porque nunca llegó.</w:t>
       </w:r>
     </w:p>
     <w:p>
+      <w:pPr>
+        <w:spacing w:after="0"/>
+      </w:pPr>
       <w:r>
         <w:pict>
           <v:rect id="_x0000_i1031" style="width:0;height:1.5pt" o:hralign="center" o:hrstd="t" o:hr="t" fillcolor="#a0a0a0" stroked="f"/>
@@ -12634,6 +12886,7 @@
     </w:p>
     <w:p>
       <w:pPr>
+        <w:spacing w:after="0"/>
         <w:rPr>
           <w:b/>
           <w:bCs/>
@@ -12648,93 +12901,185 @@
       </w:r>
     </w:p>
     <w:p>
+      <w:pPr>
+        <w:spacing w:after="0"/>
+      </w:pPr>
       <w:r>
         <w:t>Cada registro tiene un estado.</w:t>
       </w:r>
     </w:p>
     <w:p>
+      <w:pPr>
+        <w:spacing w:after="0"/>
+      </w:pPr>
       <w:r>
         <w:t>Ejemplo</w:t>
       </w:r>
     </w:p>
     <w:p>
+      <w:pPr>
+        <w:spacing w:after="0"/>
+      </w:pPr>
+      <w:r>
+        <w:t>ID Local</w:t>
+      </w:r>
+    </w:p>
+    <w:p>
+      <w:pPr>
+        <w:spacing w:after="0"/>
+      </w:pPr>
+    </w:p>
+    <w:p>
+      <w:pPr>
+        <w:spacing w:after="0"/>
+      </w:pPr>
+      <w:r>
+        <w:t>Estado</w:t>
+      </w:r>
+    </w:p>
+    <w:p>
+      <w:pPr>
+        <w:spacing w:after="0"/>
+      </w:pPr>
+    </w:p>
+    <w:p>
+      <w:pPr>
+        <w:spacing w:after="0"/>
+      </w:pPr>
+      <w:r>
+        <w:t>Fecha</w:t>
+      </w:r>
+    </w:p>
+    <w:p>
+      <w:pPr>
+        <w:spacing w:after="0"/>
+      </w:pPr>
+    </w:p>
+    <w:p>
+      <w:pPr>
+        <w:spacing w:after="0"/>
+      </w:pPr>
+      <w:r>
+        <w:t>1</w:t>
+      </w:r>
+    </w:p>
+    <w:p>
+      <w:pPr>
+        <w:spacing w:after="0"/>
+      </w:pPr>
+    </w:p>
+    <w:p>
+      <w:pPr>
+        <w:spacing w:after="0"/>
+      </w:pPr>
       <w:r>
         <w:lastRenderedPageBreak/>
-        <w:t>ID Local</w:t>
-      </w:r>
-    </w:p>
-    <w:p/>
-    <w:p>
-      <w:r>
-        <w:t>Estado</w:t>
-      </w:r>
-    </w:p>
-    <w:p/>
-    <w:p>
-      <w:r>
-        <w:t>Fecha</w:t>
-      </w:r>
-    </w:p>
-    <w:p/>
-    <w:p>
-      <w:r>
-        <w:t>1</w:t>
-      </w:r>
-    </w:p>
-    <w:p/>
-    <w:p>
-      <w:r>
         <w:t>Pendiente</w:t>
       </w:r>
     </w:p>
-    <w:p/>
-    <w:p>
+    <w:p>
+      <w:pPr>
+        <w:spacing w:after="0"/>
+      </w:pPr>
+    </w:p>
+    <w:p>
+      <w:pPr>
+        <w:spacing w:after="0"/>
+      </w:pPr>
       <w:r>
         <w:t>10:35</w:t>
       </w:r>
     </w:p>
-    <w:p/>
-    <w:p>
+    <w:p>
+      <w:pPr>
+        <w:spacing w:after="0"/>
+      </w:pPr>
+    </w:p>
+    <w:p>
+      <w:pPr>
+        <w:spacing w:after="0"/>
+      </w:pPr>
       <w:r>
         <w:t>2</w:t>
       </w:r>
     </w:p>
-    <w:p/>
-    <w:p>
+    <w:p>
+      <w:pPr>
+        <w:spacing w:after="0"/>
+      </w:pPr>
+    </w:p>
+    <w:p>
+      <w:pPr>
+        <w:spacing w:after="0"/>
+      </w:pPr>
       <w:r>
         <w:t>Pendiente</w:t>
       </w:r>
     </w:p>
-    <w:p/>
-    <w:p>
+    <w:p>
+      <w:pPr>
+        <w:spacing w:after="0"/>
+      </w:pPr>
+    </w:p>
+    <w:p>
+      <w:pPr>
+        <w:spacing w:after="0"/>
+      </w:pPr>
       <w:r>
         <w:t>10:37</w:t>
       </w:r>
     </w:p>
-    <w:p/>
-    <w:p>
+    <w:p>
+      <w:pPr>
+        <w:spacing w:after="0"/>
+      </w:pPr>
+    </w:p>
+    <w:p>
+      <w:pPr>
+        <w:spacing w:after="0"/>
+      </w:pPr>
       <w:r>
         <w:t>3</w:t>
       </w:r>
     </w:p>
-    <w:p/>
-    <w:p>
+    <w:p>
+      <w:pPr>
+        <w:spacing w:after="0"/>
+      </w:pPr>
+    </w:p>
+    <w:p>
+      <w:pPr>
+        <w:spacing w:after="0"/>
+      </w:pPr>
       <w:r>
         <w:t>Sincronizado</w:t>
       </w:r>
     </w:p>
-    <w:p/>
-    <w:p>
+    <w:p>
+      <w:pPr>
+        <w:spacing w:after="0"/>
+      </w:pPr>
+    </w:p>
+    <w:p>
+      <w:pPr>
+        <w:spacing w:after="0"/>
+      </w:pPr>
       <w:r>
         <w:t>10:15</w:t>
       </w:r>
     </w:p>
     <w:p>
+      <w:pPr>
+        <w:spacing w:after="0"/>
+      </w:pPr>
       <w:r>
         <w:t>Los que están en Pendiente son enviados cuando vuelve Internet.</w:t>
       </w:r>
     </w:p>
     <w:p>
+      <w:pPr>
+        <w:spacing w:after="0"/>
+      </w:pPr>
       <w:r>
         <w:pict>
           <v:rect id="_x0000_i1032" style="width:0;height:1.5pt" o:hralign="center" o:hrstd="t" o:hr="t" fillcolor="#a0a0a0" stroked="f"/>
@@ -12743,6 +13088,7 @@
     </w:p>
     <w:p>
       <w:pPr>
+        <w:spacing w:after="0"/>
         <w:rPr>
           <w:b/>
           <w:bCs/>
@@ -12757,15 +13103,20 @@
       </w:r>
     </w:p>
     <w:p>
+      <w:pPr>
+        <w:spacing w:after="0"/>
+      </w:pPr>
       <w:r>
         <w:t>El navegador puede detectar:</w:t>
       </w:r>
     </w:p>
     <w:p>
+      <w:pPr>
+        <w:spacing w:after="0"/>
+      </w:pPr>
       <w:proofErr w:type="spellStart"/>
       <w:proofErr w:type="gramStart"/>
       <w:r>
-        <w:lastRenderedPageBreak/>
         <w:t>window.addEventListener</w:t>
       </w:r>
       <w:proofErr w:type="spellEnd"/>
@@ -12777,14 +13128,28 @@
         <w:t>"online", () =&gt; {</w:t>
       </w:r>
     </w:p>
-    <w:p/>
-    <w:p>
+    <w:p>
+      <w:pPr>
+        <w:spacing w:after="0"/>
+      </w:pPr>
+    </w:p>
+    <w:p>
+      <w:pPr>
+        <w:spacing w:after="0"/>
+      </w:pPr>
       <w:r>
         <w:t>});</w:t>
       </w:r>
     </w:p>
-    <w:p/>
-    <w:p>
+    <w:p>
+      <w:pPr>
+        <w:spacing w:after="0"/>
+      </w:pPr>
+    </w:p>
+    <w:p>
+      <w:pPr>
+        <w:spacing w:after="0"/>
+      </w:pPr>
       <w:proofErr w:type="spellStart"/>
       <w:proofErr w:type="gramStart"/>
       <w:r>
@@ -12799,18 +13164,31 @@
         <w:t>"offline", () =&gt; {</w:t>
       </w:r>
     </w:p>
-    <w:p/>
-    <w:p>
+    <w:p>
+      <w:pPr>
+        <w:spacing w:after="0"/>
+      </w:pPr>
+    </w:p>
+    <w:p>
+      <w:pPr>
+        <w:spacing w:after="0"/>
+      </w:pPr>
       <w:r>
         <w:t>});</w:t>
       </w:r>
     </w:p>
     <w:p>
+      <w:pPr>
+        <w:spacing w:after="0"/>
+      </w:pPr>
       <w:r>
         <w:t>Cuando ocurre</w:t>
       </w:r>
     </w:p>
     <w:p>
+      <w:pPr>
+        <w:spacing w:after="0"/>
+      </w:pPr>
       <w:proofErr w:type="gramStart"/>
       <w:r>
         <w:t>online</w:t>
@@ -12818,6 +13196,9 @@
       <w:proofErr w:type="gramEnd"/>
     </w:p>
     <w:p>
+      <w:pPr>
+        <w:spacing w:after="0"/>
+      </w:pPr>
       <w:proofErr w:type="gramStart"/>
       <w:r>
         <w:t>comienza</w:t>
@@ -12828,6 +13209,9 @@
       </w:r>
     </w:p>
     <w:p>
+      <w:pPr>
+        <w:spacing w:after="0"/>
+      </w:pPr>
       <w:r>
         <w:pict>
           <v:rect id="_x0000_i1033" style="width:0;height:1.5pt" o:hralign="center" o:hrstd="t" o:hr="t" fillcolor="#a0a0a0" stroked="f"/>
@@ -12836,6 +13220,7 @@
     </w:p>
     <w:p>
       <w:pPr>
+        <w:spacing w:after="0"/>
         <w:rPr>
           <w:b/>
           <w:bCs/>
@@ -12850,33 +13235,59 @@
       </w:r>
     </w:p>
     <w:p>
+      <w:pPr>
+        <w:spacing w:after="0"/>
+      </w:pPr>
       <w:r>
         <w:t>Supongamos que existen tres ventas pendientes.</w:t>
       </w:r>
     </w:p>
     <w:p>
+      <w:pPr>
+        <w:spacing w:after="0"/>
+      </w:pPr>
       <w:r>
         <w:t>Venta 15</w:t>
       </w:r>
     </w:p>
-    <w:p/>
-    <w:p>
+    <w:p>
+      <w:pPr>
+        <w:spacing w:after="0"/>
+      </w:pPr>
+    </w:p>
+    <w:p>
+      <w:pPr>
+        <w:spacing w:after="0"/>
+      </w:pPr>
       <w:r>
         <w:t>Venta 16</w:t>
       </w:r>
     </w:p>
-    <w:p/>
-    <w:p>
+    <w:p>
+      <w:pPr>
+        <w:spacing w:after="0"/>
+      </w:pPr>
+    </w:p>
+    <w:p>
+      <w:pPr>
+        <w:spacing w:after="0"/>
+      </w:pPr>
       <w:r>
         <w:t>Venta 17</w:t>
       </w:r>
     </w:p>
     <w:p>
+      <w:pPr>
+        <w:spacing w:after="0"/>
+      </w:pPr>
       <w:r>
         <w:t>El sistema hace:</w:t>
       </w:r>
     </w:p>
     <w:p>
+      <w:pPr>
+        <w:spacing w:after="0"/>
+      </w:pPr>
       <w:proofErr w:type="spellStart"/>
       <w:proofErr w:type="gramStart"/>
       <w:r>
@@ -12888,8 +13299,15 @@
         <w:t xml:space="preserve"> cada venta pendiente</w:t>
       </w:r>
     </w:p>
-    <w:p/>
-    <w:p>
+    <w:p>
+      <w:pPr>
+        <w:spacing w:after="0"/>
+      </w:pPr>
+    </w:p>
+    <w:p>
+      <w:pPr>
+        <w:spacing w:after="0"/>
+      </w:pPr>
       <w:r>
         <w:t xml:space="preserve">    </w:t>
       </w:r>
@@ -12902,8 +13320,15 @@
         <w:t xml:space="preserve"> al servidor</w:t>
       </w:r>
     </w:p>
-    <w:p/>
-    <w:p>
+    <w:p>
+      <w:pPr>
+        <w:spacing w:after="0"/>
+      </w:pPr>
+    </w:p>
+    <w:p>
+      <w:pPr>
+        <w:spacing w:after="0"/>
+      </w:pPr>
       <w:r>
         <w:t xml:space="preserve">    </w:t>
       </w:r>
@@ -12916,8 +13341,15 @@
         <w:t xml:space="preserve"> responde OK</w:t>
       </w:r>
     </w:p>
-    <w:p/>
-    <w:p>
+    <w:p>
+      <w:pPr>
+        <w:spacing w:after="0"/>
+      </w:pPr>
+    </w:p>
+    <w:p>
+      <w:pPr>
+        <w:spacing w:after="0"/>
+      </w:pPr>
       <w:r>
         <w:t xml:space="preserve">        </w:t>
       </w:r>
@@ -12930,10 +13362,16 @@
         <w:t xml:space="preserve"> sincronizada</w:t>
       </w:r>
     </w:p>
-    <w:p/>
-    <w:p>
-      <w:r>
-        <w:lastRenderedPageBreak/>
+    <w:p>
+      <w:pPr>
+        <w:spacing w:after="0"/>
+      </w:pPr>
+    </w:p>
+    <w:p>
+      <w:pPr>
+        <w:spacing w:after="0"/>
+      </w:pPr>
+      <w:r>
         <w:t xml:space="preserve">    </w:t>
       </w:r>
       <w:proofErr w:type="gramStart"/>
@@ -12942,8 +13380,15 @@
       </w:r>
       <w:proofErr w:type="gramEnd"/>
     </w:p>
-    <w:p/>
-    <w:p>
+    <w:p>
+      <w:pPr>
+        <w:spacing w:after="0"/>
+      </w:pPr>
+    </w:p>
+    <w:p>
+      <w:pPr>
+        <w:spacing w:after="0"/>
+      </w:pPr>
       <w:r>
         <w:t xml:space="preserve">        </w:t>
       </w:r>
@@ -12957,6 +13402,9 @@
       </w:r>
     </w:p>
     <w:p>
+      <w:pPr>
+        <w:spacing w:after="0"/>
+      </w:pPr>
       <w:r>
         <w:pict>
           <v:rect id="_x0000_i1034" style="width:0;height:1.5pt" o:hralign="center" o:hrstd="t" o:hr="t" fillcolor="#a0a0a0" stroked="f"/>
@@ -12965,6 +13413,7 @@
     </w:p>
     <w:p>
       <w:pPr>
+        <w:spacing w:after="0"/>
         <w:rPr>
           <w:b/>
           <w:bCs/>
@@ -12979,6 +13428,9 @@
       </w:r>
     </w:p>
     <w:p>
+      <w:pPr>
+        <w:spacing w:after="0"/>
+      </w:pPr>
       <w:proofErr w:type="gramStart"/>
       <w:r>
         <w:t>try</w:t>
@@ -12988,8 +13440,15 @@
         <w:t>{</w:t>
       </w:r>
     </w:p>
-    <w:p/>
-    <w:p>
+    <w:p>
+      <w:pPr>
+        <w:spacing w:after="0"/>
+      </w:pPr>
+    </w:p>
+    <w:p>
+      <w:pPr>
+        <w:spacing w:after="0"/>
+      </w:pPr>
       <w:r>
         <w:t xml:space="preserve">    </w:t>
       </w:r>
@@ -13012,8 +13471,15 @@
         <w:t>(venta);</w:t>
       </w:r>
     </w:p>
-    <w:p/>
-    <w:p>
+    <w:p>
+      <w:pPr>
+        <w:spacing w:after="0"/>
+      </w:pPr>
+    </w:p>
+    <w:p>
+      <w:pPr>
+        <w:spacing w:after="0"/>
+      </w:pPr>
       <w:r>
         <w:t xml:space="preserve">    </w:t>
       </w:r>
@@ -13026,13 +13492,23 @@
         <w:t>="SINCRONIZADA";</w:t>
       </w:r>
     </w:p>
-    <w:p/>
-    <w:p>
+    <w:p>
+      <w:pPr>
+        <w:spacing w:after="0"/>
+      </w:pPr>
+    </w:p>
+    <w:p>
+      <w:pPr>
+        <w:spacing w:after="0"/>
+      </w:pPr>
       <w:r>
         <w:t>}</w:t>
       </w:r>
     </w:p>
     <w:p>
+      <w:pPr>
+        <w:spacing w:after="0"/>
+      </w:pPr>
       <w:proofErr w:type="gramStart"/>
       <w:r>
         <w:t>catch</w:t>
@@ -13042,8 +13518,15 @@
         <w:t>{</w:t>
       </w:r>
     </w:p>
-    <w:p/>
-    <w:p>
+    <w:p>
+      <w:pPr>
+        <w:spacing w:after="0"/>
+      </w:pPr>
+    </w:p>
+    <w:p>
+      <w:pPr>
+        <w:spacing w:after="0"/>
+      </w:pPr>
       <w:r>
         <w:t xml:space="preserve">    </w:t>
       </w:r>
@@ -13056,23 +13539,39 @@
         <w:t>="PENDIENTE";</w:t>
       </w:r>
     </w:p>
-    <w:p/>
-    <w:p>
+    <w:p>
+      <w:pPr>
+        <w:spacing w:after="0"/>
+      </w:pPr>
+    </w:p>
+    <w:p>
+      <w:pPr>
+        <w:spacing w:after="0"/>
+      </w:pPr>
       <w:r>
         <w:t>}</w:t>
       </w:r>
     </w:p>
     <w:p>
+      <w:pPr>
+        <w:spacing w:after="0"/>
+      </w:pPr>
       <w:r>
         <w:t>Pero el try/catch solamente captura el error.</w:t>
       </w:r>
     </w:p>
     <w:p>
+      <w:pPr>
+        <w:spacing w:after="0"/>
+      </w:pPr>
       <w:r>
         <w:t>No sincroniza nada.</w:t>
       </w:r>
     </w:p>
     <w:p>
+      <w:pPr>
+        <w:spacing w:after="0"/>
+      </w:pPr>
       <w:r>
         <w:pict>
           <v:rect id="_x0000_i1035" style="width:0;height:1.5pt" o:hralign="center" o:hrstd="t" o:hr="t" fillcolor="#a0a0a0" stroked="f"/>
@@ -13081,6 +13580,7 @@
     </w:p>
     <w:p>
       <w:pPr>
+        <w:spacing w:after="0"/>
         <w:rPr>
           <w:b/>
           <w:bCs/>
@@ -13095,16 +13595,25 @@
       </w:r>
     </w:p>
     <w:p>
+      <w:pPr>
+        <w:spacing w:after="0"/>
+      </w:pPr>
       <w:r>
         <w:t>Cuando el servidor recibe una venta.</w:t>
       </w:r>
     </w:p>
     <w:p>
+      <w:pPr>
+        <w:spacing w:after="0"/>
+      </w:pPr>
       <w:r>
         <w:t>Ejemplo</w:t>
       </w:r>
     </w:p>
     <w:p>
+      <w:pPr>
+        <w:spacing w:after="0"/>
+      </w:pPr>
       <w:r>
         <w:t>Registrar una factura implica:</w:t>
       </w:r>
@@ -13115,6 +13624,7 @@
           <w:ilvl w:val="0"/>
           <w:numId w:val="28"/>
         </w:numPr>
+        <w:spacing w:after="0"/>
       </w:pPr>
       <w:r>
         <w:t xml:space="preserve">insertar factura </w:t>
@@ -13126,6 +13636,7 @@
           <w:ilvl w:val="0"/>
           <w:numId w:val="28"/>
         </w:numPr>
+        <w:spacing w:after="0"/>
       </w:pPr>
       <w:r>
         <w:t xml:space="preserve">insertar detalle </w:t>
@@ -13137,6 +13648,7 @@
           <w:ilvl w:val="0"/>
           <w:numId w:val="28"/>
         </w:numPr>
+        <w:spacing w:after="0"/>
       </w:pPr>
       <w:r>
         <w:t xml:space="preserve">descontar stock </w:t>
@@ -13148,9 +13660,9 @@
           <w:ilvl w:val="0"/>
           <w:numId w:val="28"/>
         </w:numPr>
-      </w:pPr>
-      <w:r>
-        <w:lastRenderedPageBreak/>
+        <w:spacing w:after="0"/>
+      </w:pPr>
+      <w:r>
         <w:t xml:space="preserve">generar movimiento </w:t>
       </w:r>
     </w:p>
@@ -13160,62 +13672,113 @@
           <w:ilvl w:val="0"/>
           <w:numId w:val="28"/>
         </w:numPr>
+        <w:spacing w:after="0"/>
       </w:pPr>
       <w:r>
         <w:t xml:space="preserve">actualizar caja </w:t>
       </w:r>
     </w:p>
     <w:p>
+      <w:pPr>
+        <w:spacing w:after="0"/>
+      </w:pPr>
       <w:r>
         <w:t>Todo eso ocurre dentro de una transacción.</w:t>
       </w:r>
     </w:p>
     <w:p>
+      <w:pPr>
+        <w:spacing w:after="0"/>
+      </w:pPr>
       <w:r>
         <w:t>BEGIN</w:t>
       </w:r>
     </w:p>
-    <w:p/>
-    <w:p>
+    <w:p>
+      <w:pPr>
+        <w:spacing w:after="0"/>
+      </w:pPr>
+    </w:p>
+    <w:p>
+      <w:pPr>
+        <w:spacing w:after="0"/>
+      </w:pPr>
       <w:r>
         <w:t>INSERT factura</w:t>
       </w:r>
     </w:p>
-    <w:p/>
-    <w:p>
+    <w:p>
+      <w:pPr>
+        <w:spacing w:after="0"/>
+      </w:pPr>
+    </w:p>
+    <w:p>
+      <w:pPr>
+        <w:spacing w:after="0"/>
+      </w:pPr>
       <w:r>
         <w:t>INSERT detalle</w:t>
       </w:r>
     </w:p>
-    <w:p/>
-    <w:p>
+    <w:p>
+      <w:pPr>
+        <w:spacing w:after="0"/>
+      </w:pPr>
+    </w:p>
+    <w:p>
+      <w:pPr>
+        <w:spacing w:after="0"/>
+      </w:pPr>
       <w:r>
         <w:t>UPDATE stock</w:t>
       </w:r>
     </w:p>
-    <w:p/>
-    <w:p>
+    <w:p>
+      <w:pPr>
+        <w:spacing w:after="0"/>
+      </w:pPr>
+    </w:p>
+    <w:p>
+      <w:pPr>
+        <w:spacing w:after="0"/>
+      </w:pPr>
       <w:r>
         <w:t>UPDATE caja</w:t>
       </w:r>
     </w:p>
-    <w:p/>
-    <w:p>
+    <w:p>
+      <w:pPr>
+        <w:spacing w:after="0"/>
+      </w:pPr>
+    </w:p>
+    <w:p>
+      <w:pPr>
+        <w:spacing w:after="0"/>
+      </w:pPr>
       <w:r>
         <w:t>COMMIT</w:t>
       </w:r>
     </w:p>
     <w:p>
+      <w:pPr>
+        <w:spacing w:after="0"/>
+      </w:pPr>
       <w:r>
         <w:t>Si falla una consulta</w:t>
       </w:r>
     </w:p>
     <w:p>
+      <w:pPr>
+        <w:spacing w:after="0"/>
+      </w:pPr>
       <w:r>
         <w:t>ROLLBACK</w:t>
       </w:r>
     </w:p>
     <w:p>
+      <w:pPr>
+        <w:spacing w:after="0"/>
+      </w:pPr>
       <w:proofErr w:type="gramStart"/>
       <w:r>
         <w:t>y</w:t>
@@ -13226,11 +13789,18 @@
       </w:r>
     </w:p>
     <w:p>
-      <w:r>
+      <w:pPr>
+        <w:spacing w:after="0"/>
+      </w:pPr>
+      <w:r>
+        <w:lastRenderedPageBreak/>
         <w:t>Eso garantiza consistencia en el servidor.</w:t>
       </w:r>
     </w:p>
     <w:p>
+      <w:pPr>
+        <w:spacing w:after="0"/>
+      </w:pPr>
       <w:r>
         <w:pict>
           <v:rect id="_x0000_i1036" style="width:0;height:1.5pt" o:hralign="center" o:hrstd="t" o:hr="t" fillcolor="#a0a0a0" stroked="f"/>
@@ -13239,6 +13809,7 @@
     </w:p>
     <w:p>
       <w:pPr>
+        <w:spacing w:after="0"/>
         <w:rPr>
           <w:b/>
           <w:bCs/>
@@ -13253,83 +13824,162 @@
       </w:r>
     </w:p>
     <w:p>
+      <w:pPr>
+        <w:spacing w:after="0"/>
+      </w:pPr>
       <w:r>
         <w:t>Ejemplo:</w:t>
       </w:r>
     </w:p>
     <w:p>
+      <w:pPr>
+        <w:spacing w:after="0"/>
+      </w:pPr>
       <w:r>
         <w:t>Usuario</w:t>
       </w:r>
     </w:p>
-    <w:p/>
-    <w:p>
+    <w:p>
+      <w:pPr>
+        <w:spacing w:after="0"/>
+      </w:pPr>
+    </w:p>
+    <w:p>
+      <w:pPr>
+        <w:spacing w:after="0"/>
+      </w:pPr>
       <w:r>
         <w:t>↓</w:t>
       </w:r>
     </w:p>
-    <w:p/>
-    <w:p>
+    <w:p>
+      <w:pPr>
+        <w:spacing w:after="0"/>
+      </w:pPr>
+    </w:p>
+    <w:p>
+      <w:pPr>
+        <w:spacing w:after="0"/>
+      </w:pPr>
       <w:r>
         <w:t>Enviar Venta</w:t>
       </w:r>
     </w:p>
-    <w:p/>
-    <w:p>
-      <w:r>
-        <w:lastRenderedPageBreak/>
+    <w:p>
+      <w:pPr>
+        <w:spacing w:after="0"/>
+      </w:pPr>
+    </w:p>
+    <w:p>
+      <w:pPr>
+        <w:spacing w:after="0"/>
+      </w:pPr>
+      <w:r>
         <w:t>↓</w:t>
       </w:r>
     </w:p>
-    <w:p/>
-    <w:p>
+    <w:p>
+      <w:pPr>
+        <w:spacing w:after="0"/>
+      </w:pPr>
+    </w:p>
+    <w:p>
+      <w:pPr>
+        <w:spacing w:after="0"/>
+      </w:pPr>
       <w:r>
         <w:t>Servidor</w:t>
       </w:r>
     </w:p>
-    <w:p/>
-    <w:p>
+    <w:p>
+      <w:pPr>
+        <w:spacing w:after="0"/>
+      </w:pPr>
+    </w:p>
+    <w:p>
+      <w:pPr>
+        <w:spacing w:after="0"/>
+      </w:pPr>
       <w:r>
         <w:t>↓</w:t>
       </w:r>
     </w:p>
-    <w:p/>
-    <w:p>
+    <w:p>
+      <w:pPr>
+        <w:spacing w:after="0"/>
+      </w:pPr>
+    </w:p>
+    <w:p>
+      <w:pPr>
+        <w:spacing w:after="0"/>
+      </w:pPr>
       <w:r>
         <w:t>INSERT factura</w:t>
       </w:r>
     </w:p>
-    <w:p/>
-    <w:p>
+    <w:p>
+      <w:pPr>
+        <w:spacing w:after="0"/>
+      </w:pPr>
+    </w:p>
+    <w:p>
+      <w:pPr>
+        <w:spacing w:after="0"/>
+      </w:pPr>
       <w:r>
         <w:t>↓</w:t>
       </w:r>
     </w:p>
-    <w:p/>
-    <w:p>
+    <w:p>
+      <w:pPr>
+        <w:spacing w:after="0"/>
+      </w:pPr>
+    </w:p>
+    <w:p>
+      <w:pPr>
+        <w:spacing w:after="0"/>
+      </w:pPr>
       <w:r>
         <w:t>INSERT detalle</w:t>
       </w:r>
     </w:p>
-    <w:p/>
-    <w:p>
+    <w:p>
+      <w:pPr>
+        <w:spacing w:after="0"/>
+      </w:pPr>
+    </w:p>
+    <w:p>
+      <w:pPr>
+        <w:spacing w:after="0"/>
+      </w:pPr>
       <w:r>
         <w:t>↓</w:t>
       </w:r>
     </w:p>
-    <w:p/>
-    <w:p>
+    <w:p>
+      <w:pPr>
+        <w:spacing w:after="0"/>
+      </w:pPr>
+    </w:p>
+    <w:p>
+      <w:pPr>
+        <w:spacing w:after="0"/>
+      </w:pPr>
       <w:r>
         <w:t>(Internet se corta)</w:t>
       </w:r>
     </w:p>
     <w:p>
+      <w:pPr>
+        <w:spacing w:after="0"/>
+      </w:pPr>
       <w:r>
         <w:t>Aquí aparecen dos posibilidades.</w:t>
       </w:r>
     </w:p>
     <w:p>
       <w:pPr>
+        <w:spacing w:after="0"/>
         <w:rPr>
           <w:b/>
           <w:bCs/>
@@ -13344,36 +13994,57 @@
       </w:r>
     </w:p>
     <w:p>
+      <w:pPr>
+        <w:spacing w:after="0"/>
+      </w:pPr>
       <w:r>
         <w:t>El servidor alcanzó a hacer COMMIT.</w:t>
       </w:r>
     </w:p>
     <w:p>
+      <w:pPr>
+        <w:spacing w:after="0"/>
+      </w:pPr>
       <w:r>
         <w:t>Entonces la venta existe.</w:t>
       </w:r>
     </w:p>
     <w:p>
+      <w:pPr>
+        <w:spacing w:after="0"/>
+      </w:pPr>
       <w:r>
         <w:t>Pero el cliente nunca recibió la respuesta.</w:t>
       </w:r>
     </w:p>
     <w:p>
+      <w:pPr>
+        <w:spacing w:after="0"/>
+      </w:pPr>
       <w:r>
         <w:t>El cliente cree que falló.</w:t>
       </w:r>
     </w:p>
     <w:p>
+      <w:pPr>
+        <w:spacing w:after="0"/>
+      </w:pPr>
       <w:r>
         <w:t>Si vuelve a enviarla puede duplicarla.</w:t>
       </w:r>
     </w:p>
     <w:p>
+      <w:pPr>
+        <w:spacing w:after="0"/>
+      </w:pPr>
       <w:r>
         <w:t>Por eso se usan identificadores únicos.</w:t>
       </w:r>
     </w:p>
     <w:p>
+      <w:pPr>
+        <w:spacing w:after="0"/>
+      </w:pPr>
       <w:r>
         <w:pict>
           <v:rect id="_x0000_i1037" style="width:0;height:1.5pt" o:hralign="center" o:hrstd="t" o:hr="t" fillcolor="#a0a0a0" stroked="f"/>
@@ -13382,6 +14053,7 @@
     </w:p>
     <w:p>
       <w:pPr>
+        <w:spacing w:after="0"/>
         <w:rPr>
           <w:b/>
           <w:bCs/>
@@ -13396,77 +14068,138 @@
       </w:r>
     </w:p>
     <w:p>
+      <w:pPr>
+        <w:spacing w:after="0"/>
+      </w:pPr>
       <w:r>
         <w:t>Cada operación lleva un UUID.</w:t>
       </w:r>
     </w:p>
     <w:p>
+      <w:pPr>
+        <w:spacing w:after="0"/>
+      </w:pPr>
       <w:r>
         <w:t>Ejemplo</w:t>
       </w:r>
     </w:p>
     <w:p>
-      <w:r>
-        <w:lastRenderedPageBreak/>
+      <w:pPr>
+        <w:spacing w:after="0"/>
+      </w:pPr>
+      <w:r>
         <w:t>Venta</w:t>
       </w:r>
     </w:p>
-    <w:p/>
-    <w:p>
+    <w:p>
+      <w:pPr>
+        <w:spacing w:after="0"/>
+      </w:pPr>
+    </w:p>
+    <w:p>
+      <w:pPr>
+        <w:spacing w:after="0"/>
+      </w:pPr>
       <w:r>
         <w:t>UUID</w:t>
       </w:r>
     </w:p>
-    <w:p/>
-    <w:p>
+    <w:p>
+      <w:pPr>
+        <w:spacing w:after="0"/>
+      </w:pPr>
+    </w:p>
+    <w:p>
+      <w:pPr>
+        <w:spacing w:after="0"/>
+      </w:pPr>
       <w:r>
         <w:t>A845-5512</w:t>
       </w:r>
     </w:p>
     <w:p>
+      <w:pPr>
+        <w:spacing w:after="0"/>
+      </w:pPr>
       <w:r>
         <w:t>Cuando llega nuevamente:</w:t>
       </w:r>
     </w:p>
     <w:p>
+      <w:pPr>
+        <w:spacing w:after="0"/>
+      </w:pPr>
       <w:r>
         <w:t>El servidor pregunta</w:t>
       </w:r>
     </w:p>
     <w:p>
+      <w:pPr>
+        <w:spacing w:after="0"/>
+      </w:pPr>
       <w:r>
         <w:t>¿Ya existe el UUID?</w:t>
       </w:r>
     </w:p>
-    <w:p/>
-    <w:p>
+    <w:p>
+      <w:pPr>
+        <w:spacing w:after="0"/>
+      </w:pPr>
+    </w:p>
+    <w:p>
+      <w:pPr>
+        <w:spacing w:after="0"/>
+      </w:pPr>
       <w:r>
         <w:t>SI</w:t>
       </w:r>
     </w:p>
-    <w:p/>
-    <w:p>
+    <w:p>
+      <w:pPr>
+        <w:spacing w:after="0"/>
+      </w:pPr>
+    </w:p>
+    <w:p>
+      <w:pPr>
+        <w:spacing w:after="0"/>
+      </w:pPr>
       <w:r>
         <w:t>↓</w:t>
       </w:r>
     </w:p>
-    <w:p/>
-    <w:p>
+    <w:p>
+      <w:pPr>
+        <w:spacing w:after="0"/>
+      </w:pPr>
+    </w:p>
+    <w:p>
+      <w:pPr>
+        <w:spacing w:after="0"/>
+      </w:pPr>
       <w:r>
         <w:t>No insertar otra vez.</w:t>
       </w:r>
     </w:p>
     <w:p>
+      <w:pPr>
+        <w:spacing w:after="0"/>
+      </w:pPr>
       <w:r>
         <w:t>Esto evita duplicados.</w:t>
       </w:r>
     </w:p>
     <w:p>
+      <w:pPr>
+        <w:spacing w:after="0"/>
+      </w:pPr>
       <w:r>
         <w:t>Es una práctica muy utilizada.</w:t>
       </w:r>
     </w:p>
     <w:p>
+      <w:pPr>
+        <w:spacing w:after="0"/>
+      </w:pPr>
       <w:r>
         <w:pict>
           <v:rect id="_x0000_i1038" style="width:0;height:1.5pt" o:hralign="center" o:hrstd="t" o:hr="t" fillcolor="#a0a0a0" stroked="f"/>
@@ -13475,6 +14208,7 @@
     </w:p>
     <w:p>
       <w:pPr>
+        <w:spacing w:after="0"/>
         <w:rPr>
           <w:b/>
           <w:bCs/>
@@ -13489,179 +14223,332 @@
       </w:r>
     </w:p>
     <w:p>
+      <w:pPr>
+        <w:spacing w:after="0"/>
+      </w:pPr>
       <w:r>
         <w:t>Normalmente existe una tabla local.</w:t>
       </w:r>
     </w:p>
     <w:p>
+      <w:pPr>
+        <w:spacing w:after="0"/>
+      </w:pPr>
       <w:proofErr w:type="spellStart"/>
       <w:r>
         <w:t>cola_sincronizacion</w:t>
       </w:r>
       <w:proofErr w:type="spellEnd"/>
     </w:p>
-    <w:p/>
-    <w:p>
+    <w:p>
+      <w:pPr>
+        <w:spacing w:after="0"/>
+      </w:pPr>
+    </w:p>
+    <w:p>
+      <w:pPr>
+        <w:spacing w:after="0"/>
+      </w:pPr>
       <w:proofErr w:type="gramStart"/>
       <w:r>
         <w:t>id</w:t>
       </w:r>
       <w:proofErr w:type="gramEnd"/>
     </w:p>
-    <w:p/>
-    <w:p>
+    <w:p>
+      <w:pPr>
+        <w:spacing w:after="0"/>
+      </w:pPr>
+    </w:p>
+    <w:p>
+      <w:pPr>
+        <w:spacing w:after="0"/>
+      </w:pPr>
       <w:proofErr w:type="gramStart"/>
       <w:r>
         <w:t>tipo</w:t>
       </w:r>
       <w:proofErr w:type="gramEnd"/>
     </w:p>
-    <w:p/>
-    <w:p>
+    <w:p>
+      <w:pPr>
+        <w:spacing w:after="0"/>
+      </w:pPr>
+    </w:p>
+    <w:p>
+      <w:pPr>
+        <w:spacing w:after="0"/>
+      </w:pPr>
       <w:proofErr w:type="gramStart"/>
       <w:r>
         <w:t>datos</w:t>
       </w:r>
       <w:proofErr w:type="gramEnd"/>
     </w:p>
-    <w:p/>
-    <w:p>
+    <w:p>
+      <w:pPr>
+        <w:spacing w:after="0"/>
+      </w:pPr>
+    </w:p>
+    <w:p>
+      <w:pPr>
+        <w:spacing w:after="0"/>
+      </w:pPr>
       <w:proofErr w:type="gramStart"/>
       <w:r>
+        <w:t>estado</w:t>
+      </w:r>
+      <w:proofErr w:type="gramEnd"/>
+    </w:p>
+    <w:p>
+      <w:pPr>
+        <w:spacing w:after="0"/>
+      </w:pPr>
+      <w:r>
+        <w:t>Ejemplo</w:t>
+      </w:r>
+    </w:p>
+    <w:p>
+      <w:pPr>
+        <w:spacing w:after="0"/>
+      </w:pPr>
+      <w:r>
+        <w:t>1</w:t>
+      </w:r>
+    </w:p>
+    <w:p>
+      <w:pPr>
+        <w:spacing w:after="0"/>
+      </w:pPr>
+    </w:p>
+    <w:p>
+      <w:pPr>
+        <w:spacing w:after="0"/>
+      </w:pPr>
+      <w:r>
+        <w:t>INSERTAR_VENTA</w:t>
+      </w:r>
+    </w:p>
+    <w:p>
+      <w:pPr>
+        <w:spacing w:after="0"/>
+      </w:pPr>
+    </w:p>
+    <w:p>
+      <w:pPr>
+        <w:spacing w:after="0"/>
+      </w:pPr>
+      <w:r>
+        <w:t>{...}</w:t>
+      </w:r>
+    </w:p>
+    <w:p>
+      <w:pPr>
+        <w:spacing w:after="0"/>
+      </w:pPr>
+    </w:p>
+    <w:p>
+      <w:pPr>
+        <w:spacing w:after="0"/>
+      </w:pPr>
+      <w:r>
+        <w:t>PENDIENTE</w:t>
+      </w:r>
+    </w:p>
+    <w:p>
+      <w:pPr>
+        <w:spacing w:after="0"/>
+      </w:pPr>
+      <w:r>
+        <w:t>Luego</w:t>
+      </w:r>
+    </w:p>
+    <w:p>
+      <w:pPr>
+        <w:spacing w:after="0"/>
+      </w:pPr>
+      <w:r>
+        <w:t>2</w:t>
+      </w:r>
+    </w:p>
+    <w:p>
+      <w:pPr>
+        <w:spacing w:after="0"/>
+      </w:pPr>
+    </w:p>
+    <w:p>
+      <w:pPr>
+        <w:spacing w:after="0"/>
+      </w:pPr>
+      <w:r>
+        <w:t>ACTUALIZAR_CLIENTE</w:t>
+      </w:r>
+    </w:p>
+    <w:p>
+      <w:pPr>
+        <w:spacing w:after="0"/>
+      </w:pPr>
+    </w:p>
+    <w:p>
+      <w:pPr>
+        <w:spacing w:after="0"/>
+      </w:pPr>
+      <w:r>
+        <w:t>{...}</w:t>
+      </w:r>
+    </w:p>
+    <w:p>
+      <w:pPr>
+        <w:spacing w:after="0"/>
+      </w:pPr>
+    </w:p>
+    <w:p>
+      <w:pPr>
+        <w:spacing w:after="0"/>
+      </w:pPr>
+      <w:r>
+        <w:t>PENDIENTE</w:t>
+      </w:r>
+    </w:p>
+    <w:p>
+      <w:pPr>
+        <w:spacing w:after="0"/>
+      </w:pPr>
+      <w:r>
+        <w:t>Cuando vuelve Internet:</w:t>
+      </w:r>
+    </w:p>
+    <w:p>
+      <w:pPr>
+        <w:spacing w:after="0"/>
+      </w:pPr>
+      <w:proofErr w:type="gramStart"/>
+      <w:r>
+        <w:t>leer</w:t>
+      </w:r>
+      <w:proofErr w:type="gramEnd"/>
+      <w:r>
+        <w:t xml:space="preserve"> cola</w:t>
+      </w:r>
+    </w:p>
+    <w:p>
+      <w:pPr>
+        <w:spacing w:after="0"/>
+      </w:pPr>
+    </w:p>
+    <w:p>
+      <w:pPr>
+        <w:spacing w:after="0"/>
+      </w:pPr>
+      <w:r>
+        <w:t>↓</w:t>
+      </w:r>
+    </w:p>
+    <w:p>
+      <w:pPr>
+        <w:spacing w:after="0"/>
+      </w:pPr>
+    </w:p>
+    <w:p>
+      <w:pPr>
+        <w:spacing w:after="0"/>
+      </w:pPr>
+      <w:proofErr w:type="gramStart"/>
+      <w:r>
+        <w:t>enviar</w:t>
+      </w:r>
+      <w:proofErr w:type="gramEnd"/>
+      <w:r>
+        <w:t xml:space="preserve"> primer registro</w:t>
+      </w:r>
+    </w:p>
+    <w:p>
+      <w:pPr>
+        <w:spacing w:after="0"/>
+      </w:pPr>
+    </w:p>
+    <w:p>
+      <w:pPr>
+        <w:spacing w:after="0"/>
+      </w:pPr>
+      <w:r>
+        <w:t>↓</w:t>
+      </w:r>
+    </w:p>
+    <w:p>
+      <w:pPr>
+        <w:spacing w:after="0"/>
+      </w:pPr>
+    </w:p>
+    <w:p>
+      <w:pPr>
+        <w:spacing w:after="0"/>
+      </w:pPr>
+      <w:r>
         <w:lastRenderedPageBreak/>
-        <w:t>estado</w:t>
+        <w:t>OK</w:t>
+      </w:r>
+    </w:p>
+    <w:p>
+      <w:pPr>
+        <w:spacing w:after="0"/>
+      </w:pPr>
+    </w:p>
+    <w:p>
+      <w:pPr>
+        <w:spacing w:after="0"/>
+      </w:pPr>
+      <w:r>
+        <w:t>↓</w:t>
+      </w:r>
+    </w:p>
+    <w:p>
+      <w:pPr>
+        <w:spacing w:after="0"/>
+      </w:pPr>
+    </w:p>
+    <w:p>
+      <w:pPr>
+        <w:spacing w:after="0"/>
+      </w:pPr>
+      <w:proofErr w:type="gramStart"/>
+      <w:r>
+        <w:t>eliminar</w:t>
       </w:r>
       <w:proofErr w:type="gramEnd"/>
     </w:p>
     <w:p>
-      <w:r>
-        <w:t>Ejemplo</w:t>
-      </w:r>
-    </w:p>
-    <w:p>
-      <w:r>
-        <w:t>1</w:t>
-      </w:r>
-    </w:p>
-    <w:p/>
-    <w:p>
-      <w:r>
-        <w:t>INSERTAR_VENTA</w:t>
-      </w:r>
-    </w:p>
-    <w:p/>
-    <w:p>
-      <w:r>
-        <w:t>{...}</w:t>
-      </w:r>
-    </w:p>
-    <w:p/>
-    <w:p>
-      <w:r>
-        <w:t>PENDIENTE</w:t>
-      </w:r>
-    </w:p>
-    <w:p>
-      <w:r>
-        <w:t>Luego</w:t>
-      </w:r>
-    </w:p>
-    <w:p>
-      <w:r>
-        <w:t>2</w:t>
-      </w:r>
-    </w:p>
-    <w:p/>
-    <w:p>
-      <w:r>
-        <w:t>ACTUALIZAR_CLIENTE</w:t>
-      </w:r>
-    </w:p>
-    <w:p/>
-    <w:p>
-      <w:r>
-        <w:t>{...}</w:t>
-      </w:r>
-    </w:p>
-    <w:p/>
-    <w:p>
-      <w:r>
-        <w:t>PENDIENTE</w:t>
-      </w:r>
-    </w:p>
-    <w:p>
-      <w:r>
-        <w:t>Cuando vuelve Internet:</w:t>
-      </w:r>
-    </w:p>
-    <w:p>
+      <w:pPr>
+        <w:spacing w:after="0"/>
+      </w:pPr>
+    </w:p>
+    <w:p>
+      <w:pPr>
+        <w:spacing w:after="0"/>
+      </w:pPr>
+      <w:r>
+        <w:t>↓</w:t>
+      </w:r>
+    </w:p>
+    <w:p>
+      <w:pPr>
+        <w:spacing w:after="0"/>
+      </w:pPr>
+    </w:p>
+    <w:p>
+      <w:pPr>
+        <w:spacing w:after="0"/>
+      </w:pPr>
       <w:proofErr w:type="gramStart"/>
       <w:r>
-        <w:t>leer</w:t>
+        <w:t>siguiente</w:t>
       </w:r>
       <w:proofErr w:type="gramEnd"/>
-      <w:r>
-        <w:t xml:space="preserve"> cola</w:t>
-      </w:r>
-    </w:p>
-    <w:p/>
-    <w:p>
-      <w:r>
-        <w:t>↓</w:t>
-      </w:r>
-    </w:p>
-    <w:p/>
-    <w:p>
-      <w:proofErr w:type="gramStart"/>
-      <w:r>
-        <w:t>enviar</w:t>
-      </w:r>
-      <w:proofErr w:type="gramEnd"/>
-      <w:r>
-        <w:t xml:space="preserve"> primer registro</w:t>
-      </w:r>
-    </w:p>
-    <w:p/>
-    <w:p>
-      <w:r>
-        <w:t>↓</w:t>
-      </w:r>
-    </w:p>
-    <w:p/>
-    <w:p>
-      <w:r>
-        <w:t>OK</w:t>
-      </w:r>
-    </w:p>
-    <w:p/>
-    <w:p>
-      <w:r>
-        <w:t>↓</w:t>
-      </w:r>
-    </w:p>
-    <w:p/>
-    <w:p>
-      <w:proofErr w:type="gramStart"/>
-      <w:r>
-        <w:t>eliminar</w:t>
-      </w:r>
-      <w:proofErr w:type="gramEnd"/>
-    </w:p>
-    <w:p/>
-    <w:p>
-      <w:r>
-        <w:t>↓</w:t>
-      </w:r>
-    </w:p>
-    <w:p/>
-    <w:p>
-      <w:proofErr w:type="gramStart"/>
-      <w:r>
-        <w:t>siguiente</w:t>
-      </w:r>
-      <w:proofErr w:type="gramEnd"/>
-    </w:p>
-    <w:p>
+    </w:p>
+    <w:p>
+      <w:pPr>
+        <w:spacing w:after="0"/>
+      </w:pPr>
       <w:r>
         <w:pict>
           <v:rect id="_x0000_i1039" style="width:0;height:1.5pt" o:hralign="center" o:hrstd="t" o:hr="t" fillcolor="#a0a0a0" stroked="f"/>
@@ -13670,6 +14557,7 @@
     </w:p>
     <w:p>
       <w:pPr>
+        <w:spacing w:after="0"/>
         <w:rPr>
           <w:b/>
           <w:bCs/>
@@ -13684,73 +14572,141 @@
       </w:r>
     </w:p>
     <w:p>
+      <w:pPr>
+        <w:spacing w:after="0"/>
+      </w:pPr>
       <w:r>
         <w:t>No se envían juntos.</w:t>
       </w:r>
     </w:p>
     <w:p>
+      <w:pPr>
+        <w:spacing w:after="0"/>
+      </w:pPr>
       <w:r>
         <w:t>Generalmente:</w:t>
       </w:r>
     </w:p>
     <w:p>
+      <w:pPr>
+        <w:spacing w:after="0"/>
+      </w:pPr>
       <w:r>
         <w:t>10</w:t>
       </w:r>
     </w:p>
-    <w:p/>
-    <w:p>
+    <w:p>
+      <w:pPr>
+        <w:spacing w:after="0"/>
+      </w:pPr>
+    </w:p>
+    <w:p>
+      <w:pPr>
+        <w:spacing w:after="0"/>
+      </w:pPr>
       <w:r>
         <w:t>↓</w:t>
       </w:r>
     </w:p>
-    <w:p/>
-    <w:p>
+    <w:p>
+      <w:pPr>
+        <w:spacing w:after="0"/>
+      </w:pPr>
+    </w:p>
+    <w:p>
+      <w:pPr>
+        <w:spacing w:after="0"/>
+      </w:pPr>
       <w:proofErr w:type="gramStart"/>
       <w:r>
         <w:t>esperar</w:t>
       </w:r>
       <w:proofErr w:type="gramEnd"/>
     </w:p>
-    <w:p/>
-    <w:p>
+    <w:p>
+      <w:pPr>
+        <w:spacing w:after="0"/>
+      </w:pPr>
+    </w:p>
+    <w:p>
+      <w:pPr>
+        <w:spacing w:after="0"/>
+      </w:pPr>
       <w:r>
         <w:t>↓</w:t>
       </w:r>
     </w:p>
-    <w:p/>
-    <w:p>
+    <w:p>
+      <w:pPr>
+        <w:spacing w:after="0"/>
+      </w:pPr>
+    </w:p>
+    <w:p>
+      <w:pPr>
+        <w:spacing w:after="0"/>
+      </w:pPr>
       <w:r>
         <w:t>10</w:t>
       </w:r>
     </w:p>
-    <w:p/>
-    <w:p>
+    <w:p>
+      <w:pPr>
+        <w:spacing w:after="0"/>
+      </w:pPr>
+    </w:p>
+    <w:p>
+      <w:pPr>
+        <w:spacing w:after="0"/>
+      </w:pPr>
       <w:r>
         <w:t>↓</w:t>
       </w:r>
     </w:p>
-    <w:p/>
-    <w:p>
+    <w:p>
+      <w:pPr>
+        <w:spacing w:after="0"/>
+      </w:pPr>
+    </w:p>
+    <w:p>
+      <w:pPr>
+        <w:spacing w:after="0"/>
+      </w:pPr>
       <w:proofErr w:type="gramStart"/>
       <w:r>
         <w:t>esperar</w:t>
       </w:r>
       <w:proofErr w:type="gramEnd"/>
     </w:p>
-    <w:p/>
-    <w:p>
+    <w:p>
+      <w:pPr>
+        <w:spacing w:after="0"/>
+      </w:pPr>
+    </w:p>
+    <w:p>
+      <w:pPr>
+        <w:spacing w:after="0"/>
+      </w:pPr>
       <w:r>
         <w:t>↓</w:t>
       </w:r>
     </w:p>
-    <w:p/>
-    <w:p>
+    <w:p>
+      <w:pPr>
+        <w:spacing w:after="0"/>
+      </w:pPr>
+    </w:p>
+    <w:p>
+      <w:pPr>
+        <w:spacing w:after="0"/>
+      </w:pPr>
       <w:r>
         <w:t>10</w:t>
       </w:r>
     </w:p>
     <w:p>
+      <w:pPr>
+        <w:spacing w:after="0"/>
+      </w:pPr>
       <w:proofErr w:type="gramStart"/>
       <w:r>
         <w:t>o</w:t>
@@ -13758,11 +14714,17 @@
       <w:proofErr w:type="gramEnd"/>
     </w:p>
     <w:p>
+      <w:pPr>
+        <w:spacing w:after="0"/>
+      </w:pPr>
       <w:r>
         <w:t>50 por lote</w:t>
       </w:r>
     </w:p>
     <w:p>
+      <w:pPr>
+        <w:spacing w:after="0"/>
+      </w:pPr>
       <w:proofErr w:type="gramStart"/>
       <w:r>
         <w:t>para</w:t>
@@ -13773,6 +14735,9 @@
       </w:r>
     </w:p>
     <w:p>
+      <w:pPr>
+        <w:spacing w:after="0"/>
+      </w:pPr>
       <w:r>
         <w:pict>
           <v:rect id="_x0000_i1040" style="width:0;height:1.5pt" o:hralign="center" o:hrstd="t" o:hr="t" fillcolor="#a0a0a0" stroked="f"/>
@@ -13781,6 +14746,7 @@
     </w:p>
     <w:p>
       <w:pPr>
+        <w:spacing w:after="0"/>
         <w:rPr>
           <w:b/>
           <w:bCs/>
@@ -13795,16 +14761,25 @@
       </w:r>
     </w:p>
     <w:p>
+      <w:pPr>
+        <w:spacing w:after="0"/>
+      </w:pPr>
       <w:r>
         <w:t>Supongamos:</w:t>
       </w:r>
     </w:p>
     <w:p>
+      <w:pPr>
+        <w:spacing w:after="0"/>
+      </w:pPr>
       <w:r>
         <w:t>PC A</w:t>
       </w:r>
     </w:p>
     <w:p>
+      <w:pPr>
+        <w:spacing w:after="0"/>
+      </w:pPr>
       <w:proofErr w:type="gramStart"/>
       <w:r>
         <w:t>modifica</w:t>
@@ -13815,16 +14790,25 @@
       </w:r>
     </w:p>
     <w:p>
+      <w:pPr>
+        <w:spacing w:after="0"/>
+      </w:pPr>
       <w:r>
         <w:t>Mientras tanto</w:t>
       </w:r>
     </w:p>
     <w:p>
+      <w:pPr>
+        <w:spacing w:after="0"/>
+      </w:pPr>
       <w:r>
         <w:t>PC B</w:t>
       </w:r>
     </w:p>
     <w:p>
+      <w:pPr>
+        <w:spacing w:after="0"/>
+      </w:pPr>
       <w:proofErr w:type="gramStart"/>
       <w:r>
         <w:t>modifica</w:t>
@@ -13835,16 +14819,25 @@
       </w:r>
     </w:p>
     <w:p>
+      <w:pPr>
+        <w:spacing w:after="0"/>
+      </w:pPr>
       <w:r>
         <w:t>Cuando A vuelve a conectarse:</w:t>
       </w:r>
     </w:p>
     <w:p>
+      <w:pPr>
+        <w:spacing w:after="0"/>
+      </w:pPr>
       <w:r>
         <w:t>Hay un conflicto.</w:t>
       </w:r>
     </w:p>
     <w:p>
+      <w:pPr>
+        <w:spacing w:after="0"/>
+      </w:pPr>
       <w:r>
         <w:t>Las estrategias habituales son:</w:t>
       </w:r>
@@ -13855,12 +14848,14 @@
           <w:ilvl w:val="0"/>
           <w:numId w:val="29"/>
         </w:numPr>
-      </w:pPr>
-      <w:r>
-        <w:rPr>
-          <w:b/>
-          <w:bCs/>
-        </w:rPr>
+        <w:spacing w:after="0"/>
+      </w:pPr>
+      <w:r>
+        <w:rPr>
+          <w:b/>
+          <w:bCs/>
+        </w:rPr>
+        <w:lastRenderedPageBreak/>
         <w:t>Última escritura gana (</w:t>
       </w:r>
       <w:proofErr w:type="spellStart"/>
@@ -13921,6 +14916,7 @@
           <w:ilvl w:val="0"/>
           <w:numId w:val="29"/>
         </w:numPr>
+        <w:spacing w:after="0"/>
       </w:pPr>
       <w:r>
         <w:rPr>
@@ -13939,6 +14935,7 @@
           <w:ilvl w:val="0"/>
           <w:numId w:val="29"/>
         </w:numPr>
+        <w:spacing w:after="0"/>
       </w:pPr>
       <w:r>
         <w:rPr>
@@ -13952,6 +14949,9 @@
       </w:r>
     </w:p>
     <w:p>
+      <w:pPr>
+        <w:spacing w:after="0"/>
+      </w:pPr>
       <w:r>
         <w:pict>
           <v:rect id="_x0000_i1041" style="width:0;height:1.5pt" o:hralign="center" o:hrstd="t" o:hr="t" fillcolor="#a0a0a0" stroked="f"/>
@@ -13960,6 +14960,7 @@
     </w:p>
     <w:p>
       <w:pPr>
+        <w:spacing w:after="0"/>
         <w:rPr>
           <w:b/>
           <w:bCs/>
@@ -13974,16 +14975,25 @@
       </w:r>
     </w:p>
     <w:p>
+      <w:pPr>
+        <w:spacing w:after="0"/>
+      </w:pPr>
       <w:r>
         <w:t>Usuario</w:t>
       </w:r>
     </w:p>
     <w:p>
+      <w:pPr>
+        <w:spacing w:after="0"/>
+      </w:pPr>
       <w:r>
         <w:t xml:space="preserve">    │</w:t>
       </w:r>
     </w:p>
     <w:p>
+      <w:pPr>
+        <w:spacing w:after="0"/>
+      </w:pPr>
       <w:r>
         <w:t xml:space="preserve">    </w:t>
       </w:r>
@@ -13995,330 +15005,438 @@
       </w:r>
     </w:p>
     <w:p>
+      <w:pPr>
+        <w:spacing w:after="0"/>
+      </w:pPr>
       <w:r>
         <w:t>Guardar</w:t>
       </w:r>
     </w:p>
     <w:p>
+      <w:pPr>
+        <w:spacing w:after="0"/>
+      </w:pPr>
       <w:r>
         <w:t xml:space="preserve">    │</w:t>
       </w:r>
     </w:p>
     <w:p>
+      <w:pPr>
+        <w:spacing w:after="0"/>
+      </w:pPr>
+      <w:r>
+        <w:t xml:space="preserve">    </w:t>
+      </w:r>
+      <w:r>
+        <w:rPr>
+          <w:rFonts w:ascii="Arial" w:hAnsi="Arial" w:cs="Arial"/>
+        </w:rPr>
+        <w:t>▼</w:t>
+      </w:r>
+    </w:p>
+    <w:p>
+      <w:pPr>
+        <w:spacing w:after="0"/>
+      </w:pPr>
+      <w:r>
+        <w:t>¿Hay Internet?</w:t>
+      </w:r>
+    </w:p>
+    <w:p>
+      <w:pPr>
+        <w:spacing w:after="0"/>
+      </w:pPr>
+      <w:r>
+        <w:t xml:space="preserve">    │</w:t>
+      </w:r>
+    </w:p>
+    <w:p>
+      <w:pPr>
+        <w:spacing w:after="0"/>
+      </w:pPr>
+      <w:r>
+        <w:t xml:space="preserve"> ┌──</w:t>
+      </w:r>
+      <w:r>
+        <w:rPr>
+          <w:rFonts w:ascii="Arial" w:hAnsi="Arial" w:cs="Arial"/>
+        </w:rPr>
+        <w:t>┴</w:t>
+      </w:r>
+      <w:r>
+        <w:rPr>
+          <w:rFonts w:ascii="Calibri" w:hAnsi="Calibri" w:cs="Calibri"/>
+        </w:rPr>
+        <w:t>───────────────┐</w:t>
+      </w:r>
+    </w:p>
+    <w:p>
+      <w:pPr>
+        <w:spacing w:after="0"/>
+      </w:pPr>
+      <w:r>
+        <w:t xml:space="preserve"> │                  │</w:t>
+      </w:r>
+    </w:p>
+    <w:p>
+      <w:pPr>
+        <w:spacing w:after="0"/>
+      </w:pPr>
+      <w:r>
+        <w:t>Sí                 No</w:t>
+      </w:r>
+    </w:p>
+    <w:p>
+      <w:pPr>
+        <w:spacing w:after="0"/>
+      </w:pPr>
+      <w:r>
+        <w:t xml:space="preserve"> │                  │</w:t>
+      </w:r>
+    </w:p>
+    <w:p>
+      <w:pPr>
+        <w:spacing w:after="0"/>
+      </w:pPr>
+      <w:r>
+        <w:t xml:space="preserve"> </w:t>
+      </w:r>
+      <w:r>
+        <w:rPr>
+          <w:rFonts w:ascii="Arial" w:hAnsi="Arial" w:cs="Arial"/>
+        </w:rPr>
+        <w:t>▼</w:t>
+      </w:r>
+      <w:r>
+        <w:t xml:space="preserve">                  </w:t>
+      </w:r>
+      <w:r>
+        <w:rPr>
+          <w:rFonts w:ascii="Arial" w:hAnsi="Arial" w:cs="Arial"/>
+        </w:rPr>
+        <w:t>▼</w:t>
+      </w:r>
+    </w:p>
+    <w:p>
+      <w:pPr>
+        <w:spacing w:after="0"/>
+      </w:pPr>
+      <w:r>
+        <w:t>Enviar API     Guardar localmente</w:t>
+      </w:r>
+    </w:p>
+    <w:p>
+      <w:pPr>
+        <w:spacing w:after="0"/>
+      </w:pPr>
+      <w:r>
+        <w:t xml:space="preserve"> │                  │</w:t>
+      </w:r>
+    </w:p>
+    <w:p>
+      <w:pPr>
+        <w:spacing w:after="0"/>
+      </w:pPr>
+      <w:r>
+        <w:t xml:space="preserve"> </w:t>
+      </w:r>
+      <w:r>
+        <w:rPr>
+          <w:rFonts w:ascii="Arial" w:hAnsi="Arial" w:cs="Arial"/>
+        </w:rPr>
+        <w:t>▼</w:t>
+      </w:r>
+      <w:r>
+        <w:t xml:space="preserve">                  </w:t>
+      </w:r>
+      <w:r>
+        <w:rPr>
+          <w:rFonts w:ascii="Arial" w:hAnsi="Arial" w:cs="Arial"/>
+        </w:rPr>
+        <w:t>▼</w:t>
+      </w:r>
+    </w:p>
+    <w:p>
+      <w:pPr>
+        <w:spacing w:after="0"/>
+      </w:pPr>
+      <w:r>
+        <w:t>COMMIT         Estado = Pendiente</w:t>
+      </w:r>
+    </w:p>
+    <w:p>
+      <w:pPr>
+        <w:spacing w:after="0"/>
+      </w:pPr>
+      <w:r>
+        <w:t xml:space="preserve"> │                  │</w:t>
+      </w:r>
+    </w:p>
+    <w:p>
+      <w:pPr>
+        <w:spacing w:after="0"/>
+      </w:pPr>
+      <w:r>
+        <w:t xml:space="preserve"> </w:t>
+      </w:r>
+      <w:r>
+        <w:rPr>
+          <w:rFonts w:ascii="Arial" w:hAnsi="Arial" w:cs="Arial"/>
+        </w:rPr>
+        <w:t>▼</w:t>
+      </w:r>
+      <w:r>
+        <w:t xml:space="preserve">                  </w:t>
+      </w:r>
+      <w:r>
+        <w:rPr>
+          <w:rFonts w:ascii="Calibri" w:hAnsi="Calibri" w:cs="Calibri"/>
+        </w:rPr>
+        <w:t>│</w:t>
+      </w:r>
+    </w:p>
+    <w:p>
+      <w:pPr>
+        <w:spacing w:after="0"/>
+      </w:pPr>
+      <w:r>
+        <w:t>Respuesta OK        │</w:t>
+      </w:r>
+    </w:p>
+    <w:p>
+      <w:pPr>
+        <w:spacing w:after="0"/>
+      </w:pPr>
+      <w:r>
+        <w:t xml:space="preserve"> │                  │</w:t>
+      </w:r>
+    </w:p>
+    <w:p>
+      <w:pPr>
+        <w:spacing w:after="0"/>
+      </w:pPr>
+      <w:r>
+        <w:t xml:space="preserve"> </w:t>
+      </w:r>
+      <w:r>
+        <w:rPr>
+          <w:rFonts w:ascii="Arial" w:hAnsi="Arial" w:cs="Arial"/>
+        </w:rPr>
+        <w:t>▼</w:t>
+      </w:r>
+      <w:r>
+        <w:t xml:space="preserve">                  │</w:t>
+      </w:r>
+    </w:p>
+    <w:p>
+      <w:pPr>
+        <w:spacing w:after="0"/>
+      </w:pPr>
+      <w:r>
+        <w:t xml:space="preserve">Sincronizado </w:t>
+      </w:r>
+      <w:r>
+        <w:rPr>
+          <w:rFonts w:ascii="Arial" w:hAnsi="Arial" w:cs="Arial"/>
+        </w:rPr>
+        <w:t>◄</w:t>
+      </w:r>
+      <w:r>
+        <w:rPr>
+          <w:rFonts w:ascii="Calibri" w:hAnsi="Calibri" w:cs="Calibri"/>
+        </w:rPr>
+        <w:t>──────┘</w:t>
+      </w:r>
+    </w:p>
+    <w:p>
+      <w:pPr>
+        <w:spacing w:after="0"/>
+      </w:pPr>
+      <w:r>
+        <w:t xml:space="preserve">       </w:t>
+      </w:r>
+      <w:r>
+        <w:rPr>
+          <w:rFonts w:ascii="Arial" w:hAnsi="Arial" w:cs="Arial"/>
+        </w:rPr>
+        <w:t>▲</w:t>
+      </w:r>
+    </w:p>
+    <w:p>
+      <w:pPr>
+        <w:spacing w:after="0"/>
+      </w:pPr>
+      <w:r>
+        <w:t xml:space="preserve">       │</w:t>
+      </w:r>
+    </w:p>
+    <w:p>
+      <w:pPr>
+        <w:spacing w:after="0"/>
+      </w:pPr>
+      <w:r>
+        <w:t>Vuelve Internet</w:t>
+      </w:r>
+    </w:p>
+    <w:p>
+      <w:pPr>
+        <w:spacing w:after="0"/>
+      </w:pPr>
+      <w:r>
+        <w:t xml:space="preserve">       │</w:t>
+      </w:r>
+    </w:p>
+    <w:p>
+      <w:pPr>
+        <w:spacing w:after="0"/>
+      </w:pPr>
+      <w:r>
+        <w:t xml:space="preserve">       </w:t>
+      </w:r>
+      <w:r>
+        <w:rPr>
+          <w:rFonts w:ascii="Arial" w:hAnsi="Arial" w:cs="Arial"/>
+        </w:rPr>
+        <w:t>▼</w:t>
+      </w:r>
+    </w:p>
+    <w:p>
+      <w:pPr>
+        <w:spacing w:after="0"/>
+      </w:pPr>
+      <w:r>
+        <w:t>Leer pendientes</w:t>
+      </w:r>
+    </w:p>
+    <w:p>
+      <w:pPr>
+        <w:spacing w:after="0"/>
+      </w:pPr>
+      <w:r>
+        <w:t xml:space="preserve">       │</w:t>
+      </w:r>
+    </w:p>
+    <w:p>
+      <w:pPr>
+        <w:spacing w:after="0"/>
+      </w:pPr>
+      <w:r>
+        <w:t xml:space="preserve">       </w:t>
+      </w:r>
+      <w:r>
+        <w:rPr>
+          <w:rFonts w:ascii="Arial" w:hAnsi="Arial" w:cs="Arial"/>
+        </w:rPr>
+        <w:t>▼</w:t>
+      </w:r>
+    </w:p>
+    <w:p>
+      <w:pPr>
+        <w:spacing w:after="0"/>
+      </w:pPr>
+      <w:r>
+        <w:t>Enviar uno por uno</w:t>
+      </w:r>
+    </w:p>
+    <w:p>
+      <w:pPr>
+        <w:spacing w:after="0"/>
+      </w:pPr>
+      <w:r>
+        <w:t xml:space="preserve">       │</w:t>
+      </w:r>
+    </w:p>
+    <w:p>
+      <w:pPr>
+        <w:spacing w:after="0"/>
+      </w:pPr>
+      <w:r>
+        <w:t xml:space="preserve">       </w:t>
+      </w:r>
+      <w:r>
+        <w:rPr>
+          <w:rFonts w:ascii="Arial" w:hAnsi="Arial" w:cs="Arial"/>
+        </w:rPr>
+        <w:t>▼</w:t>
+      </w:r>
+    </w:p>
+    <w:p>
+      <w:pPr>
+        <w:spacing w:after="0"/>
+      </w:pPr>
+      <w:r>
+        <w:t>¿OK?</w:t>
+      </w:r>
+    </w:p>
+    <w:p>
+      <w:pPr>
+        <w:spacing w:after="0"/>
+      </w:pPr>
+      <w:r>
+        <w:t xml:space="preserve"> │</w:t>
+      </w:r>
+    </w:p>
+    <w:p>
+      <w:pPr>
+        <w:spacing w:after="0"/>
+      </w:pPr>
+      <w:r>
+        <w:t xml:space="preserve"> </w:t>
+      </w:r>
+      <w:r>
+        <w:rPr>
+          <w:rFonts w:ascii="Arial" w:hAnsi="Arial" w:cs="Arial"/>
+        </w:rPr>
+        <w:t>├</w:t>
+      </w:r>
+      <w:r>
+        <w:rPr>
+          <w:rFonts w:ascii="Calibri" w:hAnsi="Calibri" w:cs="Calibri"/>
+        </w:rPr>
+        <w:t>──</w:t>
+      </w:r>
+      <w:r>
+        <w:t>S</w:t>
+      </w:r>
+      <w:r>
+        <w:rPr>
+          <w:rFonts w:ascii="Calibri" w:hAnsi="Calibri" w:cs="Calibri"/>
+        </w:rPr>
+        <w:t>í</w:t>
+      </w:r>
+      <w:r>
+        <w:t xml:space="preserve"> </w:t>
+      </w:r>
+      <w:r>
+        <w:rPr>
+          <w:rFonts w:ascii="Calibri" w:hAnsi="Calibri" w:cs="Calibri"/>
+        </w:rPr>
+        <w:t>→</w:t>
+      </w:r>
+      <w:r>
+        <w:t xml:space="preserve"> Marcar sincronizado</w:t>
+      </w:r>
+    </w:p>
+    <w:p>
+      <w:pPr>
+        <w:spacing w:after="0"/>
+      </w:pPr>
       <w:r>
         <w:lastRenderedPageBreak/>
-        <w:t xml:space="preserve">    </w:t>
-      </w:r>
-      <w:r>
-        <w:rPr>
-          <w:rFonts w:ascii="Arial" w:hAnsi="Arial" w:cs="Arial"/>
-        </w:rPr>
-        <w:t>▼</w:t>
-      </w:r>
-    </w:p>
-    <w:p>
-      <w:r>
-        <w:t>¿Hay Internet?</w:t>
-      </w:r>
-    </w:p>
-    <w:p>
-      <w:r>
-        <w:t xml:space="preserve">    │</w:t>
-      </w:r>
-    </w:p>
-    <w:p>
-      <w:r>
-        <w:t xml:space="preserve"> ┌──</w:t>
-      </w:r>
-      <w:r>
-        <w:rPr>
-          <w:rFonts w:ascii="Arial" w:hAnsi="Arial" w:cs="Arial"/>
-        </w:rPr>
-        <w:t>┴</w:t>
-      </w:r>
-      <w:r>
-        <w:rPr>
-          <w:rFonts w:ascii="Calibri" w:hAnsi="Calibri" w:cs="Calibri"/>
-        </w:rPr>
-        <w:t>───────────────┐</w:t>
-      </w:r>
-    </w:p>
-    <w:p>
-      <w:r>
-        <w:t xml:space="preserve"> │                  │</w:t>
-      </w:r>
-    </w:p>
-    <w:p>
-      <w:r>
-        <w:t>Sí                 No</w:t>
-      </w:r>
-    </w:p>
-    <w:p>
-      <w:r>
-        <w:t xml:space="preserve"> │                  │</w:t>
-      </w:r>
-    </w:p>
-    <w:p>
-      <w:r>
-        <w:t xml:space="preserve"> </w:t>
-      </w:r>
-      <w:r>
-        <w:rPr>
-          <w:rFonts w:ascii="Arial" w:hAnsi="Arial" w:cs="Arial"/>
-        </w:rPr>
-        <w:t>▼</w:t>
-      </w:r>
-      <w:r>
-        <w:t xml:space="preserve">                  </w:t>
-      </w:r>
-      <w:r>
-        <w:rPr>
-          <w:rFonts w:ascii="Arial" w:hAnsi="Arial" w:cs="Arial"/>
-        </w:rPr>
-        <w:t>▼</w:t>
-      </w:r>
-    </w:p>
-    <w:p>
-      <w:r>
-        <w:t>Enviar API     Guardar localmente</w:t>
-      </w:r>
-    </w:p>
-    <w:p>
-      <w:r>
-        <w:t xml:space="preserve"> │                  │</w:t>
-      </w:r>
-    </w:p>
-    <w:p>
-      <w:r>
-        <w:t xml:space="preserve"> </w:t>
-      </w:r>
-      <w:r>
-        <w:rPr>
-          <w:rFonts w:ascii="Arial" w:hAnsi="Arial" w:cs="Arial"/>
-        </w:rPr>
-        <w:t>▼</w:t>
-      </w:r>
-      <w:r>
-        <w:t xml:space="preserve">                  </w:t>
-      </w:r>
-      <w:r>
-        <w:rPr>
-          <w:rFonts w:ascii="Arial" w:hAnsi="Arial" w:cs="Arial"/>
-        </w:rPr>
-        <w:t>▼</w:t>
-      </w:r>
-    </w:p>
-    <w:p>
-      <w:r>
-        <w:t>COMMIT         Estado = Pendiente</w:t>
-      </w:r>
-    </w:p>
-    <w:p>
-      <w:r>
-        <w:t xml:space="preserve"> │                  │</w:t>
-      </w:r>
-    </w:p>
-    <w:p>
-      <w:r>
-        <w:t xml:space="preserve"> </w:t>
-      </w:r>
-      <w:r>
-        <w:rPr>
-          <w:rFonts w:ascii="Arial" w:hAnsi="Arial" w:cs="Arial"/>
-        </w:rPr>
-        <w:t>▼</w:t>
-      </w:r>
-      <w:r>
-        <w:t xml:space="preserve">                  </w:t>
-      </w:r>
-      <w:r>
-        <w:rPr>
-          <w:rFonts w:ascii="Calibri" w:hAnsi="Calibri" w:cs="Calibri"/>
-        </w:rPr>
-        <w:t>│</w:t>
-      </w:r>
-    </w:p>
-    <w:p>
-      <w:r>
-        <w:t>Respuesta OK        │</w:t>
-      </w:r>
-    </w:p>
-    <w:p>
-      <w:r>
-        <w:t xml:space="preserve"> │                  │</w:t>
-      </w:r>
-    </w:p>
-    <w:p>
-      <w:r>
-        <w:t xml:space="preserve"> </w:t>
-      </w:r>
-      <w:r>
-        <w:rPr>
-          <w:rFonts w:ascii="Arial" w:hAnsi="Arial" w:cs="Arial"/>
-        </w:rPr>
-        <w:t>▼</w:t>
-      </w:r>
-      <w:r>
-        <w:t xml:space="preserve">                  │</w:t>
-      </w:r>
-    </w:p>
-    <w:p>
-      <w:r>
-        <w:t xml:space="preserve">Sincronizado </w:t>
-      </w:r>
-      <w:r>
-        <w:rPr>
-          <w:rFonts w:ascii="Arial" w:hAnsi="Arial" w:cs="Arial"/>
-        </w:rPr>
-        <w:t>◄</w:t>
-      </w:r>
-      <w:r>
-        <w:rPr>
-          <w:rFonts w:ascii="Calibri" w:hAnsi="Calibri" w:cs="Calibri"/>
-        </w:rPr>
-        <w:t>──────┘</w:t>
-      </w:r>
-    </w:p>
-    <w:p>
-      <w:r>
-        <w:t xml:space="preserve">       </w:t>
-      </w:r>
-      <w:r>
-        <w:rPr>
-          <w:rFonts w:ascii="Arial" w:hAnsi="Arial" w:cs="Arial"/>
-        </w:rPr>
-        <w:t>▲</w:t>
-      </w:r>
-    </w:p>
-    <w:p>
-      <w:r>
-        <w:t xml:space="preserve">       │</w:t>
-      </w:r>
-    </w:p>
-    <w:p>
-      <w:r>
-        <w:t>Vuelve Internet</w:t>
-      </w:r>
-    </w:p>
-    <w:p>
-      <w:r>
-        <w:t xml:space="preserve">       │</w:t>
-      </w:r>
-    </w:p>
-    <w:p>
-      <w:r>
-        <w:t xml:space="preserve">       </w:t>
-      </w:r>
-      <w:r>
-        <w:rPr>
-          <w:rFonts w:ascii="Arial" w:hAnsi="Arial" w:cs="Arial"/>
-        </w:rPr>
-        <w:t>▼</w:t>
-      </w:r>
-    </w:p>
-    <w:p>
-      <w:r>
-        <w:t>Leer pendientes</w:t>
-      </w:r>
-    </w:p>
-    <w:p>
-      <w:r>
-        <w:t xml:space="preserve">       │</w:t>
-      </w:r>
-    </w:p>
-    <w:p>
-      <w:r>
-        <w:t xml:space="preserve">       </w:t>
-      </w:r>
-      <w:r>
-        <w:rPr>
-          <w:rFonts w:ascii="Arial" w:hAnsi="Arial" w:cs="Arial"/>
-        </w:rPr>
-        <w:t>▼</w:t>
-      </w:r>
-    </w:p>
-    <w:p>
-      <w:r>
-        <w:t>Enviar uno por uno</w:t>
-      </w:r>
-    </w:p>
-    <w:p>
-      <w:r>
-        <w:t xml:space="preserve">       │</w:t>
-      </w:r>
-    </w:p>
-    <w:p>
-      <w:r>
-        <w:lastRenderedPageBreak/>
-        <w:t xml:space="preserve">       </w:t>
-      </w:r>
-      <w:r>
-        <w:rPr>
-          <w:rFonts w:ascii="Arial" w:hAnsi="Arial" w:cs="Arial"/>
-        </w:rPr>
-        <w:t>▼</w:t>
-      </w:r>
-    </w:p>
-    <w:p>
-      <w:r>
-        <w:t>¿OK?</w:t>
-      </w:r>
-    </w:p>
-    <w:p>
-      <w:r>
         <w:t xml:space="preserve"> │</w:t>
       </w:r>
     </w:p>
     <w:p>
-      <w:r>
-        <w:t xml:space="preserve"> </w:t>
-      </w:r>
-      <w:r>
-        <w:rPr>
-          <w:rFonts w:ascii="Arial" w:hAnsi="Arial" w:cs="Arial"/>
-        </w:rPr>
-        <w:t>├</w:t>
-      </w:r>
-      <w:r>
-        <w:rPr>
-          <w:rFonts w:ascii="Calibri" w:hAnsi="Calibri" w:cs="Calibri"/>
-        </w:rPr>
-        <w:t>──</w:t>
-      </w:r>
-      <w:r>
-        <w:t>S</w:t>
-      </w:r>
-      <w:r>
-        <w:rPr>
-          <w:rFonts w:ascii="Calibri" w:hAnsi="Calibri" w:cs="Calibri"/>
-        </w:rPr>
-        <w:t>í</w:t>
-      </w:r>
-      <w:r>
-        <w:t xml:space="preserve"> </w:t>
-      </w:r>
-      <w:r>
-        <w:rPr>
-          <w:rFonts w:ascii="Calibri" w:hAnsi="Calibri" w:cs="Calibri"/>
-        </w:rPr>
-        <w:t>→</w:t>
-      </w:r>
-      <w:r>
-        <w:t xml:space="preserve"> Marcar sincronizado</w:t>
-      </w:r>
-    </w:p>
-    <w:p>
-      <w:r>
-        <w:t xml:space="preserve"> │</w:t>
-      </w:r>
-    </w:p>
-    <w:p>
+      <w:pPr>
+        <w:spacing w:after="0"/>
+      </w:pPr>
       <w:r>
         <w:t xml:space="preserve"> └──No → Mantener pendiente para reintentar</w:t>
       </w:r>
     </w:p>
     <w:p>
       <w:pPr>
+        <w:spacing w:after="0"/>
         <w:rPr>
           <w:b/>
           <w:bCs/>
@@ -14333,6 +15451,9 @@
       </w:r>
     </w:p>
     <w:p>
+      <w:pPr>
+        <w:spacing w:after="0"/>
+      </w:pPr>
       <w:r>
         <w:t xml:space="preserve">Si tu sistema es una aplicación web moderna (por ejemplo, con </w:t>
       </w:r>
@@ -14369,6 +15490,7 @@
           <w:ilvl w:val="0"/>
           <w:numId w:val="30"/>
         </w:numPr>
+        <w:spacing w:after="0"/>
       </w:pPr>
       <w:proofErr w:type="spellStart"/>
       <w:r>
@@ -14389,6 +15511,7 @@
           <w:ilvl w:val="1"/>
           <w:numId w:val="30"/>
         </w:numPr>
+        <w:spacing w:after="0"/>
       </w:pPr>
       <w:proofErr w:type="spellStart"/>
       <w:r>
@@ -14405,6 +15528,7 @@
           <w:ilvl w:val="1"/>
           <w:numId w:val="30"/>
         </w:numPr>
+        <w:spacing w:after="0"/>
       </w:pPr>
       <w:r>
         <w:t xml:space="preserve">Un </w:t>
@@ -14444,6 +15568,7 @@
           <w:ilvl w:val="1"/>
           <w:numId w:val="30"/>
         </w:numPr>
+        <w:spacing w:after="0"/>
       </w:pPr>
       <w:r>
         <w:t xml:space="preserve">Una </w:t>
@@ -14465,6 +15590,7 @@
           <w:ilvl w:val="1"/>
           <w:numId w:val="30"/>
         </w:numPr>
+        <w:spacing w:after="0"/>
       </w:pPr>
       <w:r>
         <w:t>Detección de conectividad (</w:t>
@@ -14484,6 +15610,7 @@
           <w:ilvl w:val="0"/>
           <w:numId w:val="30"/>
         </w:numPr>
+        <w:spacing w:after="0"/>
       </w:pPr>
       <w:proofErr w:type="spellStart"/>
       <w:r>
@@ -14504,6 +15631,7 @@
           <w:ilvl w:val="1"/>
           <w:numId w:val="30"/>
         </w:numPr>
+        <w:spacing w:after="0"/>
       </w:pPr>
       <w:r>
         <w:t xml:space="preserve">Transacciones (BEGIN, COMMIT, ROLLBACK) para mantener la integridad de los datos. </w:t>
@@ -14515,6 +15643,7 @@
           <w:ilvl w:val="1"/>
           <w:numId w:val="30"/>
         </w:numPr>
+        <w:spacing w:after="0"/>
       </w:pPr>
       <w:r>
         <w:rPr>
@@ -14541,6 +15670,7 @@
           <w:ilvl w:val="1"/>
           <w:numId w:val="30"/>
         </w:numPr>
+        <w:spacing w:after="0"/>
       </w:pPr>
       <w:r>
         <w:t>API preparada para aceptar operaciones repetidas de forma segura (</w:t>
@@ -14560,12 +15690,16 @@
           <w:ilvl w:val="1"/>
           <w:numId w:val="30"/>
         </w:numPr>
+        <w:spacing w:after="0"/>
       </w:pPr>
       <w:r>
         <w:t xml:space="preserve">Validación de versiones o fechas de modificación para resolver conflictos. </w:t>
       </w:r>
     </w:p>
     <w:p>
+      <w:pPr>
+        <w:spacing w:after="0"/>
+      </w:pPr>
       <w:r>
         <w:t>En resumen, la lógica no consiste simplemente en "guardar cuando vuelve Internet". Se basa en cuatro pilares:</w:t>
       </w:r>
@@ -14576,6 +15710,7 @@
           <w:ilvl w:val="0"/>
           <w:numId w:val="31"/>
         </w:numPr>
+        <w:spacing w:after="0"/>
       </w:pPr>
       <w:r>
         <w:rPr>
@@ -14594,6 +15729,7 @@
           <w:ilvl w:val="0"/>
           <w:numId w:val="31"/>
         </w:numPr>
+        <w:spacing w:after="0"/>
       </w:pPr>
       <w:r>
         <w:rPr>
@@ -14612,6 +15748,7 @@
           <w:ilvl w:val="0"/>
           <w:numId w:val="31"/>
         </w:numPr>
+        <w:spacing w:after="0"/>
       </w:pPr>
       <w:r>
         <w:rPr>
@@ -14630,6 +15767,7 @@
           <w:ilvl w:val="0"/>
           <w:numId w:val="31"/>
         </w:numPr>
+        <w:spacing w:after="0"/>
       </w:pPr>
       <w:r>
         <w:rPr>
@@ -14659,361 +15797,455 @@
       </w:r>
     </w:p>
     <w:p>
+      <w:pPr>
+        <w:spacing w:after="0"/>
+      </w:pPr>
       <w:proofErr w:type="gramStart"/>
       <w:r>
+        <w:t>tengo</w:t>
+      </w:r>
+      <w:proofErr w:type="gramEnd"/>
+      <w:r>
+        <w:t xml:space="preserve"> una </w:t>
+      </w:r>
+      <w:proofErr w:type="spellStart"/>
+      <w:r>
+        <w:t>version</w:t>
+      </w:r>
+      <w:proofErr w:type="spellEnd"/>
+      <w:r>
+        <w:t xml:space="preserve"> del sistema web en forma </w:t>
+      </w:r>
+      <w:proofErr w:type="spellStart"/>
+      <w:r>
+        <w:t>wpa</w:t>
+      </w:r>
+      <w:proofErr w:type="spellEnd"/>
+      <w:r>
+        <w:t>, esto aplica igual?</w:t>
+      </w:r>
+    </w:p>
+    <w:p>
+      <w:pPr>
+        <w:spacing w:after="0"/>
+      </w:pPr>
+      <w:r>
+        <w:t xml:space="preserve">Sí. Si por </w:t>
+      </w:r>
+      <w:r>
+        <w:rPr>
+          <w:b/>
+          <w:bCs/>
+        </w:rPr>
+        <w:t>WPA</w:t>
+      </w:r>
+      <w:r>
+        <w:t xml:space="preserve"> te referís a una </w:t>
+      </w:r>
+      <w:r>
+        <w:rPr>
+          <w:b/>
+          <w:bCs/>
+        </w:rPr>
+        <w:t>PWA (</w:t>
+      </w:r>
+      <w:proofErr w:type="spellStart"/>
+      <w:r>
+        <w:rPr>
+          <w:b/>
+          <w:bCs/>
+        </w:rPr>
+        <w:t>Progressive</w:t>
+      </w:r>
+      <w:proofErr w:type="spellEnd"/>
+      <w:r>
+        <w:rPr>
+          <w:b/>
+          <w:bCs/>
+        </w:rPr>
+        <w:t xml:space="preserve"> Web App)</w:t>
+      </w:r>
+      <w:r>
+        <w:t xml:space="preserve">, de hecho </w:t>
+      </w:r>
+      <w:r>
+        <w:rPr>
+          <w:b/>
+          <w:bCs/>
+        </w:rPr>
+        <w:t>es el escenario ideal para implementar este tipo de funcionamiento offline</w:t>
+      </w:r>
+      <w:r>
+        <w:t>.</w:t>
+      </w:r>
+    </w:p>
+    <w:p>
+      <w:pPr>
+        <w:spacing w:after="0"/>
+      </w:pPr>
+      <w:r>
+        <w:t>Las PWA fueron diseñadas justamente para poder seguir funcionando cuando no hay conexión.</w:t>
+      </w:r>
+    </w:p>
+    <w:p>
+      <w:pPr>
+        <w:spacing w:after="0"/>
+        <w:rPr>
+          <w:b/>
+          <w:bCs/>
+        </w:rPr>
+      </w:pPr>
+      <w:r>
+        <w:rPr>
+          <w:b/>
+          <w:bCs/>
+        </w:rPr>
+        <w:t>Cómo sería la arquitectura en una PWA</w:t>
+      </w:r>
+    </w:p>
+    <w:p>
+      <w:pPr>
+        <w:spacing w:after="0"/>
+      </w:pPr>
+      <w:r>
+        <w:t xml:space="preserve">                    INTERNET</w:t>
+      </w:r>
+    </w:p>
+    <w:p>
+      <w:pPr>
+        <w:spacing w:after="0"/>
+      </w:pPr>
+    </w:p>
+    <w:p>
+      <w:pPr>
+        <w:spacing w:after="0"/>
+      </w:pPr>
+      <w:r>
+        <w:t xml:space="preserve">        +-------------------------+</w:t>
+      </w:r>
+    </w:p>
+    <w:p>
+      <w:pPr>
+        <w:spacing w:after="0"/>
+      </w:pPr>
+      <w:r>
+        <w:t xml:space="preserve">        |      Servidor/API       |</w:t>
+      </w:r>
+    </w:p>
+    <w:p>
+      <w:pPr>
+        <w:spacing w:after="0"/>
+      </w:pPr>
+      <w:r>
+        <w:t xml:space="preserve">        |  NestJS + </w:t>
+      </w:r>
+      <w:proofErr w:type="spellStart"/>
+      <w:r>
+        <w:t>MySQL</w:t>
+      </w:r>
+      <w:proofErr w:type="spellEnd"/>
+      <w:r>
+        <w:t xml:space="preserve">         |</w:t>
+      </w:r>
+    </w:p>
+    <w:p>
+      <w:pPr>
+        <w:spacing w:after="0"/>
+      </w:pPr>
+      <w:r>
+        <w:t xml:space="preserve">        +-----------</w:t>
+      </w:r>
+      <w:r>
+        <w:rPr>
+          <w:rFonts w:ascii="Arial" w:hAnsi="Arial" w:cs="Arial"/>
+        </w:rPr>
+        <w:t>▲</w:t>
+      </w:r>
+      <w:r>
+        <w:t>-------------+</w:t>
+      </w:r>
+    </w:p>
+    <w:p>
+      <w:pPr>
+        <w:spacing w:after="0"/>
+      </w:pPr>
+      <w:r>
+        <w:t xml:space="preserve">                    │</w:t>
+      </w:r>
+    </w:p>
+    <w:p>
+      <w:pPr>
+        <w:spacing w:after="0"/>
+      </w:pPr>
+      <w:r>
+        <w:t xml:space="preserve">               HTTPS│</w:t>
+      </w:r>
+    </w:p>
+    <w:p>
+      <w:pPr>
+        <w:spacing w:after="0"/>
+      </w:pPr>
+      <w:r>
+        <w:t xml:space="preserve">                    │</w:t>
+      </w:r>
+    </w:p>
+    <w:p>
+      <w:pPr>
+        <w:spacing w:after="0"/>
+      </w:pPr>
+      <w:r>
+        <w:t>+---------------------------------------------+</w:t>
+      </w:r>
+    </w:p>
+    <w:p>
+      <w:pPr>
+        <w:spacing w:after="0"/>
+      </w:pPr>
+      <w:r>
+        <w:t>|                PWA                          |</w:t>
+      </w:r>
+    </w:p>
+    <w:p>
+      <w:pPr>
+        <w:spacing w:after="0"/>
+      </w:pPr>
+      <w:r>
+        <w:t>|                                             |</w:t>
+      </w:r>
+    </w:p>
+    <w:p>
+      <w:pPr>
+        <w:spacing w:after="0"/>
+      </w:pPr>
+      <w:r>
+        <w:t>|  Interfaz (HTML/CSS/JS)                     |</w:t>
+      </w:r>
+    </w:p>
+    <w:p>
+      <w:pPr>
+        <w:spacing w:after="0"/>
+      </w:pPr>
+      <w:r>
         <w:lastRenderedPageBreak/>
-        <w:t>tengo</w:t>
-      </w:r>
-      <w:proofErr w:type="gramEnd"/>
-      <w:r>
-        <w:t xml:space="preserve"> una </w:t>
-      </w:r>
-      <w:proofErr w:type="spellStart"/>
-      <w:r>
-        <w:t>version</w:t>
-      </w:r>
-      <w:proofErr w:type="spellEnd"/>
-      <w:r>
-        <w:t xml:space="preserve"> del sistema web en forma </w:t>
-      </w:r>
-      <w:proofErr w:type="spellStart"/>
-      <w:r>
-        <w:t>wpa</w:t>
-      </w:r>
-      <w:proofErr w:type="spellEnd"/>
-      <w:r>
-        <w:t>, esto aplica igual?</w:t>
-      </w:r>
-    </w:p>
-    <w:p>
-      <w:r>
-        <w:t xml:space="preserve">Sí. Si por </w:t>
-      </w:r>
-      <w:r>
-        <w:rPr>
-          <w:b/>
-          <w:bCs/>
-        </w:rPr>
-        <w:t>WPA</w:t>
-      </w:r>
-      <w:r>
-        <w:t xml:space="preserve"> te referís a una </w:t>
-      </w:r>
-      <w:r>
-        <w:rPr>
-          <w:b/>
-          <w:bCs/>
-        </w:rPr>
-        <w:t>PWA (</w:t>
-      </w:r>
-      <w:proofErr w:type="spellStart"/>
-      <w:r>
-        <w:rPr>
-          <w:b/>
-          <w:bCs/>
-        </w:rPr>
-        <w:t>Progressive</w:t>
-      </w:r>
-      <w:proofErr w:type="spellEnd"/>
-      <w:r>
-        <w:rPr>
-          <w:b/>
-          <w:bCs/>
-        </w:rPr>
-        <w:t xml:space="preserve"> Web App)</w:t>
-      </w:r>
-      <w:r>
-        <w:t xml:space="preserve">, de hecho </w:t>
-      </w:r>
-      <w:r>
-        <w:rPr>
-          <w:b/>
-          <w:bCs/>
-        </w:rPr>
-        <w:t>es el escenario ideal para implementar este tipo de funcionamiento offline</w:t>
-      </w:r>
-      <w:r>
-        <w:t>.</w:t>
-      </w:r>
-    </w:p>
-    <w:p>
-      <w:r>
-        <w:t>Las PWA fueron diseñadas justamente para poder seguir funcionando cuando no hay conexión.</w:t>
-      </w:r>
-    </w:p>
-    <w:p>
-      <w:pPr>
-        <w:rPr>
-          <w:b/>
-          <w:bCs/>
-        </w:rPr>
-      </w:pPr>
-      <w:r>
-        <w:rPr>
-          <w:b/>
-          <w:bCs/>
-        </w:rPr>
-        <w:t>Cómo sería la arquitectura en una PWA</w:t>
-      </w:r>
-    </w:p>
-    <w:p>
-      <w:r>
-        <w:t xml:space="preserve">                    INTERNET</w:t>
-      </w:r>
-    </w:p>
-    <w:p/>
-    <w:p>
-      <w:r>
-        <w:t xml:space="preserve">        +-------------------------+</w:t>
-      </w:r>
-    </w:p>
-    <w:p>
-      <w:r>
-        <w:t xml:space="preserve">        |      Servidor/API       |</w:t>
-      </w:r>
-    </w:p>
-    <w:p>
-      <w:r>
-        <w:t xml:space="preserve">        |  NestJS + </w:t>
-      </w:r>
-      <w:proofErr w:type="spellStart"/>
-      <w:r>
-        <w:t>MySQL</w:t>
-      </w:r>
-      <w:proofErr w:type="spellEnd"/>
-      <w:r>
-        <w:t xml:space="preserve">         |</w:t>
-      </w:r>
-    </w:p>
-    <w:p>
-      <w:r>
-        <w:t xml:space="preserve">        +-----------</w:t>
+        <w:t>|                                             |</w:t>
+      </w:r>
+    </w:p>
+    <w:p>
+      <w:pPr>
+        <w:spacing w:after="0"/>
+      </w:pPr>
+      <w:r>
+        <w:t xml:space="preserve">|  </w:t>
+      </w:r>
+      <w:proofErr w:type="spellStart"/>
+      <w:r>
+        <w:t>Service</w:t>
+      </w:r>
+      <w:proofErr w:type="spellEnd"/>
+      <w:r>
+        <w:t xml:space="preserve"> </w:t>
+      </w:r>
+      <w:proofErr w:type="spellStart"/>
+      <w:r>
+        <w:t>Worker</w:t>
+      </w:r>
+      <w:proofErr w:type="spellEnd"/>
+      <w:r>
+        <w:t xml:space="preserve">                             |</w:t>
+      </w:r>
+    </w:p>
+    <w:p>
+      <w:pPr>
+        <w:spacing w:after="0"/>
+      </w:pPr>
+      <w:r>
+        <w:t>|        │                                    |</w:t>
+      </w:r>
+    </w:p>
+    <w:p>
+      <w:pPr>
+        <w:spacing w:after="0"/>
+      </w:pPr>
+      <w:r>
+        <w:t xml:space="preserve">|        </w:t>
       </w:r>
       <w:r>
         <w:rPr>
           <w:rFonts w:ascii="Arial" w:hAnsi="Arial" w:cs="Arial"/>
         </w:rPr>
-        <w:t>▲</w:t>
-      </w:r>
-      <w:r>
-        <w:t>-------------+</w:t>
-      </w:r>
-    </w:p>
-    <w:p>
-      <w:r>
-        <w:t xml:space="preserve">                    │</w:t>
-      </w:r>
-    </w:p>
-    <w:p>
-      <w:r>
-        <w:t xml:space="preserve">               HTTPS│</w:t>
-      </w:r>
-    </w:p>
-    <w:p>
-      <w:r>
-        <w:t xml:space="preserve">                    │</w:t>
-      </w:r>
-    </w:p>
-    <w:p>
+        <w:t>├</w:t>
+      </w:r>
+      <w:r>
+        <w:rPr>
+          <w:rFonts w:ascii="Calibri" w:hAnsi="Calibri" w:cs="Calibri"/>
+        </w:rPr>
+        <w:t>──</w:t>
+      </w:r>
+      <w:r>
+        <w:t xml:space="preserve"> Cache de archivos                |</w:t>
+      </w:r>
+    </w:p>
+    <w:p>
+      <w:pPr>
+        <w:spacing w:after="0"/>
+      </w:pPr>
+      <w:r>
+        <w:t xml:space="preserve">|        </w:t>
+      </w:r>
+      <w:r>
+        <w:rPr>
+          <w:rFonts w:ascii="Arial" w:hAnsi="Arial" w:cs="Arial"/>
+        </w:rPr>
+        <w:t>├</w:t>
+      </w:r>
+      <w:r>
+        <w:rPr>
+          <w:rFonts w:ascii="Calibri" w:hAnsi="Calibri" w:cs="Calibri"/>
+        </w:rPr>
+        <w:t>──</w:t>
+      </w:r>
+      <w:r>
+        <w:t xml:space="preserve"> Detecta conexi</w:t>
+      </w:r>
+      <w:r>
+        <w:rPr>
+          <w:rFonts w:ascii="Calibri" w:hAnsi="Calibri" w:cs="Calibri"/>
+        </w:rPr>
+        <w:t>ó</w:t>
+      </w:r>
+      <w:r>
+        <w:t>n                 |</w:t>
+      </w:r>
+    </w:p>
+    <w:p>
+      <w:pPr>
+        <w:spacing w:after="0"/>
+      </w:pPr>
+      <w:r>
+        <w:t>|        └── Sincronización                   |</w:t>
+      </w:r>
+    </w:p>
+    <w:p>
+      <w:pPr>
+        <w:spacing w:after="0"/>
+      </w:pPr>
+      <w:r>
+        <w:t>|                                             |</w:t>
+      </w:r>
+    </w:p>
+    <w:p>
+      <w:pPr>
+        <w:spacing w:after="0"/>
+      </w:pPr>
+      <w:r>
+        <w:t xml:space="preserve">|  </w:t>
+      </w:r>
+      <w:proofErr w:type="spellStart"/>
+      <w:r>
+        <w:t>IndexedDB</w:t>
+      </w:r>
+      <w:proofErr w:type="spellEnd"/>
+      <w:r>
+        <w:t xml:space="preserve">                                  |</w:t>
+      </w:r>
+    </w:p>
+    <w:p>
+      <w:pPr>
+        <w:spacing w:after="0"/>
+      </w:pPr>
+      <w:r>
+        <w:t>|        │                                    |</w:t>
+      </w:r>
+    </w:p>
+    <w:p>
+      <w:pPr>
+        <w:spacing w:after="0"/>
+      </w:pPr>
+      <w:r>
+        <w:t xml:space="preserve">|        </w:t>
+      </w:r>
+      <w:r>
+        <w:rPr>
+          <w:rFonts w:ascii="Arial" w:hAnsi="Arial" w:cs="Arial"/>
+        </w:rPr>
+        <w:t>├</w:t>
+      </w:r>
+      <w:r>
+        <w:rPr>
+          <w:rFonts w:ascii="Calibri" w:hAnsi="Calibri" w:cs="Calibri"/>
+        </w:rPr>
+        <w:t>──</w:t>
+      </w:r>
+      <w:r>
+        <w:t xml:space="preserve"> Clientes                         |</w:t>
+      </w:r>
+    </w:p>
+    <w:p>
+      <w:pPr>
+        <w:spacing w:after="0"/>
+      </w:pPr>
+      <w:r>
+        <w:t xml:space="preserve">|        </w:t>
+      </w:r>
+      <w:r>
+        <w:rPr>
+          <w:rFonts w:ascii="Arial" w:hAnsi="Arial" w:cs="Arial"/>
+        </w:rPr>
+        <w:t>├</w:t>
+      </w:r>
+      <w:r>
+        <w:rPr>
+          <w:rFonts w:ascii="Calibri" w:hAnsi="Calibri" w:cs="Calibri"/>
+        </w:rPr>
+        <w:t>──</w:t>
+      </w:r>
+      <w:r>
+        <w:t xml:space="preserve"> Productos                        |</w:t>
+      </w:r>
+    </w:p>
+    <w:p>
+      <w:pPr>
+        <w:spacing w:after="0"/>
+      </w:pPr>
+      <w:r>
+        <w:t xml:space="preserve">|        </w:t>
+      </w:r>
+      <w:r>
+        <w:rPr>
+          <w:rFonts w:ascii="Arial" w:hAnsi="Arial" w:cs="Arial"/>
+        </w:rPr>
+        <w:t>├</w:t>
+      </w:r>
+      <w:r>
+        <w:rPr>
+          <w:rFonts w:ascii="Calibri" w:hAnsi="Calibri" w:cs="Calibri"/>
+        </w:rPr>
+        <w:t>──</w:t>
+      </w:r>
+      <w:r>
+        <w:t xml:space="preserve"> Ventas                           |</w:t>
+      </w:r>
+    </w:p>
+    <w:p>
+      <w:pPr>
+        <w:spacing w:after="0"/>
+      </w:pPr>
+      <w:r>
+        <w:t>|        └── Cola Pendiente                   |</w:t>
+      </w:r>
+    </w:p>
+    <w:p>
+      <w:pPr>
+        <w:spacing w:after="0"/>
+      </w:pPr>
       <w:r>
         <w:t>+---------------------------------------------+</w:t>
       </w:r>
     </w:p>
     <w:p>
-      <w:r>
-        <w:t>|                PWA                          |</w:t>
-      </w:r>
-    </w:p>
-    <w:p>
-      <w:r>
-        <w:t>|                                             |</w:t>
-      </w:r>
-    </w:p>
-    <w:p>
-      <w:r>
-        <w:t>|  Interfaz (HTML/CSS/JS)                     |</w:t>
-      </w:r>
-    </w:p>
-    <w:p>
-      <w:r>
-        <w:t>|                                             |</w:t>
-      </w:r>
-    </w:p>
-    <w:p>
-      <w:r>
-        <w:t xml:space="preserve">|  </w:t>
-      </w:r>
-      <w:proofErr w:type="spellStart"/>
-      <w:r>
-        <w:t>Service</w:t>
-      </w:r>
-      <w:proofErr w:type="spellEnd"/>
-      <w:r>
-        <w:t xml:space="preserve"> </w:t>
-      </w:r>
-      <w:proofErr w:type="spellStart"/>
-      <w:r>
-        <w:t>Worker</w:t>
-      </w:r>
-      <w:proofErr w:type="spellEnd"/>
-      <w:r>
-        <w:t xml:space="preserve">                             |</w:t>
-      </w:r>
-    </w:p>
-    <w:p>
-      <w:r>
-        <w:t>|        │                                    |</w:t>
-      </w:r>
-    </w:p>
-    <w:p>
-      <w:r>
-        <w:t xml:space="preserve">|        </w:t>
-      </w:r>
-      <w:r>
-        <w:rPr>
-          <w:rFonts w:ascii="Arial" w:hAnsi="Arial" w:cs="Arial"/>
-        </w:rPr>
-        <w:t>├</w:t>
-      </w:r>
-      <w:r>
-        <w:rPr>
-          <w:rFonts w:ascii="Calibri" w:hAnsi="Calibri" w:cs="Calibri"/>
-        </w:rPr>
-        <w:t>──</w:t>
-      </w:r>
-      <w:r>
-        <w:t xml:space="preserve"> Cache de archivos                |</w:t>
-      </w:r>
-    </w:p>
-    <w:p>
-      <w:r>
-        <w:t xml:space="preserve">|        </w:t>
-      </w:r>
-      <w:r>
-        <w:rPr>
-          <w:rFonts w:ascii="Arial" w:hAnsi="Arial" w:cs="Arial"/>
-        </w:rPr>
-        <w:t>├</w:t>
-      </w:r>
-      <w:r>
-        <w:rPr>
-          <w:rFonts w:ascii="Calibri" w:hAnsi="Calibri" w:cs="Calibri"/>
-        </w:rPr>
-        <w:t>──</w:t>
-      </w:r>
-      <w:r>
-        <w:t xml:space="preserve"> Detecta conexi</w:t>
-      </w:r>
-      <w:r>
-        <w:rPr>
-          <w:rFonts w:ascii="Calibri" w:hAnsi="Calibri" w:cs="Calibri"/>
-        </w:rPr>
-        <w:t>ó</w:t>
-      </w:r>
-      <w:r>
-        <w:t>n                 |</w:t>
-      </w:r>
-    </w:p>
-    <w:p>
-      <w:r>
-        <w:t>|        └── Sincronización                   |</w:t>
-      </w:r>
-    </w:p>
-    <w:p>
-      <w:r>
-        <w:t>|                                             |</w:t>
-      </w:r>
-    </w:p>
-    <w:p>
-      <w:r>
-        <w:t xml:space="preserve">|  </w:t>
-      </w:r>
-      <w:proofErr w:type="spellStart"/>
-      <w:r>
-        <w:t>IndexedDB</w:t>
-      </w:r>
-      <w:proofErr w:type="spellEnd"/>
-      <w:r>
-        <w:t xml:space="preserve">                                  |</w:t>
-      </w:r>
-    </w:p>
-    <w:p>
-      <w:r>
-        <w:t>|        │                                    |</w:t>
-      </w:r>
-    </w:p>
-    <w:p>
-      <w:r>
-        <w:lastRenderedPageBreak/>
-        <w:t xml:space="preserve">|        </w:t>
-      </w:r>
-      <w:r>
-        <w:rPr>
-          <w:rFonts w:ascii="Arial" w:hAnsi="Arial" w:cs="Arial"/>
-        </w:rPr>
-        <w:t>├</w:t>
-      </w:r>
-      <w:r>
-        <w:rPr>
-          <w:rFonts w:ascii="Calibri" w:hAnsi="Calibri" w:cs="Calibri"/>
-        </w:rPr>
-        <w:t>──</w:t>
-      </w:r>
-      <w:r>
-        <w:t xml:space="preserve"> Clientes                         |</w:t>
-      </w:r>
-    </w:p>
-    <w:p>
-      <w:r>
-        <w:t xml:space="preserve">|        </w:t>
-      </w:r>
-      <w:r>
-        <w:rPr>
-          <w:rFonts w:ascii="Arial" w:hAnsi="Arial" w:cs="Arial"/>
-        </w:rPr>
-        <w:t>├</w:t>
-      </w:r>
-      <w:r>
-        <w:rPr>
-          <w:rFonts w:ascii="Calibri" w:hAnsi="Calibri" w:cs="Calibri"/>
-        </w:rPr>
-        <w:t>──</w:t>
-      </w:r>
-      <w:r>
-        <w:t xml:space="preserve"> Productos                        |</w:t>
-      </w:r>
-    </w:p>
-    <w:p>
-      <w:r>
-        <w:t xml:space="preserve">|        </w:t>
-      </w:r>
-      <w:r>
-        <w:rPr>
-          <w:rFonts w:ascii="Arial" w:hAnsi="Arial" w:cs="Arial"/>
-        </w:rPr>
-        <w:t>├</w:t>
-      </w:r>
-      <w:r>
-        <w:rPr>
-          <w:rFonts w:ascii="Calibri" w:hAnsi="Calibri" w:cs="Calibri"/>
-        </w:rPr>
-        <w:t>──</w:t>
-      </w:r>
-      <w:r>
-        <w:t xml:space="preserve"> Ventas                           |</w:t>
-      </w:r>
-    </w:p>
-    <w:p>
-      <w:r>
-        <w:t>|        └── Cola Pendiente                   |</w:t>
-      </w:r>
-    </w:p>
-    <w:p>
-      <w:r>
-        <w:t>+---------------------------------------------+</w:t>
-      </w:r>
-    </w:p>
-    <w:p>
+      <w:pPr>
+        <w:spacing w:after="0"/>
+      </w:pPr>
       <w:r>
         <w:pict>
           <v:rect id="_x0000_i1042" style="width:0;height:1.5pt" o:hralign="center" o:hrstd="t" o:hr="t" fillcolor="#a0a0a0" stroked="f"/>
@@ -15022,6 +16254,7 @@
     </w:p>
     <w:p>
       <w:pPr>
+        <w:spacing w:after="0"/>
         <w:rPr>
           <w:b/>
           <w:bCs/>
@@ -15068,6 +16301,9 @@
       </w:r>
     </w:p>
     <w:p>
+      <w:pPr>
+        <w:spacing w:after="0"/>
+      </w:pPr>
       <w:r>
         <w:t xml:space="preserve">El </w:t>
       </w:r>
@@ -15089,6 +16325,9 @@
       </w:r>
     </w:p>
     <w:p>
+      <w:pPr>
+        <w:spacing w:after="0"/>
+      </w:pPr>
       <w:r>
         <w:t>Su trabajo es:</w:t>
       </w:r>
@@ -15099,6 +16338,7 @@
           <w:ilvl w:val="0"/>
           <w:numId w:val="32"/>
         </w:numPr>
+        <w:spacing w:after="0"/>
       </w:pPr>
       <w:r>
         <w:t xml:space="preserve">cachear HTML </w:t>
@@ -15110,6 +16350,7 @@
           <w:ilvl w:val="0"/>
           <w:numId w:val="32"/>
         </w:numPr>
+        <w:spacing w:after="0"/>
       </w:pPr>
       <w:r>
         <w:t xml:space="preserve">cachear CSS </w:t>
@@ -15121,6 +16362,7 @@
           <w:ilvl w:val="0"/>
           <w:numId w:val="32"/>
         </w:numPr>
+        <w:spacing w:after="0"/>
       </w:pPr>
       <w:r>
         <w:t xml:space="preserve">cachear JavaScript </w:t>
@@ -15132,6 +16374,7 @@
           <w:ilvl w:val="0"/>
           <w:numId w:val="32"/>
         </w:numPr>
+        <w:spacing w:after="0"/>
       </w:pPr>
       <w:r>
         <w:t xml:space="preserve">cachear imágenes </w:t>
@@ -15143,6 +16386,7 @@
           <w:ilvl w:val="0"/>
           <w:numId w:val="32"/>
         </w:numPr>
+        <w:spacing w:after="0"/>
       </w:pPr>
       <w:r>
         <w:t xml:space="preserve">cachear fuentes </w:t>
@@ -15154,6 +16398,7 @@
           <w:ilvl w:val="0"/>
           <w:numId w:val="32"/>
         </w:numPr>
+        <w:spacing w:after="0"/>
       </w:pPr>
       <w:r>
         <w:t xml:space="preserve">detectar si existe Internet </w:t>
@@ -15165,17 +16410,24 @@
           <w:ilvl w:val="0"/>
           <w:numId w:val="32"/>
         </w:numPr>
+        <w:spacing w:after="0"/>
       </w:pPr>
       <w:r>
         <w:t xml:space="preserve">sincronizar cuando vuelve la conexión </w:t>
       </w:r>
     </w:p>
     <w:p>
+      <w:pPr>
+        <w:spacing w:after="0"/>
+      </w:pPr>
       <w:r>
         <w:t>Por eso, aunque cierres la pestaña y vuelvas a abrir la aplicación, la PWA puede seguir funcionando.</w:t>
       </w:r>
     </w:p>
     <w:p>
+      <w:pPr>
+        <w:spacing w:after="0"/>
+      </w:pPr>
       <w:r>
         <w:pict>
           <v:rect id="_x0000_i1043" style="width:0;height:1.5pt" o:hralign="center" o:hrstd="t" o:hr="t" fillcolor="#a0a0a0" stroked="f"/>
@@ -15184,6 +16436,7 @@
     </w:p>
     <w:p>
       <w:pPr>
+        <w:spacing w:after="0"/>
         <w:rPr>
           <w:b/>
           <w:bCs/>
@@ -15198,45 +16451,85 @@
       </w:r>
     </w:p>
     <w:p>
+      <w:pPr>
+        <w:spacing w:after="0"/>
+      </w:pPr>
       <w:r>
         <w:t>En una web normal:</w:t>
       </w:r>
     </w:p>
     <w:p>
+      <w:pPr>
+        <w:spacing w:after="0"/>
+      </w:pPr>
       <w:r>
         <w:t>No hay Internet</w:t>
       </w:r>
     </w:p>
-    <w:p/>
-    <w:p>
+    <w:p>
+      <w:pPr>
+        <w:spacing w:after="0"/>
+      </w:pPr>
+    </w:p>
+    <w:p>
+      <w:pPr>
+        <w:spacing w:after="0"/>
+      </w:pPr>
       <w:r>
         <w:t>↓</w:t>
       </w:r>
     </w:p>
-    <w:p/>
-    <w:p>
+    <w:p>
+      <w:pPr>
+        <w:spacing w:after="0"/>
+      </w:pPr>
+    </w:p>
+    <w:p>
+      <w:pPr>
+        <w:spacing w:after="0"/>
+      </w:pPr>
       <w:r>
         <w:t>No carga nada</w:t>
       </w:r>
     </w:p>
     <w:p>
+      <w:pPr>
+        <w:spacing w:after="0"/>
+      </w:pPr>
       <w:r>
         <w:t>En una PWA:</w:t>
       </w:r>
     </w:p>
     <w:p>
+      <w:pPr>
+        <w:spacing w:after="0"/>
+      </w:pPr>
       <w:r>
         <w:t>No hay Internet</w:t>
       </w:r>
     </w:p>
-    <w:p/>
-    <w:p>
+    <w:p>
+      <w:pPr>
+        <w:spacing w:after="0"/>
+      </w:pPr>
+    </w:p>
+    <w:p>
+      <w:pPr>
+        <w:spacing w:after="0"/>
+      </w:pPr>
       <w:r>
         <w:t>↓</w:t>
       </w:r>
     </w:p>
-    <w:p/>
-    <w:p>
+    <w:p>
+      <w:pPr>
+        <w:spacing w:after="0"/>
+      </w:pPr>
+    </w:p>
+    <w:p>
+      <w:pPr>
+        <w:spacing w:after="0"/>
+      </w:pPr>
       <w:r>
         <w:t xml:space="preserve">El </w:t>
       </w:r>
@@ -15257,20 +16550,41 @@
         <w:t xml:space="preserve"> entrega</w:t>
       </w:r>
     </w:p>
-    <w:p/>
-    <w:p>
+    <w:p>
+      <w:pPr>
+        <w:spacing w:after="0"/>
+      </w:pPr>
+    </w:p>
+    <w:p>
+      <w:pPr>
+        <w:spacing w:after="0"/>
+      </w:pPr>
       <w:r>
         <w:t>index.html</w:t>
       </w:r>
     </w:p>
-    <w:p/>
-    <w:p>
+    <w:p>
+      <w:pPr>
+        <w:spacing w:after="0"/>
+      </w:pPr>
+    </w:p>
+    <w:p>
+      <w:pPr>
+        <w:spacing w:after="0"/>
+      </w:pPr>
       <w:r>
         <w:t>↓</w:t>
       </w:r>
     </w:p>
-    <w:p/>
-    <w:p>
+    <w:p>
+      <w:pPr>
+        <w:spacing w:after="0"/>
+      </w:pPr>
+    </w:p>
+    <w:p>
+      <w:pPr>
+        <w:spacing w:after="0"/>
+      </w:pPr>
       <w:proofErr w:type="spellStart"/>
       <w:proofErr w:type="gramStart"/>
       <w:r>
@@ -15279,14 +16593,28 @@
       <w:proofErr w:type="spellEnd"/>
       <w:proofErr w:type="gramEnd"/>
     </w:p>
-    <w:p/>
-    <w:p>
+    <w:p>
+      <w:pPr>
+        <w:spacing w:after="0"/>
+      </w:pPr>
+    </w:p>
+    <w:p>
+      <w:pPr>
+        <w:spacing w:after="0"/>
+      </w:pPr>
       <w:r>
         <w:t>↓</w:t>
       </w:r>
     </w:p>
-    <w:p/>
-    <w:p>
+    <w:p>
+      <w:pPr>
+        <w:spacing w:after="0"/>
+      </w:pPr>
+    </w:p>
+    <w:p>
+      <w:pPr>
+        <w:spacing w:after="0"/>
+      </w:pPr>
       <w:proofErr w:type="spellStart"/>
       <w:proofErr w:type="gramStart"/>
       <w:r>
@@ -15295,24 +16623,44 @@
       <w:proofErr w:type="spellEnd"/>
       <w:proofErr w:type="gramEnd"/>
     </w:p>
-    <w:p/>
-    <w:p>
+    <w:p>
+      <w:pPr>
+        <w:spacing w:after="0"/>
+      </w:pPr>
+    </w:p>
+    <w:p>
+      <w:pPr>
+        <w:spacing w:after="0"/>
+      </w:pPr>
       <w:r>
         <w:t>↓</w:t>
       </w:r>
     </w:p>
-    <w:p/>
-    <w:p>
+    <w:p>
+      <w:pPr>
+        <w:spacing w:after="0"/>
+      </w:pPr>
+    </w:p>
+    <w:p>
+      <w:pPr>
+        <w:spacing w:after="0"/>
+      </w:pPr>
       <w:r>
         <w:t>La aplicación abre normalmente</w:t>
       </w:r>
     </w:p>
     <w:p>
+      <w:pPr>
+        <w:spacing w:after="0"/>
+      </w:pPr>
       <w:r>
         <w:t>El usuario muchas veces ni siquiera nota que está sin conexión.</w:t>
       </w:r>
     </w:p>
     <w:p>
+      <w:pPr>
+        <w:spacing w:after="0"/>
+      </w:pPr>
       <w:r>
         <w:pict>
           <v:rect id="_x0000_i1044" style="width:0;height:1.5pt" o:hralign="center" o:hrstd="t" o:hr="t" fillcolor="#a0a0a0" stroked="f"/>
@@ -15321,6 +16669,7 @@
     </w:p>
     <w:p>
       <w:pPr>
+        <w:spacing w:after="0"/>
         <w:rPr>
           <w:b/>
           <w:bCs/>
@@ -15335,6 +16684,9 @@
       </w:r>
     </w:p>
     <w:p>
+      <w:pPr>
+        <w:spacing w:after="0"/>
+      </w:pPr>
       <w:r>
         <w:t xml:space="preserve">No en </w:t>
       </w:r>
@@ -15348,6 +16700,9 @@
       </w:r>
     </w:p>
     <w:p>
+      <w:pPr>
+        <w:spacing w:after="0"/>
+      </w:pPr>
       <w:r>
         <w:t xml:space="preserve">Lo correcto es utilizar </w:t>
       </w:r>
@@ -15365,64 +16720,121 @@
       </w:r>
     </w:p>
     <w:p>
+      <w:pPr>
+        <w:spacing w:after="0"/>
+      </w:pPr>
       <w:r>
         <w:t>Ejemplo:</w:t>
       </w:r>
     </w:p>
     <w:p>
+      <w:pPr>
+        <w:spacing w:after="0"/>
+      </w:pPr>
       <w:proofErr w:type="spellStart"/>
       <w:r>
         <w:t>IndexedDB</w:t>
       </w:r>
       <w:proofErr w:type="spellEnd"/>
     </w:p>
-    <w:p/>
-    <w:p>
+    <w:p>
+      <w:pPr>
+        <w:spacing w:after="0"/>
+      </w:pPr>
+    </w:p>
+    <w:p>
+      <w:pPr>
+        <w:spacing w:after="0"/>
+      </w:pPr>
       <w:r>
         <w:t>Clientes</w:t>
       </w:r>
     </w:p>
-    <w:p/>
-    <w:p>
+    <w:p>
+      <w:pPr>
+        <w:spacing w:after="0"/>
+      </w:pPr>
+    </w:p>
+    <w:p>
+      <w:pPr>
+        <w:spacing w:after="0"/>
+      </w:pPr>
       <w:r>
         <w:t>Productos</w:t>
       </w:r>
     </w:p>
-    <w:p/>
-    <w:p>
+    <w:p>
+      <w:pPr>
+        <w:spacing w:after="0"/>
+      </w:pPr>
+    </w:p>
+    <w:p>
+      <w:pPr>
+        <w:spacing w:after="0"/>
+      </w:pPr>
       <w:r>
         <w:t>Ventas</w:t>
       </w:r>
     </w:p>
-    <w:p/>
-    <w:p>
+    <w:p>
+      <w:pPr>
+        <w:spacing w:after="0"/>
+      </w:pPr>
+    </w:p>
+    <w:p>
+      <w:pPr>
+        <w:spacing w:after="0"/>
+      </w:pPr>
       <w:r>
         <w:t>Usuarios</w:t>
       </w:r>
     </w:p>
-    <w:p/>
-    <w:p>
+    <w:p>
+      <w:pPr>
+        <w:spacing w:after="0"/>
+      </w:pPr>
+    </w:p>
+    <w:p>
+      <w:pPr>
+        <w:spacing w:after="0"/>
+      </w:pPr>
       <w:r>
         <w:t>Configuraciones</w:t>
       </w:r>
     </w:p>
-    <w:p/>
-    <w:p>
+    <w:p>
+      <w:pPr>
+        <w:spacing w:after="0"/>
+      </w:pPr>
+    </w:p>
+    <w:p>
+      <w:pPr>
+        <w:spacing w:after="0"/>
+      </w:pPr>
       <w:r>
         <w:t>Pendientes</w:t>
       </w:r>
     </w:p>
     <w:p>
+      <w:pPr>
+        <w:spacing w:after="0"/>
+      </w:pPr>
       <w:r>
         <w:t>Es prácticamente una base de datos dentro del navegador.</w:t>
       </w:r>
     </w:p>
     <w:p>
+      <w:pPr>
+        <w:spacing w:after="0"/>
+      </w:pPr>
       <w:r>
         <w:t>Puede almacenar miles de registros.</w:t>
       </w:r>
     </w:p>
     <w:p>
+      <w:pPr>
+        <w:spacing w:after="0"/>
+      </w:pPr>
       <w:r>
         <w:pict>
           <v:rect id="_x0000_i1045" style="width:0;height:1.5pt" o:hralign="center" o:hrstd="t" o:hr="t" fillcolor="#a0a0a0" stroked="f"/>
@@ -15431,6 +16843,7 @@
     </w:p>
     <w:p>
       <w:pPr>
+        <w:spacing w:after="0"/>
         <w:rPr>
           <w:b/>
           <w:bCs/>
@@ -15445,16 +16858,25 @@
       </w:r>
     </w:p>
     <w:p>
+      <w:pPr>
+        <w:spacing w:after="0"/>
+      </w:pPr>
       <w:r>
         <w:t>Supongamos que el usuario crea una factura.</w:t>
       </w:r>
     </w:p>
     <w:p>
+      <w:pPr>
+        <w:spacing w:after="0"/>
+      </w:pPr>
       <w:r>
         <w:t>En lugar de hacer:</w:t>
       </w:r>
     </w:p>
     <w:p>
+      <w:pPr>
+        <w:spacing w:after="0"/>
+      </w:pPr>
       <w:proofErr w:type="spellStart"/>
       <w:proofErr w:type="gramStart"/>
       <w:r>
@@ -15475,6 +16897,9 @@
       </w:r>
     </w:p>
     <w:p>
+      <w:pPr>
+        <w:spacing w:after="0"/>
+      </w:pPr>
       <w:proofErr w:type="gramStart"/>
       <w:r>
         <w:t>la</w:t>
@@ -15485,6 +16910,9 @@
       </w:r>
     </w:p>
     <w:p>
+      <w:pPr>
+        <w:spacing w:after="0"/>
+      </w:pPr>
       <w:proofErr w:type="spellStart"/>
       <w:proofErr w:type="gramStart"/>
       <w:r>
@@ -15504,8 +16932,15 @@
         <w:t>) {</w:t>
       </w:r>
     </w:p>
-    <w:p/>
-    <w:p>
+    <w:p>
+      <w:pPr>
+        <w:spacing w:after="0"/>
+      </w:pPr>
+    </w:p>
+    <w:p>
+      <w:pPr>
+        <w:spacing w:after="0"/>
+      </w:pPr>
       <w:r>
         <w:t xml:space="preserve">    </w:t>
       </w:r>
@@ -15520,13 +16955,23 @@
         <w:t>();</w:t>
       </w:r>
     </w:p>
-    <w:p/>
-    <w:p>
+    <w:p>
+      <w:pPr>
+        <w:spacing w:after="0"/>
+      </w:pPr>
+    </w:p>
+    <w:p>
+      <w:pPr>
+        <w:spacing w:after="0"/>
+      </w:pPr>
       <w:r>
         <w:t>}</w:t>
       </w:r>
     </w:p>
     <w:p>
+      <w:pPr>
+        <w:spacing w:after="0"/>
+      </w:pPr>
       <w:proofErr w:type="spellStart"/>
       <w:proofErr w:type="gramStart"/>
       <w:r>
@@ -15538,8 +16983,15 @@
         <w:t>{</w:t>
       </w:r>
     </w:p>
-    <w:p/>
-    <w:p>
+    <w:p>
+      <w:pPr>
+        <w:spacing w:after="0"/>
+      </w:pPr>
+    </w:p>
+    <w:p>
+      <w:pPr>
+        <w:spacing w:after="0"/>
+      </w:pPr>
       <w:r>
         <w:t xml:space="preserve">    </w:t>
       </w:r>
@@ -15554,30 +17006,52 @@
         <w:t>();</w:t>
       </w:r>
     </w:p>
-    <w:p/>
-    <w:p>
-      <w:r>
-        <w:lastRenderedPageBreak/>
+    <w:p>
+      <w:pPr>
+        <w:spacing w:after="0"/>
+      </w:pPr>
+    </w:p>
+    <w:p>
+      <w:pPr>
+        <w:spacing w:after="0"/>
+      </w:pPr>
+      <w:r>
         <w:t>}</w:t>
       </w:r>
     </w:p>
     <w:p>
+      <w:pPr>
+        <w:spacing w:after="0"/>
+      </w:pPr>
       <w:r>
         <w:t>La interfaz muestra:</w:t>
       </w:r>
     </w:p>
     <w:p>
+      <w:pPr>
+        <w:spacing w:after="0"/>
+      </w:pPr>
       <w:r>
         <w:t>Factura guardada.</w:t>
       </w:r>
     </w:p>
-    <w:p/>
-    <w:p>
+    <w:p>
+      <w:pPr>
+        <w:spacing w:after="0"/>
+      </w:pPr>
+    </w:p>
+    <w:p>
+      <w:pPr>
+        <w:spacing w:after="0"/>
+      </w:pPr>
       <w:r>
         <w:t>Pendiente de sincronización.</w:t>
       </w:r>
     </w:p>
     <w:p>
+      <w:pPr>
+        <w:spacing w:after="0"/>
+      </w:pPr>
       <w:r>
         <w:pict>
           <v:rect id="_x0000_i1046" style="width:0;height:1.5pt" o:hralign="center" o:hrstd="t" o:hr="t" fillcolor="#a0a0a0" stroked="f"/>
@@ -15586,6 +17060,7 @@
     </w:p>
     <w:p>
       <w:pPr>
+        <w:spacing w:after="0"/>
         <w:rPr>
           <w:b/>
           <w:bCs/>
@@ -15600,11 +17075,17 @@
       </w:r>
     </w:p>
     <w:p>
+      <w:pPr>
+        <w:spacing w:after="0"/>
+      </w:pPr>
       <w:r>
         <w:t>El navegador dispara:</w:t>
       </w:r>
     </w:p>
     <w:p>
+      <w:pPr>
+        <w:spacing w:after="0"/>
+      </w:pPr>
       <w:proofErr w:type="spellStart"/>
       <w:proofErr w:type="gramStart"/>
       <w:r>
@@ -15620,6 +17101,9 @@
       </w:r>
     </w:p>
     <w:p>
+      <w:pPr>
+        <w:spacing w:after="0"/>
+      </w:pPr>
       <w:r>
         <w:t xml:space="preserve">    </w:t>
       </w:r>
@@ -15633,30 +17117,53 @@
       </w:r>
     </w:p>
     <w:p>
+      <w:pPr>
+        <w:spacing w:after="0"/>
+      </w:pPr>
       <w:r>
         <w:t>});</w:t>
       </w:r>
     </w:p>
     <w:p>
+      <w:pPr>
+        <w:spacing w:after="0"/>
+      </w:pPr>
       <w:r>
         <w:t>Entonces:</w:t>
       </w:r>
     </w:p>
     <w:p>
+      <w:pPr>
+        <w:spacing w:after="0"/>
+      </w:pPr>
       <w:proofErr w:type="spellStart"/>
       <w:r>
         <w:t>IndexedDB</w:t>
       </w:r>
       <w:proofErr w:type="spellEnd"/>
     </w:p>
-    <w:p/>
-    <w:p>
+    <w:p>
+      <w:pPr>
+        <w:spacing w:after="0"/>
+      </w:pPr>
+    </w:p>
+    <w:p>
+      <w:pPr>
+        <w:spacing w:after="0"/>
+      </w:pPr>
       <w:r>
         <w:t>↓</w:t>
       </w:r>
     </w:p>
-    <w:p/>
-    <w:p>
+    <w:p>
+      <w:pPr>
+        <w:spacing w:after="0"/>
+      </w:pPr>
+    </w:p>
+    <w:p>
+      <w:pPr>
+        <w:spacing w:after="0"/>
+      </w:pPr>
       <w:proofErr w:type="gramStart"/>
       <w:r>
         <w:t>leer</w:t>
@@ -15666,64 +17173,134 @@
         <w:t xml:space="preserve"> pendientes</w:t>
       </w:r>
     </w:p>
-    <w:p/>
-    <w:p>
+    <w:p>
+      <w:pPr>
+        <w:spacing w:after="0"/>
+      </w:pPr>
+    </w:p>
+    <w:p>
+      <w:pPr>
+        <w:spacing w:after="0"/>
+      </w:pPr>
       <w:r>
         <w:t>↓</w:t>
       </w:r>
     </w:p>
-    <w:p/>
-    <w:p>
+    <w:p>
+      <w:pPr>
+        <w:spacing w:after="0"/>
+      </w:pPr>
+    </w:p>
+    <w:p>
+      <w:pPr>
+        <w:spacing w:after="0"/>
+      </w:pPr>
       <w:r>
         <w:t>API</w:t>
       </w:r>
     </w:p>
-    <w:p/>
-    <w:p>
+    <w:p>
+      <w:pPr>
+        <w:spacing w:after="0"/>
+      </w:pPr>
+    </w:p>
+    <w:p>
+      <w:pPr>
+        <w:spacing w:after="0"/>
+      </w:pPr>
       <w:r>
         <w:t>↓</w:t>
       </w:r>
     </w:p>
-    <w:p/>
-    <w:p>
+    <w:p>
+      <w:pPr>
+        <w:spacing w:after="0"/>
+      </w:pPr>
+    </w:p>
+    <w:p>
+      <w:pPr>
+        <w:spacing w:after="0"/>
+      </w:pPr>
       <w:r>
         <w:t>Servidor</w:t>
       </w:r>
     </w:p>
-    <w:p/>
-    <w:p>
+    <w:p>
+      <w:pPr>
+        <w:spacing w:after="0"/>
+      </w:pPr>
+    </w:p>
+    <w:p>
+      <w:pPr>
+        <w:spacing w:after="0"/>
+      </w:pPr>
       <w:r>
         <w:t>↓</w:t>
       </w:r>
     </w:p>
-    <w:p/>
-    <w:p>
+    <w:p>
+      <w:pPr>
+        <w:spacing w:after="0"/>
+      </w:pPr>
+    </w:p>
+    <w:p>
+      <w:pPr>
+        <w:spacing w:after="0"/>
+      </w:pPr>
       <w:proofErr w:type="spellStart"/>
       <w:r>
         <w:t>MySQL</w:t>
       </w:r>
       <w:proofErr w:type="spellEnd"/>
     </w:p>
-    <w:p/>
-    <w:p>
+    <w:p>
+      <w:pPr>
+        <w:spacing w:after="0"/>
+      </w:pPr>
+    </w:p>
+    <w:p>
+      <w:pPr>
+        <w:spacing w:after="0"/>
+      </w:pPr>
       <w:r>
         <w:t>↓</w:t>
       </w:r>
     </w:p>
-    <w:p/>
-    <w:p>
+    <w:p>
+      <w:pPr>
+        <w:spacing w:after="0"/>
+      </w:pPr>
+    </w:p>
+    <w:p>
+      <w:pPr>
+        <w:spacing w:after="0"/>
+      </w:pPr>
       <w:r>
         <w:t>OK</w:t>
       </w:r>
     </w:p>
-    <w:p/>
-    <w:p>
+    <w:p>
+      <w:pPr>
+        <w:spacing w:after="0"/>
+      </w:pPr>
+    </w:p>
+    <w:p>
+      <w:pPr>
+        <w:spacing w:after="0"/>
+      </w:pPr>
       <w:r>
         <w:t>↓</w:t>
       </w:r>
     </w:p>
-    <w:p/>
-    <w:p>
+    <w:p>
+      <w:pPr>
+        <w:spacing w:after="0"/>
+      </w:pPr>
+    </w:p>
+    <w:p>
+      <w:pPr>
+        <w:spacing w:after="0"/>
+      </w:pPr>
       <w:proofErr w:type="gramStart"/>
       <w:r>
         <w:t>eliminar</w:t>
@@ -15734,6 +17311,9 @@
       </w:r>
     </w:p>
     <w:p>
+      <w:pPr>
+        <w:spacing w:after="0"/>
+      </w:pPr>
       <w:r>
         <w:pict>
           <v:rect id="_x0000_i1047" style="width:0;height:1.5pt" o:hralign="center" o:hrstd="t" o:hr="t" fillcolor="#a0a0a0" stroked="f"/>
@@ -15742,6 +17322,7 @@
     </w:p>
     <w:p>
       <w:pPr>
+        <w:spacing w:after="0"/>
         <w:rPr>
           <w:b/>
           <w:bCs/>
@@ -15756,11 +17337,17 @@
       </w:r>
     </w:p>
     <w:p>
+      <w:pPr>
+        <w:spacing w:after="0"/>
+      </w:pPr>
       <w:r>
         <w:t>Nada.</w:t>
       </w:r>
     </w:p>
     <w:p>
+      <w:pPr>
+        <w:spacing w:after="0"/>
+      </w:pPr>
       <w:r>
         <w:t xml:space="preserve">Los datos siguen en </w:t>
       </w:r>
@@ -15774,47 +17361,88 @@
       </w:r>
     </w:p>
     <w:p>
+      <w:pPr>
+        <w:spacing w:after="0"/>
+      </w:pPr>
       <w:r>
         <w:t>Cuando vuelva a abrirla:</w:t>
       </w:r>
     </w:p>
     <w:p>
+      <w:pPr>
+        <w:spacing w:after="0"/>
+      </w:pPr>
       <w:proofErr w:type="spellStart"/>
       <w:r>
         <w:t>IndexedDB</w:t>
       </w:r>
       <w:proofErr w:type="spellEnd"/>
     </w:p>
-    <w:p/>
-    <w:p>
-      <w:r>
+    <w:p>
+      <w:pPr>
+        <w:spacing w:after="0"/>
+      </w:pPr>
+    </w:p>
+    <w:p>
+      <w:pPr>
+        <w:spacing w:after="0"/>
+      </w:pPr>
+      <w:r>
+        <w:lastRenderedPageBreak/>
         <w:t>↓</w:t>
       </w:r>
     </w:p>
-    <w:p/>
-    <w:p>
+    <w:p>
+      <w:pPr>
+        <w:spacing w:after="0"/>
+      </w:pPr>
+    </w:p>
+    <w:p>
+      <w:pPr>
+        <w:spacing w:after="0"/>
+      </w:pPr>
       <w:r>
         <w:t>Pendientes</w:t>
       </w:r>
     </w:p>
-    <w:p/>
-    <w:p>
+    <w:p>
+      <w:pPr>
+        <w:spacing w:after="0"/>
+      </w:pPr>
+    </w:p>
+    <w:p>
+      <w:pPr>
+        <w:spacing w:after="0"/>
+      </w:pPr>
       <w:r>
         <w:t>↓</w:t>
       </w:r>
     </w:p>
-    <w:p/>
-    <w:p>
+    <w:p>
+      <w:pPr>
+        <w:spacing w:after="0"/>
+      </w:pPr>
+    </w:p>
+    <w:p>
+      <w:pPr>
+        <w:spacing w:after="0"/>
+      </w:pPr>
       <w:r>
         <w:t>Sincronizar</w:t>
       </w:r>
     </w:p>
     <w:p>
+      <w:pPr>
+        <w:spacing w:after="0"/>
+      </w:pPr>
       <w:r>
         <w:t>No se pierde nada.</w:t>
       </w:r>
     </w:p>
     <w:p>
+      <w:pPr>
+        <w:spacing w:after="0"/>
+      </w:pPr>
       <w:r>
         <w:pict>
           <v:rect id="_x0000_i1048" style="width:0;height:1.5pt" o:hralign="center" o:hrstd="t" o:hr="t" fillcolor="#a0a0a0" stroked="f"/>
@@ -15823,6 +17451,7 @@
     </w:p>
     <w:p>
       <w:pPr>
+        <w:spacing w:after="0"/>
         <w:rPr>
           <w:b/>
           <w:bCs/>
@@ -15837,42 +17466,82 @@
       </w:r>
     </w:p>
     <w:p>
-      <w:r>
-        <w:lastRenderedPageBreak/>
+      <w:pPr>
+        <w:spacing w:after="0"/>
+      </w:pPr>
+      <w:r>
         <w:t>Ejemplo:</w:t>
       </w:r>
     </w:p>
     <w:p>
+      <w:pPr>
+        <w:spacing w:after="0"/>
+      </w:pPr>
       <w:r>
         <w:t>Venta 1</w:t>
       </w:r>
     </w:p>
-    <w:p/>
-    <w:p>
+    <w:p>
+      <w:pPr>
+        <w:spacing w:after="0"/>
+      </w:pPr>
+    </w:p>
+    <w:p>
+      <w:pPr>
+        <w:spacing w:after="0"/>
+      </w:pPr>
       <w:r>
         <w:t>OK</w:t>
       </w:r>
     </w:p>
-    <w:p/>
-    <w:p>
+    <w:p>
+      <w:pPr>
+        <w:spacing w:after="0"/>
+      </w:pPr>
+    </w:p>
+    <w:p>
+      <w:pPr>
+        <w:spacing w:after="0"/>
+      </w:pPr>
       <w:r>
         <w:t>Venta 2</w:t>
       </w:r>
     </w:p>
-    <w:p/>
-    <w:p>
+    <w:p>
+      <w:pPr>
+        <w:spacing w:after="0"/>
+      </w:pPr>
+    </w:p>
+    <w:p>
+      <w:pPr>
+        <w:spacing w:after="0"/>
+      </w:pPr>
       <w:r>
         <w:t>OK</w:t>
       </w:r>
     </w:p>
-    <w:p/>
-    <w:p>
+    <w:p>
+      <w:pPr>
+        <w:spacing w:after="0"/>
+      </w:pPr>
+    </w:p>
+    <w:p>
+      <w:pPr>
+        <w:spacing w:after="0"/>
+      </w:pPr>
       <w:r>
         <w:t>Venta 3</w:t>
       </w:r>
     </w:p>
-    <w:p/>
-    <w:p>
+    <w:p>
+      <w:pPr>
+        <w:spacing w:after="0"/>
+      </w:pPr>
+    </w:p>
+    <w:p>
+      <w:pPr>
+        <w:spacing w:after="0"/>
+      </w:pPr>
       <w:r>
         <w:t>(</w:t>
       </w:r>
@@ -15885,41 +17554,78 @@
         <w:t xml:space="preserve"> corta Internet)</w:t>
       </w:r>
     </w:p>
-    <w:p/>
-    <w:p>
+    <w:p>
+      <w:pPr>
+        <w:spacing w:after="0"/>
+      </w:pPr>
+    </w:p>
+    <w:p>
+      <w:pPr>
+        <w:spacing w:after="0"/>
+      </w:pPr>
       <w:r>
         <w:t>Venta 4</w:t>
       </w:r>
     </w:p>
-    <w:p/>
-    <w:p>
+    <w:p>
+      <w:pPr>
+        <w:spacing w:after="0"/>
+      </w:pPr>
+    </w:p>
+    <w:p>
+      <w:pPr>
+        <w:spacing w:after="0"/>
+      </w:pPr>
       <w:r>
         <w:t>Pendiente</w:t>
       </w:r>
     </w:p>
-    <w:p/>
-    <w:p>
+    <w:p>
+      <w:pPr>
+        <w:spacing w:after="0"/>
+      </w:pPr>
+    </w:p>
+    <w:p>
+      <w:pPr>
+        <w:spacing w:after="0"/>
+      </w:pPr>
       <w:r>
         <w:t>Venta 5</w:t>
       </w:r>
     </w:p>
-    <w:p/>
-    <w:p>
+    <w:p>
+      <w:pPr>
+        <w:spacing w:after="0"/>
+      </w:pPr>
+    </w:p>
+    <w:p>
+      <w:pPr>
+        <w:spacing w:after="0"/>
+      </w:pPr>
       <w:r>
         <w:t>Pendiente</w:t>
       </w:r>
     </w:p>
     <w:p>
+      <w:pPr>
+        <w:spacing w:after="0"/>
+      </w:pPr>
       <w:r>
         <w:t>La próxima sincronización comienza desde la Venta 3 o 4, según cómo implementes la cola.</w:t>
       </w:r>
     </w:p>
     <w:p>
+      <w:pPr>
+        <w:spacing w:after="0"/>
+      </w:pPr>
       <w:r>
         <w:t>No vuelve a enviar las que ya fueron confirmadas.</w:t>
       </w:r>
     </w:p>
     <w:p>
+      <w:pPr>
+        <w:spacing w:after="0"/>
+      </w:pPr>
       <w:r>
         <w:pict>
           <v:rect id="_x0000_i1049" style="width:0;height:1.5pt" o:hralign="center" o:hrstd="t" o:hr="t" fillcolor="#a0a0a0" stroked="f"/>
@@ -15928,6 +17634,7 @@
     </w:p>
     <w:p>
       <w:pPr>
+        <w:spacing w:after="0"/>
         <w:rPr>
           <w:b/>
           <w:bCs/>
@@ -15942,115 +17649,218 @@
       </w:r>
     </w:p>
     <w:p>
+      <w:pPr>
+        <w:spacing w:after="0"/>
+      </w:pPr>
       <w:r>
         <w:t>Es una de las partes más importantes.</w:t>
       </w:r>
     </w:p>
     <w:p>
+      <w:pPr>
+        <w:spacing w:after="0"/>
+      </w:pPr>
       <w:r>
         <w:t>Cada operación debería tener un identificador único generado por el cliente.</w:t>
       </w:r>
     </w:p>
     <w:p>
+      <w:pPr>
+        <w:spacing w:after="0"/>
+      </w:pPr>
       <w:r>
         <w:t>Ejemplo:</w:t>
       </w:r>
     </w:p>
     <w:p>
+      <w:pPr>
+        <w:spacing w:after="0"/>
+      </w:pPr>
+      <w:r>
+        <w:t>UUID</w:t>
+      </w:r>
+    </w:p>
+    <w:p>
+      <w:pPr>
+        <w:spacing w:after="0"/>
+      </w:pPr>
+    </w:p>
+    <w:p>
+      <w:pPr>
+        <w:spacing w:after="0"/>
+      </w:pPr>
+      <w:r>
+        <w:t>3c8c8d9d-a63d...</w:t>
+      </w:r>
+    </w:p>
+    <w:p>
+      <w:pPr>
+        <w:spacing w:after="0"/>
+      </w:pPr>
+      <w:r>
+        <w:t>Cuando el servidor recibe la venta:</w:t>
+      </w:r>
+    </w:p>
+    <w:p>
+      <w:pPr>
+        <w:spacing w:after="0"/>
+      </w:pPr>
+      <w:r>
+        <w:t>¿Existe ese UUID?</w:t>
+      </w:r>
+    </w:p>
+    <w:p>
+      <w:pPr>
+        <w:spacing w:after="0"/>
+      </w:pPr>
+    </w:p>
+    <w:p>
+      <w:pPr>
+        <w:spacing w:after="0"/>
+      </w:pPr>
+      <w:r>
+        <w:t>NO</w:t>
+      </w:r>
+    </w:p>
+    <w:p>
+      <w:pPr>
+        <w:spacing w:after="0"/>
+      </w:pPr>
+    </w:p>
+    <w:p>
+      <w:pPr>
+        <w:spacing w:after="0"/>
+      </w:pPr>
       <w:r>
         <w:lastRenderedPageBreak/>
-        <w:t>UUID</w:t>
-      </w:r>
-    </w:p>
-    <w:p/>
-    <w:p>
-      <w:r>
-        <w:t>3c8c8d9d-a63d...</w:t>
-      </w:r>
-    </w:p>
-    <w:p>
-      <w:r>
-        <w:t>Cuando el servidor recibe la venta:</w:t>
-      </w:r>
-    </w:p>
-    <w:p>
-      <w:r>
-        <w:t>¿Existe ese UUID?</w:t>
-      </w:r>
-    </w:p>
-    <w:p/>
-    <w:p>
-      <w:r>
-        <w:t>NO</w:t>
-      </w:r>
-    </w:p>
-    <w:p/>
-    <w:p>
-      <w:r>
         <w:t>↓</w:t>
       </w:r>
     </w:p>
-    <w:p/>
-    <w:p>
+    <w:p>
+      <w:pPr>
+        <w:spacing w:after="0"/>
+      </w:pPr>
+    </w:p>
+    <w:p>
+      <w:pPr>
+        <w:spacing w:after="0"/>
+      </w:pPr>
       <w:r>
         <w:t>Insertar</w:t>
       </w:r>
     </w:p>
-    <w:p/>
-    <w:p>
+    <w:p>
+      <w:pPr>
+        <w:spacing w:after="0"/>
+      </w:pPr>
+    </w:p>
+    <w:p>
+      <w:pPr>
+        <w:spacing w:after="0"/>
+      </w:pPr>
       <w:r>
         <w:t>↓</w:t>
       </w:r>
     </w:p>
-    <w:p/>
-    <w:p>
+    <w:p>
+      <w:pPr>
+        <w:spacing w:after="0"/>
+      </w:pPr>
+    </w:p>
+    <w:p>
+      <w:pPr>
+        <w:spacing w:after="0"/>
+      </w:pPr>
       <w:r>
         <w:t>Guardar UUID</w:t>
       </w:r>
     </w:p>
     <w:p>
+      <w:pPr>
+        <w:spacing w:after="0"/>
+      </w:pPr>
       <w:r>
         <w:t>Si vuelve a recibir la misma venta:</w:t>
       </w:r>
     </w:p>
     <w:p>
+      <w:pPr>
+        <w:spacing w:after="0"/>
+      </w:pPr>
       <w:r>
         <w:t>¿Existe UUID?</w:t>
       </w:r>
     </w:p>
-    <w:p/>
-    <w:p>
+    <w:p>
+      <w:pPr>
+        <w:spacing w:after="0"/>
+      </w:pPr>
+    </w:p>
+    <w:p>
+      <w:pPr>
+        <w:spacing w:after="0"/>
+      </w:pPr>
       <w:r>
         <w:t>SI</w:t>
       </w:r>
     </w:p>
-    <w:p/>
-    <w:p>
+    <w:p>
+      <w:pPr>
+        <w:spacing w:after="0"/>
+      </w:pPr>
+    </w:p>
+    <w:p>
+      <w:pPr>
+        <w:spacing w:after="0"/>
+      </w:pPr>
       <w:r>
         <w:t>↓</w:t>
       </w:r>
     </w:p>
-    <w:p/>
-    <w:p>
+    <w:p>
+      <w:pPr>
+        <w:spacing w:after="0"/>
+      </w:pPr>
+    </w:p>
+    <w:p>
+      <w:pPr>
+        <w:spacing w:after="0"/>
+      </w:pPr>
       <w:r>
         <w:t>No insertar otra vez</w:t>
       </w:r>
     </w:p>
-    <w:p/>
-    <w:p>
+    <w:p>
+      <w:pPr>
+        <w:spacing w:after="0"/>
+      </w:pPr>
+    </w:p>
+    <w:p>
+      <w:pPr>
+        <w:spacing w:after="0"/>
+      </w:pPr>
       <w:r>
         <w:t>↓</w:t>
       </w:r>
     </w:p>
-    <w:p/>
-    <w:p>
+    <w:p>
+      <w:pPr>
+        <w:spacing w:after="0"/>
+      </w:pPr>
+    </w:p>
+    <w:p>
+      <w:pPr>
+        <w:spacing w:after="0"/>
+      </w:pPr>
       <w:r>
         <w:t>Responder OK</w:t>
       </w:r>
     </w:p>
     <w:p>
-      <w:r>
-        <w:lastRenderedPageBreak/>
+      <w:pPr>
+        <w:spacing w:after="0"/>
+      </w:pPr>
+      <w:r>
         <w:t xml:space="preserve">Eso se llama </w:t>
       </w:r>
       <w:proofErr w:type="spellStart"/>
@@ -16067,6 +17877,9 @@
       </w:r>
     </w:p>
     <w:p>
+      <w:pPr>
+        <w:spacing w:after="0"/>
+      </w:pPr>
       <w:r>
         <w:pict>
           <v:rect id="_x0000_i1050" style="width:0;height:1.5pt" o:hralign="center" o:hrstd="t" o:hr="t" fillcolor="#a0a0a0" stroked="f"/>
@@ -16075,6 +17888,7 @@
     </w:p>
     <w:p>
       <w:pPr>
+        <w:spacing w:after="0"/>
         <w:rPr>
           <w:b/>
           <w:bCs/>
@@ -16089,57 +17903,111 @@
       </w:r>
     </w:p>
     <w:p>
+      <w:pPr>
+        <w:spacing w:after="0"/>
+      </w:pPr>
       <w:r>
         <w:t>No necesariamente. Podés sincronizar cualquier operación:</w:t>
       </w:r>
     </w:p>
     <w:p>
+      <w:pPr>
+        <w:spacing w:after="0"/>
+      </w:pPr>
       <w:r>
         <w:t>INSERT Cliente</w:t>
       </w:r>
     </w:p>
-    <w:p/>
-    <w:p>
+    <w:p>
+      <w:pPr>
+        <w:spacing w:after="0"/>
+      </w:pPr>
+    </w:p>
+    <w:p>
+      <w:pPr>
+        <w:spacing w:after="0"/>
+      </w:pPr>
       <w:r>
         <w:t>UPDATE Cliente</w:t>
       </w:r>
     </w:p>
-    <w:p/>
-    <w:p>
+    <w:p>
+      <w:pPr>
+        <w:spacing w:after="0"/>
+      </w:pPr>
+    </w:p>
+    <w:p>
+      <w:pPr>
+        <w:spacing w:after="0"/>
+      </w:pPr>
       <w:r>
         <w:t>DELETE Cliente</w:t>
       </w:r>
     </w:p>
-    <w:p/>
-    <w:p>
+    <w:p>
+      <w:pPr>
+        <w:spacing w:after="0"/>
+      </w:pPr>
+    </w:p>
+    <w:p>
+      <w:pPr>
+        <w:spacing w:after="0"/>
+      </w:pPr>
       <w:r>
         <w:t>INSERT Venta</w:t>
       </w:r>
     </w:p>
-    <w:p/>
-    <w:p>
+    <w:p>
+      <w:pPr>
+        <w:spacing w:after="0"/>
+      </w:pPr>
+    </w:p>
+    <w:p>
+      <w:pPr>
+        <w:spacing w:after="0"/>
+      </w:pPr>
       <w:r>
         <w:t>UPDATE Producto</w:t>
       </w:r>
     </w:p>
-    <w:p/>
-    <w:p>
+    <w:p>
+      <w:pPr>
+        <w:spacing w:after="0"/>
+      </w:pPr>
+    </w:p>
+    <w:p>
+      <w:pPr>
+        <w:spacing w:after="0"/>
+      </w:pPr>
       <w:r>
         <w:t>INSERT Pago</w:t>
       </w:r>
     </w:p>
-    <w:p/>
-    <w:p>
+    <w:p>
+      <w:pPr>
+        <w:spacing w:after="0"/>
+      </w:pPr>
+    </w:p>
+    <w:p>
+      <w:pPr>
+        <w:spacing w:after="0"/>
+      </w:pPr>
       <w:r>
         <w:t>INSERT Caja</w:t>
       </w:r>
     </w:p>
     <w:p>
+      <w:pPr>
+        <w:spacing w:after="0"/>
+      </w:pPr>
       <w:r>
         <w:t>Cada una queda registrada como una operación pendiente y se envía cuando corresponde.</w:t>
       </w:r>
     </w:p>
     <w:p>
+      <w:pPr>
+        <w:spacing w:after="0"/>
+      </w:pPr>
       <w:r>
         <w:pict>
           <v:rect id="_x0000_i1051" style="width:0;height:1.5pt" o:hralign="center" o:hrstd="t" o:hr="t" fillcolor="#a0a0a0" stroked="f"/>
@@ -16148,6 +18016,7 @@
     </w:p>
     <w:p>
       <w:pPr>
+        <w:spacing w:after="0"/>
         <w:rPr>
           <w:b/>
           <w:bCs/>
@@ -16162,101 +18031,213 @@
       </w:r>
     </w:p>
     <w:p>
+      <w:pPr>
+        <w:spacing w:after="0"/>
+      </w:pPr>
       <w:r>
         <w:t>Pendientes</w:t>
       </w:r>
     </w:p>
-    <w:p/>
-    <w:p>
+    <w:p>
+      <w:pPr>
+        <w:spacing w:after="0"/>
+      </w:pPr>
+    </w:p>
+    <w:p>
+      <w:pPr>
+        <w:spacing w:after="0"/>
+      </w:pPr>
       <w:r>
         <w:t>---------------------------------</w:t>
       </w:r>
     </w:p>
-    <w:p/>
-    <w:p>
+    <w:p>
+      <w:pPr>
+        <w:spacing w:after="0"/>
+      </w:pPr>
+    </w:p>
+    <w:p>
+      <w:pPr>
+        <w:spacing w:after="0"/>
+      </w:pPr>
       <w:r>
         <w:t>1</w:t>
       </w:r>
     </w:p>
-    <w:p/>
-    <w:p>
-      <w:r>
+    <w:p>
+      <w:pPr>
+        <w:spacing w:after="0"/>
+      </w:pPr>
+    </w:p>
+    <w:p>
+      <w:pPr>
+        <w:spacing w:after="0"/>
+      </w:pPr>
+      <w:r>
+        <w:lastRenderedPageBreak/>
         <w:t>INSERT</w:t>
       </w:r>
     </w:p>
-    <w:p/>
-    <w:p>
+    <w:p>
+      <w:pPr>
+        <w:spacing w:after="0"/>
+      </w:pPr>
+    </w:p>
+    <w:p>
+      <w:pPr>
+        <w:spacing w:after="0"/>
+      </w:pPr>
       <w:r>
         <w:t>Clientes</w:t>
       </w:r>
     </w:p>
-    <w:p/>
-    <w:p>
+    <w:p>
+      <w:pPr>
+        <w:spacing w:after="0"/>
+      </w:pPr>
+    </w:p>
+    <w:p>
+      <w:pPr>
+        <w:spacing w:after="0"/>
+      </w:pPr>
       <w:r>
         <w:t>Pendiente</w:t>
       </w:r>
     </w:p>
-    <w:p/>
-    <w:p>
+    <w:p>
+      <w:pPr>
+        <w:spacing w:after="0"/>
+      </w:pPr>
+    </w:p>
+    <w:p>
+      <w:pPr>
+        <w:spacing w:after="0"/>
+      </w:pPr>
       <w:r>
         <w:t>---------------------------------</w:t>
       </w:r>
     </w:p>
-    <w:p/>
-    <w:p>
+    <w:p>
+      <w:pPr>
+        <w:spacing w:after="0"/>
+      </w:pPr>
+    </w:p>
+    <w:p>
+      <w:pPr>
+        <w:spacing w:after="0"/>
+      </w:pPr>
       <w:r>
         <w:t>2</w:t>
       </w:r>
     </w:p>
-    <w:p/>
-    <w:p>
+    <w:p>
+      <w:pPr>
+        <w:spacing w:after="0"/>
+      </w:pPr>
+    </w:p>
+    <w:p>
+      <w:pPr>
+        <w:spacing w:after="0"/>
+      </w:pPr>
       <w:r>
         <w:t>UPDATE</w:t>
       </w:r>
     </w:p>
-    <w:p/>
-    <w:p>
+    <w:p>
+      <w:pPr>
+        <w:spacing w:after="0"/>
+      </w:pPr>
+    </w:p>
+    <w:p>
+      <w:pPr>
+        <w:spacing w:after="0"/>
+      </w:pPr>
       <w:r>
         <w:t>Productos</w:t>
       </w:r>
     </w:p>
-    <w:p/>
-    <w:p>
+    <w:p>
+      <w:pPr>
+        <w:spacing w:after="0"/>
+      </w:pPr>
+    </w:p>
+    <w:p>
+      <w:pPr>
+        <w:spacing w:after="0"/>
+      </w:pPr>
       <w:r>
         <w:t>Pendiente</w:t>
       </w:r>
     </w:p>
-    <w:p/>
-    <w:p>
+    <w:p>
+      <w:pPr>
+        <w:spacing w:after="0"/>
+      </w:pPr>
+    </w:p>
+    <w:p>
+      <w:pPr>
+        <w:spacing w:after="0"/>
+      </w:pPr>
       <w:r>
         <w:t>---------------------------------</w:t>
       </w:r>
     </w:p>
-    <w:p/>
-    <w:p>
+    <w:p>
+      <w:pPr>
+        <w:spacing w:after="0"/>
+      </w:pPr>
+    </w:p>
+    <w:p>
+      <w:pPr>
+        <w:spacing w:after="0"/>
+      </w:pPr>
       <w:r>
         <w:t>3</w:t>
       </w:r>
     </w:p>
-    <w:p/>
-    <w:p>
+    <w:p>
+      <w:pPr>
+        <w:spacing w:after="0"/>
+      </w:pPr>
+    </w:p>
+    <w:p>
+      <w:pPr>
+        <w:spacing w:after="0"/>
+      </w:pPr>
       <w:r>
         <w:t>INSERT</w:t>
       </w:r>
     </w:p>
-    <w:p/>
-    <w:p>
+    <w:p>
+      <w:pPr>
+        <w:spacing w:after="0"/>
+      </w:pPr>
+    </w:p>
+    <w:p>
+      <w:pPr>
+        <w:spacing w:after="0"/>
+      </w:pPr>
       <w:r>
         <w:t>Ventas</w:t>
       </w:r>
     </w:p>
-    <w:p/>
-    <w:p>
+    <w:p>
+      <w:pPr>
+        <w:spacing w:after="0"/>
+      </w:pPr>
+    </w:p>
+    <w:p>
+      <w:pPr>
+        <w:spacing w:after="0"/>
+      </w:pPr>
       <w:r>
         <w:t>Pendiente</w:t>
       </w:r>
     </w:p>
     <w:p>
+      <w:pPr>
+        <w:spacing w:after="0"/>
+      </w:pPr>
       <w:proofErr w:type="gramStart"/>
       <w:r>
         <w:t>El sincronizador</w:t>
@@ -16267,72 +18248,147 @@
       </w:r>
     </w:p>
     <w:p>
+      <w:pPr>
+        <w:spacing w:after="0"/>
+      </w:pPr>
       <w:r>
         <w:t>Enviar</w:t>
       </w:r>
     </w:p>
-    <w:p/>
-    <w:p>
-      <w:r>
-        <w:lastRenderedPageBreak/>
+    <w:p>
+      <w:pPr>
+        <w:spacing w:after="0"/>
+      </w:pPr>
+    </w:p>
+    <w:p>
+      <w:pPr>
+        <w:spacing w:after="0"/>
+      </w:pPr>
+      <w:r>
         <w:t>↓</w:t>
       </w:r>
     </w:p>
-    <w:p/>
-    <w:p>
+    <w:p>
+      <w:pPr>
+        <w:spacing w:after="0"/>
+      </w:pPr>
+    </w:p>
+    <w:p>
+      <w:pPr>
+        <w:spacing w:after="0"/>
+      </w:pPr>
       <w:r>
         <w:t>OK</w:t>
       </w:r>
     </w:p>
-    <w:p/>
-    <w:p>
+    <w:p>
+      <w:pPr>
+        <w:spacing w:after="0"/>
+      </w:pPr>
+    </w:p>
+    <w:p>
+      <w:pPr>
+        <w:spacing w:after="0"/>
+      </w:pPr>
       <w:r>
         <w:t>↓</w:t>
       </w:r>
     </w:p>
-    <w:p/>
-    <w:p>
+    <w:p>
+      <w:pPr>
+        <w:spacing w:after="0"/>
+      </w:pPr>
+    </w:p>
+    <w:p>
+      <w:pPr>
+        <w:spacing w:after="0"/>
+      </w:pPr>
       <w:r>
         <w:t>Eliminar</w:t>
       </w:r>
     </w:p>
-    <w:p/>
-    <w:p>
+    <w:p>
+      <w:pPr>
+        <w:spacing w:after="0"/>
+      </w:pPr>
+    </w:p>
+    <w:p>
+      <w:pPr>
+        <w:spacing w:after="0"/>
+      </w:pPr>
       <w:r>
         <w:t>↓</w:t>
       </w:r>
     </w:p>
-    <w:p/>
-    <w:p>
+    <w:p>
+      <w:pPr>
+        <w:spacing w:after="0"/>
+      </w:pPr>
+    </w:p>
+    <w:p>
+      <w:pPr>
+        <w:spacing w:after="0"/>
+      </w:pPr>
       <w:r>
         <w:t>Siguiente</w:t>
       </w:r>
     </w:p>
-    <w:p/>
-    <w:p>
+    <w:p>
+      <w:pPr>
+        <w:spacing w:after="0"/>
+      </w:pPr>
+    </w:p>
+    <w:p>
+      <w:pPr>
+        <w:spacing w:after="0"/>
+      </w:pPr>
       <w:r>
         <w:t>↓</w:t>
       </w:r>
     </w:p>
-    <w:p/>
-    <w:p>
+    <w:p>
+      <w:pPr>
+        <w:spacing w:after="0"/>
+      </w:pPr>
+    </w:p>
+    <w:p>
+      <w:pPr>
+        <w:spacing w:after="0"/>
+      </w:pPr>
       <w:r>
         <w:t>OK</w:t>
       </w:r>
     </w:p>
-    <w:p/>
-    <w:p>
+    <w:p>
+      <w:pPr>
+        <w:spacing w:after="0"/>
+      </w:pPr>
+    </w:p>
+    <w:p>
+      <w:pPr>
+        <w:spacing w:after="0"/>
+      </w:pPr>
       <w:r>
         <w:t>↓</w:t>
       </w:r>
     </w:p>
-    <w:p/>
-    <w:p>
+    <w:p>
+      <w:pPr>
+        <w:spacing w:after="0"/>
+      </w:pPr>
+    </w:p>
+    <w:p>
+      <w:pPr>
+        <w:spacing w:after="0"/>
+      </w:pPr>
       <w:r>
         <w:t>Eliminar</w:t>
       </w:r>
     </w:p>
     <w:p>
+      <w:pPr>
+        <w:spacing w:after="0"/>
+      </w:pPr>
       <w:r>
         <w:pict>
           <v:rect id="_x0000_i1052" style="width:0;height:1.5pt" o:hralign="center" o:hrstd="t" o:hr="t" fillcolor="#a0a0a0" stroked="f"/>
@@ -16341,6 +18397,7 @@
     </w:p>
     <w:p>
       <w:pPr>
+        <w:spacing w:after="0"/>
         <w:rPr>
           <w:b/>
           <w:bCs/>
@@ -16355,11 +18412,17 @@
       </w:r>
     </w:p>
     <w:p>
+      <w:pPr>
+        <w:spacing w:after="0"/>
+      </w:pPr>
       <w:r>
         <w:t>No.</w:t>
       </w:r>
     </w:p>
     <w:p>
+      <w:pPr>
+        <w:spacing w:after="0"/>
+      </w:pPr>
       <w:r>
         <w:t xml:space="preserve">Las transacciones siguen siendo necesarias para garantizar la integridad de los datos una vez que llegan al </w:t>
       </w:r>
@@ -16373,6 +18436,9 @@
       </w:r>
     </w:p>
     <w:p>
+      <w:pPr>
+        <w:spacing w:after="0"/>
+      </w:pPr>
       <w:r>
         <w:t>Por ejemplo, una venta puede implicar:</w:t>
       </w:r>
@@ -16383,6 +18449,7 @@
           <w:ilvl w:val="0"/>
           <w:numId w:val="33"/>
         </w:numPr>
+        <w:spacing w:after="0"/>
       </w:pPr>
       <w:r>
         <w:t xml:space="preserve">Insertar la cabecera de la venta. </w:t>
@@ -16394,6 +18461,7 @@
           <w:ilvl w:val="0"/>
           <w:numId w:val="33"/>
         </w:numPr>
+        <w:spacing w:after="0"/>
       </w:pPr>
       <w:r>
         <w:t xml:space="preserve">Insertar el detalle. </w:t>
@@ -16405,6 +18473,7 @@
           <w:ilvl w:val="0"/>
           <w:numId w:val="33"/>
         </w:numPr>
+        <w:spacing w:after="0"/>
       </w:pPr>
       <w:r>
         <w:t xml:space="preserve">Descontar stock. </w:t>
@@ -16416,9 +18485,9 @@
           <w:ilvl w:val="0"/>
           <w:numId w:val="33"/>
         </w:numPr>
-      </w:pPr>
-      <w:r>
-        <w:lastRenderedPageBreak/>
+        <w:spacing w:after="0"/>
+      </w:pPr>
+      <w:r>
         <w:t xml:space="preserve">Registrar el movimiento de caja. </w:t>
       </w:r>
     </w:p>
@@ -16428,17 +18497,24 @@
           <w:ilvl w:val="0"/>
           <w:numId w:val="33"/>
         </w:numPr>
+        <w:spacing w:after="0"/>
       </w:pPr>
       <w:r>
         <w:t xml:space="preserve">Actualizar cuentas corrientes. </w:t>
       </w:r>
     </w:p>
     <w:p>
+      <w:pPr>
+        <w:spacing w:after="0"/>
+      </w:pPr>
       <w:r>
         <w:t>Todo eso debe ejecutarse dentro de una transacción (BEGIN, COMMIT y ROLLBACK) para que, si algo falla, no queden datos inconsistentes.</w:t>
       </w:r>
     </w:p>
     <w:p>
+      <w:pPr>
+        <w:spacing w:after="0"/>
+      </w:pPr>
       <w:r>
         <w:pict>
           <v:rect id="_x0000_i1053" style="width:0;height:1.5pt" o:hralign="center" o:hrstd="t" o:hr="t" fillcolor="#a0a0a0" stroked="f"/>
@@ -16447,6 +18523,7 @@
     </w:p>
     <w:p>
       <w:pPr>
+        <w:spacing w:after="0"/>
         <w:rPr>
           <w:b/>
           <w:bCs/>
@@ -16461,6 +18538,9 @@
       </w:r>
     </w:p>
     <w:p>
+      <w:pPr>
+        <w:spacing w:after="0"/>
+      </w:pPr>
       <w:r>
         <w:t xml:space="preserve">Por lo que comentaste, </w:t>
       </w:r>
@@ -16481,6 +18561,7 @@
           <w:ilvl w:val="0"/>
           <w:numId w:val="34"/>
         </w:numPr>
+        <w:spacing w:after="0"/>
       </w:pPr>
       <w:r>
         <w:t xml:space="preserve">ya funciona correctamente online, </w:t>
@@ -16492,6 +18573,7 @@
           <w:ilvl w:val="0"/>
           <w:numId w:val="34"/>
         </w:numPr>
+        <w:spacing w:after="0"/>
       </w:pPr>
       <w:r>
         <w:t xml:space="preserve">tiene un </w:t>
@@ -16511,6 +18593,7 @@
           <w:ilvl w:val="0"/>
           <w:numId w:val="34"/>
         </w:numPr>
+        <w:spacing w:after="0"/>
       </w:pPr>
       <w:r>
         <w:t xml:space="preserve">y además cuenta con una versión </w:t>
@@ -16527,6 +18610,9 @@
       </w:r>
     </w:p>
     <w:p>
+      <w:pPr>
+        <w:spacing w:after="0"/>
+      </w:pPr>
       <w:proofErr w:type="gramStart"/>
       <w:r>
         <w:t>entonces</w:t>
@@ -16564,6 +18650,9 @@
       </w:r>
     </w:p>
     <w:p>
+      <w:pPr>
+        <w:spacing w:after="0"/>
+      </w:pPr>
       <w:r>
         <w:t xml:space="preserve">En ese caso, el </w:t>
       </w:r>
@@ -16590,6 +18679,7 @@
           <w:ilvl w:val="0"/>
           <w:numId w:val="35"/>
         </w:numPr>
+        <w:spacing w:after="0"/>
       </w:pPr>
       <w:r>
         <w:t xml:space="preserve">Guardar los cambios en </w:t>
@@ -16613,6 +18703,7 @@
           <w:ilvl w:val="0"/>
           <w:numId w:val="35"/>
         </w:numPr>
+        <w:spacing w:after="0"/>
       </w:pPr>
       <w:r>
         <w:t xml:space="preserve">Mantener una </w:t>
@@ -16634,6 +18725,7 @@
           <w:ilvl w:val="0"/>
           <w:numId w:val="35"/>
         </w:numPr>
+        <w:spacing w:after="0"/>
       </w:pPr>
       <w:r>
         <w:t xml:space="preserve">Detectar cuándo vuelve la conexión. </w:t>
@@ -16645,6 +18737,7 @@
           <w:ilvl w:val="0"/>
           <w:numId w:val="35"/>
         </w:numPr>
+        <w:spacing w:after="0"/>
       </w:pPr>
       <w:r>
         <w:t xml:space="preserve">Enviar automáticamente las operaciones pendientes. </w:t>
@@ -16656,6 +18749,7 @@
           <w:ilvl w:val="0"/>
           <w:numId w:val="35"/>
         </w:numPr>
+        <w:spacing w:after="0"/>
       </w:pPr>
       <w:r>
         <w:t xml:space="preserve">Resolver conflictos y evitar duplicados mediante identificadores únicos e </w:t>
@@ -16670,6 +18764,9 @@
       </w:r>
     </w:p>
     <w:p>
+      <w:pPr>
+        <w:spacing w:after="0"/>
+      </w:pPr>
       <w:r>
         <w:t xml:space="preserve">Esta es la misma arquitectura que utilizan aplicaciones como </w:t>
       </w:r>
@@ -16706,10 +18803,7 @@
         <w:t xml:space="preserve"> y muchas aplicaciones empresariales que deben seguir funcionando incluso cuando la conexión a Internet es inestable.</w:t>
       </w:r>
     </w:p>
-    <w:p>
-      <w:bookmarkStart w:id="0" w:name="_GoBack"/>
-      <w:bookmarkEnd w:id="0"/>
-    </w:p>
+    <w:p/>
     <w:p/>
     <w:p/>
     <w:p/>
@@ -23745,6 +25839,7 @@
   <w:style w:type="character" w:default="1" w:styleId="Fuentedeprrafopredeter">
     <w:name w:val="Default Paragraph Font"/>
     <w:uiPriority w:val="1"/>
+    <w:semiHidden/>
     <w:unhideWhenUsed/>
   </w:style>
   <w:style w:type="table" w:default="1" w:styleId="Tablanormal">
@@ -23973,6 +26068,7 @@
   <w:style w:type="character" w:default="1" w:styleId="Fuentedeprrafopredeter">
     <w:name w:val="Default Paragraph Font"/>
     <w:uiPriority w:val="1"/>
+    <w:semiHidden/>
     <w:unhideWhenUsed/>
   </w:style>
   <w:style w:type="table" w:default="1" w:styleId="Tablanormal">
@@ -24328,7 +26424,7 @@
 </file>
 
 <file path=customXml/itemProps1.xml><?xml version="1.0" encoding="utf-8"?>
-<ds:datastoreItem xmlns:ds="http://schemas.openxmlformats.org/officeDocument/2006/customXml" ds:itemID="{17DE9CF0-AF2C-497B-84FE-757EE0657A07}">
+<ds:datastoreItem xmlns:ds="http://schemas.openxmlformats.org/officeDocument/2006/customXml" ds:itemID="{5CDC32CE-F206-43BD-8FFE-859FBA3E6BD4}">
   <ds:schemaRefs>
     <ds:schemaRef ds:uri="http://schemas.openxmlformats.org/officeDocument/2006/bibliography"/>
   </ds:schemaRefs>

--- a/ANALISIS/requerimientos.docx
+++ b/ANALISIS/requerimientos.docx
@@ -12025,7 +12025,6 @@
           <w:b/>
         </w:rPr>
       </w:pPr>
-      <w:bookmarkStart w:id="0" w:name="_GoBack"/>
       <w:r>
         <w:rPr>
           <w:b/>
@@ -12082,7 +12081,6 @@
         <w:t xml:space="preserve"> con la base de datos</w:t>
       </w:r>
     </w:p>
-    <w:bookmarkEnd w:id="0"/>
     <w:p>
       <w:pPr>
         <w:spacing w:after="0"/>
@@ -18831,6 +18829,129 @@
     <w:p>
       <w:pPr>
         <w:rPr>
+          <w:b/>
+          <w:color w:val="FFC000"/>
+        </w:rPr>
+      </w:pPr>
+      <w:bookmarkStart w:id="0" w:name="_GoBack"/>
+      <w:proofErr w:type="spellStart"/>
+      <w:r>
+        <w:rPr>
+          <w:b/>
+          <w:color w:val="FFC000"/>
+        </w:rPr>
+        <w:lastRenderedPageBreak/>
+        <w:t>podras</w:t>
+      </w:r>
+      <w:proofErr w:type="spellEnd"/>
+      <w:r>
+        <w:rPr>
+          <w:b/>
+          <w:color w:val="FFC000"/>
+        </w:rPr>
+        <w:t xml:space="preserve"> incorporar al </w:t>
+      </w:r>
+      <w:proofErr w:type="spellStart"/>
+      <w:r>
+        <w:rPr>
+          <w:b/>
+          <w:color w:val="FFC000"/>
+        </w:rPr>
+        <w:t>navbar</w:t>
+      </w:r>
+      <w:proofErr w:type="spellEnd"/>
+      <w:r>
+        <w:rPr>
+          <w:b/>
+          <w:color w:val="FFC000"/>
+        </w:rPr>
+        <w:t xml:space="preserve"> que se muestra en todas las vistas dos </w:t>
+      </w:r>
+      <w:proofErr w:type="spellStart"/>
+      <w:r>
+        <w:rPr>
+          <w:b/>
+          <w:color w:val="FFC000"/>
+        </w:rPr>
+        <w:t>badge</w:t>
+      </w:r>
+      <w:proofErr w:type="spellEnd"/>
+      <w:r>
+        <w:rPr>
+          <w:b/>
+          <w:color w:val="FFC000"/>
+        </w:rPr>
+        <w:t xml:space="preserve"> que muestren el estado, en uno con </w:t>
+      </w:r>
+      <w:proofErr w:type="spellStart"/>
+      <w:r>
+        <w:rPr>
+          <w:b/>
+          <w:color w:val="FFC000"/>
+        </w:rPr>
+        <w:t>conexion</w:t>
+      </w:r>
+      <w:proofErr w:type="spellEnd"/>
+      <w:r>
+        <w:rPr>
+          <w:b/>
+          <w:color w:val="FFC000"/>
+        </w:rPr>
+        <w:t xml:space="preserve"> y sin </w:t>
+      </w:r>
+      <w:proofErr w:type="spellStart"/>
+      <w:r>
+        <w:rPr>
+          <w:b/>
+          <w:color w:val="FFC000"/>
+        </w:rPr>
+        <w:t>conexion</w:t>
+      </w:r>
+      <w:proofErr w:type="spellEnd"/>
+      <w:r>
+        <w:rPr>
+          <w:b/>
+          <w:color w:val="FFC000"/>
+        </w:rPr>
+        <w:t xml:space="preserve">, con </w:t>
+      </w:r>
+      <w:proofErr w:type="spellStart"/>
+      <w:r>
+        <w:rPr>
+          <w:b/>
+          <w:color w:val="FFC000"/>
+        </w:rPr>
+        <w:t>conexion</w:t>
+      </w:r>
+      <w:proofErr w:type="spellEnd"/>
+      <w:r>
+        <w:rPr>
+          <w:b/>
+          <w:color w:val="FFC000"/>
+        </w:rPr>
+        <w:t xml:space="preserve"> color verde sin </w:t>
+      </w:r>
+      <w:proofErr w:type="spellStart"/>
+      <w:r>
+        <w:rPr>
+          <w:b/>
+          <w:color w:val="FFC000"/>
+        </w:rPr>
+        <w:t>conexion</w:t>
+      </w:r>
+      <w:proofErr w:type="spellEnd"/>
+      <w:r>
+        <w:rPr>
+          <w:b/>
+          <w:color w:val="FFC000"/>
+        </w:rPr>
+        <w:t xml:space="preserve"> color rojo, y el otro con tres estados, datos sincronizados ok, verde, sincronizando amarillo, sin sincronizar rojo.</w:t>
+      </w:r>
+    </w:p>
+    <w:bookmarkEnd w:id="0"/>
+    <w:p>
+      <w:pPr>
+        <w:rPr>
           <w:lang w:val="es-ES"/>
         </w:rPr>
       </w:pPr>
@@ -19064,6 +19185,7 @@
           <w:b/>
           <w:bCs/>
         </w:rPr>
+        <w:lastRenderedPageBreak/>
         <w:t xml:space="preserve">Un Archivo </w:t>
       </w:r>
       <w:proofErr w:type="spellStart"/>
@@ -19180,421 +19302,604 @@
           <w:b/>
           <w:bCs/>
         </w:rPr>
+        <w:t>Paso a Paso: Implementación Código a Código</w:t>
+      </w:r>
+    </w:p>
+    <w:p>
+      <w:pPr>
+        <w:spacing w:after="0"/>
+        <w:rPr>
+          <w:b/>
+          <w:bCs/>
+        </w:rPr>
+      </w:pPr>
+      <w:r>
+        <w:rPr>
+          <w:b/>
+          <w:bCs/>
+        </w:rPr>
+        <w:t xml:space="preserve">Paso 1: Crear el archivo </w:t>
+      </w:r>
+      <w:proofErr w:type="spellStart"/>
+      <w:r>
+        <w:rPr>
+          <w:b/>
+          <w:bCs/>
+        </w:rPr>
+        <w:t>manifest.json</w:t>
+      </w:r>
+      <w:proofErr w:type="spellEnd"/>
+    </w:p>
+    <w:p>
+      <w:pPr>
+        <w:spacing w:after="0"/>
+      </w:pPr>
+      <w:r>
+        <w:t>Crea este archivo en la raíz de tu proyecto. Es el documento de identidad de tu aplicación.</w:t>
+      </w:r>
+    </w:p>
+    <w:p>
+      <w:pPr>
+        <w:spacing w:after="0"/>
+      </w:pPr>
+      <w:r>
+        <w:t>JSON</w:t>
+      </w:r>
+    </w:p>
+    <w:p>
+      <w:pPr>
+        <w:spacing w:after="0"/>
+      </w:pPr>
+      <w:r>
+        <w:t>{</w:t>
+      </w:r>
+    </w:p>
+    <w:p>
+      <w:pPr>
+        <w:spacing w:after="0"/>
+      </w:pPr>
+      <w:r>
+        <w:t xml:space="preserve">  "</w:t>
+      </w:r>
+      <w:proofErr w:type="spellStart"/>
+      <w:r>
+        <w:t>short_name</w:t>
+      </w:r>
+      <w:proofErr w:type="spellEnd"/>
+      <w:r>
+        <w:t>": "</w:t>
+      </w:r>
+      <w:proofErr w:type="spellStart"/>
+      <w:r>
+        <w:t>MiApp</w:t>
+      </w:r>
+      <w:proofErr w:type="spellEnd"/>
+      <w:r>
+        <w:t>",</w:t>
+      </w:r>
+    </w:p>
+    <w:p>
+      <w:pPr>
+        <w:spacing w:after="0"/>
+      </w:pPr>
+      <w:r>
+        <w:t xml:space="preserve">  "</w:t>
+      </w:r>
+      <w:proofErr w:type="spellStart"/>
+      <w:r>
+        <w:t>name</w:t>
+      </w:r>
+      <w:proofErr w:type="spellEnd"/>
+      <w:r>
+        <w:t>": "Mi Aplicación de Escritorio",</w:t>
+      </w:r>
+    </w:p>
+    <w:p>
+      <w:pPr>
+        <w:spacing w:after="0"/>
+      </w:pPr>
+      <w:r>
+        <w:t xml:space="preserve">  "</w:t>
+      </w:r>
+      <w:proofErr w:type="spellStart"/>
+      <w:r>
+        <w:t>icons</w:t>
+      </w:r>
+      <w:proofErr w:type="spellEnd"/>
+      <w:r>
+        <w:t>": [</w:t>
+      </w:r>
+    </w:p>
+    <w:p>
+      <w:pPr>
+        <w:spacing w:after="0"/>
+      </w:pPr>
+      <w:r>
+        <w:t xml:space="preserve">    {</w:t>
+      </w:r>
+    </w:p>
+    <w:p>
+      <w:pPr>
+        <w:spacing w:after="0"/>
+      </w:pPr>
+      <w:r>
+        <w:t xml:space="preserve">      "</w:t>
+      </w:r>
+      <w:proofErr w:type="spellStart"/>
+      <w:r>
+        <w:t>src</w:t>
+      </w:r>
+      <w:proofErr w:type="spellEnd"/>
+      <w:r>
+        <w:t>": "icon-192.png",</w:t>
+      </w:r>
+    </w:p>
+    <w:p>
+      <w:pPr>
+        <w:spacing w:after="0"/>
+      </w:pPr>
+      <w:r>
+        <w:t xml:space="preserve">      "</w:t>
+      </w:r>
+      <w:proofErr w:type="spellStart"/>
+      <w:r>
+        <w:t>type</w:t>
+      </w:r>
+      <w:proofErr w:type="spellEnd"/>
+      <w:r>
+        <w:t>": "</w:t>
+      </w:r>
+      <w:proofErr w:type="spellStart"/>
+      <w:r>
+        <w:t>image</w:t>
+      </w:r>
+      <w:proofErr w:type="spellEnd"/>
+      <w:r>
+        <w:t>/</w:t>
+      </w:r>
+      <w:proofErr w:type="spellStart"/>
+      <w:r>
+        <w:t>png</w:t>
+      </w:r>
+      <w:proofErr w:type="spellEnd"/>
+      <w:r>
+        <w:t>",</w:t>
+      </w:r>
+    </w:p>
+    <w:p>
+      <w:pPr>
+        <w:spacing w:after="0"/>
+      </w:pPr>
+      <w:r>
+        <w:t xml:space="preserve">      "</w:t>
+      </w:r>
+      <w:proofErr w:type="spellStart"/>
+      <w:r>
+        <w:t>sizes</w:t>
+      </w:r>
+      <w:proofErr w:type="spellEnd"/>
+      <w:r>
+        <w:t>": "192x192"</w:t>
+      </w:r>
+    </w:p>
+    <w:p>
+      <w:pPr>
+        <w:spacing w:after="0"/>
+      </w:pPr>
+      <w:r>
+        <w:t xml:space="preserve">    },</w:t>
+      </w:r>
+    </w:p>
+    <w:p>
+      <w:pPr>
+        <w:spacing w:after="0"/>
+      </w:pPr>
+      <w:r>
+        <w:t xml:space="preserve">    {</w:t>
+      </w:r>
+    </w:p>
+    <w:p>
+      <w:pPr>
+        <w:spacing w:after="0"/>
+      </w:pPr>
+      <w:r>
+        <w:t xml:space="preserve">      "</w:t>
+      </w:r>
+      <w:proofErr w:type="spellStart"/>
+      <w:r>
+        <w:t>src</w:t>
+      </w:r>
+      <w:proofErr w:type="spellEnd"/>
+      <w:r>
+        <w:t>": "icon-512.png",</w:t>
+      </w:r>
+    </w:p>
+    <w:p>
+      <w:pPr>
+        <w:spacing w:after="0"/>
+      </w:pPr>
+      <w:r>
+        <w:t xml:space="preserve">      "</w:t>
+      </w:r>
+      <w:proofErr w:type="spellStart"/>
+      <w:r>
+        <w:t>type</w:t>
+      </w:r>
+      <w:proofErr w:type="spellEnd"/>
+      <w:r>
+        <w:t>": "</w:t>
+      </w:r>
+      <w:proofErr w:type="spellStart"/>
+      <w:r>
+        <w:t>image</w:t>
+      </w:r>
+      <w:proofErr w:type="spellEnd"/>
+      <w:r>
+        <w:t>/</w:t>
+      </w:r>
+      <w:proofErr w:type="spellStart"/>
+      <w:r>
+        <w:t>png</w:t>
+      </w:r>
+      <w:proofErr w:type="spellEnd"/>
+      <w:r>
+        <w:t>",</w:t>
+      </w:r>
+    </w:p>
+    <w:p>
+      <w:pPr>
+        <w:spacing w:after="0"/>
+      </w:pPr>
+      <w:r>
+        <w:t xml:space="preserve">      "</w:t>
+      </w:r>
+      <w:proofErr w:type="spellStart"/>
+      <w:r>
+        <w:t>sizes</w:t>
+      </w:r>
+      <w:proofErr w:type="spellEnd"/>
+      <w:r>
+        <w:t>": "512x512"</w:t>
+      </w:r>
+    </w:p>
+    <w:p>
+      <w:pPr>
+        <w:spacing w:after="0"/>
+      </w:pPr>
+      <w:r>
+        <w:t xml:space="preserve">    }</w:t>
+      </w:r>
+    </w:p>
+    <w:p>
+      <w:pPr>
+        <w:spacing w:after="0"/>
+      </w:pPr>
+      <w:r>
+        <w:t xml:space="preserve">  ],</w:t>
+      </w:r>
+    </w:p>
+    <w:p>
+      <w:pPr>
+        <w:spacing w:after="0"/>
+      </w:pPr>
+      <w:r>
+        <w:t xml:space="preserve">  "</w:t>
+      </w:r>
+      <w:proofErr w:type="spellStart"/>
+      <w:r>
+        <w:t>start_url</w:t>
+      </w:r>
+      <w:proofErr w:type="spellEnd"/>
+      <w:r>
+        <w:t>": "/index.html",</w:t>
+      </w:r>
+    </w:p>
+    <w:p>
+      <w:pPr>
+        <w:spacing w:after="0"/>
+      </w:pPr>
+      <w:r>
+        <w:t xml:space="preserve">  "</w:t>
+      </w:r>
+      <w:proofErr w:type="spellStart"/>
+      <w:r>
+        <w:t>background_color</w:t>
+      </w:r>
+      <w:proofErr w:type="spellEnd"/>
+      <w:r>
+        <w:t>": "#</w:t>
+      </w:r>
+      <w:proofErr w:type="spellStart"/>
+      <w:r>
+        <w:t>ffffff</w:t>
+      </w:r>
+      <w:proofErr w:type="spellEnd"/>
+      <w:r>
+        <w:t>",</w:t>
+      </w:r>
+    </w:p>
+    <w:p>
+      <w:pPr>
+        <w:spacing w:after="0"/>
+      </w:pPr>
+      <w:r>
+        <w:t xml:space="preserve">  "</w:t>
+      </w:r>
+      <w:proofErr w:type="spellStart"/>
+      <w:r>
+        <w:t>theme_color</w:t>
+      </w:r>
+      <w:proofErr w:type="spellEnd"/>
+      <w:r>
+        <w:t>": "#0078d4",</w:t>
+      </w:r>
+    </w:p>
+    <w:p>
+      <w:pPr>
+        <w:spacing w:after="0"/>
+      </w:pPr>
+      <w:r>
+        <w:t xml:space="preserve">  "</w:t>
+      </w:r>
+      <w:proofErr w:type="spellStart"/>
+      <w:r>
+        <w:t>display</w:t>
+      </w:r>
+      <w:proofErr w:type="spellEnd"/>
+      <w:r>
+        <w:t>": "</w:t>
+      </w:r>
+      <w:proofErr w:type="spellStart"/>
+      <w:r>
+        <w:t>standalone</w:t>
+      </w:r>
+      <w:proofErr w:type="spellEnd"/>
+      <w:r>
+        <w:t>",</w:t>
+      </w:r>
+    </w:p>
+    <w:p>
+      <w:pPr>
+        <w:spacing w:after="0"/>
+      </w:pPr>
+      <w:r>
+        <w:t xml:space="preserve">  "</w:t>
+      </w:r>
+      <w:proofErr w:type="spellStart"/>
+      <w:r>
+        <w:t>orientation</w:t>
+      </w:r>
+      <w:proofErr w:type="spellEnd"/>
+      <w:r>
+        <w:t>": "</w:t>
+      </w:r>
+      <w:proofErr w:type="spellStart"/>
+      <w:r>
+        <w:t>portrait</w:t>
+      </w:r>
+      <w:proofErr w:type="spellEnd"/>
+      <w:r>
+        <w:t>"</w:t>
+      </w:r>
+    </w:p>
+    <w:p>
+      <w:pPr>
+        <w:spacing w:after="0"/>
+      </w:pPr>
+      <w:r>
+        <w:t>}</w:t>
+      </w:r>
+    </w:p>
+    <w:p>
+      <w:r>
+        <w:rPr>
+          <w:b/>
+          <w:bCs/>
+        </w:rPr>
+        <w:t>Nota clave:</w:t>
+      </w:r>
+      <w:r>
+        <w:t xml:space="preserve"> La propiedad "</w:t>
+      </w:r>
+      <w:proofErr w:type="spellStart"/>
+      <w:r>
+        <w:t>display</w:t>
+      </w:r>
+      <w:proofErr w:type="spellEnd"/>
+      <w:r>
+        <w:t>": "</w:t>
+      </w:r>
+      <w:proofErr w:type="spellStart"/>
+      <w:r>
+        <w:t>standalone</w:t>
+      </w:r>
+      <w:proofErr w:type="spellEnd"/>
+      <w:r>
+        <w:t xml:space="preserve">" es la que hace que la aplicación se abra en su propia ventana oculta, eliminando la barra de direcciones del navegador para que parezca una </w:t>
+      </w:r>
+      <w:proofErr w:type="spellStart"/>
+      <w:r>
+        <w:t>app</w:t>
+      </w:r>
+      <w:proofErr w:type="spellEnd"/>
+      <w:r>
+        <w:t xml:space="preserve"> de escritorio nativa.</w:t>
+      </w:r>
+    </w:p>
+    <w:p>
+      <w:pPr>
+        <w:rPr>
+          <w:b/>
+          <w:bCs/>
+        </w:rPr>
+      </w:pPr>
+      <w:r>
+        <w:rPr>
+          <w:b/>
+          <w:bCs/>
+        </w:rPr>
+        <w:t xml:space="preserve">Paso 2: Vincular el </w:t>
+      </w:r>
+      <w:proofErr w:type="spellStart"/>
+      <w:r>
+        <w:rPr>
+          <w:b/>
+          <w:bCs/>
+        </w:rPr>
+        <w:t>Manifest</w:t>
+      </w:r>
+      <w:proofErr w:type="spellEnd"/>
+      <w:r>
+        <w:rPr>
+          <w:b/>
+          <w:bCs/>
+        </w:rPr>
+        <w:t xml:space="preserve"> en tu HTML</w:t>
+      </w:r>
+    </w:p>
+    <w:p>
+      <w:r>
+        <w:t>En el &lt;head&gt; de tu archivo index.html, debes enlazar el archivo que acabas de crear:</w:t>
+      </w:r>
+    </w:p>
+    <w:p>
+      <w:r>
+        <w:t>HTML</w:t>
+      </w:r>
+    </w:p>
+    <w:p>
+      <w:r>
+        <w:t xml:space="preserve">&lt;link </w:t>
+      </w:r>
+      <w:proofErr w:type="spellStart"/>
+      <w:r>
+        <w:t>rel</w:t>
+      </w:r>
+      <w:proofErr w:type="spellEnd"/>
+      <w:r>
+        <w:t>="</w:t>
+      </w:r>
+      <w:proofErr w:type="spellStart"/>
+      <w:r>
+        <w:t>manifest</w:t>
+      </w:r>
+      <w:proofErr w:type="spellEnd"/>
+      <w:r>
+        <w:t xml:space="preserve">" </w:t>
+      </w:r>
+      <w:proofErr w:type="spellStart"/>
+      <w:r>
+        <w:t>href</w:t>
+      </w:r>
+      <w:proofErr w:type="spellEnd"/>
+      <w:r>
+        <w:t>="/</w:t>
+      </w:r>
+      <w:proofErr w:type="spellStart"/>
+      <w:r>
+        <w:t>manifest.json</w:t>
+      </w:r>
+      <w:proofErr w:type="spellEnd"/>
+      <w:r>
+        <w:t>"&gt;</w:t>
+      </w:r>
+    </w:p>
+    <w:p>
+      <w:r>
+        <w:t xml:space="preserve">&lt;meta </w:t>
+      </w:r>
+      <w:proofErr w:type="spellStart"/>
+      <w:r>
+        <w:t>name</w:t>
+      </w:r>
+      <w:proofErr w:type="spellEnd"/>
+      <w:r>
+        <w:t>="</w:t>
+      </w:r>
+      <w:proofErr w:type="spellStart"/>
+      <w:r>
+        <w:t>theme</w:t>
+      </w:r>
+      <w:proofErr w:type="spellEnd"/>
+      <w:r>
+        <w:t xml:space="preserve">-color" </w:t>
+      </w:r>
+      <w:proofErr w:type="spellStart"/>
+      <w:r>
+        <w:t>content</w:t>
+      </w:r>
+      <w:proofErr w:type="spellEnd"/>
+      <w:r>
+        <w:t>="#0078d4"&gt;</w:t>
+      </w:r>
+    </w:p>
+    <w:p>
+      <w:pPr>
+        <w:rPr>
+          <w:b/>
+          <w:bCs/>
+        </w:rPr>
+      </w:pPr>
+      <w:r>
+        <w:rPr>
+          <w:b/>
+          <w:bCs/>
+        </w:rPr>
+        <w:t xml:space="preserve">Paso 3: Crear el </w:t>
+      </w:r>
+      <w:proofErr w:type="spellStart"/>
+      <w:r>
+        <w:rPr>
+          <w:b/>
+          <w:bCs/>
+        </w:rPr>
+        <w:t>Service</w:t>
+      </w:r>
+      <w:proofErr w:type="spellEnd"/>
+      <w:r>
+        <w:rPr>
+          <w:b/>
+          <w:bCs/>
+        </w:rPr>
+        <w:t xml:space="preserve"> </w:t>
+      </w:r>
+      <w:proofErr w:type="spellStart"/>
+      <w:r>
+        <w:rPr>
+          <w:b/>
+          <w:bCs/>
+        </w:rPr>
+        <w:t>Worker</w:t>
+      </w:r>
+      <w:proofErr w:type="spellEnd"/>
+      <w:r>
+        <w:rPr>
+          <w:b/>
+          <w:bCs/>
+        </w:rPr>
+        <w:t xml:space="preserve"> (sw.js)</w:t>
+      </w:r>
+    </w:p>
+    <w:p>
+      <w:r>
         <w:lastRenderedPageBreak/>
-        <w:t>Paso a Paso: Implementación Código a Código</w:t>
-      </w:r>
-    </w:p>
-    <w:p>
-      <w:pPr>
-        <w:spacing w:after="0"/>
-        <w:rPr>
-          <w:b/>
-          <w:bCs/>
-        </w:rPr>
-      </w:pPr>
-      <w:r>
-        <w:rPr>
-          <w:b/>
-          <w:bCs/>
-        </w:rPr>
-        <w:t xml:space="preserve">Paso 1: Crear el archivo </w:t>
-      </w:r>
-      <w:proofErr w:type="spellStart"/>
-      <w:r>
-        <w:rPr>
-          <w:b/>
-          <w:bCs/>
-        </w:rPr>
-        <w:t>manifest.json</w:t>
-      </w:r>
-      <w:proofErr w:type="spellEnd"/>
-    </w:p>
-    <w:p>
-      <w:pPr>
-        <w:spacing w:after="0"/>
-      </w:pPr>
-      <w:r>
-        <w:t>Crea este archivo en la raíz de tu proyecto. Es el documento de identidad de tu aplicación.</w:t>
-      </w:r>
-    </w:p>
-    <w:p>
-      <w:pPr>
-        <w:spacing w:after="0"/>
-      </w:pPr>
-      <w:r>
-        <w:t>JSON</w:t>
-      </w:r>
-    </w:p>
-    <w:p>
-      <w:pPr>
-        <w:spacing w:after="0"/>
-      </w:pPr>
-      <w:r>
-        <w:t>{</w:t>
-      </w:r>
-    </w:p>
-    <w:p>
-      <w:pPr>
-        <w:spacing w:after="0"/>
-      </w:pPr>
-      <w:r>
-        <w:t xml:space="preserve">  "</w:t>
-      </w:r>
-      <w:proofErr w:type="spellStart"/>
-      <w:r>
-        <w:t>short_name</w:t>
-      </w:r>
-      <w:proofErr w:type="spellEnd"/>
-      <w:r>
-        <w:t>": "</w:t>
-      </w:r>
-      <w:proofErr w:type="spellStart"/>
-      <w:r>
-        <w:t>MiApp</w:t>
-      </w:r>
-      <w:proofErr w:type="spellEnd"/>
-      <w:r>
-        <w:t>",</w:t>
-      </w:r>
-    </w:p>
-    <w:p>
-      <w:pPr>
-        <w:spacing w:after="0"/>
-      </w:pPr>
-      <w:r>
-        <w:t xml:space="preserve">  "</w:t>
-      </w:r>
-      <w:proofErr w:type="spellStart"/>
-      <w:r>
-        <w:t>name</w:t>
-      </w:r>
-      <w:proofErr w:type="spellEnd"/>
-      <w:r>
-        <w:t>": "Mi Aplicación de Escritorio",</w:t>
-      </w:r>
-    </w:p>
-    <w:p>
-      <w:pPr>
-        <w:spacing w:after="0"/>
-      </w:pPr>
-      <w:r>
-        <w:t xml:space="preserve">  "</w:t>
-      </w:r>
-      <w:proofErr w:type="spellStart"/>
-      <w:r>
-        <w:t>icons</w:t>
-      </w:r>
-      <w:proofErr w:type="spellEnd"/>
-      <w:r>
-        <w:t>": [</w:t>
-      </w:r>
-    </w:p>
-    <w:p>
-      <w:pPr>
-        <w:spacing w:after="0"/>
-      </w:pPr>
-      <w:r>
-        <w:t xml:space="preserve">    {</w:t>
-      </w:r>
-    </w:p>
-    <w:p>
-      <w:pPr>
-        <w:spacing w:after="0"/>
-      </w:pPr>
-      <w:r>
-        <w:t xml:space="preserve">      "</w:t>
-      </w:r>
-      <w:proofErr w:type="spellStart"/>
-      <w:r>
-        <w:t>src</w:t>
-      </w:r>
-      <w:proofErr w:type="spellEnd"/>
-      <w:r>
-        <w:t>": "icon-192.png",</w:t>
-      </w:r>
-    </w:p>
-    <w:p>
-      <w:pPr>
-        <w:spacing w:after="0"/>
-      </w:pPr>
-      <w:r>
-        <w:t xml:space="preserve">      "</w:t>
-      </w:r>
-      <w:proofErr w:type="spellStart"/>
-      <w:r>
-        <w:t>type</w:t>
-      </w:r>
-      <w:proofErr w:type="spellEnd"/>
-      <w:r>
-        <w:t>": "</w:t>
-      </w:r>
-      <w:proofErr w:type="spellStart"/>
-      <w:r>
-        <w:t>image</w:t>
-      </w:r>
-      <w:proofErr w:type="spellEnd"/>
-      <w:r>
-        <w:t>/</w:t>
-      </w:r>
-      <w:proofErr w:type="spellStart"/>
-      <w:r>
-        <w:t>png</w:t>
-      </w:r>
-      <w:proofErr w:type="spellEnd"/>
-      <w:r>
-        <w:t>",</w:t>
-      </w:r>
-    </w:p>
-    <w:p>
-      <w:pPr>
-        <w:spacing w:after="0"/>
-      </w:pPr>
-      <w:r>
-        <w:t xml:space="preserve">      "</w:t>
-      </w:r>
-      <w:proofErr w:type="spellStart"/>
-      <w:r>
-        <w:t>sizes</w:t>
-      </w:r>
-      <w:proofErr w:type="spellEnd"/>
-      <w:r>
-        <w:t>": "192x192"</w:t>
-      </w:r>
-    </w:p>
-    <w:p>
-      <w:pPr>
-        <w:spacing w:after="0"/>
-      </w:pPr>
-      <w:r>
-        <w:t xml:space="preserve">    },</w:t>
-      </w:r>
-    </w:p>
-    <w:p>
-      <w:pPr>
-        <w:spacing w:after="0"/>
-      </w:pPr>
-      <w:r>
-        <w:t xml:space="preserve">    {</w:t>
-      </w:r>
-    </w:p>
-    <w:p>
-      <w:pPr>
-        <w:spacing w:after="0"/>
-      </w:pPr>
-      <w:r>
-        <w:t xml:space="preserve">      "</w:t>
-      </w:r>
-      <w:proofErr w:type="spellStart"/>
-      <w:r>
-        <w:t>src</w:t>
-      </w:r>
-      <w:proofErr w:type="spellEnd"/>
-      <w:r>
-        <w:t>": "icon-512.png",</w:t>
-      </w:r>
-    </w:p>
-    <w:p>
-      <w:pPr>
-        <w:spacing w:after="0"/>
-      </w:pPr>
-      <w:r>
-        <w:t xml:space="preserve">      "</w:t>
-      </w:r>
-      <w:proofErr w:type="spellStart"/>
-      <w:r>
-        <w:t>type</w:t>
-      </w:r>
-      <w:proofErr w:type="spellEnd"/>
-      <w:r>
-        <w:t>": "</w:t>
-      </w:r>
-      <w:proofErr w:type="spellStart"/>
-      <w:r>
-        <w:t>image</w:t>
-      </w:r>
-      <w:proofErr w:type="spellEnd"/>
-      <w:r>
-        <w:t>/</w:t>
-      </w:r>
-      <w:proofErr w:type="spellStart"/>
-      <w:r>
-        <w:t>png</w:t>
-      </w:r>
-      <w:proofErr w:type="spellEnd"/>
-      <w:r>
-        <w:t>",</w:t>
-      </w:r>
-    </w:p>
-    <w:p>
-      <w:pPr>
-        <w:spacing w:after="0"/>
-      </w:pPr>
-      <w:r>
-        <w:t xml:space="preserve">      "</w:t>
-      </w:r>
-      <w:proofErr w:type="spellStart"/>
-      <w:r>
-        <w:t>sizes</w:t>
-      </w:r>
-      <w:proofErr w:type="spellEnd"/>
-      <w:r>
-        <w:t>": "512x512"</w:t>
-      </w:r>
-    </w:p>
-    <w:p>
-      <w:pPr>
-        <w:spacing w:after="0"/>
-      </w:pPr>
-      <w:r>
-        <w:t xml:space="preserve">    }</w:t>
-      </w:r>
-    </w:p>
-    <w:p>
-      <w:pPr>
-        <w:spacing w:after="0"/>
-      </w:pPr>
-      <w:r>
-        <w:t xml:space="preserve">  ],</w:t>
-      </w:r>
-    </w:p>
-    <w:p>
-      <w:pPr>
-        <w:spacing w:after="0"/>
-      </w:pPr>
-      <w:r>
-        <w:t xml:space="preserve">  "</w:t>
-      </w:r>
-      <w:proofErr w:type="spellStart"/>
-      <w:r>
-        <w:t>start_url</w:t>
-      </w:r>
-      <w:proofErr w:type="spellEnd"/>
-      <w:r>
-        <w:t>": "/index.html",</w:t>
-      </w:r>
-    </w:p>
-    <w:p>
-      <w:pPr>
-        <w:spacing w:after="0"/>
-      </w:pPr>
-      <w:r>
-        <w:t xml:space="preserve">  "</w:t>
-      </w:r>
-      <w:proofErr w:type="spellStart"/>
-      <w:r>
-        <w:t>background_color</w:t>
-      </w:r>
-      <w:proofErr w:type="spellEnd"/>
-      <w:r>
-        <w:t>": "#</w:t>
-      </w:r>
-      <w:proofErr w:type="spellStart"/>
-      <w:r>
-        <w:t>ffffff</w:t>
-      </w:r>
-      <w:proofErr w:type="spellEnd"/>
-      <w:r>
-        <w:t>",</w:t>
-      </w:r>
-    </w:p>
-    <w:p>
-      <w:pPr>
-        <w:spacing w:after="0"/>
-      </w:pPr>
-      <w:r>
-        <w:t xml:space="preserve">  "</w:t>
-      </w:r>
-      <w:proofErr w:type="spellStart"/>
-      <w:r>
-        <w:t>theme_color</w:t>
-      </w:r>
-      <w:proofErr w:type="spellEnd"/>
-      <w:r>
-        <w:t>": "#0078d4",</w:t>
-      </w:r>
-    </w:p>
-    <w:p>
-      <w:pPr>
-        <w:spacing w:after="0"/>
-      </w:pPr>
-      <w:r>
-        <w:t xml:space="preserve">  "</w:t>
-      </w:r>
-      <w:proofErr w:type="spellStart"/>
-      <w:r>
-        <w:t>display</w:t>
-      </w:r>
-      <w:proofErr w:type="spellEnd"/>
-      <w:r>
-        <w:t>": "</w:t>
-      </w:r>
-      <w:proofErr w:type="spellStart"/>
-      <w:r>
-        <w:t>standalone</w:t>
-      </w:r>
-      <w:proofErr w:type="spellEnd"/>
-      <w:r>
-        <w:t>",</w:t>
-      </w:r>
-    </w:p>
-    <w:p>
-      <w:pPr>
-        <w:spacing w:after="0"/>
-      </w:pPr>
-      <w:r>
-        <w:t xml:space="preserve">  "</w:t>
-      </w:r>
-      <w:proofErr w:type="spellStart"/>
-      <w:r>
-        <w:t>orientation</w:t>
-      </w:r>
-      <w:proofErr w:type="spellEnd"/>
-      <w:r>
-        <w:t>": "</w:t>
-      </w:r>
-      <w:proofErr w:type="spellStart"/>
-      <w:r>
-        <w:t>portrait</w:t>
-      </w:r>
-      <w:proofErr w:type="spellEnd"/>
-      <w:r>
-        <w:t>"</w:t>
-      </w:r>
-    </w:p>
-    <w:p>
-      <w:pPr>
-        <w:spacing w:after="0"/>
-      </w:pPr>
-      <w:r>
-        <w:t>}</w:t>
-      </w:r>
-    </w:p>
-    <w:p>
-      <w:r>
-        <w:rPr>
-          <w:b/>
-          <w:bCs/>
-        </w:rPr>
-        <w:t>Nota clave:</w:t>
-      </w:r>
-      <w:r>
-        <w:t xml:space="preserve"> La propiedad "</w:t>
-      </w:r>
-      <w:proofErr w:type="spellStart"/>
-      <w:r>
-        <w:t>display</w:t>
-      </w:r>
-      <w:proofErr w:type="spellEnd"/>
-      <w:r>
-        <w:t>": "</w:t>
-      </w:r>
-      <w:proofErr w:type="spellStart"/>
-      <w:r>
-        <w:t>standalone</w:t>
-      </w:r>
-      <w:proofErr w:type="spellEnd"/>
-      <w:r>
-        <w:t xml:space="preserve">" es la que hace que la aplicación se abra en su propia ventana oculta, eliminando la barra de direcciones del navegador para que parezca una </w:t>
+        <w:t xml:space="preserve">El </w:t>
+      </w:r>
+      <w:proofErr w:type="spellStart"/>
+      <w:r>
+        <w:t>Service</w:t>
+      </w:r>
+      <w:proofErr w:type="spellEnd"/>
+      <w:r>
+        <w:t xml:space="preserve"> </w:t>
+      </w:r>
+      <w:proofErr w:type="spellStart"/>
+      <w:r>
+        <w:t>Worker</w:t>
+      </w:r>
+      <w:proofErr w:type="spellEnd"/>
+      <w:r>
+        <w:t xml:space="preserve"> es el motor que gestiona la caché y permite que la </w:t>
       </w:r>
       <w:proofErr w:type="spellStart"/>
       <w:r>
@@ -19602,213 +19907,619 @@
       </w:r>
       <w:proofErr w:type="spellEnd"/>
       <w:r>
-        <w:t xml:space="preserve"> de escritorio nativa.</w:t>
-      </w:r>
-    </w:p>
-    <w:p>
-      <w:pPr>
-        <w:rPr>
-          <w:b/>
-          <w:bCs/>
-        </w:rPr>
-      </w:pPr>
-      <w:r>
-        <w:rPr>
-          <w:b/>
-          <w:bCs/>
-        </w:rPr>
-        <w:t xml:space="preserve">Paso 2: Vincular el </w:t>
-      </w:r>
-      <w:proofErr w:type="spellStart"/>
-      <w:r>
-        <w:rPr>
-          <w:b/>
-          <w:bCs/>
-        </w:rPr>
-        <w:t>Manifest</w:t>
-      </w:r>
-      <w:proofErr w:type="spellEnd"/>
-      <w:r>
-        <w:rPr>
-          <w:b/>
-          <w:bCs/>
-        </w:rPr>
-        <w:t xml:space="preserve"> en tu HTML</w:t>
-      </w:r>
-    </w:p>
-    <w:p>
-      <w:r>
-        <w:t>En el &lt;head&gt; de tu archivo index.html, debes enlazar el archivo que acabas de crear:</w:t>
-      </w:r>
-    </w:p>
-    <w:p>
-      <w:r>
-        <w:t>HTML</w:t>
-      </w:r>
-    </w:p>
-    <w:p>
-      <w:r>
-        <w:t xml:space="preserve">&lt;link </w:t>
-      </w:r>
-      <w:proofErr w:type="spellStart"/>
-      <w:r>
-        <w:t>rel</w:t>
-      </w:r>
-      <w:proofErr w:type="spellEnd"/>
-      <w:r>
-        <w:t>="</w:t>
-      </w:r>
-      <w:proofErr w:type="spellStart"/>
-      <w:r>
-        <w:t>manifest</w:t>
-      </w:r>
-      <w:proofErr w:type="spellEnd"/>
-      <w:r>
-        <w:t xml:space="preserve">" </w:t>
-      </w:r>
-      <w:proofErr w:type="spellStart"/>
-      <w:r>
-        <w:t>href</w:t>
-      </w:r>
-      <w:proofErr w:type="spellEnd"/>
-      <w:r>
-        <w:t>="/</w:t>
-      </w:r>
-      <w:proofErr w:type="spellStart"/>
-      <w:r>
-        <w:t>manifest.json</w:t>
-      </w:r>
-      <w:proofErr w:type="spellEnd"/>
-      <w:r>
-        <w:t>"&gt;</w:t>
-      </w:r>
-    </w:p>
-    <w:p>
-      <w:r>
-        <w:t xml:space="preserve">&lt;meta </w:t>
-      </w:r>
-      <w:proofErr w:type="spellStart"/>
-      <w:r>
-        <w:t>name</w:t>
-      </w:r>
-      <w:proofErr w:type="spellEnd"/>
-      <w:r>
-        <w:t>="</w:t>
-      </w:r>
-      <w:proofErr w:type="spellStart"/>
-      <w:r>
-        <w:t>theme</w:t>
-      </w:r>
-      <w:proofErr w:type="spellEnd"/>
-      <w:r>
-        <w:t xml:space="preserve">-color" </w:t>
-      </w:r>
-      <w:proofErr w:type="spellStart"/>
-      <w:r>
-        <w:t>content</w:t>
-      </w:r>
-      <w:proofErr w:type="spellEnd"/>
-      <w:r>
-        <w:t>="#0078d4"&gt;</w:t>
-      </w:r>
-    </w:p>
-    <w:p>
-      <w:pPr>
-        <w:rPr>
-          <w:b/>
-          <w:bCs/>
-        </w:rPr>
-      </w:pPr>
-      <w:r>
-        <w:rPr>
-          <w:b/>
-          <w:bCs/>
-        </w:rPr>
-        <w:t xml:space="preserve">Paso 3: Crear el </w:t>
-      </w:r>
-      <w:proofErr w:type="spellStart"/>
-      <w:r>
-        <w:rPr>
-          <w:b/>
-          <w:bCs/>
-        </w:rPr>
-        <w:t>Service</w:t>
-      </w:r>
-      <w:proofErr w:type="spellEnd"/>
-      <w:r>
-        <w:rPr>
-          <w:b/>
-          <w:bCs/>
-        </w:rPr>
+        <w:t xml:space="preserve"> cargue instantáneamente. Crea un archivo llamado sw.js en la raíz de tu proyecto con este código básico de almacenamiento en caché:</w:t>
+      </w:r>
+    </w:p>
+    <w:p>
+      <w:pPr>
+        <w:spacing w:after="0"/>
+      </w:pPr>
+      <w:r>
+        <w:t>JavaScript</w:t>
+      </w:r>
+    </w:p>
+    <w:p>
+      <w:pPr>
+        <w:spacing w:after="0"/>
+      </w:pPr>
+      <w:proofErr w:type="spellStart"/>
+      <w:proofErr w:type="gramStart"/>
+      <w:r>
+        <w:t>const</w:t>
+      </w:r>
+      <w:proofErr w:type="spellEnd"/>
+      <w:proofErr w:type="gramEnd"/>
+      <w:r>
+        <w:t xml:space="preserve"> CACHE_NAME = 'v1_cache_miapp';</w:t>
+      </w:r>
+    </w:p>
+    <w:p>
+      <w:pPr>
+        <w:spacing w:after="0"/>
+      </w:pPr>
+      <w:r>
+        <w:t>// Archivos esenciales que quieres que funcionen incluso sin internet</w:t>
+      </w:r>
+    </w:p>
+    <w:p>
+      <w:pPr>
+        <w:spacing w:after="0"/>
+      </w:pPr>
+      <w:proofErr w:type="spellStart"/>
+      <w:proofErr w:type="gramStart"/>
+      <w:r>
+        <w:t>const</w:t>
+      </w:r>
+      <w:proofErr w:type="spellEnd"/>
+      <w:proofErr w:type="gramEnd"/>
+      <w:r>
         <w:t xml:space="preserve"> </w:t>
       </w:r>
       <w:proofErr w:type="spellStart"/>
       <w:r>
-        <w:rPr>
-          <w:b/>
-          <w:bCs/>
-        </w:rPr>
-        <w:t>Worker</w:t>
-      </w:r>
-      <w:proofErr w:type="spellEnd"/>
-      <w:r>
-        <w:rPr>
-          <w:b/>
-          <w:bCs/>
-        </w:rPr>
-        <w:t xml:space="preserve"> (sw.js)</w:t>
-      </w:r>
-    </w:p>
-    <w:p>
-      <w:r>
-        <w:t xml:space="preserve">El </w:t>
-      </w:r>
-      <w:proofErr w:type="spellStart"/>
-      <w:r>
-        <w:t>Service</w:t>
-      </w:r>
-      <w:proofErr w:type="spellEnd"/>
+        <w:t>urlsToCache</w:t>
+      </w:r>
+      <w:proofErr w:type="spellEnd"/>
+      <w:r>
+        <w:t xml:space="preserve"> = [</w:t>
+      </w:r>
+    </w:p>
+    <w:p>
+      <w:pPr>
+        <w:spacing w:after="0"/>
+      </w:pPr>
+      <w:r>
+        <w:t xml:space="preserve">  '/',</w:t>
+      </w:r>
+    </w:p>
+    <w:p>
+      <w:pPr>
+        <w:spacing w:after="0"/>
+      </w:pPr>
+      <w:r>
+        <w:t xml:space="preserve">  '/index.html',</w:t>
+      </w:r>
+    </w:p>
+    <w:p>
+      <w:pPr>
+        <w:spacing w:after="0"/>
+      </w:pPr>
+      <w:r>
+        <w:t xml:space="preserve">  '/styles.css',</w:t>
+      </w:r>
+    </w:p>
+    <w:p>
+      <w:pPr>
+        <w:spacing w:after="0"/>
+      </w:pPr>
+      <w:r>
+        <w:t xml:space="preserve">  '/script.js',</w:t>
+      </w:r>
+    </w:p>
+    <w:p>
+      <w:pPr>
+        <w:spacing w:after="0"/>
+      </w:pPr>
+      <w:r>
+        <w:t xml:space="preserve">  '/icon-192.png'</w:t>
+      </w:r>
+    </w:p>
+    <w:p>
+      <w:pPr>
+        <w:spacing w:after="0"/>
+      </w:pPr>
+      <w:r>
+        <w:t>];</w:t>
+      </w:r>
+    </w:p>
+    <w:p>
+      <w:pPr>
+        <w:spacing w:after="0"/>
+      </w:pPr>
+    </w:p>
+    <w:p>
+      <w:pPr>
+        <w:spacing w:after="0"/>
+      </w:pPr>
+      <w:r>
+        <w:t>// Evento de instalación: Guarda los archivos en la caché del navegador</w:t>
+      </w:r>
+    </w:p>
+    <w:p>
+      <w:pPr>
+        <w:spacing w:after="0"/>
+      </w:pPr>
+      <w:proofErr w:type="spellStart"/>
+      <w:proofErr w:type="gramStart"/>
+      <w:r>
+        <w:t>self.addEventListener</w:t>
+      </w:r>
+      <w:proofErr w:type="spellEnd"/>
+      <w:r>
+        <w:t>(</w:t>
+      </w:r>
+      <w:proofErr w:type="gramEnd"/>
+      <w:r>
+        <w:t>'</w:t>
+      </w:r>
+      <w:proofErr w:type="spellStart"/>
+      <w:r>
+        <w:t>install</w:t>
+      </w:r>
+      <w:proofErr w:type="spellEnd"/>
+      <w:r>
+        <w:t>', e =&gt; {</w:t>
+      </w:r>
+    </w:p>
+    <w:p>
+      <w:pPr>
+        <w:spacing w:after="0"/>
+      </w:pPr>
+      <w:r>
+        <w:t xml:space="preserve">  </w:t>
+      </w:r>
+      <w:proofErr w:type="spellStart"/>
+      <w:proofErr w:type="gramStart"/>
+      <w:r>
+        <w:t>e.waitUntil</w:t>
+      </w:r>
+      <w:proofErr w:type="spellEnd"/>
+      <w:r>
+        <w:t>(</w:t>
+      </w:r>
+      <w:proofErr w:type="gramEnd"/>
+    </w:p>
+    <w:p>
+      <w:pPr>
+        <w:spacing w:after="0"/>
+      </w:pPr>
+      <w:r>
+        <w:t xml:space="preserve">    </w:t>
+      </w:r>
+      <w:proofErr w:type="spellStart"/>
+      <w:proofErr w:type="gramStart"/>
+      <w:r>
+        <w:t>caches.open</w:t>
+      </w:r>
+      <w:proofErr w:type="spellEnd"/>
+      <w:r>
+        <w:t>(</w:t>
+      </w:r>
+      <w:proofErr w:type="gramEnd"/>
+      <w:r>
+        <w:t>CACHE_NAME)</w:t>
+      </w:r>
+    </w:p>
+    <w:p>
+      <w:pPr>
+        <w:spacing w:after="0"/>
+      </w:pPr>
+      <w:r>
+        <w:t xml:space="preserve">      .</w:t>
+      </w:r>
+      <w:proofErr w:type="spellStart"/>
+      <w:proofErr w:type="gramStart"/>
+      <w:r>
+        <w:t>then</w:t>
+      </w:r>
+      <w:proofErr w:type="spellEnd"/>
+      <w:r>
+        <w:t>(</w:t>
+      </w:r>
+      <w:proofErr w:type="gramEnd"/>
+      <w:r>
+        <w:t>cache =&gt; {</w:t>
+      </w:r>
+    </w:p>
+    <w:p>
+      <w:pPr>
+        <w:spacing w:after="0"/>
+      </w:pPr>
+      <w:r>
+        <w:t xml:space="preserve">        </w:t>
+      </w:r>
+      <w:proofErr w:type="spellStart"/>
+      <w:proofErr w:type="gramStart"/>
+      <w:r>
+        <w:t>return</w:t>
+      </w:r>
+      <w:proofErr w:type="spellEnd"/>
+      <w:proofErr w:type="gramEnd"/>
       <w:r>
         <w:t xml:space="preserve"> </w:t>
       </w:r>
       <w:proofErr w:type="spellStart"/>
       <w:r>
-        <w:t>Worker</w:t>
-      </w:r>
-      <w:proofErr w:type="spellEnd"/>
-      <w:r>
-        <w:t xml:space="preserve"> es el motor que gestiona la caché y permite que la </w:t>
-      </w:r>
-      <w:proofErr w:type="spellStart"/>
-      <w:r>
-        <w:t>app</w:t>
-      </w:r>
-      <w:proofErr w:type="spellEnd"/>
-      <w:r>
-        <w:t xml:space="preserve"> cargue instantáneamente. Crea un archivo llamado sw.js en la raíz de tu proyecto con este código básico de almacenamiento en caché:</w:t>
-      </w:r>
-    </w:p>
-    <w:p>
-      <w:pPr>
-        <w:spacing w:after="0"/>
-      </w:pPr>
-      <w:r>
-        <w:t>JavaScript</w:t>
-      </w:r>
-    </w:p>
-    <w:p>
-      <w:pPr>
-        <w:spacing w:after="0"/>
-      </w:pPr>
+        <w:t>cache.addAll</w:t>
+      </w:r>
+      <w:proofErr w:type="spellEnd"/>
+      <w:r>
+        <w:t>(</w:t>
+      </w:r>
+      <w:proofErr w:type="spellStart"/>
+      <w:r>
+        <w:t>urlsToCache</w:t>
+      </w:r>
+      <w:proofErr w:type="spellEnd"/>
+      <w:r>
+        <w:t>);</w:t>
+      </w:r>
+    </w:p>
+    <w:p>
+      <w:pPr>
+        <w:spacing w:after="0"/>
+      </w:pPr>
+      <w:r>
+        <w:t xml:space="preserve">      })</w:t>
+      </w:r>
+    </w:p>
+    <w:p>
+      <w:pPr>
+        <w:spacing w:after="0"/>
+      </w:pPr>
+      <w:r>
+        <w:t xml:space="preserve">      .</w:t>
+      </w:r>
       <w:proofErr w:type="spellStart"/>
       <w:proofErr w:type="gramStart"/>
       <w:r>
-        <w:t>const</w:t>
-      </w:r>
-      <w:proofErr w:type="spellEnd"/>
+        <w:t>then</w:t>
+      </w:r>
+      <w:proofErr w:type="spellEnd"/>
+      <w:r>
+        <w:t>(</w:t>
+      </w:r>
       <w:proofErr w:type="gramEnd"/>
       <w:r>
-        <w:t xml:space="preserve"> CACHE_NAME = 'v1_cache_miapp';</w:t>
+        <w:t xml:space="preserve">() =&gt; </w:t>
+      </w:r>
+      <w:proofErr w:type="spellStart"/>
+      <w:r>
+        <w:t>self.skipWaiting</w:t>
+      </w:r>
+      <w:proofErr w:type="spellEnd"/>
+      <w:r>
+        <w:t>())</w:t>
+      </w:r>
+    </w:p>
+    <w:p>
+      <w:pPr>
+        <w:spacing w:after="0"/>
+      </w:pPr>
+      <w:r>
+        <w:t xml:space="preserve">  );</w:t>
+      </w:r>
+    </w:p>
+    <w:p>
+      <w:pPr>
+        <w:spacing w:after="0"/>
+      </w:pPr>
+      <w:r>
+        <w:t>});</w:t>
+      </w:r>
+    </w:p>
+    <w:p>
+      <w:pPr>
+        <w:spacing w:after="0"/>
+      </w:pPr>
+    </w:p>
+    <w:p>
+      <w:pPr>
+        <w:spacing w:after="0"/>
+      </w:pPr>
+      <w:r>
+        <w:t>// Evento de activación: Limpia cachés antiguas</w:t>
+      </w:r>
+    </w:p>
+    <w:p>
+      <w:pPr>
+        <w:spacing w:after="0"/>
+      </w:pPr>
+      <w:proofErr w:type="spellStart"/>
+      <w:proofErr w:type="gramStart"/>
+      <w:r>
+        <w:t>self.addEventListener</w:t>
+      </w:r>
+      <w:proofErr w:type="spellEnd"/>
+      <w:r>
+        <w:t>(</w:t>
+      </w:r>
+      <w:proofErr w:type="gramEnd"/>
+      <w:r>
+        <w:t>'</w:t>
+      </w:r>
+      <w:proofErr w:type="spellStart"/>
+      <w:r>
+        <w:t>activate</w:t>
+      </w:r>
+      <w:proofErr w:type="spellEnd"/>
+      <w:r>
+        <w:t>', e =&gt; {</w:t>
+      </w:r>
+    </w:p>
+    <w:p>
+      <w:pPr>
+        <w:spacing w:after="0"/>
+      </w:pPr>
+      <w:r>
+        <w:t xml:space="preserve">  </w:t>
+      </w:r>
+      <w:proofErr w:type="spellStart"/>
+      <w:proofErr w:type="gramStart"/>
+      <w:r>
+        <w:t>e.waitUntil</w:t>
+      </w:r>
+      <w:proofErr w:type="spellEnd"/>
+      <w:r>
+        <w:t>(</w:t>
+      </w:r>
+      <w:proofErr w:type="gramEnd"/>
+    </w:p>
+    <w:p>
+      <w:pPr>
+        <w:spacing w:after="0"/>
+      </w:pPr>
+      <w:r>
+        <w:t xml:space="preserve">    </w:t>
+      </w:r>
+      <w:proofErr w:type="spellStart"/>
+      <w:proofErr w:type="gramStart"/>
+      <w:r>
+        <w:t>caches.keys</w:t>
+      </w:r>
+      <w:proofErr w:type="spellEnd"/>
+      <w:r>
+        <w:t>(</w:t>
+      </w:r>
+      <w:proofErr w:type="gramEnd"/>
+      <w:r>
+        <w:t>).</w:t>
+      </w:r>
+      <w:proofErr w:type="spellStart"/>
+      <w:r>
+        <w:t>then</w:t>
+      </w:r>
+      <w:proofErr w:type="spellEnd"/>
+      <w:r>
+        <w:t>(</w:t>
+      </w:r>
+      <w:proofErr w:type="spellStart"/>
+      <w:r>
+        <w:t>cacheNames</w:t>
+      </w:r>
+      <w:proofErr w:type="spellEnd"/>
+      <w:r>
+        <w:t xml:space="preserve"> =&gt; {</w:t>
+      </w:r>
+    </w:p>
+    <w:p>
+      <w:pPr>
+        <w:spacing w:after="0"/>
+      </w:pPr>
+      <w:r>
+        <w:t xml:space="preserve">      </w:t>
+      </w:r>
+      <w:proofErr w:type="spellStart"/>
+      <w:proofErr w:type="gramStart"/>
+      <w:r>
+        <w:t>return</w:t>
+      </w:r>
+      <w:proofErr w:type="spellEnd"/>
+      <w:proofErr w:type="gramEnd"/>
+      <w:r>
+        <w:t xml:space="preserve"> </w:t>
+      </w:r>
+      <w:proofErr w:type="spellStart"/>
+      <w:r>
+        <w:t>Promise.all</w:t>
+      </w:r>
+      <w:proofErr w:type="spellEnd"/>
+      <w:r>
+        <w:t>(</w:t>
+      </w:r>
+    </w:p>
+    <w:p>
+      <w:pPr>
+        <w:spacing w:after="0"/>
+      </w:pPr>
+      <w:r>
+        <w:t xml:space="preserve">        </w:t>
+      </w:r>
+      <w:proofErr w:type="spellStart"/>
+      <w:proofErr w:type="gramStart"/>
+      <w:r>
+        <w:t>cacheNames.map</w:t>
+      </w:r>
+      <w:proofErr w:type="spellEnd"/>
+      <w:r>
+        <w:t>(</w:t>
+      </w:r>
+      <w:proofErr w:type="gramEnd"/>
+      <w:r>
+        <w:t>cache =&gt; {</w:t>
+      </w:r>
+    </w:p>
+    <w:p>
+      <w:pPr>
+        <w:spacing w:after="0"/>
+      </w:pPr>
+      <w:r>
+        <w:t xml:space="preserve">          </w:t>
+      </w:r>
+      <w:proofErr w:type="spellStart"/>
+      <w:proofErr w:type="gramStart"/>
+      <w:r>
+        <w:t>if</w:t>
+      </w:r>
+      <w:proofErr w:type="spellEnd"/>
+      <w:proofErr w:type="gramEnd"/>
+      <w:r>
+        <w:t xml:space="preserve"> (cache !== CACHE_NAME) {</w:t>
+      </w:r>
+    </w:p>
+    <w:p>
+      <w:pPr>
+        <w:spacing w:after="0"/>
+      </w:pPr>
+      <w:r>
+        <w:t xml:space="preserve">            </w:t>
+      </w:r>
+      <w:proofErr w:type="spellStart"/>
+      <w:proofErr w:type="gramStart"/>
+      <w:r>
+        <w:t>return</w:t>
+      </w:r>
+      <w:proofErr w:type="spellEnd"/>
+      <w:proofErr w:type="gramEnd"/>
+      <w:r>
+        <w:t xml:space="preserve"> </w:t>
+      </w:r>
+      <w:proofErr w:type="spellStart"/>
+      <w:r>
+        <w:t>caches.delete</w:t>
+      </w:r>
+      <w:proofErr w:type="spellEnd"/>
+      <w:r>
+        <w:t>(cache);</w:t>
+      </w:r>
+    </w:p>
+    <w:p>
+      <w:pPr>
+        <w:spacing w:after="0"/>
+      </w:pPr>
+      <w:r>
+        <w:t xml:space="preserve">          }</w:t>
+      </w:r>
+    </w:p>
+    <w:p>
+      <w:pPr>
+        <w:spacing w:after="0"/>
+      </w:pPr>
+      <w:r>
+        <w:t xml:space="preserve">        })</w:t>
+      </w:r>
+    </w:p>
+    <w:p>
+      <w:pPr>
+        <w:spacing w:after="0"/>
+      </w:pPr>
+      <w:r>
+        <w:t xml:space="preserve">      );</w:t>
+      </w:r>
+    </w:p>
+    <w:p>
+      <w:pPr>
+        <w:spacing w:after="0"/>
+      </w:pPr>
+      <w:r>
+        <w:t xml:space="preserve">    })</w:t>
+      </w:r>
+    </w:p>
+    <w:p>
+      <w:pPr>
+        <w:spacing w:after="0"/>
+      </w:pPr>
+      <w:r>
+        <w:t xml:space="preserve">  );</w:t>
+      </w:r>
+    </w:p>
+    <w:p>
+      <w:pPr>
+        <w:spacing w:after="0"/>
+      </w:pPr>
+      <w:r>
+        <w:t>});</w:t>
+      </w:r>
+    </w:p>
+    <w:p>
+      <w:pPr>
+        <w:spacing w:after="0"/>
+      </w:pPr>
+    </w:p>
+    <w:p>
+      <w:pPr>
+        <w:spacing w:after="0"/>
+      </w:pPr>
+      <w:r>
+        <w:t xml:space="preserve">// Evento </w:t>
+      </w:r>
+      <w:proofErr w:type="spellStart"/>
+      <w:r>
+        <w:t>fetch</w:t>
+      </w:r>
+      <w:proofErr w:type="spellEnd"/>
+      <w:r>
+        <w:t>: Sirve el contenido desde la caché si no hay internet</w:t>
+      </w:r>
+    </w:p>
+    <w:p>
+      <w:pPr>
+        <w:spacing w:after="0"/>
+      </w:pPr>
+      <w:proofErr w:type="spellStart"/>
+      <w:proofErr w:type="gramStart"/>
+      <w:r>
+        <w:t>self.addEventListener</w:t>
+      </w:r>
+      <w:proofErr w:type="spellEnd"/>
+      <w:r>
+        <w:t>(</w:t>
+      </w:r>
+      <w:proofErr w:type="gramEnd"/>
+      <w:r>
+        <w:t>'</w:t>
+      </w:r>
+      <w:proofErr w:type="spellStart"/>
+      <w:r>
+        <w:t>fetch</w:t>
+      </w:r>
+      <w:proofErr w:type="spellEnd"/>
+      <w:r>
+        <w:t>', e =&gt; {</w:t>
+      </w:r>
+    </w:p>
+    <w:p>
+      <w:pPr>
+        <w:spacing w:after="0"/>
+      </w:pPr>
+      <w:r>
+        <w:t xml:space="preserve">  </w:t>
+      </w:r>
+      <w:proofErr w:type="spellStart"/>
+      <w:proofErr w:type="gramStart"/>
+      <w:r>
+        <w:t>e.respondWith</w:t>
+      </w:r>
+      <w:proofErr w:type="spellEnd"/>
+      <w:r>
+        <w:t>(</w:t>
+      </w:r>
+      <w:proofErr w:type="gramEnd"/>
+    </w:p>
+    <w:p>
+      <w:pPr>
+        <w:spacing w:after="0"/>
+      </w:pPr>
+      <w:r>
+        <w:t xml:space="preserve">    </w:t>
+      </w:r>
+      <w:proofErr w:type="spellStart"/>
+      <w:proofErr w:type="gramStart"/>
+      <w:r>
+        <w:t>caches.match</w:t>
+      </w:r>
+      <w:proofErr w:type="spellEnd"/>
+      <w:r>
+        <w:t>(</w:t>
+      </w:r>
+      <w:proofErr w:type="spellStart"/>
+      <w:proofErr w:type="gramEnd"/>
+      <w:r>
+        <w:t>e.request</w:t>
+      </w:r>
+      <w:proofErr w:type="spellEnd"/>
+      <w:r>
+        <w:t>)</w:t>
       </w:r>
     </w:p>
     <w:p>
@@ -19817,211 +20528,98 @@
       </w:pPr>
       <w:r>
         <w:lastRenderedPageBreak/>
-        <w:t>// Archivos esenciales que quieres que funcionen incluso sin internet</w:t>
-      </w:r>
-    </w:p>
-    <w:p>
-      <w:pPr>
-        <w:spacing w:after="0"/>
-      </w:pPr>
+        <w:t xml:space="preserve">      .</w:t>
+      </w:r>
       <w:proofErr w:type="spellStart"/>
       <w:proofErr w:type="gramStart"/>
       <w:r>
-        <w:t>const</w:t>
-      </w:r>
-      <w:proofErr w:type="spellEnd"/>
+        <w:t>then</w:t>
+      </w:r>
+      <w:proofErr w:type="spellEnd"/>
+      <w:r>
+        <w:t>(</w:t>
+      </w:r>
       <w:proofErr w:type="gramEnd"/>
       <w:r>
+        <w:t>res =&gt; {</w:t>
+      </w:r>
+    </w:p>
+    <w:p>
+      <w:pPr>
+        <w:spacing w:after="0"/>
+      </w:pPr>
+      <w:r>
+        <w:t xml:space="preserve">        </w:t>
+      </w:r>
+      <w:proofErr w:type="spellStart"/>
+      <w:proofErr w:type="gramStart"/>
+      <w:r>
+        <w:t>if</w:t>
+      </w:r>
+      <w:proofErr w:type="spellEnd"/>
+      <w:proofErr w:type="gramEnd"/>
+      <w:r>
+        <w:t xml:space="preserve"> (res) {</w:t>
+      </w:r>
+    </w:p>
+    <w:p>
+      <w:pPr>
+        <w:spacing w:after="0"/>
+      </w:pPr>
+      <w:r>
+        <w:t xml:space="preserve">          </w:t>
+      </w:r>
+      <w:proofErr w:type="spellStart"/>
+      <w:proofErr w:type="gramStart"/>
+      <w:r>
+        <w:t>return</w:t>
+      </w:r>
+      <w:proofErr w:type="spellEnd"/>
+      <w:proofErr w:type="gramEnd"/>
+      <w:r>
+        <w:t xml:space="preserve"> res; // Devuelve lo que está en caché</w:t>
+      </w:r>
+    </w:p>
+    <w:p>
+      <w:pPr>
+        <w:spacing w:after="0"/>
+      </w:pPr>
+      <w:r>
+        <w:t xml:space="preserve">        }</w:t>
+      </w:r>
+    </w:p>
+    <w:p>
+      <w:pPr>
+        <w:spacing w:after="0"/>
+      </w:pPr>
+      <w:r>
+        <w:t xml:space="preserve">        </w:t>
+      </w:r>
+      <w:proofErr w:type="spellStart"/>
+      <w:proofErr w:type="gramStart"/>
+      <w:r>
+        <w:t>return</w:t>
+      </w:r>
+      <w:proofErr w:type="spellEnd"/>
+      <w:proofErr w:type="gramEnd"/>
+      <w:r>
         <w:t xml:space="preserve"> </w:t>
       </w:r>
       <w:proofErr w:type="spellStart"/>
       <w:r>
-        <w:t>urlsToCache</w:t>
-      </w:r>
-      <w:proofErr w:type="spellEnd"/>
-      <w:r>
-        <w:t xml:space="preserve"> = [</w:t>
-      </w:r>
-    </w:p>
-    <w:p>
-      <w:pPr>
-        <w:spacing w:after="0"/>
-      </w:pPr>
-      <w:r>
-        <w:t xml:space="preserve">  '/',</w:t>
-      </w:r>
-    </w:p>
-    <w:p>
-      <w:pPr>
-        <w:spacing w:after="0"/>
-      </w:pPr>
-      <w:r>
-        <w:t xml:space="preserve">  '/index.html',</w:t>
-      </w:r>
-    </w:p>
-    <w:p>
-      <w:pPr>
-        <w:spacing w:after="0"/>
-      </w:pPr>
-      <w:r>
-        <w:t xml:space="preserve">  '/styles.css',</w:t>
-      </w:r>
-    </w:p>
-    <w:p>
-      <w:pPr>
-        <w:spacing w:after="0"/>
-      </w:pPr>
-      <w:r>
-        <w:t xml:space="preserve">  '/script.js',</w:t>
-      </w:r>
-    </w:p>
-    <w:p>
-      <w:pPr>
-        <w:spacing w:after="0"/>
-      </w:pPr>
-      <w:r>
-        <w:t xml:space="preserve">  '/icon-192.png'</w:t>
-      </w:r>
-    </w:p>
-    <w:p>
-      <w:pPr>
-        <w:spacing w:after="0"/>
-      </w:pPr>
-      <w:r>
-        <w:t>];</w:t>
-      </w:r>
-    </w:p>
-    <w:p>
-      <w:pPr>
-        <w:spacing w:after="0"/>
-      </w:pPr>
-    </w:p>
-    <w:p>
-      <w:pPr>
-        <w:spacing w:after="0"/>
-      </w:pPr>
-      <w:r>
-        <w:t>// Evento de instalación: Guarda los archivos en la caché del navegador</w:t>
-      </w:r>
-    </w:p>
-    <w:p>
-      <w:pPr>
-        <w:spacing w:after="0"/>
-      </w:pPr>
-      <w:proofErr w:type="spellStart"/>
-      <w:proofErr w:type="gramStart"/>
-      <w:r>
-        <w:t>self.addEventListener</w:t>
+        <w:t>fetch</w:t>
       </w:r>
       <w:proofErr w:type="spellEnd"/>
       <w:r>
         <w:t>(</w:t>
       </w:r>
-      <w:proofErr w:type="gramEnd"/>
-      <w:r>
-        <w:t>'</w:t>
-      </w:r>
-      <w:proofErr w:type="spellStart"/>
-      <w:r>
-        <w:t>install</w:t>
-      </w:r>
-      <w:proofErr w:type="spellEnd"/>
-      <w:r>
-        <w:t>', e =&gt; {</w:t>
-      </w:r>
-    </w:p>
-    <w:p>
-      <w:pPr>
-        <w:spacing w:after="0"/>
-      </w:pPr>
-      <w:r>
-        <w:t xml:space="preserve">  </w:t>
-      </w:r>
-      <w:proofErr w:type="spellStart"/>
-      <w:proofErr w:type="gramStart"/>
-      <w:r>
-        <w:t>e.waitUntil</w:t>
-      </w:r>
-      <w:proofErr w:type="spellEnd"/>
-      <w:r>
-        <w:t>(</w:t>
-      </w:r>
-      <w:proofErr w:type="gramEnd"/>
-    </w:p>
-    <w:p>
-      <w:pPr>
-        <w:spacing w:after="0"/>
-      </w:pPr>
-      <w:r>
-        <w:t xml:space="preserve">    </w:t>
-      </w:r>
-      <w:proofErr w:type="spellStart"/>
-      <w:proofErr w:type="gramStart"/>
-      <w:r>
-        <w:t>caches.open</w:t>
-      </w:r>
-      <w:proofErr w:type="spellEnd"/>
-      <w:r>
-        <w:t>(</w:t>
-      </w:r>
-      <w:proofErr w:type="gramEnd"/>
-      <w:r>
-        <w:t>CACHE_NAME)</w:t>
-      </w:r>
-    </w:p>
-    <w:p>
-      <w:pPr>
-        <w:spacing w:after="0"/>
-      </w:pPr>
-      <w:r>
-        <w:t xml:space="preserve">      .</w:t>
-      </w:r>
-      <w:proofErr w:type="spellStart"/>
-      <w:proofErr w:type="gramStart"/>
-      <w:r>
-        <w:t>then</w:t>
-      </w:r>
-      <w:proofErr w:type="spellEnd"/>
-      <w:r>
-        <w:t>(</w:t>
-      </w:r>
-      <w:proofErr w:type="gramEnd"/>
-      <w:r>
-        <w:t>cache =&gt; {</w:t>
-      </w:r>
-    </w:p>
-    <w:p>
-      <w:pPr>
-        <w:spacing w:after="0"/>
-      </w:pPr>
-      <w:r>
-        <w:t xml:space="preserve">        </w:t>
-      </w:r>
-      <w:proofErr w:type="spellStart"/>
-      <w:proofErr w:type="gramStart"/>
-      <w:r>
-        <w:t>return</w:t>
-      </w:r>
-      <w:proofErr w:type="spellEnd"/>
-      <w:proofErr w:type="gramEnd"/>
-      <w:r>
-        <w:t xml:space="preserve"> </w:t>
-      </w:r>
-      <w:proofErr w:type="spellStart"/>
-      <w:r>
-        <w:t>cache.addAll</w:t>
-      </w:r>
-      <w:proofErr w:type="spellEnd"/>
-      <w:r>
-        <w:t>(</w:t>
-      </w:r>
-      <w:proofErr w:type="spellStart"/>
-      <w:r>
-        <w:t>urlsToCache</w:t>
-      </w:r>
-      <w:proofErr w:type="spellEnd"/>
-      <w:r>
-        <w:t>);</w:t>
+      <w:proofErr w:type="spellStart"/>
+      <w:r>
+        <w:t>e.request</w:t>
+      </w:r>
+      <w:proofErr w:type="spellEnd"/>
+      <w:r>
+        <w:t>); // Si no está en caché, va a internet</w:t>
       </w:r>
     </w:p>
     <w:p>
@@ -20037,483 +20635,6 @@
         <w:spacing w:after="0"/>
       </w:pPr>
       <w:r>
-        <w:t xml:space="preserve">      .</w:t>
-      </w:r>
-      <w:proofErr w:type="spellStart"/>
-      <w:proofErr w:type="gramStart"/>
-      <w:r>
-        <w:t>then</w:t>
-      </w:r>
-      <w:proofErr w:type="spellEnd"/>
-      <w:r>
-        <w:t>(</w:t>
-      </w:r>
-      <w:proofErr w:type="gramEnd"/>
-      <w:r>
-        <w:t xml:space="preserve">() =&gt; </w:t>
-      </w:r>
-      <w:proofErr w:type="spellStart"/>
-      <w:r>
-        <w:t>self.skipWaiting</w:t>
-      </w:r>
-      <w:proofErr w:type="spellEnd"/>
-      <w:r>
-        <w:t>())</w:t>
-      </w:r>
-    </w:p>
-    <w:p>
-      <w:pPr>
-        <w:spacing w:after="0"/>
-      </w:pPr>
-      <w:r>
-        <w:t xml:space="preserve">  );</w:t>
-      </w:r>
-    </w:p>
-    <w:p>
-      <w:pPr>
-        <w:spacing w:after="0"/>
-      </w:pPr>
-      <w:r>
-        <w:t>});</w:t>
-      </w:r>
-    </w:p>
-    <w:p>
-      <w:pPr>
-        <w:spacing w:after="0"/>
-      </w:pPr>
-    </w:p>
-    <w:p>
-      <w:pPr>
-        <w:spacing w:after="0"/>
-      </w:pPr>
-      <w:r>
-        <w:t>// Evento de activación: Limpia cachés antiguas</w:t>
-      </w:r>
-    </w:p>
-    <w:p>
-      <w:pPr>
-        <w:spacing w:after="0"/>
-      </w:pPr>
-      <w:proofErr w:type="spellStart"/>
-      <w:proofErr w:type="gramStart"/>
-      <w:r>
-        <w:t>self.addEventListener</w:t>
-      </w:r>
-      <w:proofErr w:type="spellEnd"/>
-      <w:r>
-        <w:t>(</w:t>
-      </w:r>
-      <w:proofErr w:type="gramEnd"/>
-      <w:r>
-        <w:t>'</w:t>
-      </w:r>
-      <w:proofErr w:type="spellStart"/>
-      <w:r>
-        <w:t>activate</w:t>
-      </w:r>
-      <w:proofErr w:type="spellEnd"/>
-      <w:r>
-        <w:t>', e =&gt; {</w:t>
-      </w:r>
-    </w:p>
-    <w:p>
-      <w:pPr>
-        <w:spacing w:after="0"/>
-      </w:pPr>
-      <w:r>
-        <w:t xml:space="preserve">  </w:t>
-      </w:r>
-      <w:proofErr w:type="spellStart"/>
-      <w:proofErr w:type="gramStart"/>
-      <w:r>
-        <w:t>e.waitUntil</w:t>
-      </w:r>
-      <w:proofErr w:type="spellEnd"/>
-      <w:r>
-        <w:t>(</w:t>
-      </w:r>
-      <w:proofErr w:type="gramEnd"/>
-    </w:p>
-    <w:p>
-      <w:pPr>
-        <w:spacing w:after="0"/>
-      </w:pPr>
-      <w:r>
-        <w:t xml:space="preserve">    </w:t>
-      </w:r>
-      <w:proofErr w:type="spellStart"/>
-      <w:proofErr w:type="gramStart"/>
-      <w:r>
-        <w:t>caches.keys</w:t>
-      </w:r>
-      <w:proofErr w:type="spellEnd"/>
-      <w:r>
-        <w:t>(</w:t>
-      </w:r>
-      <w:proofErr w:type="gramEnd"/>
-      <w:r>
-        <w:t>).</w:t>
-      </w:r>
-      <w:proofErr w:type="spellStart"/>
-      <w:r>
-        <w:t>then</w:t>
-      </w:r>
-      <w:proofErr w:type="spellEnd"/>
-      <w:r>
-        <w:t>(</w:t>
-      </w:r>
-      <w:proofErr w:type="spellStart"/>
-      <w:r>
-        <w:t>cacheNames</w:t>
-      </w:r>
-      <w:proofErr w:type="spellEnd"/>
-      <w:r>
-        <w:t xml:space="preserve"> =&gt; {</w:t>
-      </w:r>
-    </w:p>
-    <w:p>
-      <w:pPr>
-        <w:spacing w:after="0"/>
-      </w:pPr>
-      <w:r>
-        <w:t xml:space="preserve">      </w:t>
-      </w:r>
-      <w:proofErr w:type="spellStart"/>
-      <w:proofErr w:type="gramStart"/>
-      <w:r>
-        <w:t>return</w:t>
-      </w:r>
-      <w:proofErr w:type="spellEnd"/>
-      <w:proofErr w:type="gramEnd"/>
-      <w:r>
-        <w:t xml:space="preserve"> </w:t>
-      </w:r>
-      <w:proofErr w:type="spellStart"/>
-      <w:r>
-        <w:t>Promise.all</w:t>
-      </w:r>
-      <w:proofErr w:type="spellEnd"/>
-      <w:r>
-        <w:t>(</w:t>
-      </w:r>
-    </w:p>
-    <w:p>
-      <w:pPr>
-        <w:spacing w:after="0"/>
-      </w:pPr>
-      <w:r>
-        <w:t xml:space="preserve">        </w:t>
-      </w:r>
-      <w:proofErr w:type="spellStart"/>
-      <w:proofErr w:type="gramStart"/>
-      <w:r>
-        <w:t>cacheNames.map</w:t>
-      </w:r>
-      <w:proofErr w:type="spellEnd"/>
-      <w:r>
-        <w:t>(</w:t>
-      </w:r>
-      <w:proofErr w:type="gramEnd"/>
-      <w:r>
-        <w:t>cache =&gt; {</w:t>
-      </w:r>
-    </w:p>
-    <w:p>
-      <w:pPr>
-        <w:spacing w:after="0"/>
-      </w:pPr>
-      <w:r>
-        <w:t xml:space="preserve">          </w:t>
-      </w:r>
-      <w:proofErr w:type="spellStart"/>
-      <w:proofErr w:type="gramStart"/>
-      <w:r>
-        <w:t>if</w:t>
-      </w:r>
-      <w:proofErr w:type="spellEnd"/>
-      <w:proofErr w:type="gramEnd"/>
-      <w:r>
-        <w:t xml:space="preserve"> (cache !== CACHE_NAME) {</w:t>
-      </w:r>
-    </w:p>
-    <w:p>
-      <w:pPr>
-        <w:spacing w:after="0"/>
-      </w:pPr>
-      <w:r>
-        <w:t xml:space="preserve">            </w:t>
-      </w:r>
-      <w:proofErr w:type="spellStart"/>
-      <w:proofErr w:type="gramStart"/>
-      <w:r>
-        <w:t>return</w:t>
-      </w:r>
-      <w:proofErr w:type="spellEnd"/>
-      <w:proofErr w:type="gramEnd"/>
-      <w:r>
-        <w:t xml:space="preserve"> </w:t>
-      </w:r>
-      <w:proofErr w:type="spellStart"/>
-      <w:r>
-        <w:t>caches.delete</w:t>
-      </w:r>
-      <w:proofErr w:type="spellEnd"/>
-      <w:r>
-        <w:t>(cache);</w:t>
-      </w:r>
-    </w:p>
-    <w:p>
-      <w:pPr>
-        <w:spacing w:after="0"/>
-      </w:pPr>
-      <w:r>
-        <w:t xml:space="preserve">          }</w:t>
-      </w:r>
-    </w:p>
-    <w:p>
-      <w:pPr>
-        <w:spacing w:after="0"/>
-      </w:pPr>
-      <w:r>
-        <w:t xml:space="preserve">        })</w:t>
-      </w:r>
-    </w:p>
-    <w:p>
-      <w:pPr>
-        <w:spacing w:after="0"/>
-      </w:pPr>
-      <w:r>
-        <w:t xml:space="preserve">      );</w:t>
-      </w:r>
-    </w:p>
-    <w:p>
-      <w:pPr>
-        <w:spacing w:after="0"/>
-      </w:pPr>
-      <w:r>
-        <w:t xml:space="preserve">    })</w:t>
-      </w:r>
-    </w:p>
-    <w:p>
-      <w:pPr>
-        <w:spacing w:after="0"/>
-      </w:pPr>
-      <w:r>
-        <w:t xml:space="preserve">  );</w:t>
-      </w:r>
-    </w:p>
-    <w:p>
-      <w:pPr>
-        <w:spacing w:after="0"/>
-      </w:pPr>
-      <w:r>
-        <w:t>});</w:t>
-      </w:r>
-    </w:p>
-    <w:p>
-      <w:pPr>
-        <w:spacing w:after="0"/>
-      </w:pPr>
-    </w:p>
-    <w:p>
-      <w:pPr>
-        <w:spacing w:after="0"/>
-      </w:pPr>
-      <w:r>
-        <w:t xml:space="preserve">// Evento </w:t>
-      </w:r>
-      <w:proofErr w:type="spellStart"/>
-      <w:r>
-        <w:t>fetch</w:t>
-      </w:r>
-      <w:proofErr w:type="spellEnd"/>
-      <w:r>
-        <w:t>: Sirve el contenido desde la caché si no hay internet</w:t>
-      </w:r>
-    </w:p>
-    <w:p>
-      <w:pPr>
-        <w:spacing w:after="0"/>
-      </w:pPr>
-      <w:proofErr w:type="spellStart"/>
-      <w:proofErr w:type="gramStart"/>
-      <w:r>
-        <w:t>self.addEventListener</w:t>
-      </w:r>
-      <w:proofErr w:type="spellEnd"/>
-      <w:r>
-        <w:t>(</w:t>
-      </w:r>
-      <w:proofErr w:type="gramEnd"/>
-      <w:r>
-        <w:t>'</w:t>
-      </w:r>
-      <w:proofErr w:type="spellStart"/>
-      <w:r>
-        <w:t>fetch</w:t>
-      </w:r>
-      <w:proofErr w:type="spellEnd"/>
-      <w:r>
-        <w:t>', e =&gt; {</w:t>
-      </w:r>
-    </w:p>
-    <w:p>
-      <w:pPr>
-        <w:spacing w:after="0"/>
-      </w:pPr>
-      <w:r>
-        <w:t xml:space="preserve">  </w:t>
-      </w:r>
-      <w:proofErr w:type="spellStart"/>
-      <w:proofErr w:type="gramStart"/>
-      <w:r>
-        <w:t>e.respondWith</w:t>
-      </w:r>
-      <w:proofErr w:type="spellEnd"/>
-      <w:r>
-        <w:t>(</w:t>
-      </w:r>
-      <w:proofErr w:type="gramEnd"/>
-    </w:p>
-    <w:p>
-      <w:pPr>
-        <w:spacing w:after="0"/>
-      </w:pPr>
-      <w:r>
-        <w:t xml:space="preserve">    </w:t>
-      </w:r>
-      <w:proofErr w:type="spellStart"/>
-      <w:proofErr w:type="gramStart"/>
-      <w:r>
-        <w:t>caches.match</w:t>
-      </w:r>
-      <w:proofErr w:type="spellEnd"/>
-      <w:r>
-        <w:t>(</w:t>
-      </w:r>
-      <w:proofErr w:type="spellStart"/>
-      <w:proofErr w:type="gramEnd"/>
-      <w:r>
-        <w:t>e.request</w:t>
-      </w:r>
-      <w:proofErr w:type="spellEnd"/>
-      <w:r>
-        <w:t>)</w:t>
-      </w:r>
-    </w:p>
-    <w:p>
-      <w:pPr>
-        <w:spacing w:after="0"/>
-      </w:pPr>
-      <w:r>
-        <w:t xml:space="preserve">      .</w:t>
-      </w:r>
-      <w:proofErr w:type="spellStart"/>
-      <w:proofErr w:type="gramStart"/>
-      <w:r>
-        <w:t>then</w:t>
-      </w:r>
-      <w:proofErr w:type="spellEnd"/>
-      <w:r>
-        <w:t>(</w:t>
-      </w:r>
-      <w:proofErr w:type="gramEnd"/>
-      <w:r>
-        <w:t>res =&gt; {</w:t>
-      </w:r>
-    </w:p>
-    <w:p>
-      <w:pPr>
-        <w:spacing w:after="0"/>
-      </w:pPr>
-      <w:r>
-        <w:t xml:space="preserve">        </w:t>
-      </w:r>
-      <w:proofErr w:type="spellStart"/>
-      <w:proofErr w:type="gramStart"/>
-      <w:r>
-        <w:t>if</w:t>
-      </w:r>
-      <w:proofErr w:type="spellEnd"/>
-      <w:proofErr w:type="gramEnd"/>
-      <w:r>
-        <w:t xml:space="preserve"> (res) {</w:t>
-      </w:r>
-    </w:p>
-    <w:p>
-      <w:pPr>
-        <w:spacing w:after="0"/>
-      </w:pPr>
-      <w:r>
-        <w:t xml:space="preserve">          </w:t>
-      </w:r>
-      <w:proofErr w:type="spellStart"/>
-      <w:proofErr w:type="gramStart"/>
-      <w:r>
-        <w:t>return</w:t>
-      </w:r>
-      <w:proofErr w:type="spellEnd"/>
-      <w:proofErr w:type="gramEnd"/>
-      <w:r>
-        <w:t xml:space="preserve"> res; // Devuelve lo que está en caché</w:t>
-      </w:r>
-    </w:p>
-    <w:p>
-      <w:pPr>
-        <w:spacing w:after="0"/>
-      </w:pPr>
-      <w:r>
-        <w:t xml:space="preserve">        }</w:t>
-      </w:r>
-    </w:p>
-    <w:p>
-      <w:pPr>
-        <w:spacing w:after="0"/>
-      </w:pPr>
-      <w:r>
-        <w:t xml:space="preserve">        </w:t>
-      </w:r>
-      <w:proofErr w:type="spellStart"/>
-      <w:proofErr w:type="gramStart"/>
-      <w:r>
-        <w:t>return</w:t>
-      </w:r>
-      <w:proofErr w:type="spellEnd"/>
-      <w:proofErr w:type="gramEnd"/>
-      <w:r>
-        <w:t xml:space="preserve"> </w:t>
-      </w:r>
-      <w:proofErr w:type="spellStart"/>
-      <w:r>
-        <w:t>fetch</w:t>
-      </w:r>
-      <w:proofErr w:type="spellEnd"/>
-      <w:r>
-        <w:t>(</w:t>
-      </w:r>
-      <w:proofErr w:type="spellStart"/>
-      <w:r>
-        <w:t>e.request</w:t>
-      </w:r>
-      <w:proofErr w:type="spellEnd"/>
-      <w:r>
-        <w:t>); // Si no está en caché, va a internet</w:t>
-      </w:r>
-    </w:p>
-    <w:p>
-      <w:pPr>
-        <w:spacing w:after="0"/>
-      </w:pPr>
-      <w:r>
-        <w:t xml:space="preserve">      })</w:t>
-      </w:r>
-    </w:p>
-    <w:p>
-      <w:pPr>
-        <w:spacing w:after="0"/>
-      </w:pPr>
-      <w:r>
-        <w:lastRenderedPageBreak/>
         <w:t xml:space="preserve">  );</w:t>
       </w:r>
     </w:p>
@@ -25839,7 +25960,6 @@
   <w:style w:type="character" w:default="1" w:styleId="Fuentedeprrafopredeter">
     <w:name w:val="Default Paragraph Font"/>
     <w:uiPriority w:val="1"/>
-    <w:semiHidden/>
     <w:unhideWhenUsed/>
   </w:style>
   <w:style w:type="table" w:default="1" w:styleId="Tablanormal">
@@ -26068,7 +26188,6 @@
   <w:style w:type="character" w:default="1" w:styleId="Fuentedeprrafopredeter">
     <w:name w:val="Default Paragraph Font"/>
     <w:uiPriority w:val="1"/>
-    <w:semiHidden/>
     <w:unhideWhenUsed/>
   </w:style>
   <w:style w:type="table" w:default="1" w:styleId="Tablanormal">
@@ -26424,7 +26543,7 @@
 </file>
 
 <file path=customXml/itemProps1.xml><?xml version="1.0" encoding="utf-8"?>
-<ds:datastoreItem xmlns:ds="http://schemas.openxmlformats.org/officeDocument/2006/customXml" ds:itemID="{5CDC32CE-F206-43BD-8FFE-859FBA3E6BD4}">
+<ds:datastoreItem xmlns:ds="http://schemas.openxmlformats.org/officeDocument/2006/customXml" ds:itemID="{0BA15614-74D7-4EE5-B934-3CCEA8BB5547}">
   <ds:schemaRefs>
     <ds:schemaRef ds:uri="http://schemas.openxmlformats.org/officeDocument/2006/bibliography"/>
   </ds:schemaRefs>

--- a/ANALISIS/requerimientos.docx
+++ b/ANALISIS/requerimientos.docx
@@ -12082,11 +12082,262 @@
       </w:r>
     </w:p>
     <w:p>
-      <w:pPr>
-        <w:spacing w:after="0"/>
-      </w:pPr>
+      <w:proofErr w:type="gramStart"/>
       <w:r>
         <w:lastRenderedPageBreak/>
+        <w:t>ahora</w:t>
+      </w:r>
+      <w:proofErr w:type="gramEnd"/>
+      <w:r>
+        <w:t xml:space="preserve"> necesito que cuando entre a la vista del libro de temas me aparezca seleccionados en las listas desplegables la materia y el curso que están activos</w:t>
+      </w:r>
+      <w:r>
+        <w:t xml:space="preserve">, y que al presionar registrar la clase me permita en la vista la posibilidad de editar la fecha que entra desde el sistema </w:t>
+      </w:r>
+    </w:p>
+    <w:p>
+      <w:proofErr w:type="gramStart"/>
+      <w:r>
+        <w:t>ahora</w:t>
+      </w:r>
+      <w:proofErr w:type="gramEnd"/>
+      <w:r>
+        <w:t xml:space="preserve"> necesito que cuando entre a la vista del libro de temas me aparezca seleccionados en las listas desplegables la materia y </w:t>
+      </w:r>
+      <w:r>
+        <w:t>solo los cursos que están asignados a esa materia, y en primer lugar el activo en el momento según el horario</w:t>
+      </w:r>
+      <w:r>
+        <w:t xml:space="preserve">, y que al presionar registrar la clase me permita en la vista la posibilidad de editar la fecha que entra desde el sistema </w:t>
+      </w:r>
+    </w:p>
+    <w:p>
+      <w:proofErr w:type="gramStart"/>
+      <w:r>
+        <w:t>ahora</w:t>
+      </w:r>
+      <w:proofErr w:type="gramEnd"/>
+      <w:r>
+        <w:t xml:space="preserve"> necesito que cuando entre a la vista </w:t>
+      </w:r>
+      <w:r>
+        <w:t>de actividades asignadas</w:t>
+      </w:r>
+      <w:r>
+        <w:t xml:space="preserve"> me aparezca seleccionados en las listas desplegables la materia y solo los cursos </w:t>
+      </w:r>
+      <w:r>
+        <w:t xml:space="preserve">que </w:t>
+      </w:r>
+      <w:r>
+        <w:t xml:space="preserve">están asignados a esa materia, y en primer lugar el activo en el momento según el horario </w:t>
+      </w:r>
+      <w:r>
+        <w:t>actual.</w:t>
+      </w:r>
+    </w:p>
+    <w:p>
+      <w:proofErr w:type="gramStart"/>
+      <w:r>
+        <w:t>ahora</w:t>
+      </w:r>
+      <w:proofErr w:type="gramEnd"/>
+      <w:r>
+        <w:t xml:space="preserve"> necesito que cuando entre a la vista </w:t>
+      </w:r>
+      <w:r>
+        <w:t xml:space="preserve">de </w:t>
+      </w:r>
+      <w:r>
+        <w:t>calificar actividades</w:t>
+      </w:r>
+      <w:r>
+        <w:t xml:space="preserve"> me aparezca seleccionados en las listas desplegables la materia y </w:t>
+      </w:r>
+      <w:r>
+        <w:t xml:space="preserve">solo los cursos </w:t>
+      </w:r>
+      <w:r>
+        <w:t xml:space="preserve">que </w:t>
+      </w:r>
+      <w:r>
+        <w:t xml:space="preserve">están asignados a esa materia, y en primer lugar el activo en el momento según el horario </w:t>
+      </w:r>
+      <w:r>
+        <w:t>actual.</w:t>
+      </w:r>
+    </w:p>
+    <w:p>
+      <w:proofErr w:type="gramStart"/>
+      <w:r>
+        <w:t>ahora</w:t>
+      </w:r>
+      <w:proofErr w:type="gramEnd"/>
+      <w:r>
+        <w:t xml:space="preserve"> necesito que cuando entre a la vista </w:t>
+      </w:r>
+      <w:r>
+        <w:t xml:space="preserve">de </w:t>
+      </w:r>
+      <w:r>
+        <w:t>contenidos</w:t>
+      </w:r>
+      <w:r>
+        <w:t xml:space="preserve"> me aparezca seleccionado en la lista desplegable la materia en primer lugar l</w:t>
+      </w:r>
+      <w:r>
+        <w:t>a</w:t>
+      </w:r>
+      <w:r>
+        <w:t xml:space="preserve"> activa</w:t>
+      </w:r>
+      <w:r>
+        <w:t xml:space="preserve"> en el momento según el horario </w:t>
+      </w:r>
+      <w:r>
+        <w:t>actual</w:t>
+      </w:r>
+      <w:r>
+        <w:t xml:space="preserve"> y luego las demás materias registradas según el horario.</w:t>
+      </w:r>
+    </w:p>
+    <w:p>
+      <w:proofErr w:type="gramStart"/>
+      <w:r>
+        <w:t>ahora</w:t>
+      </w:r>
+      <w:proofErr w:type="gramEnd"/>
+      <w:r>
+        <w:t xml:space="preserve"> necesito que cuando entre a la vista </w:t>
+      </w:r>
+      <w:r>
+        <w:t xml:space="preserve">de </w:t>
+      </w:r>
+      <w:r>
+        <w:t>actividades</w:t>
+      </w:r>
+      <w:r>
+        <w:t xml:space="preserve"> me aparezca seleccionado en la lista desplegable la materia en primer lugar l</w:t>
+      </w:r>
+      <w:r>
+        <w:t>a</w:t>
+      </w:r>
+      <w:r>
+        <w:t xml:space="preserve"> activa</w:t>
+      </w:r>
+      <w:r>
+        <w:t xml:space="preserve"> en el momento según el horario </w:t>
+      </w:r>
+      <w:r>
+        <w:t>actual y luego las demás materias registradas según el horario</w:t>
+      </w:r>
+    </w:p>
+    <w:p>
+      <w:proofErr w:type="gramStart"/>
+      <w:r>
+        <w:t>ahora</w:t>
+      </w:r>
+      <w:proofErr w:type="gramEnd"/>
+      <w:r>
+        <w:t xml:space="preserve"> necesito que cuando entre a la vista </w:t>
+      </w:r>
+      <w:r>
+        <w:t xml:space="preserve">de </w:t>
+      </w:r>
+      <w:r>
+        <w:t xml:space="preserve">asignar </w:t>
+      </w:r>
+      <w:r>
+        <w:t>actividades</w:t>
+      </w:r>
+      <w:r>
+        <w:t xml:space="preserve"> me aparezca seleccionado en la lista desplegable </w:t>
+      </w:r>
+      <w:r>
+        <w:t>el curso,</w:t>
+      </w:r>
+      <w:r>
+        <w:t xml:space="preserve"> en primer lugar </w:t>
+      </w:r>
+      <w:r>
+        <w:t>el</w:t>
+      </w:r>
+      <w:r>
+        <w:t xml:space="preserve"> activ</w:t>
+      </w:r>
+      <w:r>
+        <w:t>o</w:t>
+      </w:r>
+      <w:r>
+        <w:t xml:space="preserve"> en el momento según el horario </w:t>
+      </w:r>
+      <w:r>
+        <w:t xml:space="preserve">actual y luego </w:t>
+      </w:r>
+      <w:r>
+        <w:t>en el desplegable solo los cursos asociados a esa materia, en orden</w:t>
+      </w:r>
+      <w:r>
+        <w:t xml:space="preserve"> según el horario</w:t>
+      </w:r>
+    </w:p>
+    <w:p>
+      <w:proofErr w:type="gramStart"/>
+      <w:r>
+        <w:t>ahora</w:t>
+      </w:r>
+      <w:proofErr w:type="gramEnd"/>
+      <w:r>
+        <w:t xml:space="preserve"> necesito que cuando entre a la vista </w:t>
+      </w:r>
+      <w:r>
+        <w:t xml:space="preserve">de </w:t>
+      </w:r>
+      <w:r>
+        <w:t xml:space="preserve">proyectos, </w:t>
+      </w:r>
+      <w:r>
+        <w:t xml:space="preserve">me aparezca seleccionado en la lista desplegable </w:t>
+      </w:r>
+      <w:r>
+        <w:t>la materia actual según el horario y en orden todas las otras según mi horario</w:t>
+      </w:r>
+      <w:r>
+        <w:t>,</w:t>
+      </w:r>
+      <w:r>
+        <w:t xml:space="preserve"> </w:t>
+      </w:r>
+      <w:r>
+        <w:t xml:space="preserve">al desplegar los cursos que me muestre solo los cursos asociados a esa materia, y si cambio la materia del desplegable se </w:t>
+      </w:r>
+      <w:proofErr w:type="spellStart"/>
+      <w:r>
+        <w:t>actualize</w:t>
+      </w:r>
+      <w:proofErr w:type="spellEnd"/>
+      <w:r>
+        <w:t xml:space="preserve"> la lista de cursos asociados a la nueva materia lo demás sin cambios</w:t>
+      </w:r>
+      <w:bookmarkStart w:id="0" w:name="_GoBack"/>
+      <w:bookmarkEnd w:id="0"/>
+    </w:p>
+    <w:p/>
+    <w:p/>
+    <w:p/>
+    <w:p/>
+    <w:p/>
+    <w:p/>
+    <w:p/>
+    <w:p/>
+    <w:p/>
+    <w:p/>
+    <w:p/>
+    <w:p>
+      <w:pPr>
+        <w:spacing w:after="0"/>
+      </w:pPr>
+      <w:r>
         <w:t xml:space="preserve">Es una arquitectura conocida como </w:t>
       </w:r>
       <w:r>
@@ -12490,6 +12741,7 @@
         <w:spacing w:after="0"/>
       </w:pPr>
       <w:r>
+        <w:lastRenderedPageBreak/>
         <w:t>Usuario</w:t>
       </w:r>
     </w:p>
@@ -12532,7 +12784,6 @@
         <w:spacing w:after="0"/>
       </w:pPr>
       <w:r>
-        <w:lastRenderedPageBreak/>
         <w:t xml:space="preserve">   V</w:t>
       </w:r>
     </w:p>
@@ -12971,7 +13222,6 @@
         <w:spacing w:after="0"/>
       </w:pPr>
       <w:r>
-        <w:lastRenderedPageBreak/>
         <w:t>Pendiente</w:t>
       </w:r>
     </w:p>
@@ -13307,6 +13557,7 @@
         <w:spacing w:after="0"/>
       </w:pPr>
       <w:r>
+        <w:lastRenderedPageBreak/>
         <w:t xml:space="preserve">    </w:t>
       </w:r>
       <w:proofErr w:type="gramStart"/>
@@ -13791,7 +14042,6 @@
         <w:spacing w:after="0"/>
       </w:pPr>
       <w:r>
-        <w:lastRenderedPageBreak/>
         <w:t>Eso garantiza consistencia en el servidor.</w:t>
       </w:r>
     </w:p>
@@ -14483,7 +14733,6 @@
         <w:spacing w:after="0"/>
       </w:pPr>
       <w:r>
-        <w:lastRenderedPageBreak/>
         <w:t>OK</w:t>
       </w:r>
     </w:p>
@@ -14809,6 +15058,7 @@
       </w:pPr>
       <w:proofErr w:type="gramStart"/>
       <w:r>
+        <w:lastRenderedPageBreak/>
         <w:t>modifica</w:t>
       </w:r>
       <w:proofErr w:type="gramEnd"/>
@@ -14853,7 +15103,6 @@
           <w:b/>
           <w:bCs/>
         </w:rPr>
-        <w:lastRenderedPageBreak/>
         <w:t>Última escritura gana (</w:t>
       </w:r>
       <w:proofErr w:type="spellStart"/>
@@ -15349,6 +15598,7 @@
         <w:spacing w:after="0"/>
       </w:pPr>
       <w:r>
+        <w:lastRenderedPageBreak/>
         <w:t xml:space="preserve">       </w:t>
       </w:r>
       <w:r>
@@ -15420,7 +15670,6 @@
         <w:spacing w:after="0"/>
       </w:pPr>
       <w:r>
-        <w:lastRenderedPageBreak/>
         <w:t xml:space="preserve"> │</w:t>
       </w:r>
     </w:p>
@@ -15992,6 +16241,7 @@
         <w:spacing w:after="0"/>
       </w:pPr>
       <w:r>
+        <w:lastRenderedPageBreak/>
         <w:t>+---------------------------------------------+</w:t>
       </w:r>
     </w:p>
@@ -16024,7 +16274,6 @@
         <w:spacing w:after="0"/>
       </w:pPr>
       <w:r>
-        <w:lastRenderedPageBreak/>
         <w:t>|                                             |</w:t>
       </w:r>
     </w:p>
@@ -16963,6 +17212,7 @@
         <w:spacing w:after="0"/>
       </w:pPr>
       <w:r>
+        <w:lastRenderedPageBreak/>
         <w:t>}</w:t>
       </w:r>
     </w:p>
@@ -17347,6 +17597,7 @@
         <w:spacing w:after="0"/>
       </w:pPr>
       <w:r>
+        <w:lastRenderedPageBreak/>
         <w:t xml:space="preserve">Los datos siguen en </w:t>
       </w:r>
       <w:proofErr w:type="spellStart"/>
@@ -17386,7 +17637,6 @@
         <w:spacing w:after="0"/>
       </w:pPr>
       <w:r>
-        <w:lastRenderedPageBreak/>
         <w:t>↓</w:t>
       </w:r>
     </w:p>
@@ -17704,6 +17954,7 @@
         <w:spacing w:after="0"/>
       </w:pPr>
       <w:r>
+        <w:lastRenderedPageBreak/>
         <w:t>¿Existe ese UUID?</w:t>
       </w:r>
     </w:p>
@@ -17730,7 +17981,6 @@
         <w:spacing w:after="0"/>
       </w:pPr>
       <w:r>
-        <w:lastRenderedPageBreak/>
         <w:t>↓</w:t>
       </w:r>
     </w:p>
@@ -18046,6 +18296,7 @@
         <w:spacing w:after="0"/>
       </w:pPr>
       <w:r>
+        <w:lastRenderedPageBreak/>
         <w:t>---------------------------------</w:t>
       </w:r>
     </w:p>
@@ -18072,7 +18323,6 @@
         <w:spacing w:after="0"/>
       </w:pPr>
       <w:r>
-        <w:lastRenderedPageBreak/>
         <w:t>INSERT</w:t>
       </w:r>
     </w:p>
@@ -18833,14 +19083,12 @@
           <w:color w:val="FFC000"/>
         </w:rPr>
       </w:pPr>
-      <w:bookmarkStart w:id="0" w:name="_GoBack"/>
       <w:proofErr w:type="spellStart"/>
       <w:r>
         <w:rPr>
           <w:b/>
           <w:color w:val="FFC000"/>
         </w:rPr>
-        <w:lastRenderedPageBreak/>
         <w:t>podras</w:t>
       </w:r>
       <w:proofErr w:type="spellEnd"/>
@@ -18948,7 +19196,6 @@
         <w:t xml:space="preserve"> color rojo, y el otro con tres estados, datos sincronizados ok, verde, sincronizando amarillo, sin sincronizar rojo.</w:t>
       </w:r>
     </w:p>
-    <w:bookmarkEnd w:id="0"/>
     <w:p>
       <w:pPr>
         <w:rPr>
@@ -19159,6 +19406,7 @@
           <w:b/>
           <w:bCs/>
         </w:rPr>
+        <w:lastRenderedPageBreak/>
         <w:t>HTTPS:</w:t>
       </w:r>
       <w:r>
@@ -19185,7 +19433,6 @@
           <w:b/>
           <w:bCs/>
         </w:rPr>
-        <w:lastRenderedPageBreak/>
         <w:t xml:space="preserve">Un Archivo </w:t>
       </w:r>
       <w:proofErr w:type="spellStart"/>
@@ -19845,6 +20092,7 @@
           <w:b/>
           <w:bCs/>
         </w:rPr>
+        <w:lastRenderedPageBreak/>
         <w:t xml:space="preserve">Paso 3: Crear el </w:t>
       </w:r>
       <w:proofErr w:type="spellStart"/>
@@ -19882,639 +20130,639 @@
     </w:p>
     <w:p>
       <w:r>
+        <w:t xml:space="preserve">El </w:t>
+      </w:r>
+      <w:proofErr w:type="spellStart"/>
+      <w:r>
+        <w:t>Service</w:t>
+      </w:r>
+      <w:proofErr w:type="spellEnd"/>
+      <w:r>
+        <w:t xml:space="preserve"> </w:t>
+      </w:r>
+      <w:proofErr w:type="spellStart"/>
+      <w:r>
+        <w:t>Worker</w:t>
+      </w:r>
+      <w:proofErr w:type="spellEnd"/>
+      <w:r>
+        <w:t xml:space="preserve"> es el motor que gestiona la caché y permite que la </w:t>
+      </w:r>
+      <w:proofErr w:type="spellStart"/>
+      <w:r>
+        <w:t>app</w:t>
+      </w:r>
+      <w:proofErr w:type="spellEnd"/>
+      <w:r>
+        <w:t xml:space="preserve"> cargue instantáneamente. Crea un archivo llamado sw.js en la raíz de tu proyecto con este código básico de almacenamiento en caché:</w:t>
+      </w:r>
+    </w:p>
+    <w:p>
+      <w:pPr>
+        <w:spacing w:after="0"/>
+      </w:pPr>
+      <w:r>
+        <w:t>JavaScript</w:t>
+      </w:r>
+    </w:p>
+    <w:p>
+      <w:pPr>
+        <w:spacing w:after="0"/>
+      </w:pPr>
+      <w:proofErr w:type="spellStart"/>
+      <w:proofErr w:type="gramStart"/>
+      <w:r>
+        <w:t>const</w:t>
+      </w:r>
+      <w:proofErr w:type="spellEnd"/>
+      <w:proofErr w:type="gramEnd"/>
+      <w:r>
+        <w:t xml:space="preserve"> CACHE_NAME = 'v1_cache_miapp';</w:t>
+      </w:r>
+    </w:p>
+    <w:p>
+      <w:pPr>
+        <w:spacing w:after="0"/>
+      </w:pPr>
+      <w:r>
+        <w:t>// Archivos esenciales que quieres que funcionen incluso sin internet</w:t>
+      </w:r>
+    </w:p>
+    <w:p>
+      <w:pPr>
+        <w:spacing w:after="0"/>
+      </w:pPr>
+      <w:proofErr w:type="spellStart"/>
+      <w:proofErr w:type="gramStart"/>
+      <w:r>
+        <w:t>const</w:t>
+      </w:r>
+      <w:proofErr w:type="spellEnd"/>
+      <w:proofErr w:type="gramEnd"/>
+      <w:r>
+        <w:t xml:space="preserve"> </w:t>
+      </w:r>
+      <w:proofErr w:type="spellStart"/>
+      <w:r>
+        <w:t>urlsToCache</w:t>
+      </w:r>
+      <w:proofErr w:type="spellEnd"/>
+      <w:r>
+        <w:t xml:space="preserve"> = [</w:t>
+      </w:r>
+    </w:p>
+    <w:p>
+      <w:pPr>
+        <w:spacing w:after="0"/>
+      </w:pPr>
+      <w:r>
+        <w:t xml:space="preserve">  '/',</w:t>
+      </w:r>
+    </w:p>
+    <w:p>
+      <w:pPr>
+        <w:spacing w:after="0"/>
+      </w:pPr>
+      <w:r>
+        <w:t xml:space="preserve">  '/index.html',</w:t>
+      </w:r>
+    </w:p>
+    <w:p>
+      <w:pPr>
+        <w:spacing w:after="0"/>
+      </w:pPr>
+      <w:r>
+        <w:t xml:space="preserve">  '/styles.css',</w:t>
+      </w:r>
+    </w:p>
+    <w:p>
+      <w:pPr>
+        <w:spacing w:after="0"/>
+      </w:pPr>
+      <w:r>
+        <w:t xml:space="preserve">  '/script.js',</w:t>
+      </w:r>
+    </w:p>
+    <w:p>
+      <w:pPr>
+        <w:spacing w:after="0"/>
+      </w:pPr>
+      <w:r>
+        <w:t xml:space="preserve">  '/icon-192.png'</w:t>
+      </w:r>
+    </w:p>
+    <w:p>
+      <w:pPr>
+        <w:spacing w:after="0"/>
+      </w:pPr>
+      <w:r>
+        <w:t>];</w:t>
+      </w:r>
+    </w:p>
+    <w:p>
+      <w:pPr>
+        <w:spacing w:after="0"/>
+      </w:pPr>
+    </w:p>
+    <w:p>
+      <w:pPr>
+        <w:spacing w:after="0"/>
+      </w:pPr>
+      <w:r>
+        <w:t>// Evento de instalación: Guarda los archivos en la caché del navegador</w:t>
+      </w:r>
+    </w:p>
+    <w:p>
+      <w:pPr>
+        <w:spacing w:after="0"/>
+      </w:pPr>
+      <w:proofErr w:type="spellStart"/>
+      <w:proofErr w:type="gramStart"/>
+      <w:r>
+        <w:t>self.addEventListener</w:t>
+      </w:r>
+      <w:proofErr w:type="spellEnd"/>
+      <w:r>
+        <w:t>(</w:t>
+      </w:r>
+      <w:proofErr w:type="gramEnd"/>
+      <w:r>
+        <w:t>'</w:t>
+      </w:r>
+      <w:proofErr w:type="spellStart"/>
+      <w:r>
+        <w:t>install</w:t>
+      </w:r>
+      <w:proofErr w:type="spellEnd"/>
+      <w:r>
+        <w:t>', e =&gt; {</w:t>
+      </w:r>
+    </w:p>
+    <w:p>
+      <w:pPr>
+        <w:spacing w:after="0"/>
+      </w:pPr>
+      <w:r>
+        <w:t xml:space="preserve">  </w:t>
+      </w:r>
+      <w:proofErr w:type="spellStart"/>
+      <w:proofErr w:type="gramStart"/>
+      <w:r>
+        <w:t>e.waitUntil</w:t>
+      </w:r>
+      <w:proofErr w:type="spellEnd"/>
+      <w:r>
+        <w:t>(</w:t>
+      </w:r>
+      <w:proofErr w:type="gramEnd"/>
+    </w:p>
+    <w:p>
+      <w:pPr>
+        <w:spacing w:after="0"/>
+      </w:pPr>
+      <w:r>
+        <w:t xml:space="preserve">    </w:t>
+      </w:r>
+      <w:proofErr w:type="spellStart"/>
+      <w:proofErr w:type="gramStart"/>
+      <w:r>
+        <w:t>caches.open</w:t>
+      </w:r>
+      <w:proofErr w:type="spellEnd"/>
+      <w:r>
+        <w:t>(</w:t>
+      </w:r>
+      <w:proofErr w:type="gramEnd"/>
+      <w:r>
+        <w:t>CACHE_NAME)</w:t>
+      </w:r>
+    </w:p>
+    <w:p>
+      <w:pPr>
+        <w:spacing w:after="0"/>
+      </w:pPr>
+      <w:r>
+        <w:t xml:space="preserve">      .</w:t>
+      </w:r>
+      <w:proofErr w:type="spellStart"/>
+      <w:proofErr w:type="gramStart"/>
+      <w:r>
+        <w:t>then</w:t>
+      </w:r>
+      <w:proofErr w:type="spellEnd"/>
+      <w:r>
+        <w:t>(</w:t>
+      </w:r>
+      <w:proofErr w:type="gramEnd"/>
+      <w:r>
+        <w:t>cache =&gt; {</w:t>
+      </w:r>
+    </w:p>
+    <w:p>
+      <w:pPr>
+        <w:spacing w:after="0"/>
+      </w:pPr>
+      <w:r>
+        <w:t xml:space="preserve">        </w:t>
+      </w:r>
+      <w:proofErr w:type="spellStart"/>
+      <w:proofErr w:type="gramStart"/>
+      <w:r>
+        <w:t>return</w:t>
+      </w:r>
+      <w:proofErr w:type="spellEnd"/>
+      <w:proofErr w:type="gramEnd"/>
+      <w:r>
+        <w:t xml:space="preserve"> </w:t>
+      </w:r>
+      <w:proofErr w:type="spellStart"/>
+      <w:r>
+        <w:t>cache.addAll</w:t>
+      </w:r>
+      <w:proofErr w:type="spellEnd"/>
+      <w:r>
+        <w:t>(</w:t>
+      </w:r>
+      <w:proofErr w:type="spellStart"/>
+      <w:r>
+        <w:t>urlsToCache</w:t>
+      </w:r>
+      <w:proofErr w:type="spellEnd"/>
+      <w:r>
+        <w:t>);</w:t>
+      </w:r>
+    </w:p>
+    <w:p>
+      <w:pPr>
+        <w:spacing w:after="0"/>
+      </w:pPr>
+      <w:r>
+        <w:t xml:space="preserve">      })</w:t>
+      </w:r>
+    </w:p>
+    <w:p>
+      <w:pPr>
+        <w:spacing w:after="0"/>
+      </w:pPr>
+      <w:r>
+        <w:t xml:space="preserve">      .</w:t>
+      </w:r>
+      <w:proofErr w:type="spellStart"/>
+      <w:proofErr w:type="gramStart"/>
+      <w:r>
+        <w:t>then</w:t>
+      </w:r>
+      <w:proofErr w:type="spellEnd"/>
+      <w:r>
+        <w:t>(</w:t>
+      </w:r>
+      <w:proofErr w:type="gramEnd"/>
+      <w:r>
+        <w:t xml:space="preserve">() =&gt; </w:t>
+      </w:r>
+      <w:proofErr w:type="spellStart"/>
+      <w:r>
+        <w:t>self.skipWaiting</w:t>
+      </w:r>
+      <w:proofErr w:type="spellEnd"/>
+      <w:r>
+        <w:t>())</w:t>
+      </w:r>
+    </w:p>
+    <w:p>
+      <w:pPr>
+        <w:spacing w:after="0"/>
+      </w:pPr>
+      <w:r>
+        <w:t xml:space="preserve">  );</w:t>
+      </w:r>
+    </w:p>
+    <w:p>
+      <w:pPr>
+        <w:spacing w:after="0"/>
+      </w:pPr>
+      <w:r>
+        <w:t>});</w:t>
+      </w:r>
+    </w:p>
+    <w:p>
+      <w:pPr>
+        <w:spacing w:after="0"/>
+      </w:pPr>
+    </w:p>
+    <w:p>
+      <w:pPr>
+        <w:spacing w:after="0"/>
+      </w:pPr>
+      <w:r>
+        <w:t>// Evento de activación: Limpia cachés antiguas</w:t>
+      </w:r>
+    </w:p>
+    <w:p>
+      <w:pPr>
+        <w:spacing w:after="0"/>
+      </w:pPr>
+      <w:proofErr w:type="spellStart"/>
+      <w:proofErr w:type="gramStart"/>
+      <w:r>
+        <w:t>self.addEventListener</w:t>
+      </w:r>
+      <w:proofErr w:type="spellEnd"/>
+      <w:r>
+        <w:t>(</w:t>
+      </w:r>
+      <w:proofErr w:type="gramEnd"/>
+      <w:r>
+        <w:t>'</w:t>
+      </w:r>
+      <w:proofErr w:type="spellStart"/>
+      <w:r>
+        <w:t>activate</w:t>
+      </w:r>
+      <w:proofErr w:type="spellEnd"/>
+      <w:r>
+        <w:t>', e =&gt; {</w:t>
+      </w:r>
+    </w:p>
+    <w:p>
+      <w:pPr>
+        <w:spacing w:after="0"/>
+      </w:pPr>
+      <w:r>
+        <w:t xml:space="preserve">  </w:t>
+      </w:r>
+      <w:proofErr w:type="spellStart"/>
+      <w:proofErr w:type="gramStart"/>
+      <w:r>
+        <w:t>e.waitUntil</w:t>
+      </w:r>
+      <w:proofErr w:type="spellEnd"/>
+      <w:r>
+        <w:t>(</w:t>
+      </w:r>
+      <w:proofErr w:type="gramEnd"/>
+    </w:p>
+    <w:p>
+      <w:pPr>
+        <w:spacing w:after="0"/>
+      </w:pPr>
+      <w:r>
+        <w:t xml:space="preserve">    </w:t>
+      </w:r>
+      <w:proofErr w:type="spellStart"/>
+      <w:proofErr w:type="gramStart"/>
+      <w:r>
+        <w:t>caches.keys</w:t>
+      </w:r>
+      <w:proofErr w:type="spellEnd"/>
+      <w:r>
+        <w:t>(</w:t>
+      </w:r>
+      <w:proofErr w:type="gramEnd"/>
+      <w:r>
+        <w:t>).</w:t>
+      </w:r>
+      <w:proofErr w:type="spellStart"/>
+      <w:r>
+        <w:t>then</w:t>
+      </w:r>
+      <w:proofErr w:type="spellEnd"/>
+      <w:r>
+        <w:t>(</w:t>
+      </w:r>
+      <w:proofErr w:type="spellStart"/>
+      <w:r>
+        <w:t>cacheNames</w:t>
+      </w:r>
+      <w:proofErr w:type="spellEnd"/>
+      <w:r>
+        <w:t xml:space="preserve"> =&gt; {</w:t>
+      </w:r>
+    </w:p>
+    <w:p>
+      <w:pPr>
+        <w:spacing w:after="0"/>
+      </w:pPr>
+      <w:r>
+        <w:t xml:space="preserve">      </w:t>
+      </w:r>
+      <w:proofErr w:type="spellStart"/>
+      <w:proofErr w:type="gramStart"/>
+      <w:r>
+        <w:t>return</w:t>
+      </w:r>
+      <w:proofErr w:type="spellEnd"/>
+      <w:proofErr w:type="gramEnd"/>
+      <w:r>
+        <w:t xml:space="preserve"> </w:t>
+      </w:r>
+      <w:proofErr w:type="spellStart"/>
+      <w:r>
+        <w:t>Promise.all</w:t>
+      </w:r>
+      <w:proofErr w:type="spellEnd"/>
+      <w:r>
+        <w:t>(</w:t>
+      </w:r>
+    </w:p>
+    <w:p>
+      <w:pPr>
+        <w:spacing w:after="0"/>
+      </w:pPr>
+      <w:r>
+        <w:t xml:space="preserve">        </w:t>
+      </w:r>
+      <w:proofErr w:type="spellStart"/>
+      <w:proofErr w:type="gramStart"/>
+      <w:r>
+        <w:t>cacheNames.map</w:t>
+      </w:r>
+      <w:proofErr w:type="spellEnd"/>
+      <w:r>
+        <w:t>(</w:t>
+      </w:r>
+      <w:proofErr w:type="gramEnd"/>
+      <w:r>
+        <w:t>cache =&gt; {</w:t>
+      </w:r>
+    </w:p>
+    <w:p>
+      <w:pPr>
+        <w:spacing w:after="0"/>
+      </w:pPr>
+      <w:r>
+        <w:t xml:space="preserve">          </w:t>
+      </w:r>
+      <w:proofErr w:type="spellStart"/>
+      <w:proofErr w:type="gramStart"/>
+      <w:r>
+        <w:t>if</w:t>
+      </w:r>
+      <w:proofErr w:type="spellEnd"/>
+      <w:proofErr w:type="gramEnd"/>
+      <w:r>
+        <w:t xml:space="preserve"> (cache !== CACHE_NAME) {</w:t>
+      </w:r>
+    </w:p>
+    <w:p>
+      <w:pPr>
+        <w:spacing w:after="0"/>
+      </w:pPr>
+      <w:r>
+        <w:t xml:space="preserve">            </w:t>
+      </w:r>
+      <w:proofErr w:type="spellStart"/>
+      <w:proofErr w:type="gramStart"/>
+      <w:r>
+        <w:t>return</w:t>
+      </w:r>
+      <w:proofErr w:type="spellEnd"/>
+      <w:proofErr w:type="gramEnd"/>
+      <w:r>
+        <w:t xml:space="preserve"> </w:t>
+      </w:r>
+      <w:proofErr w:type="spellStart"/>
+      <w:r>
+        <w:t>caches.delete</w:t>
+      </w:r>
+      <w:proofErr w:type="spellEnd"/>
+      <w:r>
+        <w:t>(cache);</w:t>
+      </w:r>
+    </w:p>
+    <w:p>
+      <w:pPr>
+        <w:spacing w:after="0"/>
+      </w:pPr>
+      <w:r>
+        <w:t xml:space="preserve">          }</w:t>
+      </w:r>
+    </w:p>
+    <w:p>
+      <w:pPr>
+        <w:spacing w:after="0"/>
+      </w:pPr>
+      <w:r>
+        <w:t xml:space="preserve">        })</w:t>
+      </w:r>
+    </w:p>
+    <w:p>
+      <w:pPr>
+        <w:spacing w:after="0"/>
+      </w:pPr>
+      <w:r>
+        <w:t xml:space="preserve">      );</w:t>
+      </w:r>
+    </w:p>
+    <w:p>
+      <w:pPr>
+        <w:spacing w:after="0"/>
+      </w:pPr>
+      <w:r>
+        <w:t xml:space="preserve">    })</w:t>
+      </w:r>
+    </w:p>
+    <w:p>
+      <w:pPr>
+        <w:spacing w:after="0"/>
+      </w:pPr>
+      <w:r>
+        <w:t xml:space="preserve">  );</w:t>
+      </w:r>
+    </w:p>
+    <w:p>
+      <w:pPr>
+        <w:spacing w:after="0"/>
+      </w:pPr>
+      <w:r>
+        <w:t>});</w:t>
+      </w:r>
+    </w:p>
+    <w:p>
+      <w:pPr>
+        <w:spacing w:after="0"/>
+      </w:pPr>
+    </w:p>
+    <w:p>
+      <w:pPr>
+        <w:spacing w:after="0"/>
+      </w:pPr>
+      <w:r>
+        <w:t xml:space="preserve">// Evento </w:t>
+      </w:r>
+      <w:proofErr w:type="spellStart"/>
+      <w:r>
+        <w:t>fetch</w:t>
+      </w:r>
+      <w:proofErr w:type="spellEnd"/>
+      <w:r>
+        <w:t>: Sirve el contenido desde la caché si no hay internet</w:t>
+      </w:r>
+    </w:p>
+    <w:p>
+      <w:pPr>
+        <w:spacing w:after="0"/>
+      </w:pPr>
+      <w:proofErr w:type="spellStart"/>
+      <w:proofErr w:type="gramStart"/>
+      <w:r>
+        <w:t>self.addEventListener</w:t>
+      </w:r>
+      <w:proofErr w:type="spellEnd"/>
+      <w:r>
+        <w:t>(</w:t>
+      </w:r>
+      <w:proofErr w:type="gramEnd"/>
+      <w:r>
+        <w:t>'</w:t>
+      </w:r>
+      <w:proofErr w:type="spellStart"/>
+      <w:r>
+        <w:t>fetch</w:t>
+      </w:r>
+      <w:proofErr w:type="spellEnd"/>
+      <w:r>
+        <w:t>', e =&gt; {</w:t>
+      </w:r>
+    </w:p>
+    <w:p>
+      <w:pPr>
+        <w:spacing w:after="0"/>
+      </w:pPr>
+      <w:r>
+        <w:t xml:space="preserve">  </w:t>
+      </w:r>
+      <w:proofErr w:type="spellStart"/>
+      <w:proofErr w:type="gramStart"/>
+      <w:r>
+        <w:t>e.respondWith</w:t>
+      </w:r>
+      <w:proofErr w:type="spellEnd"/>
+      <w:r>
+        <w:t>(</w:t>
+      </w:r>
+      <w:proofErr w:type="gramEnd"/>
+    </w:p>
+    <w:p>
+      <w:pPr>
+        <w:spacing w:after="0"/>
+      </w:pPr>
+      <w:r>
         <w:lastRenderedPageBreak/>
-        <w:t xml:space="preserve">El </w:t>
-      </w:r>
-      <w:proofErr w:type="spellStart"/>
-      <w:r>
-        <w:t>Service</w:t>
-      </w:r>
-      <w:proofErr w:type="spellEnd"/>
-      <w:r>
-        <w:t xml:space="preserve"> </w:t>
-      </w:r>
-      <w:proofErr w:type="spellStart"/>
-      <w:r>
-        <w:t>Worker</w:t>
-      </w:r>
-      <w:proofErr w:type="spellEnd"/>
-      <w:r>
-        <w:t xml:space="preserve"> es el motor que gestiona la caché y permite que la </w:t>
-      </w:r>
-      <w:proofErr w:type="spellStart"/>
-      <w:r>
-        <w:t>app</w:t>
-      </w:r>
-      <w:proofErr w:type="spellEnd"/>
-      <w:r>
-        <w:t xml:space="preserve"> cargue instantáneamente. Crea un archivo llamado sw.js en la raíz de tu proyecto con este código básico de almacenamiento en caché:</w:t>
-      </w:r>
-    </w:p>
-    <w:p>
-      <w:pPr>
-        <w:spacing w:after="0"/>
-      </w:pPr>
-      <w:r>
-        <w:t>JavaScript</w:t>
-      </w:r>
-    </w:p>
-    <w:p>
-      <w:pPr>
-        <w:spacing w:after="0"/>
-      </w:pPr>
+        <w:t xml:space="preserve">    </w:t>
+      </w:r>
       <w:proofErr w:type="spellStart"/>
       <w:proofErr w:type="gramStart"/>
       <w:r>
-        <w:t>const</w:t>
-      </w:r>
-      <w:proofErr w:type="spellEnd"/>
+        <w:t>caches.match</w:t>
+      </w:r>
+      <w:proofErr w:type="spellEnd"/>
+      <w:r>
+        <w:t>(</w:t>
+      </w:r>
+      <w:proofErr w:type="spellStart"/>
       <w:proofErr w:type="gramEnd"/>
       <w:r>
-        <w:t xml:space="preserve"> CACHE_NAME = 'v1_cache_miapp';</w:t>
-      </w:r>
-    </w:p>
-    <w:p>
-      <w:pPr>
-        <w:spacing w:after="0"/>
-      </w:pPr>
-      <w:r>
-        <w:t>// Archivos esenciales que quieres que funcionen incluso sin internet</w:t>
-      </w:r>
-    </w:p>
-    <w:p>
-      <w:pPr>
-        <w:spacing w:after="0"/>
-      </w:pPr>
-      <w:proofErr w:type="spellStart"/>
-      <w:proofErr w:type="gramStart"/>
-      <w:r>
-        <w:t>const</w:t>
-      </w:r>
-      <w:proofErr w:type="spellEnd"/>
-      <w:proofErr w:type="gramEnd"/>
-      <w:r>
-        <w:t xml:space="preserve"> </w:t>
-      </w:r>
-      <w:proofErr w:type="spellStart"/>
-      <w:r>
-        <w:t>urlsToCache</w:t>
-      </w:r>
-      <w:proofErr w:type="spellEnd"/>
-      <w:r>
-        <w:t xml:space="preserve"> = [</w:t>
-      </w:r>
-    </w:p>
-    <w:p>
-      <w:pPr>
-        <w:spacing w:after="0"/>
-      </w:pPr>
-      <w:r>
-        <w:t xml:space="preserve">  '/',</w:t>
-      </w:r>
-    </w:p>
-    <w:p>
-      <w:pPr>
-        <w:spacing w:after="0"/>
-      </w:pPr>
-      <w:r>
-        <w:t xml:space="preserve">  '/index.html',</w:t>
-      </w:r>
-    </w:p>
-    <w:p>
-      <w:pPr>
-        <w:spacing w:after="0"/>
-      </w:pPr>
-      <w:r>
-        <w:t xml:space="preserve">  '/styles.css',</w:t>
-      </w:r>
-    </w:p>
-    <w:p>
-      <w:pPr>
-        <w:spacing w:after="0"/>
-      </w:pPr>
-      <w:r>
-        <w:t xml:space="preserve">  '/script.js',</w:t>
-      </w:r>
-    </w:p>
-    <w:p>
-      <w:pPr>
-        <w:spacing w:after="0"/>
-      </w:pPr>
-      <w:r>
-        <w:t xml:space="preserve">  '/icon-192.png'</w:t>
-      </w:r>
-    </w:p>
-    <w:p>
-      <w:pPr>
-        <w:spacing w:after="0"/>
-      </w:pPr>
-      <w:r>
-        <w:t>];</w:t>
-      </w:r>
-    </w:p>
-    <w:p>
-      <w:pPr>
-        <w:spacing w:after="0"/>
-      </w:pPr>
-    </w:p>
-    <w:p>
-      <w:pPr>
-        <w:spacing w:after="0"/>
-      </w:pPr>
-      <w:r>
-        <w:t>// Evento de instalación: Guarda los archivos en la caché del navegador</w:t>
-      </w:r>
-    </w:p>
-    <w:p>
-      <w:pPr>
-        <w:spacing w:after="0"/>
-      </w:pPr>
-      <w:proofErr w:type="spellStart"/>
-      <w:proofErr w:type="gramStart"/>
-      <w:r>
-        <w:t>self.addEventListener</w:t>
-      </w:r>
-      <w:proofErr w:type="spellEnd"/>
-      <w:r>
-        <w:t>(</w:t>
-      </w:r>
-      <w:proofErr w:type="gramEnd"/>
-      <w:r>
-        <w:t>'</w:t>
-      </w:r>
-      <w:proofErr w:type="spellStart"/>
-      <w:r>
-        <w:t>install</w:t>
-      </w:r>
-      <w:proofErr w:type="spellEnd"/>
-      <w:r>
-        <w:t>', e =&gt; {</w:t>
-      </w:r>
-    </w:p>
-    <w:p>
-      <w:pPr>
-        <w:spacing w:after="0"/>
-      </w:pPr>
-      <w:r>
-        <w:t xml:space="preserve">  </w:t>
-      </w:r>
-      <w:proofErr w:type="spellStart"/>
-      <w:proofErr w:type="gramStart"/>
-      <w:r>
-        <w:t>e.waitUntil</w:t>
-      </w:r>
-      <w:proofErr w:type="spellEnd"/>
-      <w:r>
-        <w:t>(</w:t>
-      </w:r>
-      <w:proofErr w:type="gramEnd"/>
-    </w:p>
-    <w:p>
-      <w:pPr>
-        <w:spacing w:after="0"/>
-      </w:pPr>
-      <w:r>
-        <w:t xml:space="preserve">    </w:t>
-      </w:r>
-      <w:proofErr w:type="spellStart"/>
-      <w:proofErr w:type="gramStart"/>
-      <w:r>
-        <w:t>caches.open</w:t>
-      </w:r>
-      <w:proofErr w:type="spellEnd"/>
-      <w:r>
-        <w:t>(</w:t>
-      </w:r>
-      <w:proofErr w:type="gramEnd"/>
-      <w:r>
-        <w:t>CACHE_NAME)</w:t>
-      </w:r>
-    </w:p>
-    <w:p>
-      <w:pPr>
-        <w:spacing w:after="0"/>
-      </w:pPr>
-      <w:r>
-        <w:t xml:space="preserve">      .</w:t>
-      </w:r>
-      <w:proofErr w:type="spellStart"/>
-      <w:proofErr w:type="gramStart"/>
-      <w:r>
-        <w:t>then</w:t>
-      </w:r>
-      <w:proofErr w:type="spellEnd"/>
-      <w:r>
-        <w:t>(</w:t>
-      </w:r>
-      <w:proofErr w:type="gramEnd"/>
-      <w:r>
-        <w:t>cache =&gt; {</w:t>
-      </w:r>
-    </w:p>
-    <w:p>
-      <w:pPr>
-        <w:spacing w:after="0"/>
-      </w:pPr>
-      <w:r>
-        <w:t xml:space="preserve">        </w:t>
-      </w:r>
-      <w:proofErr w:type="spellStart"/>
-      <w:proofErr w:type="gramStart"/>
-      <w:r>
-        <w:t>return</w:t>
-      </w:r>
-      <w:proofErr w:type="spellEnd"/>
-      <w:proofErr w:type="gramEnd"/>
-      <w:r>
-        <w:t xml:space="preserve"> </w:t>
-      </w:r>
-      <w:proofErr w:type="spellStart"/>
-      <w:r>
-        <w:t>cache.addAll</w:t>
-      </w:r>
-      <w:proofErr w:type="spellEnd"/>
-      <w:r>
-        <w:t>(</w:t>
-      </w:r>
-      <w:proofErr w:type="spellStart"/>
-      <w:r>
-        <w:t>urlsToCache</w:t>
-      </w:r>
-      <w:proofErr w:type="spellEnd"/>
-      <w:r>
-        <w:t>);</w:t>
-      </w:r>
-    </w:p>
-    <w:p>
-      <w:pPr>
-        <w:spacing w:after="0"/>
-      </w:pPr>
-      <w:r>
-        <w:t xml:space="preserve">      })</w:t>
-      </w:r>
-    </w:p>
-    <w:p>
-      <w:pPr>
-        <w:spacing w:after="0"/>
-      </w:pPr>
-      <w:r>
-        <w:t xml:space="preserve">      .</w:t>
-      </w:r>
-      <w:proofErr w:type="spellStart"/>
-      <w:proofErr w:type="gramStart"/>
-      <w:r>
-        <w:t>then</w:t>
-      </w:r>
-      <w:proofErr w:type="spellEnd"/>
-      <w:r>
-        <w:t>(</w:t>
-      </w:r>
-      <w:proofErr w:type="gramEnd"/>
-      <w:r>
-        <w:t xml:space="preserve">() =&gt; </w:t>
-      </w:r>
-      <w:proofErr w:type="spellStart"/>
-      <w:r>
-        <w:t>self.skipWaiting</w:t>
-      </w:r>
-      <w:proofErr w:type="spellEnd"/>
-      <w:r>
-        <w:t>())</w:t>
-      </w:r>
-    </w:p>
-    <w:p>
-      <w:pPr>
-        <w:spacing w:after="0"/>
-      </w:pPr>
-      <w:r>
-        <w:t xml:space="preserve">  );</w:t>
-      </w:r>
-    </w:p>
-    <w:p>
-      <w:pPr>
-        <w:spacing w:after="0"/>
-      </w:pPr>
-      <w:r>
-        <w:t>});</w:t>
-      </w:r>
-    </w:p>
-    <w:p>
-      <w:pPr>
-        <w:spacing w:after="0"/>
-      </w:pPr>
-    </w:p>
-    <w:p>
-      <w:pPr>
-        <w:spacing w:after="0"/>
-      </w:pPr>
-      <w:r>
-        <w:t>// Evento de activación: Limpia cachés antiguas</w:t>
-      </w:r>
-    </w:p>
-    <w:p>
-      <w:pPr>
-        <w:spacing w:after="0"/>
-      </w:pPr>
-      <w:proofErr w:type="spellStart"/>
-      <w:proofErr w:type="gramStart"/>
-      <w:r>
-        <w:t>self.addEventListener</w:t>
-      </w:r>
-      <w:proofErr w:type="spellEnd"/>
-      <w:r>
-        <w:t>(</w:t>
-      </w:r>
-      <w:proofErr w:type="gramEnd"/>
-      <w:r>
-        <w:t>'</w:t>
-      </w:r>
-      <w:proofErr w:type="spellStart"/>
-      <w:r>
-        <w:t>activate</w:t>
-      </w:r>
-      <w:proofErr w:type="spellEnd"/>
-      <w:r>
-        <w:t>', e =&gt; {</w:t>
-      </w:r>
-    </w:p>
-    <w:p>
-      <w:pPr>
-        <w:spacing w:after="0"/>
-      </w:pPr>
-      <w:r>
-        <w:t xml:space="preserve">  </w:t>
-      </w:r>
-      <w:proofErr w:type="spellStart"/>
-      <w:proofErr w:type="gramStart"/>
-      <w:r>
-        <w:t>e.waitUntil</w:t>
-      </w:r>
-      <w:proofErr w:type="spellEnd"/>
-      <w:r>
-        <w:t>(</w:t>
-      </w:r>
-      <w:proofErr w:type="gramEnd"/>
-    </w:p>
-    <w:p>
-      <w:pPr>
-        <w:spacing w:after="0"/>
-      </w:pPr>
-      <w:r>
-        <w:t xml:space="preserve">    </w:t>
-      </w:r>
-      <w:proofErr w:type="spellStart"/>
-      <w:proofErr w:type="gramStart"/>
-      <w:r>
-        <w:t>caches.keys</w:t>
-      </w:r>
-      <w:proofErr w:type="spellEnd"/>
-      <w:r>
-        <w:t>(</w:t>
-      </w:r>
-      <w:proofErr w:type="gramEnd"/>
-      <w:r>
-        <w:t>).</w:t>
-      </w:r>
-      <w:proofErr w:type="spellStart"/>
-      <w:r>
-        <w:t>then</w:t>
-      </w:r>
-      <w:proofErr w:type="spellEnd"/>
-      <w:r>
-        <w:t>(</w:t>
-      </w:r>
-      <w:proofErr w:type="spellStart"/>
-      <w:r>
-        <w:t>cacheNames</w:t>
-      </w:r>
-      <w:proofErr w:type="spellEnd"/>
-      <w:r>
-        <w:t xml:space="preserve"> =&gt; {</w:t>
-      </w:r>
-    </w:p>
-    <w:p>
-      <w:pPr>
-        <w:spacing w:after="0"/>
-      </w:pPr>
-      <w:r>
-        <w:t xml:space="preserve">      </w:t>
-      </w:r>
-      <w:proofErr w:type="spellStart"/>
-      <w:proofErr w:type="gramStart"/>
-      <w:r>
-        <w:t>return</w:t>
-      </w:r>
-      <w:proofErr w:type="spellEnd"/>
-      <w:proofErr w:type="gramEnd"/>
-      <w:r>
-        <w:t xml:space="preserve"> </w:t>
-      </w:r>
-      <w:proofErr w:type="spellStart"/>
-      <w:r>
-        <w:t>Promise.all</w:t>
-      </w:r>
-      <w:proofErr w:type="spellEnd"/>
-      <w:r>
-        <w:t>(</w:t>
-      </w:r>
-    </w:p>
-    <w:p>
-      <w:pPr>
-        <w:spacing w:after="0"/>
-      </w:pPr>
-      <w:r>
-        <w:t xml:space="preserve">        </w:t>
-      </w:r>
-      <w:proofErr w:type="spellStart"/>
-      <w:proofErr w:type="gramStart"/>
-      <w:r>
-        <w:t>cacheNames.map</w:t>
-      </w:r>
-      <w:proofErr w:type="spellEnd"/>
-      <w:r>
-        <w:t>(</w:t>
-      </w:r>
-      <w:proofErr w:type="gramEnd"/>
-      <w:r>
-        <w:t>cache =&gt; {</w:t>
-      </w:r>
-    </w:p>
-    <w:p>
-      <w:pPr>
-        <w:spacing w:after="0"/>
-      </w:pPr>
-      <w:r>
-        <w:t xml:space="preserve">          </w:t>
-      </w:r>
-      <w:proofErr w:type="spellStart"/>
-      <w:proofErr w:type="gramStart"/>
-      <w:r>
-        <w:t>if</w:t>
-      </w:r>
-      <w:proofErr w:type="spellEnd"/>
-      <w:proofErr w:type="gramEnd"/>
-      <w:r>
-        <w:t xml:space="preserve"> (cache !== CACHE_NAME) {</w:t>
-      </w:r>
-    </w:p>
-    <w:p>
-      <w:pPr>
-        <w:spacing w:after="0"/>
-      </w:pPr>
-      <w:r>
-        <w:t xml:space="preserve">            </w:t>
-      </w:r>
-      <w:proofErr w:type="spellStart"/>
-      <w:proofErr w:type="gramStart"/>
-      <w:r>
-        <w:t>return</w:t>
-      </w:r>
-      <w:proofErr w:type="spellEnd"/>
-      <w:proofErr w:type="gramEnd"/>
-      <w:r>
-        <w:t xml:space="preserve"> </w:t>
-      </w:r>
-      <w:proofErr w:type="spellStart"/>
-      <w:r>
-        <w:t>caches.delete</w:t>
-      </w:r>
-      <w:proofErr w:type="spellEnd"/>
-      <w:r>
-        <w:t>(cache);</w:t>
-      </w:r>
-    </w:p>
-    <w:p>
-      <w:pPr>
-        <w:spacing w:after="0"/>
-      </w:pPr>
-      <w:r>
-        <w:t xml:space="preserve">          }</w:t>
-      </w:r>
-    </w:p>
-    <w:p>
-      <w:pPr>
-        <w:spacing w:after="0"/>
-      </w:pPr>
-      <w:r>
-        <w:t xml:space="preserve">        })</w:t>
-      </w:r>
-    </w:p>
-    <w:p>
-      <w:pPr>
-        <w:spacing w:after="0"/>
-      </w:pPr>
-      <w:r>
-        <w:t xml:space="preserve">      );</w:t>
-      </w:r>
-    </w:p>
-    <w:p>
-      <w:pPr>
-        <w:spacing w:after="0"/>
-      </w:pPr>
-      <w:r>
-        <w:t xml:space="preserve">    })</w:t>
-      </w:r>
-    </w:p>
-    <w:p>
-      <w:pPr>
-        <w:spacing w:after="0"/>
-      </w:pPr>
-      <w:r>
-        <w:t xml:space="preserve">  );</w:t>
-      </w:r>
-    </w:p>
-    <w:p>
-      <w:pPr>
-        <w:spacing w:after="0"/>
-      </w:pPr>
-      <w:r>
-        <w:t>});</w:t>
-      </w:r>
-    </w:p>
-    <w:p>
-      <w:pPr>
-        <w:spacing w:after="0"/>
-      </w:pPr>
-    </w:p>
-    <w:p>
-      <w:pPr>
-        <w:spacing w:after="0"/>
-      </w:pPr>
-      <w:r>
-        <w:t xml:space="preserve">// Evento </w:t>
-      </w:r>
-      <w:proofErr w:type="spellStart"/>
-      <w:r>
-        <w:t>fetch</w:t>
-      </w:r>
-      <w:proofErr w:type="spellEnd"/>
-      <w:r>
-        <w:t>: Sirve el contenido desde la caché si no hay internet</w:t>
-      </w:r>
-    </w:p>
-    <w:p>
-      <w:pPr>
-        <w:spacing w:after="0"/>
-      </w:pPr>
-      <w:proofErr w:type="spellStart"/>
-      <w:proofErr w:type="gramStart"/>
-      <w:r>
-        <w:t>self.addEventListener</w:t>
-      </w:r>
-      <w:proofErr w:type="spellEnd"/>
-      <w:r>
-        <w:t>(</w:t>
-      </w:r>
-      <w:proofErr w:type="gramEnd"/>
-      <w:r>
-        <w:t>'</w:t>
-      </w:r>
-      <w:proofErr w:type="spellStart"/>
-      <w:r>
-        <w:t>fetch</w:t>
-      </w:r>
-      <w:proofErr w:type="spellEnd"/>
-      <w:r>
-        <w:t>', e =&gt; {</w:t>
-      </w:r>
-    </w:p>
-    <w:p>
-      <w:pPr>
-        <w:spacing w:after="0"/>
-      </w:pPr>
-      <w:r>
-        <w:t xml:space="preserve">  </w:t>
-      </w:r>
-      <w:proofErr w:type="spellStart"/>
-      <w:proofErr w:type="gramStart"/>
-      <w:r>
-        <w:t>e.respondWith</w:t>
-      </w:r>
-      <w:proofErr w:type="spellEnd"/>
-      <w:r>
-        <w:t>(</w:t>
-      </w:r>
-      <w:proofErr w:type="gramEnd"/>
-    </w:p>
-    <w:p>
-      <w:pPr>
-        <w:spacing w:after="0"/>
-      </w:pPr>
-      <w:r>
-        <w:t xml:space="preserve">    </w:t>
-      </w:r>
-      <w:proofErr w:type="spellStart"/>
-      <w:proofErr w:type="gramStart"/>
-      <w:r>
-        <w:t>caches.match</w:t>
-      </w:r>
-      <w:proofErr w:type="spellEnd"/>
-      <w:r>
-        <w:t>(</w:t>
-      </w:r>
-      <w:proofErr w:type="spellStart"/>
-      <w:proofErr w:type="gramEnd"/>
-      <w:r>
         <w:t>e.request</w:t>
       </w:r>
       <w:proofErr w:type="spellEnd"/>
@@ -20527,7 +20775,6 @@
         <w:spacing w:after="0"/>
       </w:pPr>
       <w:r>
-        <w:lastRenderedPageBreak/>
         <w:t xml:space="preserve">      .</w:t>
       </w:r>
       <w:proofErr w:type="spellStart"/>
@@ -26543,7 +26790,7 @@
 </file>
 
 <file path=customXml/itemProps1.xml><?xml version="1.0" encoding="utf-8"?>
-<ds:datastoreItem xmlns:ds="http://schemas.openxmlformats.org/officeDocument/2006/customXml" ds:itemID="{0BA15614-74D7-4EE5-B934-3CCEA8BB5547}">
+<ds:datastoreItem xmlns:ds="http://schemas.openxmlformats.org/officeDocument/2006/customXml" ds:itemID="{942940CC-C274-46F5-8256-EA6319E5057B}">
   <ds:schemaRefs>
     <ds:schemaRef ds:uri="http://schemas.openxmlformats.org/officeDocument/2006/bibliography"/>
   </ds:schemaRefs>

--- a/ANALISIS/requerimientos.docx
+++ b/ANALISIS/requerimientos.docx
@@ -12082,245 +12082,269 @@
       </w:r>
     </w:p>
     <w:p>
+      <w:pPr>
+        <w:rPr>
+          <w:b/>
+        </w:rPr>
+      </w:pPr>
       <w:proofErr w:type="gramStart"/>
       <w:r>
+        <w:rPr>
+          <w:b/>
+        </w:rPr>
         <w:lastRenderedPageBreak/>
         <w:t>ahora</w:t>
       </w:r>
       <w:proofErr w:type="gramEnd"/>
       <w:r>
+        <w:rPr>
+          <w:b/>
+        </w:rPr>
         <w:t xml:space="preserve"> necesito que cuando entre a la vista del libro de temas me aparezca seleccionados en las listas desplegables la materia y el curso que están activos</w:t>
       </w:r>
       <w:r>
+        <w:rPr>
+          <w:b/>
+        </w:rPr>
         <w:t xml:space="preserve">, y que al presionar registrar la clase me permita en la vista la posibilidad de editar la fecha que entra desde el sistema </w:t>
       </w:r>
     </w:p>
     <w:p>
+      <w:pPr>
+        <w:rPr>
+          <w:b/>
+        </w:rPr>
+      </w:pPr>
       <w:proofErr w:type="gramStart"/>
       <w:r>
+        <w:rPr>
+          <w:b/>
+        </w:rPr>
         <w:t>ahora</w:t>
       </w:r>
       <w:proofErr w:type="gramEnd"/>
       <w:r>
-        <w:t xml:space="preserve"> necesito que cuando entre a la vista del libro de temas me aparezca seleccionados en las listas desplegables la materia y </w:t>
-      </w:r>
-      <w:r>
-        <w:t>solo los cursos que están asignados a esa materia, y en primer lugar el activo en el momento según el horario</w:t>
-      </w:r>
-      <w:r>
-        <w:t xml:space="preserve">, y que al presionar registrar la clase me permita en la vista la posibilidad de editar la fecha que entra desde el sistema </w:t>
-      </w:r>
-    </w:p>
-    <w:p>
+        <w:rPr>
+          <w:b/>
+        </w:rPr>
+        <w:t xml:space="preserve"> necesito que cuando entre a la vista del libro de temas me aparezca seleccionados en las listas desplegables la materia y solo los cursos que están asignados a esa materia, y en primer lugar el activo en el momento según el horario, y que al presionar registrar la clase me permita en la vista la posibilidad de editar la fecha que entra desde el sistema </w:t>
+      </w:r>
+    </w:p>
+    <w:p>
+      <w:pPr>
+        <w:rPr>
+          <w:color w:val="00B0F0"/>
+        </w:rPr>
+      </w:pPr>
       <w:proofErr w:type="gramStart"/>
       <w:r>
+        <w:rPr>
+          <w:b/>
+          <w:color w:val="00B0F0"/>
+        </w:rPr>
         <w:t>ahora</w:t>
       </w:r>
       <w:proofErr w:type="gramEnd"/>
       <w:r>
-        <w:t xml:space="preserve"> necesito que cuando entre a la vista </w:t>
-      </w:r>
-      <w:r>
-        <w:t>de actividades asignadas</w:t>
-      </w:r>
-      <w:r>
-        <w:t xml:space="preserve"> me aparezca seleccionados en las listas desplegables la materia y solo los cursos </w:t>
-      </w:r>
-      <w:r>
-        <w:t xml:space="preserve">que </w:t>
-      </w:r>
-      <w:r>
-        <w:t xml:space="preserve">están asignados a esa materia, y en primer lugar el activo en el momento según el horario </w:t>
-      </w:r>
-      <w:r>
-        <w:t>actual.</w:t>
-      </w:r>
-    </w:p>
-    <w:p>
+        <w:rPr>
+          <w:b/>
+          <w:color w:val="00B0F0"/>
+        </w:rPr>
+        <w:t xml:space="preserve"> necesito que cuando entre a la vista de actividades asignadas me aparezca seleccionados en las listas desplegables la materia y solo los cursos que están asignados a esa materia, y en primer lugar el activo en el momento según el horario actual</w:t>
+      </w:r>
+      <w:r>
+        <w:rPr>
+          <w:color w:val="00B0F0"/>
+        </w:rPr>
+        <w:t>.</w:t>
+      </w:r>
+    </w:p>
+    <w:p>
+      <w:pPr>
+        <w:rPr>
+          <w:b/>
+          <w:color w:val="00B0F0"/>
+        </w:rPr>
+      </w:pPr>
       <w:proofErr w:type="gramStart"/>
       <w:r>
+        <w:rPr>
+          <w:b/>
+          <w:color w:val="00B0F0"/>
+        </w:rPr>
         <w:t>ahora</w:t>
       </w:r>
       <w:proofErr w:type="gramEnd"/>
       <w:r>
-        <w:t xml:space="preserve"> necesito que cuando entre a la vista </w:t>
-      </w:r>
-      <w:r>
-        <w:t xml:space="preserve">de </w:t>
-      </w:r>
-      <w:r>
-        <w:t>calificar actividades</w:t>
-      </w:r>
-      <w:r>
-        <w:t xml:space="preserve"> me aparezca seleccionados en las listas desplegables la materia y </w:t>
-      </w:r>
-      <w:r>
-        <w:t xml:space="preserve">solo los cursos </w:t>
-      </w:r>
-      <w:r>
-        <w:t xml:space="preserve">que </w:t>
-      </w:r>
-      <w:r>
-        <w:t xml:space="preserve">están asignados a esa materia, y en primer lugar el activo en el momento según el horario </w:t>
-      </w:r>
-      <w:r>
-        <w:t>actual.</w:t>
-      </w:r>
-    </w:p>
-    <w:p>
+        <w:rPr>
+          <w:b/>
+          <w:color w:val="00B0F0"/>
+        </w:rPr>
+        <w:t xml:space="preserve"> necesito que cuando entre a la vista de calificar actividades me aparezca seleccionados en las listas desplegables la materia y solo los cursos que están asignados a esa materia, y en primer lugar el activo en el momento según el horario actual.</w:t>
+      </w:r>
+    </w:p>
+    <w:p>
+      <w:pPr>
+        <w:rPr>
+          <w:b/>
+          <w:color w:val="00B0F0"/>
+        </w:rPr>
+      </w:pPr>
       <w:proofErr w:type="gramStart"/>
       <w:r>
+        <w:rPr>
+          <w:b/>
+          <w:color w:val="00B0F0"/>
+        </w:rPr>
         <w:t>ahora</w:t>
       </w:r>
       <w:proofErr w:type="gramEnd"/>
       <w:r>
-        <w:t xml:space="preserve"> necesito que cuando entre a la vista </w:t>
-      </w:r>
-      <w:r>
-        <w:t xml:space="preserve">de </w:t>
-      </w:r>
-      <w:r>
-        <w:t>contenidos</w:t>
-      </w:r>
-      <w:r>
-        <w:t xml:space="preserve"> me aparezca seleccionado en la lista desplegable la materia en primer lugar l</w:t>
-      </w:r>
-      <w:r>
-        <w:t>a</w:t>
-      </w:r>
-      <w:r>
+        <w:rPr>
+          <w:b/>
+          <w:color w:val="00B0F0"/>
+        </w:rPr>
+        <w:t xml:space="preserve"> necesito que cuando entre a la vista de contenidos me aparezca seleccionado en la lista desplegable la materia en primer lugar la</w:t>
+      </w:r>
+      <w:r>
+        <w:rPr>
+          <w:b/>
+          <w:color w:val="00B0F0"/>
+        </w:rPr>
         <w:t xml:space="preserve"> activa</w:t>
       </w:r>
       <w:r>
-        <w:t xml:space="preserve"> en el momento según el horario </w:t>
-      </w:r>
-      <w:r>
-        <w:t>actual</w:t>
-      </w:r>
-      <w:r>
-        <w:t xml:space="preserve"> y luego las demás materias registradas según el horario.</w:t>
-      </w:r>
-    </w:p>
-    <w:p>
+        <w:rPr>
+          <w:b/>
+          <w:color w:val="00B0F0"/>
+        </w:rPr>
+        <w:t xml:space="preserve"> en el momento según el horario actual y luego las demás materias registradas según el horario.</w:t>
+      </w:r>
+    </w:p>
+    <w:p>
+      <w:pPr>
+        <w:rPr>
+          <w:b/>
+          <w:color w:val="00B0F0"/>
+        </w:rPr>
+      </w:pPr>
       <w:proofErr w:type="gramStart"/>
       <w:r>
+        <w:rPr>
+          <w:b/>
+          <w:color w:val="00B0F0"/>
+        </w:rPr>
         <w:t>ahora</w:t>
       </w:r>
       <w:proofErr w:type="gramEnd"/>
       <w:r>
-        <w:t xml:space="preserve"> necesito que cuando entre a la vista </w:t>
-      </w:r>
-      <w:r>
-        <w:t xml:space="preserve">de </w:t>
-      </w:r>
-      <w:r>
-        <w:t>actividades</w:t>
-      </w:r>
-      <w:r>
-        <w:t xml:space="preserve"> me aparezca seleccionado en la lista desplegable la materia en primer lugar l</w:t>
-      </w:r>
-      <w:r>
-        <w:t>a</w:t>
-      </w:r>
-      <w:r>
-        <w:t xml:space="preserve"> activa</w:t>
-      </w:r>
-      <w:r>
-        <w:t xml:space="preserve"> en el momento según el horario </w:t>
-      </w:r>
-      <w:r>
-        <w:t>actual y luego las demás materias registradas según el horario</w:t>
-      </w:r>
-    </w:p>
-    <w:p>
+        <w:rPr>
+          <w:b/>
+          <w:color w:val="00B0F0"/>
+        </w:rPr>
+        <w:t xml:space="preserve"> necesito que cuando entre a la vista de actividades me aparezca seleccionado en la lista desplegable la materia en primer lugar la activa en el momento según el horario actual y luego las demás materias registradas según el horario</w:t>
+      </w:r>
+    </w:p>
+    <w:p>
+      <w:pPr>
+        <w:rPr>
+          <w:b/>
+          <w:color w:val="00B0F0"/>
+        </w:rPr>
+      </w:pPr>
       <w:proofErr w:type="gramStart"/>
       <w:r>
+        <w:rPr>
+          <w:b/>
+          <w:color w:val="00B0F0"/>
+        </w:rPr>
         <w:t>ahora</w:t>
       </w:r>
       <w:proofErr w:type="gramEnd"/>
       <w:r>
-        <w:t xml:space="preserve"> necesito que cuando entre a la vista </w:t>
-      </w:r>
-      <w:r>
-        <w:t xml:space="preserve">de </w:t>
-      </w:r>
-      <w:r>
-        <w:t xml:space="preserve">asignar </w:t>
-      </w:r>
-      <w:r>
-        <w:t>actividades</w:t>
-      </w:r>
-      <w:r>
-        <w:t xml:space="preserve"> me aparezca seleccionado en la lista desplegable </w:t>
-      </w:r>
-      <w:r>
-        <w:t>el curso,</w:t>
-      </w:r>
-      <w:r>
-        <w:t xml:space="preserve"> en primer lugar </w:t>
-      </w:r>
-      <w:r>
-        <w:t>el</w:t>
-      </w:r>
-      <w:r>
-        <w:t xml:space="preserve"> activ</w:t>
-      </w:r>
-      <w:r>
-        <w:t>o</w:t>
-      </w:r>
-      <w:r>
-        <w:t xml:space="preserve"> en el momento según el horario </w:t>
-      </w:r>
-      <w:r>
-        <w:t xml:space="preserve">actual y luego </w:t>
-      </w:r>
-      <w:r>
-        <w:t>en el desplegable solo los cursos asociados a esa materia, en orden</w:t>
-      </w:r>
-      <w:r>
-        <w:t xml:space="preserve"> según el horario</w:t>
-      </w:r>
-    </w:p>
-    <w:p>
+        <w:rPr>
+          <w:b/>
+          <w:color w:val="00B0F0"/>
+        </w:rPr>
+        <w:t xml:space="preserve"> necesito que cuando entre a la vista de asignar actividades me aparezca seleccionado en la lista desplegable el curso, en primer lugar el activo en el momento según el horario actual y luego en el desplegable solo los cursos asociados a esa materia, en orden según el horario</w:t>
+      </w:r>
+    </w:p>
+    <w:p>
+      <w:pPr>
+        <w:rPr>
+          <w:b/>
+          <w:color w:val="00B0F0"/>
+        </w:rPr>
+      </w:pPr>
       <w:proofErr w:type="gramStart"/>
       <w:r>
+        <w:rPr>
+          <w:b/>
+          <w:color w:val="00B0F0"/>
+        </w:rPr>
         <w:t>ahora</w:t>
       </w:r>
       <w:proofErr w:type="gramEnd"/>
       <w:r>
-        <w:t xml:space="preserve"> necesito que cuando entre a la vista </w:t>
-      </w:r>
-      <w:r>
-        <w:t xml:space="preserve">de </w:t>
-      </w:r>
-      <w:r>
-        <w:t xml:space="preserve">proyectos, </w:t>
-      </w:r>
-      <w:r>
-        <w:t xml:space="preserve">me aparezca seleccionado en la lista desplegable </w:t>
-      </w:r>
-      <w:r>
-        <w:t>la materia actual según el horario y en orden todas las otras según mi horario</w:t>
-      </w:r>
-      <w:r>
-        <w:t>,</w:t>
-      </w:r>
-      <w:r>
-        <w:t xml:space="preserve"> </w:t>
-      </w:r>
-      <w:r>
-        <w:t xml:space="preserve">al desplegar los cursos que me muestre solo los cursos asociados a esa materia, y si cambio la materia del desplegable se </w:t>
-      </w:r>
-      <w:proofErr w:type="spellStart"/>
-      <w:r>
+        <w:rPr>
+          <w:b/>
+          <w:color w:val="00B0F0"/>
+        </w:rPr>
+        <w:t xml:space="preserve"> necesito que cuando entre a la vista de proyectos, me aparezca seleccionado en la lista desplegable la materia actual según el horario y en orden todas las otras según mi horario, al desplegar los cursos que me muestre solo los cursos asociados a esa materia, y si cambio la materia del desplegable se </w:t>
+      </w:r>
+      <w:proofErr w:type="spellStart"/>
+      <w:r>
+        <w:rPr>
+          <w:b/>
+          <w:color w:val="00B0F0"/>
+        </w:rPr>
         <w:t>actualize</w:t>
       </w:r>
       <w:proofErr w:type="spellEnd"/>
       <w:r>
+        <w:rPr>
+          <w:b/>
+          <w:color w:val="00B0F0"/>
+        </w:rPr>
         <w:t xml:space="preserve"> la lista de cursos asociados a la nueva materia lo demás sin cambios</w:t>
       </w:r>
+      <w:r>
+        <w:rPr>
+          <w:b/>
+          <w:color w:val="00B0F0"/>
+        </w:rPr>
+        <w:t>.</w:t>
+      </w:r>
+    </w:p>
+    <w:p>
       <w:bookmarkStart w:id="0" w:name="_GoBack"/>
       <w:bookmarkEnd w:id="0"/>
+      <w:r>
+        <w:t>Necesito que en el dashboard , en la card clase actual, dentro de esa card, abajo me aparezca el tema que se dio en la clase anterior, fecha y tema, el tema de la clase actual fecha y tema, y lo mismo para la próxima clase, esos datos deben salir de la planificación de la materia.</w:t>
+      </w:r>
+    </w:p>
+    <w:p>
+      <w:proofErr w:type="gramStart"/>
+      <w:r>
+        <w:t>necesito</w:t>
+      </w:r>
+      <w:proofErr w:type="gramEnd"/>
+      <w:r>
+        <w:t xml:space="preserve"> implementar </w:t>
+      </w:r>
+      <w:proofErr w:type="spellStart"/>
+      <w:r>
+        <w:t>capcha</w:t>
+      </w:r>
+      <w:proofErr w:type="spellEnd"/>
+      <w:r>
+        <w:t xml:space="preserve"> en el </w:t>
+      </w:r>
+      <w:proofErr w:type="spellStart"/>
+      <w:r>
+        <w:t>login</w:t>
+      </w:r>
+      <w:proofErr w:type="spellEnd"/>
     </w:p>
     <w:p/>
     <w:p/>
@@ -12332,7 +12356,6 @@
     <w:p/>
     <w:p/>
     <w:p/>
-    <w:p/>
     <w:p>
       <w:pPr>
         <w:spacing w:after="0"/>
@@ -12667,6 +12690,7 @@
         <w:spacing w:after="0"/>
       </w:pPr>
       <w:r>
+        <w:lastRenderedPageBreak/>
         <w:pict>
           <v:rect id="_x0000_i1028" style="width:0;height:1.5pt" o:hralign="center" o:hrstd="t" o:hr="t" fillcolor="#a0a0a0" stroked="f"/>
         </w:pict>
@@ -12741,7 +12765,6 @@
         <w:spacing w:after="0"/>
       </w:pPr>
       <w:r>
-        <w:lastRenderedPageBreak/>
         <w:t>Usuario</w:t>
       </w:r>
     </w:p>
@@ -13154,6 +13177,7 @@
         <w:spacing w:after="0"/>
       </w:pPr>
       <w:r>
+        <w:lastRenderedPageBreak/>
         <w:t>Cada registro tiene un estado.</w:t>
       </w:r>
     </w:p>
@@ -13557,7 +13581,6 @@
         <w:spacing w:after="0"/>
       </w:pPr>
       <w:r>
-        <w:lastRenderedPageBreak/>
         <w:t xml:space="preserve">    </w:t>
       </w:r>
       <w:proofErr w:type="gramStart"/>
@@ -13966,6 +13989,7 @@
         <w:spacing w:after="0"/>
       </w:pPr>
       <w:r>
+        <w:lastRenderedPageBreak/>
         <w:t>INSERT detalle</w:t>
       </w:r>
     </w:p>
@@ -14320,6 +14344,7 @@
         <w:spacing w:after="0"/>
       </w:pPr>
       <w:r>
+        <w:lastRenderedPageBreak/>
         <w:t>Cada operación lleva un UUID.</w:t>
       </w:r>
     </w:p>
@@ -14655,6 +14680,7 @@
         <w:spacing w:after="0"/>
       </w:pPr>
       <w:r>
+        <w:lastRenderedPageBreak/>
         <w:t>PENDIENTE</w:t>
       </w:r>
     </w:p>
@@ -15012,6 +15038,7 @@
         <w:spacing w:after="0"/>
       </w:pPr>
       <w:r>
+        <w:lastRenderedPageBreak/>
         <w:t>Supongamos:</w:t>
       </w:r>
     </w:p>
@@ -15058,7 +15085,6 @@
       </w:pPr>
       <w:proofErr w:type="gramStart"/>
       <w:r>
-        <w:lastRenderedPageBreak/>
         <w:t>modifica</w:t>
       </w:r>
       <w:proofErr w:type="gramEnd"/>
@@ -15552,6 +15578,7 @@
         <w:spacing w:after="0"/>
       </w:pPr>
       <w:r>
+        <w:lastRenderedPageBreak/>
         <w:t>Leer pendientes</w:t>
       </w:r>
     </w:p>
@@ -15598,7 +15625,6 @@
         <w:spacing w:after="0"/>
       </w:pPr>
       <w:r>
-        <w:lastRenderedPageBreak/>
         <w:t xml:space="preserve">       </w:t>
       </w:r>
       <w:r>
@@ -16184,6 +16210,7 @@
         <w:spacing w:after="0"/>
       </w:pPr>
       <w:r>
+        <w:lastRenderedPageBreak/>
         <w:t xml:space="preserve">        |  NestJS + </w:t>
       </w:r>
       <w:proofErr w:type="spellStart"/>
@@ -16241,7 +16268,6 @@
         <w:spacing w:after="0"/>
       </w:pPr>
       <w:r>
-        <w:lastRenderedPageBreak/>
         <w:t>+---------------------------------------------+</w:t>
       </w:r>
     </w:p>
@@ -16752,6 +16778,7 @@
         <w:spacing w:after="0"/>
       </w:pPr>
       <w:r>
+        <w:lastRenderedPageBreak/>
         <w:t>No hay Internet</w:t>
       </w:r>
     </w:p>
@@ -17149,6 +17176,7 @@
       </w:pPr>
       <w:proofErr w:type="gramStart"/>
       <w:r>
+        <w:lastRenderedPageBreak/>
         <w:t>la</w:t>
       </w:r>
       <w:proofErr w:type="gramEnd"/>
@@ -17212,7 +17240,6 @@
         <w:spacing w:after="0"/>
       </w:pPr>
       <w:r>
-        <w:lastRenderedPageBreak/>
         <w:t>}</w:t>
       </w:r>
     </w:p>
@@ -17597,7 +17624,6 @@
         <w:spacing w:after="0"/>
       </w:pPr>
       <w:r>
-        <w:lastRenderedPageBreak/>
         <w:t xml:space="preserve">Los datos siguen en </w:t>
       </w:r>
       <w:proofErr w:type="spellStart"/>
@@ -17917,6 +17943,7 @@
         <w:spacing w:after="0"/>
       </w:pPr>
       <w:r>
+        <w:lastRenderedPageBreak/>
         <w:t>Ejemplo:</w:t>
       </w:r>
     </w:p>
@@ -17954,7 +17981,6 @@
         <w:spacing w:after="0"/>
       </w:pPr>
       <w:r>
-        <w:lastRenderedPageBreak/>
         <w:t>¿Existe ese UUID?</w:t>
       </w:r>
     </w:p>
@@ -18249,6 +18275,7 @@
         <w:spacing w:after="0"/>
       </w:pPr>
       <w:r>
+        <w:lastRenderedPageBreak/>
         <w:t>Cada una queda registrada como una operación pendiente y se envía cuando corresponde.</w:t>
       </w:r>
     </w:p>
@@ -18296,275 +18323,275 @@
         <w:spacing w:after="0"/>
       </w:pPr>
       <w:r>
+        <w:t>---------------------------------</w:t>
+      </w:r>
+    </w:p>
+    <w:p>
+      <w:pPr>
+        <w:spacing w:after="0"/>
+      </w:pPr>
+    </w:p>
+    <w:p>
+      <w:pPr>
+        <w:spacing w:after="0"/>
+      </w:pPr>
+      <w:r>
+        <w:t>1</w:t>
+      </w:r>
+    </w:p>
+    <w:p>
+      <w:pPr>
+        <w:spacing w:after="0"/>
+      </w:pPr>
+    </w:p>
+    <w:p>
+      <w:pPr>
+        <w:spacing w:after="0"/>
+      </w:pPr>
+      <w:r>
+        <w:t>INSERT</w:t>
+      </w:r>
+    </w:p>
+    <w:p>
+      <w:pPr>
+        <w:spacing w:after="0"/>
+      </w:pPr>
+    </w:p>
+    <w:p>
+      <w:pPr>
+        <w:spacing w:after="0"/>
+      </w:pPr>
+      <w:r>
+        <w:t>Clientes</w:t>
+      </w:r>
+    </w:p>
+    <w:p>
+      <w:pPr>
+        <w:spacing w:after="0"/>
+      </w:pPr>
+    </w:p>
+    <w:p>
+      <w:pPr>
+        <w:spacing w:after="0"/>
+      </w:pPr>
+      <w:r>
+        <w:t>Pendiente</w:t>
+      </w:r>
+    </w:p>
+    <w:p>
+      <w:pPr>
+        <w:spacing w:after="0"/>
+      </w:pPr>
+    </w:p>
+    <w:p>
+      <w:pPr>
+        <w:spacing w:after="0"/>
+      </w:pPr>
+      <w:r>
+        <w:t>---------------------------------</w:t>
+      </w:r>
+    </w:p>
+    <w:p>
+      <w:pPr>
+        <w:spacing w:after="0"/>
+      </w:pPr>
+    </w:p>
+    <w:p>
+      <w:pPr>
+        <w:spacing w:after="0"/>
+      </w:pPr>
+      <w:r>
+        <w:t>2</w:t>
+      </w:r>
+    </w:p>
+    <w:p>
+      <w:pPr>
+        <w:spacing w:after="0"/>
+      </w:pPr>
+    </w:p>
+    <w:p>
+      <w:pPr>
+        <w:spacing w:after="0"/>
+      </w:pPr>
+      <w:r>
+        <w:t>UPDATE</w:t>
+      </w:r>
+    </w:p>
+    <w:p>
+      <w:pPr>
+        <w:spacing w:after="0"/>
+      </w:pPr>
+    </w:p>
+    <w:p>
+      <w:pPr>
+        <w:spacing w:after="0"/>
+      </w:pPr>
+      <w:r>
+        <w:t>Productos</w:t>
+      </w:r>
+    </w:p>
+    <w:p>
+      <w:pPr>
+        <w:spacing w:after="0"/>
+      </w:pPr>
+    </w:p>
+    <w:p>
+      <w:pPr>
+        <w:spacing w:after="0"/>
+      </w:pPr>
+      <w:r>
+        <w:t>Pendiente</w:t>
+      </w:r>
+    </w:p>
+    <w:p>
+      <w:pPr>
+        <w:spacing w:after="0"/>
+      </w:pPr>
+    </w:p>
+    <w:p>
+      <w:pPr>
+        <w:spacing w:after="0"/>
+      </w:pPr>
+      <w:r>
+        <w:t>---------------------------------</w:t>
+      </w:r>
+    </w:p>
+    <w:p>
+      <w:pPr>
+        <w:spacing w:after="0"/>
+      </w:pPr>
+    </w:p>
+    <w:p>
+      <w:pPr>
+        <w:spacing w:after="0"/>
+      </w:pPr>
+      <w:r>
+        <w:t>3</w:t>
+      </w:r>
+    </w:p>
+    <w:p>
+      <w:pPr>
+        <w:spacing w:after="0"/>
+      </w:pPr>
+    </w:p>
+    <w:p>
+      <w:pPr>
+        <w:spacing w:after="0"/>
+      </w:pPr>
+      <w:r>
+        <w:t>INSERT</w:t>
+      </w:r>
+    </w:p>
+    <w:p>
+      <w:pPr>
+        <w:spacing w:after="0"/>
+      </w:pPr>
+    </w:p>
+    <w:p>
+      <w:pPr>
+        <w:spacing w:after="0"/>
+      </w:pPr>
+      <w:r>
+        <w:t>Ventas</w:t>
+      </w:r>
+    </w:p>
+    <w:p>
+      <w:pPr>
+        <w:spacing w:after="0"/>
+      </w:pPr>
+    </w:p>
+    <w:p>
+      <w:pPr>
+        <w:spacing w:after="0"/>
+      </w:pPr>
+      <w:r>
+        <w:t>Pendiente</w:t>
+      </w:r>
+    </w:p>
+    <w:p>
+      <w:pPr>
+        <w:spacing w:after="0"/>
+      </w:pPr>
+      <w:proofErr w:type="gramStart"/>
+      <w:r>
+        <w:t>El sincronizador</w:t>
+      </w:r>
+      <w:proofErr w:type="gramEnd"/>
+      <w:r>
+        <w:t xml:space="preserve"> toma una por una:</w:t>
+      </w:r>
+    </w:p>
+    <w:p>
+      <w:pPr>
+        <w:spacing w:after="0"/>
+      </w:pPr>
+      <w:r>
+        <w:t>Enviar</w:t>
+      </w:r>
+    </w:p>
+    <w:p>
+      <w:pPr>
+        <w:spacing w:after="0"/>
+      </w:pPr>
+    </w:p>
+    <w:p>
+      <w:pPr>
+        <w:spacing w:after="0"/>
+      </w:pPr>
+      <w:r>
+        <w:t>↓</w:t>
+      </w:r>
+    </w:p>
+    <w:p>
+      <w:pPr>
+        <w:spacing w:after="0"/>
+      </w:pPr>
+    </w:p>
+    <w:p>
+      <w:pPr>
+        <w:spacing w:after="0"/>
+      </w:pPr>
+      <w:r>
+        <w:t>OK</w:t>
+      </w:r>
+    </w:p>
+    <w:p>
+      <w:pPr>
+        <w:spacing w:after="0"/>
+      </w:pPr>
+    </w:p>
+    <w:p>
+      <w:pPr>
+        <w:spacing w:after="0"/>
+      </w:pPr>
+      <w:r>
+        <w:t>↓</w:t>
+      </w:r>
+    </w:p>
+    <w:p>
+      <w:pPr>
+        <w:spacing w:after="0"/>
+      </w:pPr>
+    </w:p>
+    <w:p>
+      <w:pPr>
+        <w:spacing w:after="0"/>
+      </w:pPr>
+      <w:r>
+        <w:t>Eliminar</w:t>
+      </w:r>
+    </w:p>
+    <w:p>
+      <w:pPr>
+        <w:spacing w:after="0"/>
+      </w:pPr>
+    </w:p>
+    <w:p>
+      <w:pPr>
+        <w:spacing w:after="0"/>
+      </w:pPr>
+      <w:r>
         <w:lastRenderedPageBreak/>
-        <w:t>---------------------------------</w:t>
-      </w:r>
-    </w:p>
-    <w:p>
-      <w:pPr>
-        <w:spacing w:after="0"/>
-      </w:pPr>
-    </w:p>
-    <w:p>
-      <w:pPr>
-        <w:spacing w:after="0"/>
-      </w:pPr>
-      <w:r>
-        <w:t>1</w:t>
-      </w:r>
-    </w:p>
-    <w:p>
-      <w:pPr>
-        <w:spacing w:after="0"/>
-      </w:pPr>
-    </w:p>
-    <w:p>
-      <w:pPr>
-        <w:spacing w:after="0"/>
-      </w:pPr>
-      <w:r>
-        <w:t>INSERT</w:t>
-      </w:r>
-    </w:p>
-    <w:p>
-      <w:pPr>
-        <w:spacing w:after="0"/>
-      </w:pPr>
-    </w:p>
-    <w:p>
-      <w:pPr>
-        <w:spacing w:after="0"/>
-      </w:pPr>
-      <w:r>
-        <w:t>Clientes</w:t>
-      </w:r>
-    </w:p>
-    <w:p>
-      <w:pPr>
-        <w:spacing w:after="0"/>
-      </w:pPr>
-    </w:p>
-    <w:p>
-      <w:pPr>
-        <w:spacing w:after="0"/>
-      </w:pPr>
-      <w:r>
-        <w:t>Pendiente</w:t>
-      </w:r>
-    </w:p>
-    <w:p>
-      <w:pPr>
-        <w:spacing w:after="0"/>
-      </w:pPr>
-    </w:p>
-    <w:p>
-      <w:pPr>
-        <w:spacing w:after="0"/>
-      </w:pPr>
-      <w:r>
-        <w:t>---------------------------------</w:t>
-      </w:r>
-    </w:p>
-    <w:p>
-      <w:pPr>
-        <w:spacing w:after="0"/>
-      </w:pPr>
-    </w:p>
-    <w:p>
-      <w:pPr>
-        <w:spacing w:after="0"/>
-      </w:pPr>
-      <w:r>
-        <w:t>2</w:t>
-      </w:r>
-    </w:p>
-    <w:p>
-      <w:pPr>
-        <w:spacing w:after="0"/>
-      </w:pPr>
-    </w:p>
-    <w:p>
-      <w:pPr>
-        <w:spacing w:after="0"/>
-      </w:pPr>
-      <w:r>
-        <w:t>UPDATE</w:t>
-      </w:r>
-    </w:p>
-    <w:p>
-      <w:pPr>
-        <w:spacing w:after="0"/>
-      </w:pPr>
-    </w:p>
-    <w:p>
-      <w:pPr>
-        <w:spacing w:after="0"/>
-      </w:pPr>
-      <w:r>
-        <w:t>Productos</w:t>
-      </w:r>
-    </w:p>
-    <w:p>
-      <w:pPr>
-        <w:spacing w:after="0"/>
-      </w:pPr>
-    </w:p>
-    <w:p>
-      <w:pPr>
-        <w:spacing w:after="0"/>
-      </w:pPr>
-      <w:r>
-        <w:t>Pendiente</w:t>
-      </w:r>
-    </w:p>
-    <w:p>
-      <w:pPr>
-        <w:spacing w:after="0"/>
-      </w:pPr>
-    </w:p>
-    <w:p>
-      <w:pPr>
-        <w:spacing w:after="0"/>
-      </w:pPr>
-      <w:r>
-        <w:t>---------------------------------</w:t>
-      </w:r>
-    </w:p>
-    <w:p>
-      <w:pPr>
-        <w:spacing w:after="0"/>
-      </w:pPr>
-    </w:p>
-    <w:p>
-      <w:pPr>
-        <w:spacing w:after="0"/>
-      </w:pPr>
-      <w:r>
-        <w:t>3</w:t>
-      </w:r>
-    </w:p>
-    <w:p>
-      <w:pPr>
-        <w:spacing w:after="0"/>
-      </w:pPr>
-    </w:p>
-    <w:p>
-      <w:pPr>
-        <w:spacing w:after="0"/>
-      </w:pPr>
-      <w:r>
-        <w:t>INSERT</w:t>
-      </w:r>
-    </w:p>
-    <w:p>
-      <w:pPr>
-        <w:spacing w:after="0"/>
-      </w:pPr>
-    </w:p>
-    <w:p>
-      <w:pPr>
-        <w:spacing w:after="0"/>
-      </w:pPr>
-      <w:r>
-        <w:t>Ventas</w:t>
-      </w:r>
-    </w:p>
-    <w:p>
-      <w:pPr>
-        <w:spacing w:after="0"/>
-      </w:pPr>
-    </w:p>
-    <w:p>
-      <w:pPr>
-        <w:spacing w:after="0"/>
-      </w:pPr>
-      <w:r>
-        <w:t>Pendiente</w:t>
-      </w:r>
-    </w:p>
-    <w:p>
-      <w:pPr>
-        <w:spacing w:after="0"/>
-      </w:pPr>
-      <w:proofErr w:type="gramStart"/>
-      <w:r>
-        <w:t>El sincronizador</w:t>
-      </w:r>
-      <w:proofErr w:type="gramEnd"/>
-      <w:r>
-        <w:t xml:space="preserve"> toma una por una:</w:t>
-      </w:r>
-    </w:p>
-    <w:p>
-      <w:pPr>
-        <w:spacing w:after="0"/>
-      </w:pPr>
-      <w:r>
-        <w:t>Enviar</w:t>
-      </w:r>
-    </w:p>
-    <w:p>
-      <w:pPr>
-        <w:spacing w:after="0"/>
-      </w:pPr>
-    </w:p>
-    <w:p>
-      <w:pPr>
-        <w:spacing w:after="0"/>
-      </w:pPr>
-      <w:r>
-        <w:t>↓</w:t>
-      </w:r>
-    </w:p>
-    <w:p>
-      <w:pPr>
-        <w:spacing w:after="0"/>
-      </w:pPr>
-    </w:p>
-    <w:p>
-      <w:pPr>
-        <w:spacing w:after="0"/>
-      </w:pPr>
-      <w:r>
-        <w:t>OK</w:t>
-      </w:r>
-    </w:p>
-    <w:p>
-      <w:pPr>
-        <w:spacing w:after="0"/>
-      </w:pPr>
-    </w:p>
-    <w:p>
-      <w:pPr>
-        <w:spacing w:after="0"/>
-      </w:pPr>
-      <w:r>
-        <w:t>↓</w:t>
-      </w:r>
-    </w:p>
-    <w:p>
-      <w:pPr>
-        <w:spacing w:after="0"/>
-      </w:pPr>
-    </w:p>
-    <w:p>
-      <w:pPr>
-        <w:spacing w:after="0"/>
-      </w:pPr>
-      <w:r>
-        <w:t>Eliminar</w:t>
-      </w:r>
-    </w:p>
-    <w:p>
-      <w:pPr>
-        <w:spacing w:after="0"/>
-      </w:pPr>
-    </w:p>
-    <w:p>
-      <w:pPr>
-        <w:spacing w:after="0"/>
-      </w:pPr>
-      <w:r>
         <w:t>↓</w:t>
       </w:r>
     </w:p>
@@ -19355,6 +19382,7 @@
     </w:p>
     <w:p>
       <w:r>
+        <w:lastRenderedPageBreak/>
         <w:t>Aquí tienes el paso a paso técnico para lograrlo:</w:t>
       </w:r>
     </w:p>
@@ -19406,7 +19434,6 @@
           <w:b/>
           <w:bCs/>
         </w:rPr>
-        <w:lastRenderedPageBreak/>
         <w:t>HTTPS:</w:t>
       </w:r>
       <w:r>
@@ -20006,6 +20033,7 @@
     </w:p>
     <w:p>
       <w:r>
+        <w:lastRenderedPageBreak/>
         <w:t>En el &lt;head&gt; de tu archivo index.html, debes enlazar el archivo que acabas de crear:</w:t>
       </w:r>
     </w:p>
@@ -20092,77 +20120,611 @@
           <w:b/>
           <w:bCs/>
         </w:rPr>
+        <w:t xml:space="preserve">Paso 3: Crear el </w:t>
+      </w:r>
+      <w:proofErr w:type="spellStart"/>
+      <w:r>
+        <w:rPr>
+          <w:b/>
+          <w:bCs/>
+        </w:rPr>
+        <w:t>Service</w:t>
+      </w:r>
+      <w:proofErr w:type="spellEnd"/>
+      <w:r>
+        <w:rPr>
+          <w:b/>
+          <w:bCs/>
+        </w:rPr>
+        <w:t xml:space="preserve"> </w:t>
+      </w:r>
+      <w:proofErr w:type="spellStart"/>
+      <w:r>
+        <w:rPr>
+          <w:b/>
+          <w:bCs/>
+        </w:rPr>
+        <w:t>Worker</w:t>
+      </w:r>
+      <w:proofErr w:type="spellEnd"/>
+      <w:r>
+        <w:rPr>
+          <w:b/>
+          <w:bCs/>
+        </w:rPr>
+        <w:t xml:space="preserve"> (sw.js)</w:t>
+      </w:r>
+    </w:p>
+    <w:p>
+      <w:r>
+        <w:t xml:space="preserve">El </w:t>
+      </w:r>
+      <w:proofErr w:type="spellStart"/>
+      <w:r>
+        <w:t>Service</w:t>
+      </w:r>
+      <w:proofErr w:type="spellEnd"/>
+      <w:r>
+        <w:t xml:space="preserve"> </w:t>
+      </w:r>
+      <w:proofErr w:type="spellStart"/>
+      <w:r>
+        <w:t>Worker</w:t>
+      </w:r>
+      <w:proofErr w:type="spellEnd"/>
+      <w:r>
+        <w:t xml:space="preserve"> es el motor que gestiona la caché y permite que la </w:t>
+      </w:r>
+      <w:proofErr w:type="spellStart"/>
+      <w:r>
+        <w:t>app</w:t>
+      </w:r>
+      <w:proofErr w:type="spellEnd"/>
+      <w:r>
+        <w:t xml:space="preserve"> cargue instantáneamente. Crea un archivo llamado sw.js en la raíz de tu proyecto con este código básico de almacenamiento en caché:</w:t>
+      </w:r>
+    </w:p>
+    <w:p>
+      <w:pPr>
+        <w:spacing w:after="0"/>
+      </w:pPr>
+      <w:r>
+        <w:t>JavaScript</w:t>
+      </w:r>
+    </w:p>
+    <w:p>
+      <w:pPr>
+        <w:spacing w:after="0"/>
+      </w:pPr>
+      <w:proofErr w:type="spellStart"/>
+      <w:proofErr w:type="gramStart"/>
+      <w:r>
+        <w:t>const</w:t>
+      </w:r>
+      <w:proofErr w:type="spellEnd"/>
+      <w:proofErr w:type="gramEnd"/>
+      <w:r>
+        <w:t xml:space="preserve"> CACHE_NAME = 'v1_cache_miapp';</w:t>
+      </w:r>
+    </w:p>
+    <w:p>
+      <w:pPr>
+        <w:spacing w:after="0"/>
+      </w:pPr>
+      <w:r>
+        <w:t>// Archivos esenciales que quieres que funcionen incluso sin internet</w:t>
+      </w:r>
+    </w:p>
+    <w:p>
+      <w:pPr>
+        <w:spacing w:after="0"/>
+      </w:pPr>
+      <w:proofErr w:type="spellStart"/>
+      <w:proofErr w:type="gramStart"/>
+      <w:r>
+        <w:t>const</w:t>
+      </w:r>
+      <w:proofErr w:type="spellEnd"/>
+      <w:proofErr w:type="gramEnd"/>
+      <w:r>
+        <w:t xml:space="preserve"> </w:t>
+      </w:r>
+      <w:proofErr w:type="spellStart"/>
+      <w:r>
+        <w:t>urlsToCache</w:t>
+      </w:r>
+      <w:proofErr w:type="spellEnd"/>
+      <w:r>
+        <w:t xml:space="preserve"> = [</w:t>
+      </w:r>
+    </w:p>
+    <w:p>
+      <w:pPr>
+        <w:spacing w:after="0"/>
+      </w:pPr>
+      <w:r>
+        <w:t xml:space="preserve">  '/',</w:t>
+      </w:r>
+    </w:p>
+    <w:p>
+      <w:pPr>
+        <w:spacing w:after="0"/>
+      </w:pPr>
+      <w:r>
+        <w:t xml:space="preserve">  '/index.html',</w:t>
+      </w:r>
+    </w:p>
+    <w:p>
+      <w:pPr>
+        <w:spacing w:after="0"/>
+      </w:pPr>
+      <w:r>
+        <w:t xml:space="preserve">  '/styles.css',</w:t>
+      </w:r>
+    </w:p>
+    <w:p>
+      <w:pPr>
+        <w:spacing w:after="0"/>
+      </w:pPr>
+      <w:r>
+        <w:t xml:space="preserve">  '/script.js',</w:t>
+      </w:r>
+    </w:p>
+    <w:p>
+      <w:pPr>
+        <w:spacing w:after="0"/>
+      </w:pPr>
+      <w:r>
+        <w:t xml:space="preserve">  '/icon-192.png'</w:t>
+      </w:r>
+    </w:p>
+    <w:p>
+      <w:pPr>
+        <w:spacing w:after="0"/>
+      </w:pPr>
+      <w:r>
+        <w:t>];</w:t>
+      </w:r>
+    </w:p>
+    <w:p>
+      <w:pPr>
+        <w:spacing w:after="0"/>
+      </w:pPr>
+    </w:p>
+    <w:p>
+      <w:pPr>
+        <w:spacing w:after="0"/>
+      </w:pPr>
+      <w:r>
+        <w:t>// Evento de instalación: Guarda los archivos en la caché del navegador</w:t>
+      </w:r>
+    </w:p>
+    <w:p>
+      <w:pPr>
+        <w:spacing w:after="0"/>
+      </w:pPr>
+      <w:proofErr w:type="spellStart"/>
+      <w:proofErr w:type="gramStart"/>
+      <w:r>
+        <w:t>self.addEventListener</w:t>
+      </w:r>
+      <w:proofErr w:type="spellEnd"/>
+      <w:r>
+        <w:t>(</w:t>
+      </w:r>
+      <w:proofErr w:type="gramEnd"/>
+      <w:r>
+        <w:t>'</w:t>
+      </w:r>
+      <w:proofErr w:type="spellStart"/>
+      <w:r>
+        <w:t>install</w:t>
+      </w:r>
+      <w:proofErr w:type="spellEnd"/>
+      <w:r>
+        <w:t>', e =&gt; {</w:t>
+      </w:r>
+    </w:p>
+    <w:p>
+      <w:pPr>
+        <w:spacing w:after="0"/>
+      </w:pPr>
+      <w:r>
+        <w:t xml:space="preserve">  </w:t>
+      </w:r>
+      <w:proofErr w:type="spellStart"/>
+      <w:proofErr w:type="gramStart"/>
+      <w:r>
+        <w:t>e.waitUntil</w:t>
+      </w:r>
+      <w:proofErr w:type="spellEnd"/>
+      <w:r>
+        <w:t>(</w:t>
+      </w:r>
+      <w:proofErr w:type="gramEnd"/>
+    </w:p>
+    <w:p>
+      <w:pPr>
+        <w:spacing w:after="0"/>
+      </w:pPr>
+      <w:r>
+        <w:t xml:space="preserve">    </w:t>
+      </w:r>
+      <w:proofErr w:type="spellStart"/>
+      <w:proofErr w:type="gramStart"/>
+      <w:r>
+        <w:t>caches.open</w:t>
+      </w:r>
+      <w:proofErr w:type="spellEnd"/>
+      <w:r>
+        <w:t>(</w:t>
+      </w:r>
+      <w:proofErr w:type="gramEnd"/>
+      <w:r>
+        <w:t>CACHE_NAME)</w:t>
+      </w:r>
+    </w:p>
+    <w:p>
+      <w:pPr>
+        <w:spacing w:after="0"/>
+      </w:pPr>
+      <w:r>
+        <w:t xml:space="preserve">      .</w:t>
+      </w:r>
+      <w:proofErr w:type="spellStart"/>
+      <w:proofErr w:type="gramStart"/>
+      <w:r>
+        <w:t>then</w:t>
+      </w:r>
+      <w:proofErr w:type="spellEnd"/>
+      <w:r>
+        <w:t>(</w:t>
+      </w:r>
+      <w:proofErr w:type="gramEnd"/>
+      <w:r>
+        <w:t>cache =&gt; {</w:t>
+      </w:r>
+    </w:p>
+    <w:p>
+      <w:pPr>
+        <w:spacing w:after="0"/>
+      </w:pPr>
+      <w:r>
+        <w:t xml:space="preserve">        </w:t>
+      </w:r>
+      <w:proofErr w:type="spellStart"/>
+      <w:proofErr w:type="gramStart"/>
+      <w:r>
+        <w:t>return</w:t>
+      </w:r>
+      <w:proofErr w:type="spellEnd"/>
+      <w:proofErr w:type="gramEnd"/>
+      <w:r>
+        <w:t xml:space="preserve"> </w:t>
+      </w:r>
+      <w:proofErr w:type="spellStart"/>
+      <w:r>
+        <w:t>cache.addAll</w:t>
+      </w:r>
+      <w:proofErr w:type="spellEnd"/>
+      <w:r>
+        <w:t>(</w:t>
+      </w:r>
+      <w:proofErr w:type="spellStart"/>
+      <w:r>
+        <w:t>urlsToCache</w:t>
+      </w:r>
+      <w:proofErr w:type="spellEnd"/>
+      <w:r>
+        <w:t>);</w:t>
+      </w:r>
+    </w:p>
+    <w:p>
+      <w:pPr>
+        <w:spacing w:after="0"/>
+      </w:pPr>
+      <w:r>
+        <w:t xml:space="preserve">      })</w:t>
+      </w:r>
+    </w:p>
+    <w:p>
+      <w:pPr>
+        <w:spacing w:after="0"/>
+      </w:pPr>
+      <w:r>
+        <w:t xml:space="preserve">      .</w:t>
+      </w:r>
+      <w:proofErr w:type="spellStart"/>
+      <w:proofErr w:type="gramStart"/>
+      <w:r>
+        <w:t>then</w:t>
+      </w:r>
+      <w:proofErr w:type="spellEnd"/>
+      <w:r>
+        <w:t>(</w:t>
+      </w:r>
+      <w:proofErr w:type="gramEnd"/>
+      <w:r>
+        <w:t xml:space="preserve">() =&gt; </w:t>
+      </w:r>
+      <w:proofErr w:type="spellStart"/>
+      <w:r>
+        <w:t>self.skipWaiting</w:t>
+      </w:r>
+      <w:proofErr w:type="spellEnd"/>
+      <w:r>
+        <w:t>())</w:t>
+      </w:r>
+    </w:p>
+    <w:p>
+      <w:pPr>
+        <w:spacing w:after="0"/>
+      </w:pPr>
+      <w:r>
+        <w:t xml:space="preserve">  );</w:t>
+      </w:r>
+    </w:p>
+    <w:p>
+      <w:pPr>
+        <w:spacing w:after="0"/>
+      </w:pPr>
+      <w:r>
+        <w:t>});</w:t>
+      </w:r>
+    </w:p>
+    <w:p>
+      <w:pPr>
+        <w:spacing w:after="0"/>
+      </w:pPr>
+    </w:p>
+    <w:p>
+      <w:pPr>
+        <w:spacing w:after="0"/>
+      </w:pPr>
+      <w:r>
+        <w:t>// Evento de activación: Limpia cachés antiguas</w:t>
+      </w:r>
+    </w:p>
+    <w:p>
+      <w:pPr>
+        <w:spacing w:after="0"/>
+      </w:pPr>
+      <w:proofErr w:type="spellStart"/>
+      <w:proofErr w:type="gramStart"/>
+      <w:r>
+        <w:t>self.addEventListener</w:t>
+      </w:r>
+      <w:proofErr w:type="spellEnd"/>
+      <w:r>
+        <w:t>(</w:t>
+      </w:r>
+      <w:proofErr w:type="gramEnd"/>
+      <w:r>
+        <w:t>'</w:t>
+      </w:r>
+      <w:proofErr w:type="spellStart"/>
+      <w:r>
+        <w:t>activate</w:t>
+      </w:r>
+      <w:proofErr w:type="spellEnd"/>
+      <w:r>
+        <w:t>', e =&gt; {</w:t>
+      </w:r>
+    </w:p>
+    <w:p>
+      <w:pPr>
+        <w:spacing w:after="0"/>
+      </w:pPr>
+      <w:r>
+        <w:t xml:space="preserve">  </w:t>
+      </w:r>
+      <w:proofErr w:type="spellStart"/>
+      <w:proofErr w:type="gramStart"/>
+      <w:r>
+        <w:t>e.waitUntil</w:t>
+      </w:r>
+      <w:proofErr w:type="spellEnd"/>
+      <w:r>
+        <w:t>(</w:t>
+      </w:r>
+      <w:proofErr w:type="gramEnd"/>
+    </w:p>
+    <w:p>
+      <w:pPr>
+        <w:spacing w:after="0"/>
+      </w:pPr>
+      <w:r>
+        <w:t xml:space="preserve">    </w:t>
+      </w:r>
+      <w:proofErr w:type="spellStart"/>
+      <w:proofErr w:type="gramStart"/>
+      <w:r>
+        <w:t>caches.keys</w:t>
+      </w:r>
+      <w:proofErr w:type="spellEnd"/>
+      <w:r>
+        <w:t>(</w:t>
+      </w:r>
+      <w:proofErr w:type="gramEnd"/>
+      <w:r>
+        <w:t>).</w:t>
+      </w:r>
+      <w:proofErr w:type="spellStart"/>
+      <w:r>
+        <w:t>then</w:t>
+      </w:r>
+      <w:proofErr w:type="spellEnd"/>
+      <w:r>
+        <w:t>(</w:t>
+      </w:r>
+      <w:proofErr w:type="spellStart"/>
+      <w:r>
+        <w:t>cacheNames</w:t>
+      </w:r>
+      <w:proofErr w:type="spellEnd"/>
+      <w:r>
+        <w:t xml:space="preserve"> =&gt; {</w:t>
+      </w:r>
+    </w:p>
+    <w:p>
+      <w:pPr>
+        <w:spacing w:after="0"/>
+      </w:pPr>
+      <w:r>
+        <w:t xml:space="preserve">      </w:t>
+      </w:r>
+      <w:proofErr w:type="spellStart"/>
+      <w:proofErr w:type="gramStart"/>
+      <w:r>
+        <w:t>return</w:t>
+      </w:r>
+      <w:proofErr w:type="spellEnd"/>
+      <w:proofErr w:type="gramEnd"/>
+      <w:r>
+        <w:t xml:space="preserve"> </w:t>
+      </w:r>
+      <w:proofErr w:type="spellStart"/>
+      <w:r>
+        <w:t>Promise.all</w:t>
+      </w:r>
+      <w:proofErr w:type="spellEnd"/>
+      <w:r>
+        <w:t>(</w:t>
+      </w:r>
+    </w:p>
+    <w:p>
+      <w:pPr>
+        <w:spacing w:after="0"/>
+      </w:pPr>
+      <w:r>
+        <w:t xml:space="preserve">        </w:t>
+      </w:r>
+      <w:proofErr w:type="spellStart"/>
+      <w:proofErr w:type="gramStart"/>
+      <w:r>
+        <w:t>cacheNames.map</w:t>
+      </w:r>
+      <w:proofErr w:type="spellEnd"/>
+      <w:r>
+        <w:t>(</w:t>
+      </w:r>
+      <w:proofErr w:type="gramEnd"/>
+      <w:r>
+        <w:t>cache =&gt; {</w:t>
+      </w:r>
+    </w:p>
+    <w:p>
+      <w:pPr>
+        <w:spacing w:after="0"/>
+      </w:pPr>
+      <w:r>
+        <w:t xml:space="preserve">          </w:t>
+      </w:r>
+      <w:proofErr w:type="spellStart"/>
+      <w:proofErr w:type="gramStart"/>
+      <w:r>
+        <w:t>if</w:t>
+      </w:r>
+      <w:proofErr w:type="spellEnd"/>
+      <w:proofErr w:type="gramEnd"/>
+      <w:r>
+        <w:t xml:space="preserve"> (cache !== CACHE_NAME) {</w:t>
+      </w:r>
+    </w:p>
+    <w:p>
+      <w:pPr>
+        <w:spacing w:after="0"/>
+      </w:pPr>
+      <w:r>
+        <w:t xml:space="preserve">            </w:t>
+      </w:r>
+      <w:proofErr w:type="spellStart"/>
+      <w:proofErr w:type="gramStart"/>
+      <w:r>
+        <w:t>return</w:t>
+      </w:r>
+      <w:proofErr w:type="spellEnd"/>
+      <w:proofErr w:type="gramEnd"/>
+      <w:r>
+        <w:t xml:space="preserve"> </w:t>
+      </w:r>
+      <w:proofErr w:type="spellStart"/>
+      <w:r>
+        <w:t>caches.delete</w:t>
+      </w:r>
+      <w:proofErr w:type="spellEnd"/>
+      <w:r>
+        <w:t>(cache);</w:t>
+      </w:r>
+    </w:p>
+    <w:p>
+      <w:pPr>
+        <w:spacing w:after="0"/>
+      </w:pPr>
+      <w:r>
+        <w:t xml:space="preserve">          }</w:t>
+      </w:r>
+    </w:p>
+    <w:p>
+      <w:pPr>
+        <w:spacing w:after="0"/>
+      </w:pPr>
+      <w:r>
+        <w:t xml:space="preserve">        })</w:t>
+      </w:r>
+    </w:p>
+    <w:p>
+      <w:pPr>
+        <w:spacing w:after="0"/>
+      </w:pPr>
+      <w:r>
+        <w:t xml:space="preserve">      );</w:t>
+      </w:r>
+    </w:p>
+    <w:p>
+      <w:pPr>
+        <w:spacing w:after="0"/>
+      </w:pPr>
+      <w:r>
         <w:lastRenderedPageBreak/>
-        <w:t xml:space="preserve">Paso 3: Crear el </w:t>
-      </w:r>
-      <w:proofErr w:type="spellStart"/>
-      <w:r>
-        <w:rPr>
-          <w:b/>
-          <w:bCs/>
-        </w:rPr>
-        <w:t>Service</w:t>
-      </w:r>
-      <w:proofErr w:type="spellEnd"/>
-      <w:r>
-        <w:rPr>
-          <w:b/>
-          <w:bCs/>
-        </w:rPr>
-        <w:t xml:space="preserve"> </w:t>
-      </w:r>
-      <w:proofErr w:type="spellStart"/>
-      <w:r>
-        <w:rPr>
-          <w:b/>
-          <w:bCs/>
-        </w:rPr>
-        <w:t>Worker</w:t>
-      </w:r>
-      <w:proofErr w:type="spellEnd"/>
-      <w:r>
-        <w:rPr>
-          <w:b/>
-          <w:bCs/>
-        </w:rPr>
-        <w:t xml:space="preserve"> (sw.js)</w:t>
-      </w:r>
-    </w:p>
-    <w:p>
-      <w:r>
-        <w:t xml:space="preserve">El </w:t>
-      </w:r>
-      <w:proofErr w:type="spellStart"/>
-      <w:r>
-        <w:t>Service</w:t>
-      </w:r>
-      <w:proofErr w:type="spellEnd"/>
-      <w:r>
-        <w:t xml:space="preserve"> </w:t>
-      </w:r>
-      <w:proofErr w:type="spellStart"/>
-      <w:r>
-        <w:t>Worker</w:t>
-      </w:r>
-      <w:proofErr w:type="spellEnd"/>
-      <w:r>
-        <w:t xml:space="preserve"> es el motor que gestiona la caché y permite que la </w:t>
-      </w:r>
-      <w:proofErr w:type="spellStart"/>
-      <w:r>
-        <w:t>app</w:t>
-      </w:r>
-      <w:proofErr w:type="spellEnd"/>
-      <w:r>
-        <w:t xml:space="preserve"> cargue instantáneamente. Crea un archivo llamado sw.js en la raíz de tu proyecto con este código básico de almacenamiento en caché:</w:t>
-      </w:r>
-    </w:p>
-    <w:p>
-      <w:pPr>
-        <w:spacing w:after="0"/>
-      </w:pPr>
-      <w:r>
-        <w:t>JavaScript</w:t>
+        <w:t xml:space="preserve">    })</w:t>
+      </w:r>
+    </w:p>
+    <w:p>
+      <w:pPr>
+        <w:spacing w:after="0"/>
+      </w:pPr>
+      <w:r>
+        <w:t xml:space="preserve">  );</w:t>
+      </w:r>
+    </w:p>
+    <w:p>
+      <w:pPr>
+        <w:spacing w:after="0"/>
+      </w:pPr>
+      <w:r>
+        <w:t>});</w:t>
+      </w:r>
+    </w:p>
+    <w:p>
+      <w:pPr>
+        <w:spacing w:after="0"/>
+      </w:pPr>
+    </w:p>
+    <w:p>
+      <w:pPr>
+        <w:spacing w:after="0"/>
+      </w:pPr>
+      <w:r>
+        <w:t xml:space="preserve">// Evento </w:t>
+      </w:r>
+      <w:proofErr w:type="spellStart"/>
+      <w:r>
+        <w:t>fetch</w:t>
+      </w:r>
+      <w:proofErr w:type="spellEnd"/>
+      <w:r>
+        <w:t>: Sirve el contenido desde la caché si no hay internet</w:t>
       </w:r>
     </w:p>
     <w:p>
@@ -20172,583 +20734,48 @@
       <w:proofErr w:type="spellStart"/>
       <w:proofErr w:type="gramStart"/>
       <w:r>
-        <w:t>const</w:t>
-      </w:r>
-      <w:proofErr w:type="spellEnd"/>
+        <w:t>self.addEventListener</w:t>
+      </w:r>
+      <w:proofErr w:type="spellEnd"/>
+      <w:r>
+        <w:t>(</w:t>
+      </w:r>
       <w:proofErr w:type="gramEnd"/>
       <w:r>
-        <w:t xml:space="preserve"> CACHE_NAME = 'v1_cache_miapp';</w:t>
-      </w:r>
-    </w:p>
-    <w:p>
-      <w:pPr>
-        <w:spacing w:after="0"/>
-      </w:pPr>
-      <w:r>
-        <w:t>// Archivos esenciales que quieres que funcionen incluso sin internet</w:t>
-      </w:r>
-    </w:p>
-    <w:p>
-      <w:pPr>
-        <w:spacing w:after="0"/>
-      </w:pPr>
+        <w:t>'</w:t>
+      </w:r>
+      <w:proofErr w:type="spellStart"/>
+      <w:r>
+        <w:t>fetch</w:t>
+      </w:r>
+      <w:proofErr w:type="spellEnd"/>
+      <w:r>
+        <w:t>', e =&gt; {</w:t>
+      </w:r>
+    </w:p>
+    <w:p>
+      <w:pPr>
+        <w:spacing w:after="0"/>
+      </w:pPr>
+      <w:r>
+        <w:t xml:space="preserve">  </w:t>
+      </w:r>
       <w:proofErr w:type="spellStart"/>
       <w:proofErr w:type="gramStart"/>
       <w:r>
-        <w:t>const</w:t>
-      </w:r>
-      <w:proofErr w:type="spellEnd"/>
+        <w:t>e.respondWith</w:t>
+      </w:r>
+      <w:proofErr w:type="spellEnd"/>
+      <w:r>
+        <w:t>(</w:t>
+      </w:r>
       <w:proofErr w:type="gramEnd"/>
-      <w:r>
-        <w:t xml:space="preserve"> </w:t>
-      </w:r>
-      <w:proofErr w:type="spellStart"/>
-      <w:r>
-        <w:t>urlsToCache</w:t>
-      </w:r>
-      <w:proofErr w:type="spellEnd"/>
-      <w:r>
-        <w:t xml:space="preserve"> = [</w:t>
-      </w:r>
-    </w:p>
-    <w:p>
-      <w:pPr>
-        <w:spacing w:after="0"/>
-      </w:pPr>
-      <w:r>
-        <w:t xml:space="preserve">  '/',</w:t>
-      </w:r>
-    </w:p>
-    <w:p>
-      <w:pPr>
-        <w:spacing w:after="0"/>
-      </w:pPr>
-      <w:r>
-        <w:t xml:space="preserve">  '/index.html',</w:t>
-      </w:r>
-    </w:p>
-    <w:p>
-      <w:pPr>
-        <w:spacing w:after="0"/>
-      </w:pPr>
-      <w:r>
-        <w:t xml:space="preserve">  '/styles.css',</w:t>
-      </w:r>
-    </w:p>
-    <w:p>
-      <w:pPr>
-        <w:spacing w:after="0"/>
-      </w:pPr>
-      <w:r>
-        <w:t xml:space="preserve">  '/script.js',</w:t>
-      </w:r>
-    </w:p>
-    <w:p>
-      <w:pPr>
-        <w:spacing w:after="0"/>
-      </w:pPr>
-      <w:r>
-        <w:t xml:space="preserve">  '/icon-192.png'</w:t>
-      </w:r>
-    </w:p>
-    <w:p>
-      <w:pPr>
-        <w:spacing w:after="0"/>
-      </w:pPr>
-      <w:r>
-        <w:t>];</w:t>
-      </w:r>
-    </w:p>
-    <w:p>
-      <w:pPr>
-        <w:spacing w:after="0"/>
-      </w:pPr>
-    </w:p>
-    <w:p>
-      <w:pPr>
-        <w:spacing w:after="0"/>
-      </w:pPr>
-      <w:r>
-        <w:t>// Evento de instalación: Guarda los archivos en la caché del navegador</w:t>
-      </w:r>
-    </w:p>
-    <w:p>
-      <w:pPr>
-        <w:spacing w:after="0"/>
-      </w:pPr>
-      <w:proofErr w:type="spellStart"/>
-      <w:proofErr w:type="gramStart"/>
-      <w:r>
-        <w:t>self.addEventListener</w:t>
-      </w:r>
-      <w:proofErr w:type="spellEnd"/>
-      <w:r>
-        <w:t>(</w:t>
-      </w:r>
-      <w:proofErr w:type="gramEnd"/>
-      <w:r>
-        <w:t>'</w:t>
-      </w:r>
-      <w:proofErr w:type="spellStart"/>
-      <w:r>
-        <w:t>install</w:t>
-      </w:r>
-      <w:proofErr w:type="spellEnd"/>
-      <w:r>
-        <w:t>', e =&gt; {</w:t>
-      </w:r>
-    </w:p>
-    <w:p>
-      <w:pPr>
-        <w:spacing w:after="0"/>
-      </w:pPr>
-      <w:r>
-        <w:t xml:space="preserve">  </w:t>
-      </w:r>
-      <w:proofErr w:type="spellStart"/>
-      <w:proofErr w:type="gramStart"/>
-      <w:r>
-        <w:t>e.waitUntil</w:t>
-      </w:r>
-      <w:proofErr w:type="spellEnd"/>
-      <w:r>
-        <w:t>(</w:t>
-      </w:r>
-      <w:proofErr w:type="gramEnd"/>
-    </w:p>
-    <w:p>
-      <w:pPr>
-        <w:spacing w:after="0"/>
-      </w:pPr>
-      <w:r>
-        <w:t xml:space="preserve">    </w:t>
-      </w:r>
-      <w:proofErr w:type="spellStart"/>
-      <w:proofErr w:type="gramStart"/>
-      <w:r>
-        <w:t>caches.open</w:t>
-      </w:r>
-      <w:proofErr w:type="spellEnd"/>
-      <w:r>
-        <w:t>(</w:t>
-      </w:r>
-      <w:proofErr w:type="gramEnd"/>
-      <w:r>
-        <w:t>CACHE_NAME)</w:t>
-      </w:r>
-    </w:p>
-    <w:p>
-      <w:pPr>
-        <w:spacing w:after="0"/>
-      </w:pPr>
-      <w:r>
-        <w:t xml:space="preserve">      .</w:t>
-      </w:r>
-      <w:proofErr w:type="spellStart"/>
-      <w:proofErr w:type="gramStart"/>
-      <w:r>
-        <w:t>then</w:t>
-      </w:r>
-      <w:proofErr w:type="spellEnd"/>
-      <w:r>
-        <w:t>(</w:t>
-      </w:r>
-      <w:proofErr w:type="gramEnd"/>
-      <w:r>
-        <w:t>cache =&gt; {</w:t>
-      </w:r>
-    </w:p>
-    <w:p>
-      <w:pPr>
-        <w:spacing w:after="0"/>
-      </w:pPr>
-      <w:r>
-        <w:t xml:space="preserve">        </w:t>
-      </w:r>
-      <w:proofErr w:type="spellStart"/>
-      <w:proofErr w:type="gramStart"/>
-      <w:r>
-        <w:t>return</w:t>
-      </w:r>
-      <w:proofErr w:type="spellEnd"/>
-      <w:proofErr w:type="gramEnd"/>
-      <w:r>
-        <w:t xml:space="preserve"> </w:t>
-      </w:r>
-      <w:proofErr w:type="spellStart"/>
-      <w:r>
-        <w:t>cache.addAll</w:t>
-      </w:r>
-      <w:proofErr w:type="spellEnd"/>
-      <w:r>
-        <w:t>(</w:t>
-      </w:r>
-      <w:proofErr w:type="spellStart"/>
-      <w:r>
-        <w:t>urlsToCache</w:t>
-      </w:r>
-      <w:proofErr w:type="spellEnd"/>
-      <w:r>
-        <w:t>);</w:t>
-      </w:r>
-    </w:p>
-    <w:p>
-      <w:pPr>
-        <w:spacing w:after="0"/>
-      </w:pPr>
-      <w:r>
-        <w:t xml:space="preserve">      })</w:t>
-      </w:r>
-    </w:p>
-    <w:p>
-      <w:pPr>
-        <w:spacing w:after="0"/>
-      </w:pPr>
-      <w:r>
-        <w:t xml:space="preserve">      .</w:t>
-      </w:r>
-      <w:proofErr w:type="spellStart"/>
-      <w:proofErr w:type="gramStart"/>
-      <w:r>
-        <w:t>then</w:t>
-      </w:r>
-      <w:proofErr w:type="spellEnd"/>
-      <w:r>
-        <w:t>(</w:t>
-      </w:r>
-      <w:proofErr w:type="gramEnd"/>
-      <w:r>
-        <w:t xml:space="preserve">() =&gt; </w:t>
-      </w:r>
-      <w:proofErr w:type="spellStart"/>
-      <w:r>
-        <w:t>self.skipWaiting</w:t>
-      </w:r>
-      <w:proofErr w:type="spellEnd"/>
-      <w:r>
-        <w:t>())</w:t>
-      </w:r>
-    </w:p>
-    <w:p>
-      <w:pPr>
-        <w:spacing w:after="0"/>
-      </w:pPr>
-      <w:r>
-        <w:t xml:space="preserve">  );</w:t>
-      </w:r>
-    </w:p>
-    <w:p>
-      <w:pPr>
-        <w:spacing w:after="0"/>
-      </w:pPr>
-      <w:r>
-        <w:t>});</w:t>
-      </w:r>
-    </w:p>
-    <w:p>
-      <w:pPr>
-        <w:spacing w:after="0"/>
-      </w:pPr>
-    </w:p>
-    <w:p>
-      <w:pPr>
-        <w:spacing w:after="0"/>
-      </w:pPr>
-      <w:r>
-        <w:t>// Evento de activación: Limpia cachés antiguas</w:t>
-      </w:r>
-    </w:p>
-    <w:p>
-      <w:pPr>
-        <w:spacing w:after="0"/>
-      </w:pPr>
-      <w:proofErr w:type="spellStart"/>
-      <w:proofErr w:type="gramStart"/>
-      <w:r>
-        <w:t>self.addEventListener</w:t>
-      </w:r>
-      <w:proofErr w:type="spellEnd"/>
-      <w:r>
-        <w:t>(</w:t>
-      </w:r>
-      <w:proofErr w:type="gramEnd"/>
-      <w:r>
-        <w:t>'</w:t>
-      </w:r>
-      <w:proofErr w:type="spellStart"/>
-      <w:r>
-        <w:t>activate</w:t>
-      </w:r>
-      <w:proofErr w:type="spellEnd"/>
-      <w:r>
-        <w:t>', e =&gt; {</w:t>
-      </w:r>
-    </w:p>
-    <w:p>
-      <w:pPr>
-        <w:spacing w:after="0"/>
-      </w:pPr>
-      <w:r>
-        <w:t xml:space="preserve">  </w:t>
-      </w:r>
-      <w:proofErr w:type="spellStart"/>
-      <w:proofErr w:type="gramStart"/>
-      <w:r>
-        <w:t>e.waitUntil</w:t>
-      </w:r>
-      <w:proofErr w:type="spellEnd"/>
-      <w:r>
-        <w:t>(</w:t>
-      </w:r>
-      <w:proofErr w:type="gramEnd"/>
-    </w:p>
-    <w:p>
-      <w:pPr>
-        <w:spacing w:after="0"/>
-      </w:pPr>
-      <w:r>
-        <w:t xml:space="preserve">    </w:t>
-      </w:r>
-      <w:proofErr w:type="spellStart"/>
-      <w:proofErr w:type="gramStart"/>
-      <w:r>
-        <w:t>caches.keys</w:t>
-      </w:r>
-      <w:proofErr w:type="spellEnd"/>
-      <w:r>
-        <w:t>(</w:t>
-      </w:r>
-      <w:proofErr w:type="gramEnd"/>
-      <w:r>
-        <w:t>).</w:t>
-      </w:r>
-      <w:proofErr w:type="spellStart"/>
-      <w:r>
-        <w:t>then</w:t>
-      </w:r>
-      <w:proofErr w:type="spellEnd"/>
-      <w:r>
-        <w:t>(</w:t>
-      </w:r>
-      <w:proofErr w:type="spellStart"/>
-      <w:r>
-        <w:t>cacheNames</w:t>
-      </w:r>
-      <w:proofErr w:type="spellEnd"/>
-      <w:r>
-        <w:t xml:space="preserve"> =&gt; {</w:t>
-      </w:r>
-    </w:p>
-    <w:p>
-      <w:pPr>
-        <w:spacing w:after="0"/>
-      </w:pPr>
-      <w:r>
-        <w:t xml:space="preserve">      </w:t>
-      </w:r>
-      <w:proofErr w:type="spellStart"/>
-      <w:proofErr w:type="gramStart"/>
-      <w:r>
-        <w:t>return</w:t>
-      </w:r>
-      <w:proofErr w:type="spellEnd"/>
-      <w:proofErr w:type="gramEnd"/>
-      <w:r>
-        <w:t xml:space="preserve"> </w:t>
-      </w:r>
-      <w:proofErr w:type="spellStart"/>
-      <w:r>
-        <w:t>Promise.all</w:t>
-      </w:r>
-      <w:proofErr w:type="spellEnd"/>
-      <w:r>
-        <w:t>(</w:t>
-      </w:r>
-    </w:p>
-    <w:p>
-      <w:pPr>
-        <w:spacing w:after="0"/>
-      </w:pPr>
-      <w:r>
-        <w:t xml:space="preserve">        </w:t>
-      </w:r>
-      <w:proofErr w:type="spellStart"/>
-      <w:proofErr w:type="gramStart"/>
-      <w:r>
-        <w:t>cacheNames.map</w:t>
-      </w:r>
-      <w:proofErr w:type="spellEnd"/>
-      <w:r>
-        <w:t>(</w:t>
-      </w:r>
-      <w:proofErr w:type="gramEnd"/>
-      <w:r>
-        <w:t>cache =&gt; {</w:t>
-      </w:r>
-    </w:p>
-    <w:p>
-      <w:pPr>
-        <w:spacing w:after="0"/>
-      </w:pPr>
-      <w:r>
-        <w:t xml:space="preserve">          </w:t>
-      </w:r>
-      <w:proofErr w:type="spellStart"/>
-      <w:proofErr w:type="gramStart"/>
-      <w:r>
-        <w:t>if</w:t>
-      </w:r>
-      <w:proofErr w:type="spellEnd"/>
-      <w:proofErr w:type="gramEnd"/>
-      <w:r>
-        <w:t xml:space="preserve"> (cache !== CACHE_NAME) {</w:t>
-      </w:r>
-    </w:p>
-    <w:p>
-      <w:pPr>
-        <w:spacing w:after="0"/>
-      </w:pPr>
-      <w:r>
-        <w:t xml:space="preserve">            </w:t>
-      </w:r>
-      <w:proofErr w:type="spellStart"/>
-      <w:proofErr w:type="gramStart"/>
-      <w:r>
-        <w:t>return</w:t>
-      </w:r>
-      <w:proofErr w:type="spellEnd"/>
-      <w:proofErr w:type="gramEnd"/>
-      <w:r>
-        <w:t xml:space="preserve"> </w:t>
-      </w:r>
-      <w:proofErr w:type="spellStart"/>
-      <w:r>
-        <w:t>caches.delete</w:t>
-      </w:r>
-      <w:proofErr w:type="spellEnd"/>
-      <w:r>
-        <w:t>(cache);</w:t>
-      </w:r>
-    </w:p>
-    <w:p>
-      <w:pPr>
-        <w:spacing w:after="0"/>
-      </w:pPr>
-      <w:r>
-        <w:t xml:space="preserve">          }</w:t>
-      </w:r>
-    </w:p>
-    <w:p>
-      <w:pPr>
-        <w:spacing w:after="0"/>
-      </w:pPr>
-      <w:r>
-        <w:t xml:space="preserve">        })</w:t>
-      </w:r>
-    </w:p>
-    <w:p>
-      <w:pPr>
-        <w:spacing w:after="0"/>
-      </w:pPr>
-      <w:r>
-        <w:t xml:space="preserve">      );</w:t>
-      </w:r>
-    </w:p>
-    <w:p>
-      <w:pPr>
-        <w:spacing w:after="0"/>
-      </w:pPr>
-      <w:r>
-        <w:t xml:space="preserve">    })</w:t>
-      </w:r>
-    </w:p>
-    <w:p>
-      <w:pPr>
-        <w:spacing w:after="0"/>
-      </w:pPr>
-      <w:r>
-        <w:t xml:space="preserve">  );</w:t>
-      </w:r>
-    </w:p>
-    <w:p>
-      <w:pPr>
-        <w:spacing w:after="0"/>
-      </w:pPr>
-      <w:r>
-        <w:t>});</w:t>
-      </w:r>
-    </w:p>
-    <w:p>
-      <w:pPr>
-        <w:spacing w:after="0"/>
-      </w:pPr>
-    </w:p>
-    <w:p>
-      <w:pPr>
-        <w:spacing w:after="0"/>
-      </w:pPr>
-      <w:r>
-        <w:t xml:space="preserve">// Evento </w:t>
-      </w:r>
-      <w:proofErr w:type="spellStart"/>
-      <w:r>
-        <w:t>fetch</w:t>
-      </w:r>
-      <w:proofErr w:type="spellEnd"/>
-      <w:r>
-        <w:t>: Sirve el contenido desde la caché si no hay internet</w:t>
-      </w:r>
-    </w:p>
-    <w:p>
-      <w:pPr>
-        <w:spacing w:after="0"/>
-      </w:pPr>
-      <w:proofErr w:type="spellStart"/>
-      <w:proofErr w:type="gramStart"/>
-      <w:r>
-        <w:t>self.addEventListener</w:t>
-      </w:r>
-      <w:proofErr w:type="spellEnd"/>
-      <w:r>
-        <w:t>(</w:t>
-      </w:r>
-      <w:proofErr w:type="gramEnd"/>
-      <w:r>
-        <w:t>'</w:t>
-      </w:r>
-      <w:proofErr w:type="spellStart"/>
-      <w:r>
-        <w:t>fetch</w:t>
-      </w:r>
-      <w:proofErr w:type="spellEnd"/>
-      <w:r>
-        <w:t>', e =&gt; {</w:t>
-      </w:r>
-    </w:p>
-    <w:p>
-      <w:pPr>
-        <w:spacing w:after="0"/>
-      </w:pPr>
-      <w:r>
-        <w:t xml:space="preserve">  </w:t>
-      </w:r>
-      <w:proofErr w:type="spellStart"/>
-      <w:proofErr w:type="gramStart"/>
-      <w:r>
-        <w:t>e.respondWith</w:t>
-      </w:r>
-      <w:proofErr w:type="spellEnd"/>
-      <w:r>
-        <w:t>(</w:t>
-      </w:r>
-      <w:proofErr w:type="gramEnd"/>
-    </w:p>
-    <w:p>
-      <w:pPr>
-        <w:spacing w:after="0"/>
-      </w:pPr>
-      <w:r>
-        <w:lastRenderedPageBreak/>
+    </w:p>
+    <w:p>
+      <w:pPr>
+        <w:spacing w:after="0"/>
+      </w:pPr>
+      <w:r>
         <w:t xml:space="preserve">    </w:t>
       </w:r>
       <w:proofErr w:type="spellStart"/>
@@ -21258,6 +21285,7 @@
         </w:numPr>
       </w:pPr>
       <w:r>
+        <w:lastRenderedPageBreak/>
         <w:t xml:space="preserve">En el menú izquierdo verás las secciones </w:t>
       </w:r>
       <w:proofErr w:type="spellStart"/>
@@ -26207,6 +26235,7 @@
   <w:style w:type="character" w:default="1" w:styleId="Fuentedeprrafopredeter">
     <w:name w:val="Default Paragraph Font"/>
     <w:uiPriority w:val="1"/>
+    <w:semiHidden/>
     <w:unhideWhenUsed/>
   </w:style>
   <w:style w:type="table" w:default="1" w:styleId="Tablanormal">
@@ -26435,6 +26464,7 @@
   <w:style w:type="character" w:default="1" w:styleId="Fuentedeprrafopredeter">
     <w:name w:val="Default Paragraph Font"/>
     <w:uiPriority w:val="1"/>
+    <w:semiHidden/>
     <w:unhideWhenUsed/>
   </w:style>
   <w:style w:type="table" w:default="1" w:styleId="Tablanormal">
@@ -26790,7 +26820,7 @@
 </file>
 
 <file path=customXml/itemProps1.xml><?xml version="1.0" encoding="utf-8"?>
-<ds:datastoreItem xmlns:ds="http://schemas.openxmlformats.org/officeDocument/2006/customXml" ds:itemID="{942940CC-C274-46F5-8256-EA6319E5057B}">
+<ds:datastoreItem xmlns:ds="http://schemas.openxmlformats.org/officeDocument/2006/customXml" ds:itemID="{86F430AB-C27F-4773-980F-18857F430A60}">
   <ds:schemaRefs>
     <ds:schemaRef ds:uri="http://schemas.openxmlformats.org/officeDocument/2006/bibliography"/>
   </ds:schemaRefs>

--- a/ANALISIS/requerimientos.docx
+++ b/ANALISIS/requerimientos.docx
@@ -9343,11 +9343,16 @@
           <w:tab w:val="left" w:pos="1792"/>
         </w:tabs>
         <w:rPr>
-          <w:lang w:val="es-ES"/>
-        </w:rPr>
-      </w:pPr>
-      <w:r>
-        <w:rPr>
+          <w:b/>
+          <w:color w:val="FFC000"/>
+          <w:lang w:val="es-ES"/>
+        </w:rPr>
+      </w:pPr>
+      <w:bookmarkStart w:id="0" w:name="_GoBack"/>
+      <w:r>
+        <w:rPr>
+          <w:b/>
+          <w:color w:val="FFC000"/>
           <w:lang w:val="es-ES"/>
         </w:rPr>
         <w:t xml:space="preserve">Necesito agregar funcionalidad de manejo de roles y permisos a los usuarios, desde el dashboard de administración, y generar un usuario </w:t>
@@ -9355,6 +9360,8 @@
       <w:proofErr w:type="spellStart"/>
       <w:r>
         <w:rPr>
+          <w:b/>
+          <w:color w:val="FFC000"/>
           <w:lang w:val="es-ES"/>
         </w:rPr>
         <w:t>superadmin</w:t>
@@ -9362,11 +9369,14 @@
       <w:proofErr w:type="spellEnd"/>
       <w:r>
         <w:rPr>
+          <w:b/>
+          <w:color w:val="FFC000"/>
           <w:lang w:val="es-ES"/>
         </w:rPr>
         <w:t xml:space="preserve"> que pueda hacer todo</w:t>
       </w:r>
     </w:p>
+    <w:bookmarkEnd w:id="0"/>
     <w:p>
       <w:pPr>
         <w:tabs>
@@ -11386,11 +11396,15 @@
           <w:tab w:val="left" w:pos="1792"/>
         </w:tabs>
         <w:rPr>
-          <w:lang w:val="es-ES"/>
-        </w:rPr>
-      </w:pPr>
-      <w:r>
-        <w:rPr>
+          <w:b/>
+          <w:color w:val="FFC000"/>
+          <w:lang w:val="es-ES"/>
+        </w:rPr>
+      </w:pPr>
+      <w:r>
+        <w:rPr>
+          <w:b/>
+          <w:color w:val="FFC000"/>
           <w:lang w:val="es-ES"/>
         </w:rPr>
         <w:t xml:space="preserve">Necesito que al registrar asistencia, verifique en el calendario escolar si corresponde a una fecha marcada como feriado, y de ser </w:t>
@@ -11398,6 +11412,8 @@
       <w:proofErr w:type="spellStart"/>
       <w:r>
         <w:rPr>
+          <w:b/>
+          <w:color w:val="FFC000"/>
           <w:lang w:val="es-ES"/>
         </w:rPr>
         <w:t>asi</w:t>
@@ -11405,6 +11421,8 @@
       <w:proofErr w:type="spellEnd"/>
       <w:r>
         <w:rPr>
+          <w:b/>
+          <w:color w:val="FFC000"/>
           <w:lang w:val="es-ES"/>
         </w:rPr>
         <w:t xml:space="preserve"> que me coloque en las observaciones feriado</w:t>
@@ -12133,6 +12151,124 @@
     <w:p>
       <w:pPr>
         <w:rPr>
+          <w:b/>
+        </w:rPr>
+      </w:pPr>
+      <w:proofErr w:type="gramStart"/>
+      <w:r>
+        <w:rPr>
+          <w:b/>
+        </w:rPr>
+        <w:t>ahora</w:t>
+      </w:r>
+      <w:proofErr w:type="gramEnd"/>
+      <w:r>
+        <w:rPr>
+          <w:b/>
+        </w:rPr>
+        <w:t xml:space="preserve"> necesito que cuando entre a la vista de actividades asignadas me aparezca seleccionados en las listas desplegables la materia y solo los cursos que están asignados a esa materia, y en primer lugar el activo en el momento según el horario actual.</w:t>
+      </w:r>
+    </w:p>
+    <w:p>
+      <w:pPr>
+        <w:rPr>
+          <w:b/>
+        </w:rPr>
+      </w:pPr>
+      <w:proofErr w:type="gramStart"/>
+      <w:r>
+        <w:rPr>
+          <w:b/>
+        </w:rPr>
+        <w:t>ahora</w:t>
+      </w:r>
+      <w:proofErr w:type="gramEnd"/>
+      <w:r>
+        <w:rPr>
+          <w:b/>
+        </w:rPr>
+        <w:t xml:space="preserve"> necesito que cuando entre a la vista de calificar actividades me aparezca seleccionados en las listas desplegables la materia y solo los cursos que están asignados a esa materia, y en primer lugar el activo en el momento según el horario actual.</w:t>
+      </w:r>
+    </w:p>
+    <w:p>
+      <w:pPr>
+        <w:rPr>
+          <w:b/>
+        </w:rPr>
+      </w:pPr>
+      <w:proofErr w:type="gramStart"/>
+      <w:r>
+        <w:rPr>
+          <w:b/>
+        </w:rPr>
+        <w:t>ahora</w:t>
+      </w:r>
+      <w:proofErr w:type="gramEnd"/>
+      <w:r>
+        <w:rPr>
+          <w:b/>
+        </w:rPr>
+        <w:t xml:space="preserve"> necesito que cuando entre a la vista de contenidos me aparezca seleccionado en la lista desplegable la materia en primer lugar la</w:t>
+      </w:r>
+      <w:r>
+        <w:rPr>
+          <w:b/>
+        </w:rPr>
+        <w:t xml:space="preserve"> activa</w:t>
+      </w:r>
+      <w:r>
+        <w:rPr>
+          <w:b/>
+        </w:rPr>
+        <w:t xml:space="preserve"> en el momento según el horario actual y luego las demás materias registradas según el horario.</w:t>
+      </w:r>
+    </w:p>
+    <w:p>
+      <w:pPr>
+        <w:rPr>
+          <w:b/>
+        </w:rPr>
+      </w:pPr>
+      <w:proofErr w:type="gramStart"/>
+      <w:r>
+        <w:rPr>
+          <w:b/>
+        </w:rPr>
+        <w:t>ahora</w:t>
+      </w:r>
+      <w:proofErr w:type="gramEnd"/>
+      <w:r>
+        <w:rPr>
+          <w:b/>
+        </w:rPr>
+        <w:t xml:space="preserve"> necesito que cuando entre a la vista de actividades me aparezca seleccionado en la lista desplegable la materia en primer lugar la activa en el momento según el horario actual y luego las demás materias registradas según el horario</w:t>
+      </w:r>
+    </w:p>
+    <w:p>
+      <w:pPr>
+        <w:rPr>
+          <w:b/>
+        </w:rPr>
+      </w:pPr>
+      <w:proofErr w:type="gramStart"/>
+      <w:r>
+        <w:rPr>
+          <w:b/>
+        </w:rPr>
+        <w:t>ahora</w:t>
+      </w:r>
+      <w:proofErr w:type="gramEnd"/>
+      <w:r>
+        <w:rPr>
+          <w:b/>
+        </w:rPr>
+        <w:t xml:space="preserve"> necesito que cuando entre a la vista de asignar actividades me aparezca seleccionado en la lista desplegable el curso, en primer lugar el activo en el momento según el horario actual y luego en el desplegable solo los cursos asociados a esa materia, en orden según el horario</w:t>
+      </w:r>
+    </w:p>
+    <w:p>
+      <w:pPr>
+        <w:rPr>
+          <w:b/>
           <w:color w:val="00B0F0"/>
         </w:rPr>
       </w:pPr>
@@ -12150,177 +12286,43 @@
           <w:b/>
           <w:color w:val="00B0F0"/>
         </w:rPr>
-        <w:t xml:space="preserve"> necesito que cuando entre a la vista de actividades asignadas me aparezca seleccionados en las listas desplegables la materia y solo los cursos que están asignados a esa materia, y en primer lugar el activo en el momento según el horario actual</w:t>
-      </w:r>
-      <w:r>
-        <w:rPr>
+        <w:t xml:space="preserve"> necesito que cuando entre a la vista de proyectos, me aparezca seleccionado en la lista desplegable la materia actual según el horario y en orden todas las otras según mi horario, al desplegar los cursos que me muestre solo los cursos asociados a esa materia, y si cambio la materia del desplegable se </w:t>
+      </w:r>
+      <w:proofErr w:type="spellStart"/>
+      <w:r>
+        <w:rPr>
+          <w:b/>
           <w:color w:val="00B0F0"/>
         </w:rPr>
+        <w:t>actualize</w:t>
+      </w:r>
+      <w:proofErr w:type="spellEnd"/>
+      <w:r>
+        <w:rPr>
+          <w:b/>
+          <w:color w:val="00B0F0"/>
+        </w:rPr>
+        <w:t xml:space="preserve"> la lista de cursos asociados a la nueva materia lo demás sin cambios</w:t>
+      </w:r>
+      <w:r>
+        <w:rPr>
+          <w:b/>
+          <w:color w:val="00B0F0"/>
+        </w:rPr>
         <w:t>.</w:t>
       </w:r>
     </w:p>
     <w:p>
-      <w:pPr>
-        <w:rPr>
-          <w:b/>
-          <w:color w:val="00B0F0"/>
-        </w:rPr>
-      </w:pPr>
+      <w:r>
+        <w:t xml:space="preserve">Necesito que en el </w:t>
+      </w:r>
       <w:proofErr w:type="gramStart"/>
       <w:r>
-        <w:rPr>
-          <w:b/>
-          <w:color w:val="00B0F0"/>
-        </w:rPr>
-        <w:t>ahora</w:t>
+        <w:t>dashboard ,</w:t>
       </w:r>
       <w:proofErr w:type="gramEnd"/>
       <w:r>
-        <w:rPr>
-          <w:b/>
-          <w:color w:val="00B0F0"/>
-        </w:rPr>
-        <w:t xml:space="preserve"> necesito que cuando entre a la vista de calificar actividades me aparezca seleccionados en las listas desplegables la materia y solo los cursos que están asignados a esa materia, y en primer lugar el activo en el momento según el horario actual.</w:t>
-      </w:r>
-    </w:p>
-    <w:p>
-      <w:pPr>
-        <w:rPr>
-          <w:b/>
-          <w:color w:val="00B0F0"/>
-        </w:rPr>
-      </w:pPr>
-      <w:proofErr w:type="gramStart"/>
-      <w:r>
-        <w:rPr>
-          <w:b/>
-          <w:color w:val="00B0F0"/>
-        </w:rPr>
-        <w:t>ahora</w:t>
-      </w:r>
-      <w:proofErr w:type="gramEnd"/>
-      <w:r>
-        <w:rPr>
-          <w:b/>
-          <w:color w:val="00B0F0"/>
-        </w:rPr>
-        <w:t xml:space="preserve"> necesito que cuando entre a la vista de contenidos me aparezca seleccionado en la lista desplegable la materia en primer lugar la</w:t>
-      </w:r>
-      <w:r>
-        <w:rPr>
-          <w:b/>
-          <w:color w:val="00B0F0"/>
-        </w:rPr>
-        <w:t xml:space="preserve"> activa</w:t>
-      </w:r>
-      <w:r>
-        <w:rPr>
-          <w:b/>
-          <w:color w:val="00B0F0"/>
-        </w:rPr>
-        <w:t xml:space="preserve"> en el momento según el horario actual y luego las demás materias registradas según el horario.</w:t>
-      </w:r>
-    </w:p>
-    <w:p>
-      <w:pPr>
-        <w:rPr>
-          <w:b/>
-          <w:color w:val="00B0F0"/>
-        </w:rPr>
-      </w:pPr>
-      <w:proofErr w:type="gramStart"/>
-      <w:r>
-        <w:rPr>
-          <w:b/>
-          <w:color w:val="00B0F0"/>
-        </w:rPr>
-        <w:t>ahora</w:t>
-      </w:r>
-      <w:proofErr w:type="gramEnd"/>
-      <w:r>
-        <w:rPr>
-          <w:b/>
-          <w:color w:val="00B0F0"/>
-        </w:rPr>
-        <w:t xml:space="preserve"> necesito que cuando entre a la vista de actividades me aparezca seleccionado en la lista desplegable la materia en primer lugar la activa en el momento según el horario actual y luego las demás materias registradas según el horario</w:t>
-      </w:r>
-    </w:p>
-    <w:p>
-      <w:pPr>
-        <w:rPr>
-          <w:b/>
-          <w:color w:val="00B0F0"/>
-        </w:rPr>
-      </w:pPr>
-      <w:proofErr w:type="gramStart"/>
-      <w:r>
-        <w:rPr>
-          <w:b/>
-          <w:color w:val="00B0F0"/>
-        </w:rPr>
-        <w:t>ahora</w:t>
-      </w:r>
-      <w:proofErr w:type="gramEnd"/>
-      <w:r>
-        <w:rPr>
-          <w:b/>
-          <w:color w:val="00B0F0"/>
-        </w:rPr>
-        <w:t xml:space="preserve"> necesito que cuando entre a la vista de asignar actividades me aparezca seleccionado en la lista desplegable el curso, en primer lugar el activo en el momento según el horario actual y luego en el desplegable solo los cursos asociados a esa materia, en orden según el horario</w:t>
-      </w:r>
-    </w:p>
-    <w:p>
-      <w:pPr>
-        <w:rPr>
-          <w:b/>
-          <w:color w:val="00B0F0"/>
-        </w:rPr>
-      </w:pPr>
-      <w:proofErr w:type="gramStart"/>
-      <w:r>
-        <w:rPr>
-          <w:b/>
-          <w:color w:val="00B0F0"/>
-        </w:rPr>
-        <w:t>ahora</w:t>
-      </w:r>
-      <w:proofErr w:type="gramEnd"/>
-      <w:r>
-        <w:rPr>
-          <w:b/>
-          <w:color w:val="00B0F0"/>
-        </w:rPr>
-        <w:t xml:space="preserve"> necesito que cuando entre a la vista de proyectos, me aparezca seleccionado en la lista desplegable la materia actual según el horario y en orden todas las otras según mi horario, al desplegar los cursos que me muestre solo los cursos asociados a esa materia, y si cambio la materia del desplegable se </w:t>
-      </w:r>
-      <w:proofErr w:type="spellStart"/>
-      <w:r>
-        <w:rPr>
-          <w:b/>
-          <w:color w:val="00B0F0"/>
-        </w:rPr>
-        <w:t>actualize</w:t>
-      </w:r>
-      <w:proofErr w:type="spellEnd"/>
-      <w:r>
-        <w:rPr>
-          <w:b/>
-          <w:color w:val="00B0F0"/>
-        </w:rPr>
-        <w:t xml:space="preserve"> la lista de cursos asociados a la nueva materia lo demás sin cambios</w:t>
-      </w:r>
-      <w:r>
-        <w:rPr>
-          <w:b/>
-          <w:color w:val="00B0F0"/>
-        </w:rPr>
-        <w:t>.</w:t>
-      </w:r>
-    </w:p>
-    <w:p>
-      <w:bookmarkStart w:id="0" w:name="_GoBack"/>
-      <w:bookmarkEnd w:id="0"/>
-      <w:r>
-        <w:t>Necesito que en el dashboard , en la card clase actual, dentro de esa card, abajo me aparezca el tema que se dio en la clase anterior, fecha y tema, el tema de la clase actual fecha y tema, y lo mismo para la próxima clase, esos datos deben salir de la planificación de la materia.</w:t>
+        <w:t xml:space="preserve"> en la card clase actual, dentro de esa card, abajo me aparezca el tema que se dio en la clase anterior, fecha y tema, el tema de la clase actual fecha y tema, y lo mismo para la próxima clase, esos datos deben salir de la planificación de la materia.</w:t>
       </w:r>
     </w:p>
     <w:p>
@@ -26820,7 +26822,7 @@
 </file>
 
 <file path=customXml/itemProps1.xml><?xml version="1.0" encoding="utf-8"?>
-<ds:datastoreItem xmlns:ds="http://schemas.openxmlformats.org/officeDocument/2006/customXml" ds:itemID="{86F430AB-C27F-4773-980F-18857F430A60}">
+<ds:datastoreItem xmlns:ds="http://schemas.openxmlformats.org/officeDocument/2006/customXml" ds:itemID="{194D80C5-82C3-4AD9-B093-31438D9089DB}">
   <ds:schemaRefs>
     <ds:schemaRef ds:uri="http://schemas.openxmlformats.org/officeDocument/2006/bibliography"/>
   </ds:schemaRefs>

--- a/ANALISIS/requerimientos.docx
+++ b/ANALISIS/requerimientos.docx
@@ -9348,7 +9348,6 @@
           <w:lang w:val="es-ES"/>
         </w:rPr>
       </w:pPr>
-      <w:bookmarkStart w:id="0" w:name="_GoBack"/>
       <w:r>
         <w:rPr>
           <w:b/>
@@ -9376,7 +9375,6 @@
         <w:t xml:space="preserve"> que pueda hacer todo</w:t>
       </w:r>
     </w:p>
-    <w:bookmarkEnd w:id="0"/>
     <w:p>
       <w:pPr>
         <w:tabs>
@@ -12269,86 +12267,221 @@
       <w:pPr>
         <w:rPr>
           <w:b/>
+        </w:rPr>
+      </w:pPr>
+      <w:proofErr w:type="gramStart"/>
+      <w:r>
+        <w:rPr>
+          <w:b/>
+        </w:rPr>
+        <w:t>ahora</w:t>
+      </w:r>
+      <w:proofErr w:type="gramEnd"/>
+      <w:r>
+        <w:rPr>
+          <w:b/>
+        </w:rPr>
+        <w:t xml:space="preserve"> necesito que cuando entre a la vista de proyectos, me aparezca seleccionado en la lista desplegable la materia actual según el horario y en orden todas las otras según mi horario, al desplegar los cursos que me muestre solo los cursos asociados a esa materia, y si cambio la materia del desplegable se </w:t>
+      </w:r>
+      <w:proofErr w:type="spellStart"/>
+      <w:r>
+        <w:rPr>
+          <w:b/>
+        </w:rPr>
+        <w:t>actualize</w:t>
+      </w:r>
+      <w:proofErr w:type="spellEnd"/>
+      <w:r>
+        <w:rPr>
+          <w:b/>
+        </w:rPr>
+        <w:t xml:space="preserve"> la lista de cursos asociados a la nueva materia lo demás sin cambios</w:t>
+      </w:r>
+      <w:r>
+        <w:rPr>
+          <w:b/>
+        </w:rPr>
+        <w:t>.</w:t>
+      </w:r>
+    </w:p>
+    <w:p>
+      <w:pPr>
+        <w:rPr>
+          <w:b/>
+        </w:rPr>
+      </w:pPr>
+      <w:r>
+        <w:rPr>
+          <w:b/>
+        </w:rPr>
+        <w:t xml:space="preserve">Necesito que en el </w:t>
+      </w:r>
+      <w:proofErr w:type="gramStart"/>
+      <w:r>
+        <w:rPr>
+          <w:b/>
+        </w:rPr>
+        <w:t>dashboard ,</w:t>
+      </w:r>
+      <w:proofErr w:type="gramEnd"/>
+      <w:r>
+        <w:rPr>
+          <w:b/>
+        </w:rPr>
+        <w:t xml:space="preserve"> en la card clase actual, dentro de esa card, abajo me aparezca el tema que se dio en la clase anterior, fecha y tema, el tema de la clase actual fecha y tema, y lo mismo para la próxima clase, esos datos deben salir de la planificación de la materia.</w:t>
+      </w:r>
+    </w:p>
+    <w:p>
+      <w:pPr>
+        <w:rPr>
           <w:color w:val="00B0F0"/>
         </w:rPr>
       </w:pPr>
+      <w:bookmarkStart w:id="0" w:name="_GoBack"/>
       <w:proofErr w:type="gramStart"/>
       <w:r>
         <w:rPr>
-          <w:b/>
           <w:color w:val="00B0F0"/>
         </w:rPr>
-        <w:t>ahora</w:t>
+        <w:t>necesito</w:t>
       </w:r>
       <w:proofErr w:type="gramEnd"/>
       <w:r>
         <w:rPr>
-          <w:b/>
           <w:color w:val="00B0F0"/>
         </w:rPr>
-        <w:t xml:space="preserve"> necesito que cuando entre a la vista de proyectos, me aparezca seleccionado en la lista desplegable la materia actual según el horario y en orden todas las otras según mi horario, al desplegar los cursos que me muestre solo los cursos asociados a esa materia, y si cambio la materia del desplegable se </w:t>
-      </w:r>
-      <w:proofErr w:type="spellStart"/>
-      <w:r>
-        <w:rPr>
-          <w:b/>
+        <w:t xml:space="preserve"> implementar </w:t>
+      </w:r>
+      <w:proofErr w:type="spellStart"/>
+      <w:r>
+        <w:rPr>
           <w:color w:val="00B0F0"/>
         </w:rPr>
-        <w:t>actualize</w:t>
-      </w:r>
-      <w:proofErr w:type="spellEnd"/>
-      <w:r>
-        <w:rPr>
-          <w:b/>
+        <w:t>capcha</w:t>
+      </w:r>
+      <w:proofErr w:type="spellEnd"/>
+      <w:r>
+        <w:rPr>
           <w:color w:val="00B0F0"/>
         </w:rPr>
-        <w:t xml:space="preserve"> la lista de cursos asociados a la nueva materia lo demás sin cambios</w:t>
-      </w:r>
-      <w:r>
-        <w:rPr>
-          <w:b/>
+        <w:t xml:space="preserve"> en el </w:t>
+      </w:r>
+      <w:proofErr w:type="spellStart"/>
+      <w:r>
+        <w:rPr>
           <w:color w:val="00B0F0"/>
         </w:rPr>
-        <w:t>.</w:t>
-      </w:r>
-    </w:p>
-    <w:p>
-      <w:r>
-        <w:t xml:space="preserve">Necesito que en el </w:t>
-      </w:r>
-      <w:proofErr w:type="gramStart"/>
-      <w:r>
-        <w:t>dashboard ,</w:t>
-      </w:r>
-      <w:proofErr w:type="gramEnd"/>
-      <w:r>
-        <w:t xml:space="preserve"> en la card clase actual, dentro de esa card, abajo me aparezca el tema que se dio en la clase anterior, fecha y tema, el tema de la clase actual fecha y tema, y lo mismo para la próxima clase, esos datos deben salir de la planificación de la materia.</w:t>
-      </w:r>
-    </w:p>
-    <w:p>
-      <w:proofErr w:type="gramStart"/>
-      <w:r>
-        <w:t>necesito</w:t>
-      </w:r>
-      <w:proofErr w:type="gramEnd"/>
-      <w:r>
-        <w:t xml:space="preserve"> implementar </w:t>
-      </w:r>
-      <w:proofErr w:type="spellStart"/>
-      <w:r>
-        <w:t>capcha</w:t>
-      </w:r>
-      <w:proofErr w:type="spellEnd"/>
-      <w:r>
-        <w:t xml:space="preserve"> en el </w:t>
-      </w:r>
-      <w:proofErr w:type="spellStart"/>
-      <w:r>
         <w:t>login</w:t>
       </w:r>
       <w:proofErr w:type="spellEnd"/>
-    </w:p>
-    <w:p/>
+      <w:r>
+        <w:rPr>
+          <w:color w:val="00B0F0"/>
+        </w:rPr>
+        <w:t xml:space="preserve"> quiero, </w:t>
+      </w:r>
+      <w:r>
+        <w:rPr>
+          <w:rStyle w:val="Textoennegrita"/>
+          <w:color w:val="00B0F0"/>
+        </w:rPr>
+        <w:t xml:space="preserve">implementar exactamente este esquema en </w:t>
+      </w:r>
+      <w:proofErr w:type="spellStart"/>
+      <w:r>
+        <w:rPr>
+          <w:rStyle w:val="Textoennegrita"/>
+          <w:color w:val="00B0F0"/>
+        </w:rPr>
+        <w:t>Laravel</w:t>
+      </w:r>
+      <w:proofErr w:type="spellEnd"/>
+      <w:r>
+        <w:rPr>
+          <w:rStyle w:val="Textoennegrita"/>
+          <w:color w:val="00B0F0"/>
+        </w:rPr>
+        <w:t xml:space="preserve"> + PHP</w:t>
+      </w:r>
+      <w:r>
+        <w:rPr>
+          <w:color w:val="00B0F0"/>
+        </w:rPr>
+        <w:t xml:space="preserve">, </w:t>
+      </w:r>
+      <w:r>
+        <w:rPr>
+          <w:rStyle w:val="group-hoverentity-accent"/>
+          <w:color w:val="00B0F0"/>
+        </w:rPr>
+        <w:t xml:space="preserve">incluyendo </w:t>
+      </w:r>
+      <w:proofErr w:type="spellStart"/>
+      <w:r>
+        <w:rPr>
+          <w:rStyle w:val="Textoennegrita"/>
+          <w:color w:val="00B0F0"/>
+        </w:rPr>
+        <w:t>Turnstile</w:t>
+      </w:r>
+      <w:proofErr w:type="spellEnd"/>
+      <w:r>
+        <w:rPr>
+          <w:rStyle w:val="Textoennegrita"/>
+          <w:color w:val="00B0F0"/>
+        </w:rPr>
+        <w:t>/</w:t>
+      </w:r>
+      <w:proofErr w:type="spellStart"/>
+      <w:r>
+        <w:rPr>
+          <w:rStyle w:val="Textoennegrita"/>
+          <w:color w:val="00B0F0"/>
+        </w:rPr>
+        <w:t>reCAPTCHA</w:t>
+      </w:r>
+      <w:proofErr w:type="spellEnd"/>
+      <w:r>
+        <w:rPr>
+          <w:rStyle w:val="Textoennegrita"/>
+          <w:color w:val="00B0F0"/>
+        </w:rPr>
+        <w:t xml:space="preserve">, middleware de </w:t>
+      </w:r>
+      <w:proofErr w:type="spellStart"/>
+      <w:r>
+        <w:rPr>
+          <w:rStyle w:val="Textoennegrita"/>
+          <w:color w:val="00B0F0"/>
+        </w:rPr>
+        <w:t>rate</w:t>
+      </w:r>
+      <w:proofErr w:type="spellEnd"/>
+      <w:r>
+        <w:rPr>
+          <w:rStyle w:val="Textoennegrita"/>
+          <w:color w:val="00B0F0"/>
+        </w:rPr>
+        <w:t xml:space="preserve"> </w:t>
+      </w:r>
+      <w:proofErr w:type="spellStart"/>
+      <w:r>
+        <w:rPr>
+          <w:rStyle w:val="Textoennegrita"/>
+          <w:color w:val="00B0F0"/>
+        </w:rPr>
+        <w:t>limiting</w:t>
+      </w:r>
+      <w:proofErr w:type="spellEnd"/>
+      <w:r>
+        <w:rPr>
+          <w:rStyle w:val="Textoennegrita"/>
+          <w:color w:val="00B0F0"/>
+        </w:rPr>
+        <w:t>, contador de intentos fallidos y CAPTCHA solamente después de X intentos</w:t>
+      </w:r>
+    </w:p>
+    <w:bookmarkEnd w:id="0"/>
     <w:p/>
     <w:p/>
     <w:p/>
@@ -26300,6 +26433,22 @@
       <w:lang w:eastAsia="es-AR"/>
     </w:rPr>
   </w:style>
+  <w:style w:type="character" w:customStyle="1" w:styleId="group-hoverentity-accent">
+    <w:name w:val="group-hover:entity-accent"/>
+    <w:basedOn w:val="Fuentedeprrafopredeter"/>
+    <w:rsid w:val="00C33672"/>
+  </w:style>
+  <w:style w:type="character" w:styleId="Textoennegrita">
+    <w:name w:val="Strong"/>
+    <w:basedOn w:val="Fuentedeprrafopredeter"/>
+    <w:uiPriority w:val="22"/>
+    <w:qFormat/>
+    <w:rsid w:val="00C33672"/>
+    <w:rPr>
+      <w:b/>
+      <w:bCs/>
+    </w:rPr>
+  </w:style>
 </w:styles>
 </file>
 
@@ -26527,6 +26676,22 @@
       <w:sz w:val="24"/>
       <w:szCs w:val="24"/>
       <w:lang w:eastAsia="es-AR"/>
+    </w:rPr>
+  </w:style>
+  <w:style w:type="character" w:customStyle="1" w:styleId="group-hoverentity-accent">
+    <w:name w:val="group-hover:entity-accent"/>
+    <w:basedOn w:val="Fuentedeprrafopredeter"/>
+    <w:rsid w:val="00C33672"/>
+  </w:style>
+  <w:style w:type="character" w:styleId="Textoennegrita">
+    <w:name w:val="Strong"/>
+    <w:basedOn w:val="Fuentedeprrafopredeter"/>
+    <w:uiPriority w:val="22"/>
+    <w:qFormat/>
+    <w:rsid w:val="00C33672"/>
+    <w:rPr>
+      <w:b/>
+      <w:bCs/>
     </w:rPr>
   </w:style>
 </w:styles>
@@ -26822,7 +26987,7 @@
 </file>
 
 <file path=customXml/itemProps1.xml><?xml version="1.0" encoding="utf-8"?>
-<ds:datastoreItem xmlns:ds="http://schemas.openxmlformats.org/officeDocument/2006/customXml" ds:itemID="{194D80C5-82C3-4AD9-B093-31438D9089DB}">
+<ds:datastoreItem xmlns:ds="http://schemas.openxmlformats.org/officeDocument/2006/customXml" ds:itemID="{3F7BE89F-D52F-4824-A9AC-31D7A3330A3B}">
   <ds:schemaRefs>
     <ds:schemaRef ds:uri="http://schemas.openxmlformats.org/officeDocument/2006/bibliography"/>
   </ds:schemaRefs>

--- a/ANALISIS/requerimientos.docx
+++ b/ANALISIS/requerimientos.docx
@@ -9570,16 +9570,31 @@
     <w:p>
       <w:r>
         <w:lastRenderedPageBreak/>
-        <w:t>Necesito que en la vista de Actividades asignadas, en la card de la actividad, me coloques al lado del indicador de activa, uno igual que me diga en proceso y la cantidad, entregado a tiempo y la cantidad, entregado vencido</w:t>
-      </w:r>
-      <w:r>
-        <w:t xml:space="preserve"> y la cant, y vencidosy la cant, todo lo demás que se mantenga igual.</w:t>
-      </w:r>
+        <w:t xml:space="preserve">Necesito que en la vista de Actividades asignadas, en la card de la actividad, me coloques al lado del indicador de activa, uno igual </w:t>
+      </w:r>
+      <w:r>
+        <w:t xml:space="preserve">de distintos colores </w:t>
+      </w:r>
+      <w:r>
+        <w:t>que me diga en proceso y la cantidad, entregado a tiempo y la cantidad, entregado vencido</w:t>
+      </w:r>
+      <w:r>
+        <w:t xml:space="preserve"> y la cant, vencidos</w:t>
+      </w:r>
+      <w:r>
+        <w:t xml:space="preserve"> </w:t>
+      </w:r>
+      <w:r>
+        <w:t>y la cant, todo lo demás que se mantenga igual.</w:t>
+      </w:r>
+    </w:p>
+    <w:p>
       <w:bookmarkStart w:id="0" w:name="_GoBack"/>
+      <w:r>
+        <w:t>Necesito que en la vista de Calificar actividades me implementes para cada estudiante el despliegue en acordeon, y una búsqueda que me permita poner el apellido del estudiante y lo busque entre los estudiantes de la clase activa según el horario.</w:t>
+      </w:r>
       <w:bookmarkEnd w:id="0"/>
     </w:p>
-    <w:p/>
-    <w:p/>
     <w:p/>
     <w:p/>
     <w:p>
@@ -9815,12 +9830,12 @@
           <w:b/>
           <w:bCs/>
         </w:rPr>
+        <w:lastRenderedPageBreak/>
         <w:t>Paso 3 — LoginRequest con lógica completa</w:t>
       </w:r>
     </w:p>
     <w:p>
       <w:r>
-        <w:lastRenderedPageBreak/>
         <w:t>Ejecutó un comando</w:t>
       </w:r>
     </w:p>
@@ -10333,6 +10348,7 @@
         <w:spacing w:after="0"/>
       </w:pPr>
       <w:r>
+        <w:lastRenderedPageBreak/>
         <w:t>    {</w:t>
       </w:r>
     </w:p>
@@ -10349,7 +10365,6 @@
         <w:spacing w:after="0"/>
       </w:pPr>
       <w:r>
-        <w:lastRenderedPageBreak/>
         <w:t>        $intentosKey = 'login_</w:t>
       </w:r>
       <w:proofErr w:type="gramStart"/>
@@ -11253,6 +11268,7 @@
     </w:p>
     <w:p>
       <w:r>
+        <w:lastRenderedPageBreak/>
         <w:t>                 </w:t>
       </w:r>
       <w:proofErr w:type="gramStart"/>
@@ -11266,10 +11282,1084 @@
     </w:p>
     <w:p>
       <w:r>
+        <w:t>                &lt;i class="bi bi-mortarboard-fill fs-2"&gt;&lt;/i&gt;</w:t>
+      </w:r>
+    </w:p>
+    <w:p>
+      <w:r>
+        <w:t>            &lt;/</w:t>
+      </w:r>
+      <w:proofErr w:type="gramStart"/>
+      <w:r>
+        <w:t>div</w:t>
+      </w:r>
+      <w:proofErr w:type="gramEnd"/>
+      <w:r>
+        <w:t>&gt;</w:t>
+      </w:r>
+    </w:p>
+    <w:p>
+      <w:r>
+        <w:t>            &lt;h3 class="fw-bold"&gt;GestiónAula&lt;/h3&gt;</w:t>
+      </w:r>
+    </w:p>
+    <w:p>
+      <w:r>
+        <w:t>            &lt;p class="text-muted"&gt;Sistema de gestión para docentes&lt;/p&gt;</w:t>
+      </w:r>
+    </w:p>
+    <w:p>
+      <w:r>
+        <w:t>        &lt;/</w:t>
+      </w:r>
+      <w:proofErr w:type="gramStart"/>
+      <w:r>
+        <w:t>div</w:t>
+      </w:r>
+      <w:proofErr w:type="gramEnd"/>
+      <w:r>
+        <w:t>&gt;</w:t>
+      </w:r>
+    </w:p>
+    <w:p/>
+    <w:p>
+      <w:r>
+        <w:t>        &lt;div class="card border-0 shadow-sm"&gt;</w:t>
+      </w:r>
+    </w:p>
+    <w:p>
+      <w:r>
+        <w:t>            &lt;div class="card-body p-4"&gt;</w:t>
+      </w:r>
+    </w:p>
+    <w:p/>
+    <w:p>
+      <w:r>
+        <w:t>                &lt;h5 class="fw-semibold mb-4"&gt;Iniciar sesión&lt;/h5&gt;</w:t>
+      </w:r>
+    </w:p>
+    <w:p/>
+    <w:p>
+      <w:r>
+        <w:t>                {{-- Alerta de intentos --}}</w:t>
+      </w:r>
+    </w:p>
+    <w:p>
+      <w:r>
+        <w:t xml:space="preserve">                </w:t>
+      </w:r>
+      <w:proofErr w:type="gramStart"/>
+      <w:r>
+        <w:t>@if(</w:t>
+      </w:r>
+      <w:proofErr w:type="gramEnd"/>
+      <w:r>
+        <w:t>$intentos &gt; 0 &amp;&amp; $intentos &lt; $umbral)</w:t>
+      </w:r>
+    </w:p>
+    <w:p>
+      <w:r>
+        <w:t>                &lt;div class="alert alert-warning py-2 small mb-3"&gt;</w:t>
+      </w:r>
+    </w:p>
+    <w:p>
+      <w:r>
+        <w:t>                    &lt;i class="bi bi-exclamation-triangle me-1"&gt;&lt;/i&gt;</w:t>
+      </w:r>
+    </w:p>
+    <w:p>
+      <w:r>
+        <w:t>                    Intentos fallidos: &lt;strong</w:t>
+      </w:r>
+      <w:proofErr w:type="gramStart"/>
+      <w:r>
+        <w:t>&gt;{</w:t>
+      </w:r>
+      <w:proofErr w:type="gramEnd"/>
+      <w:r>
+        <w:t>{ $intentos }}&lt;/strong&gt; de {{ $umbral }}.</w:t>
+      </w:r>
+    </w:p>
+    <w:p>
+      <w:r>
+        <w:t>                    Después del intento {</w:t>
+      </w:r>
+      <w:proofErr w:type="gramStart"/>
+      <w:r>
+        <w:t>{ $</w:t>
+      </w:r>
+      <w:proofErr w:type="gramEnd"/>
+      <w:r>
+        <w:t>umbral }} se requerirá verificación de seguridad.</w:t>
+      </w:r>
+    </w:p>
+    <w:p>
+      <w:r>
+        <w:t>                &lt;/</w:t>
+      </w:r>
+      <w:proofErr w:type="gramStart"/>
+      <w:r>
+        <w:t>div</w:t>
+      </w:r>
+      <w:proofErr w:type="gramEnd"/>
+      <w:r>
+        <w:t>&gt;</w:t>
+      </w:r>
+    </w:p>
+    <w:p>
+      <w:r>
+        <w:t>                @endif</w:t>
+      </w:r>
+    </w:p>
+    <w:p/>
+    <w:p>
+      <w:r>
+        <w:t xml:space="preserve">                </w:t>
+      </w:r>
+      <w:proofErr w:type="gramStart"/>
+      <w:r>
+        <w:t>@if(</w:t>
+      </w:r>
+      <w:proofErr w:type="gramEnd"/>
+      <w:r>
+        <w:t>$captchaActivo)</w:t>
+      </w:r>
+    </w:p>
+    <w:p>
+      <w:r>
+        <w:t>                &lt;div class="alert alert-danger py-2 small mb-3"&gt;</w:t>
+      </w:r>
+    </w:p>
+    <w:p>
+      <w:r>
+        <w:t>                    &lt;i class="bi bi-shield-lock me-1"&gt;&lt;/i&gt;</w:t>
+      </w:r>
+    </w:p>
+    <w:p>
+      <w:r>
+        <w:t>                    Verificación de seguridad requerida por múltiples intentos fallidos.</w:t>
+      </w:r>
+    </w:p>
+    <w:p>
+      <w:r>
+        <w:t>                &lt;/</w:t>
+      </w:r>
+      <w:proofErr w:type="gramStart"/>
+      <w:r>
+        <w:t>div</w:t>
+      </w:r>
+      <w:proofErr w:type="gramEnd"/>
+      <w:r>
+        <w:t>&gt;</w:t>
+      </w:r>
+    </w:p>
+    <w:p>
+      <w:r>
+        <w:t>                @endif</w:t>
+      </w:r>
+    </w:p>
+    <w:p/>
+    <w:p>
+      <w:r>
+        <w:t xml:space="preserve">                </w:t>
+      </w:r>
+      <w:proofErr w:type="gramStart"/>
+      <w:r>
+        <w:t>@if(</w:t>
+      </w:r>
+      <w:proofErr w:type="gramEnd"/>
+      <w:r>
+        <w:rPr>
+          <w:b/>
+          <w:bCs/>
+        </w:rPr>
+        <w:t>session</w:t>
+      </w:r>
+      <w:r>
+        <w:t>('status'))</w:t>
+      </w:r>
+    </w:p>
+    <w:p>
+      <w:r>
+        <w:t>                    &lt;div class="alert alert-success"</w:t>
+      </w:r>
+      <w:proofErr w:type="gramStart"/>
+      <w:r>
+        <w:t>&gt;{</w:t>
+      </w:r>
+      <w:proofErr w:type="gramEnd"/>
+      <w:r>
+        <w:t xml:space="preserve">{ </w:t>
+      </w:r>
+      <w:r>
+        <w:rPr>
+          <w:b/>
+          <w:bCs/>
+        </w:rPr>
+        <w:t>session</w:t>
+      </w:r>
+      <w:r>
+        <w:t>('status') }}&lt;/div&gt;</w:t>
+      </w:r>
+    </w:p>
+    <w:p>
+      <w:r>
+        <w:t>                @endif</w:t>
+      </w:r>
+    </w:p>
+    <w:p/>
+    <w:p>
+      <w:r>
+        <w:t>                {{-- Errores --}}</w:t>
+      </w:r>
+    </w:p>
+    <w:p>
+      <w:r>
+        <w:t xml:space="preserve">                </w:t>
+      </w:r>
+      <w:proofErr w:type="gramStart"/>
+      <w:r>
+        <w:t>@if(</w:t>
+      </w:r>
+      <w:proofErr w:type="gramEnd"/>
+      <w:r>
+        <w:t>$errors-&gt;</w:t>
+      </w:r>
+      <w:r>
+        <w:rPr>
+          <w:b/>
+          <w:bCs/>
+        </w:rPr>
+        <w:t>any</w:t>
+      </w:r>
+      <w:r>
+        <w:t>())</w:t>
+      </w:r>
+    </w:p>
+    <w:p>
+      <w:r>
+        <w:t>                &lt;div class="alert alert-danger py-2 mb-3"&gt;</w:t>
+      </w:r>
+    </w:p>
+    <w:p>
+      <w:r>
+        <w:t xml:space="preserve">                    </w:t>
+      </w:r>
+      <w:proofErr w:type="gramStart"/>
+      <w:r>
+        <w:t>@foreach(</w:t>
+      </w:r>
+      <w:proofErr w:type="gramEnd"/>
+      <w:r>
+        <w:t>$errors-&gt;</w:t>
+      </w:r>
+      <w:r>
+        <w:rPr>
+          <w:b/>
+          <w:bCs/>
+        </w:rPr>
+        <w:t>all</w:t>
+      </w:r>
+      <w:r>
+        <w:t>() as $error)</w:t>
+      </w:r>
+    </w:p>
+    <w:p>
+      <w:r>
+        <w:t>                        &lt;div class="small"&gt;&lt;i class="bi bi-x-circle me-1"&gt;&lt;/i</w:t>
+      </w:r>
+      <w:proofErr w:type="gramStart"/>
+      <w:r>
+        <w:t>&gt;{</w:t>
+      </w:r>
+      <w:proofErr w:type="gramEnd"/>
+      <w:r>
+        <w:t>{ $error }}&lt;/div&gt;</w:t>
+      </w:r>
+    </w:p>
+    <w:p>
+      <w:r>
+        <w:t>                    @endforeach</w:t>
+      </w:r>
+    </w:p>
+    <w:p>
+      <w:r>
+        <w:t>                &lt;/</w:t>
+      </w:r>
+      <w:proofErr w:type="gramStart"/>
+      <w:r>
+        <w:t>div</w:t>
+      </w:r>
+      <w:proofErr w:type="gramEnd"/>
+      <w:r>
+        <w:t>&gt;</w:t>
+      </w:r>
+    </w:p>
+    <w:p>
+      <w:r>
+        <w:t>                @endif</w:t>
+      </w:r>
+    </w:p>
+    <w:p/>
+    <w:p>
+      <w:r>
+        <w:t>                &lt;</w:t>
+      </w:r>
+      <w:proofErr w:type="gramStart"/>
+      <w:r>
+        <w:t>form</w:t>
+      </w:r>
+      <w:proofErr w:type="gramEnd"/>
+      <w:r>
+        <w:t xml:space="preserve"> method="POST" action="{{ </w:t>
+      </w:r>
+      <w:r>
+        <w:rPr>
+          <w:b/>
+          <w:bCs/>
+        </w:rPr>
+        <w:t>route</w:t>
+      </w:r>
+      <w:r>
+        <w:t>('login') }}"&gt;</w:t>
+      </w:r>
+    </w:p>
+    <w:p>
+      <w:r>
+        <w:t>                    @csrf</w:t>
+      </w:r>
+    </w:p>
+    <w:p/>
+    <w:p>
+      <w:r>
+        <w:t>                    {{-- Email --}}</w:t>
+      </w:r>
+    </w:p>
+    <w:p>
+      <w:r>
+        <w:t>                    &lt;div class="mb-3"&gt;</w:t>
+      </w:r>
+    </w:p>
+    <w:p>
+      <w:r>
+        <w:t>                        &lt;label class="form-label fw-semibold"&gt;Email&lt;/label&gt;</w:t>
+      </w:r>
+    </w:p>
+    <w:p>
+      <w:r>
+        <w:t>                        &lt;</w:t>
+      </w:r>
+      <w:proofErr w:type="gramStart"/>
+      <w:r>
+        <w:t>input</w:t>
+      </w:r>
+      <w:proofErr w:type="gramEnd"/>
+      <w:r>
+        <w:t xml:space="preserve"> type="email" name="email" value="{{ </w:t>
+      </w:r>
+      <w:r>
+        <w:rPr>
+          <w:b/>
+          <w:bCs/>
+        </w:rPr>
+        <w:t>old</w:t>
+      </w:r>
+      <w:r>
+        <w:t>('email') }}"</w:t>
+      </w:r>
+    </w:p>
+    <w:p>
+      <w:r>
+        <w:t>                               </w:t>
+      </w:r>
+      <w:proofErr w:type="gramStart"/>
+      <w:r>
+        <w:t>class</w:t>
+      </w:r>
+      <w:proofErr w:type="gramEnd"/>
+      <w:r>
+        <w:t>="form-control @error('email') is-invalid @enderror"</w:t>
+      </w:r>
+    </w:p>
+    <w:p>
+      <w:r>
+        <w:t>                               </w:t>
+      </w:r>
+      <w:proofErr w:type="gramStart"/>
+      <w:r>
+        <w:t>required</w:t>
+      </w:r>
+      <w:proofErr w:type="gramEnd"/>
+      <w:r>
+        <w:t xml:space="preserve"> autofocus autocomplete="email"&gt;</w:t>
+      </w:r>
+    </w:p>
+    <w:p>
+      <w:r>
+        <w:t>                    &lt;/</w:t>
+      </w:r>
+      <w:proofErr w:type="gramStart"/>
+      <w:r>
+        <w:t>div</w:t>
+      </w:r>
+      <w:proofErr w:type="gramEnd"/>
+      <w:r>
+        <w:t>&gt;</w:t>
+      </w:r>
+    </w:p>
+    <w:p/>
+    <w:p>
+      <w:r>
+        <w:t>                    {{-- Contraseña --}}</w:t>
+      </w:r>
+    </w:p>
+    <w:p>
+      <w:r>
+        <w:t>                    &lt;div class="mb-3"&gt;</w:t>
+      </w:r>
+    </w:p>
+    <w:p>
+      <w:r>
         <w:lastRenderedPageBreak/>
-        <w:t>                &lt;i class="bi bi-mortarboard-fill fs-2"&gt;&lt;/i&gt;</w:t>
-      </w:r>
-    </w:p>
+        <w:t>                        &lt;label class="form-label fw-semibold"&gt;Contraseña&lt;/label&gt;</w:t>
+      </w:r>
+    </w:p>
+    <w:p>
+      <w:r>
+        <w:t>                        &lt;div class="input-group"&gt;</w:t>
+      </w:r>
+    </w:p>
+    <w:p>
+      <w:r>
+        <w:t>                            &lt;input type="password" name="password" id="password"</w:t>
+      </w:r>
+    </w:p>
+    <w:p>
+      <w:r>
+        <w:t>                                   </w:t>
+      </w:r>
+      <w:proofErr w:type="gramStart"/>
+      <w:r>
+        <w:t>class</w:t>
+      </w:r>
+      <w:proofErr w:type="gramEnd"/>
+      <w:r>
+        <w:t>="form-control @error('password') is-invalid @enderror"</w:t>
+      </w:r>
+    </w:p>
+    <w:p>
+      <w:r>
+        <w:t>                                   </w:t>
+      </w:r>
+      <w:proofErr w:type="gramStart"/>
+      <w:r>
+        <w:t>required</w:t>
+      </w:r>
+      <w:proofErr w:type="gramEnd"/>
+      <w:r>
+        <w:t xml:space="preserve"> autocomplete="current-password"&gt;</w:t>
+      </w:r>
+    </w:p>
+    <w:p>
+      <w:r>
+        <w:t>                            &lt;button class="btn btn-outline-secondary" type="button"</w:t>
+      </w:r>
+    </w:p>
+    <w:p>
+      <w:r>
+        <w:t xml:space="preserve">                                    </w:t>
+      </w:r>
+      <w:proofErr w:type="gramStart"/>
+      <w:r>
+        <w:t>onclick</w:t>
+      </w:r>
+      <w:proofErr w:type="gramEnd"/>
+      <w:r>
+        <w:t>="</w:t>
+      </w:r>
+      <w:r>
+        <w:rPr>
+          <w:b/>
+          <w:bCs/>
+        </w:rPr>
+        <w:t>togglePass</w:t>
+      </w:r>
+      <w:r>
+        <w:t>()" title="Ver contraseña"&gt;</w:t>
+      </w:r>
+    </w:p>
+    <w:p>
+      <w:r>
+        <w:t>                                &lt;i class="bi bi-eye" id="ico-eye"&gt;&lt;/i&gt;</w:t>
+      </w:r>
+    </w:p>
+    <w:p>
+      <w:r>
+        <w:t>                            &lt;/</w:t>
+      </w:r>
+      <w:proofErr w:type="gramStart"/>
+      <w:r>
+        <w:t>button</w:t>
+      </w:r>
+      <w:proofErr w:type="gramEnd"/>
+      <w:r>
+        <w:t>&gt;</w:t>
+      </w:r>
+    </w:p>
+    <w:p>
+      <w:r>
+        <w:t>                        &lt;/</w:t>
+      </w:r>
+      <w:proofErr w:type="gramStart"/>
+      <w:r>
+        <w:t>div</w:t>
+      </w:r>
+      <w:proofErr w:type="gramEnd"/>
+      <w:r>
+        <w:t>&gt;</w:t>
+      </w:r>
+    </w:p>
+    <w:p>
+      <w:r>
+        <w:t>                    &lt;/</w:t>
+      </w:r>
+      <w:proofErr w:type="gramStart"/>
+      <w:r>
+        <w:t>div</w:t>
+      </w:r>
+      <w:proofErr w:type="gramEnd"/>
+      <w:r>
+        <w:t>&gt;</w:t>
+      </w:r>
+    </w:p>
+    <w:p/>
+    <w:p>
+      <w:r>
+        <w:t>                    {{-- Recordarme --}}</w:t>
+      </w:r>
+    </w:p>
+    <w:p>
+      <w:r>
+        <w:t>                    &lt;div class="mb-3 form-check"&gt;</w:t>
+      </w:r>
+    </w:p>
+    <w:p>
+      <w:r>
+        <w:t>                        &lt;input type="checkbox" name="remember" id="remember" class="form-check-input"&gt;</w:t>
+      </w:r>
+    </w:p>
+    <w:p>
+      <w:r>
+        <w:t>                        &lt;label class="form-check-label" for="remember"&gt;Recordarme&lt;/label&gt;</w:t>
+      </w:r>
+    </w:p>
+    <w:p>
+      <w:r>
+        <w:t>                    &lt;/</w:t>
+      </w:r>
+      <w:proofErr w:type="gramStart"/>
+      <w:r>
+        <w:t>div</w:t>
+      </w:r>
+      <w:proofErr w:type="gramEnd"/>
+      <w:r>
+        <w:t>&gt;</w:t>
+      </w:r>
+    </w:p>
+    <w:p/>
+    <w:p>
+      <w:r>
+        <w:t>                    {{-- Cloudflare Turnstile (solo si superó X intentos) --}}</w:t>
+      </w:r>
+    </w:p>
+    <w:p>
+      <w:r>
+        <w:t xml:space="preserve">                    </w:t>
+      </w:r>
+      <w:proofErr w:type="gramStart"/>
+      <w:r>
+        <w:t>@if(</w:t>
+      </w:r>
+      <w:proofErr w:type="gramEnd"/>
+      <w:r>
+        <w:t>$captchaActivo)</w:t>
+      </w:r>
+    </w:p>
+    <w:p>
+      <w:r>
+        <w:t>                    &lt;div class="mb-3"&gt;</w:t>
+      </w:r>
+    </w:p>
+    <w:p>
+      <w:r>
+        <w:t>                        &lt;</w:t>
+      </w:r>
+      <w:proofErr w:type="gramStart"/>
+      <w:r>
+        <w:t>div</w:t>
+      </w:r>
+      <w:proofErr w:type="gramEnd"/>
+      <w:r>
+        <w:t xml:space="preserve"> class="cf-turnstile" data-sitekey="{{ $siteKey }}"</w:t>
+      </w:r>
+    </w:p>
+    <w:p>
+      <w:r>
+        <w:t>                             </w:t>
+      </w:r>
+      <w:proofErr w:type="gramStart"/>
+      <w:r>
+        <w:t>data-theme</w:t>
+      </w:r>
+      <w:proofErr w:type="gramEnd"/>
+      <w:r>
+        <w:t>="light" data-language="es"&gt;&lt;/div&gt;</w:t>
+      </w:r>
+    </w:p>
+    <w:p>
+      <w:r>
+        <w:t xml:space="preserve">                        </w:t>
+      </w:r>
+      <w:proofErr w:type="gramStart"/>
+      <w:r>
+        <w:t>@error(</w:t>
+      </w:r>
+      <w:proofErr w:type="gramEnd"/>
+      <w:r>
+        <w:t>'captcha')</w:t>
+      </w:r>
+    </w:p>
+    <w:p>
+      <w:r>
+        <w:t>                        &lt;div class="text-danger small mt-1"&gt;&lt;i class="bi bi-x-circle me-1"&gt;&lt;/i</w:t>
+      </w:r>
+      <w:proofErr w:type="gramStart"/>
+      <w:r>
+        <w:t>&gt;{</w:t>
+      </w:r>
+      <w:proofErr w:type="gramEnd"/>
+      <w:r>
+        <w:t>{ $message }}&lt;/div&gt;</w:t>
+      </w:r>
+    </w:p>
+    <w:p>
+      <w:r>
+        <w:t>                        @enderror</w:t>
+      </w:r>
+    </w:p>
+    <w:p>
+      <w:r>
+        <w:lastRenderedPageBreak/>
+        <w:t xml:space="preserve">                        </w:t>
+      </w:r>
+      <w:proofErr w:type="gramStart"/>
+      <w:r>
+        <w:t>@error(</w:t>
+      </w:r>
+      <w:proofErr w:type="gramEnd"/>
+      <w:r>
+        <w:t>'cf-turnstile-response')</w:t>
+      </w:r>
+    </w:p>
+    <w:p>
+      <w:r>
+        <w:t>                        &lt;div class="text-danger small mt-1"&gt;&lt;i class="bi bi-x-circle me-1"&gt;&lt;/i</w:t>
+      </w:r>
+      <w:proofErr w:type="gramStart"/>
+      <w:r>
+        <w:t>&gt;{</w:t>
+      </w:r>
+      <w:proofErr w:type="gramEnd"/>
+      <w:r>
+        <w:t>{ $message }}&lt;/div&gt;</w:t>
+      </w:r>
+    </w:p>
+    <w:p>
+      <w:r>
+        <w:t>                        @enderror</w:t>
+      </w:r>
+    </w:p>
+    <w:p>
+      <w:r>
+        <w:t>                    &lt;/</w:t>
+      </w:r>
+      <w:proofErr w:type="gramStart"/>
+      <w:r>
+        <w:t>div</w:t>
+      </w:r>
+      <w:proofErr w:type="gramEnd"/>
+      <w:r>
+        <w:t>&gt;</w:t>
+      </w:r>
+    </w:p>
+    <w:p>
+      <w:r>
+        <w:t>                    @endif</w:t>
+      </w:r>
+    </w:p>
+    <w:p/>
+    <w:p>
+      <w:r>
+        <w:t>                    {{-- Botón --}}</w:t>
+      </w:r>
+    </w:p>
+    <w:p>
+      <w:r>
+        <w:t>                    &lt;div class="d-grid"&gt;</w:t>
+      </w:r>
+    </w:p>
+    <w:p>
+      <w:r>
+        <w:t>                        &lt;button type="submit" class="btn btn-primary"&gt;</w:t>
+      </w:r>
+    </w:p>
+    <w:p>
+      <w:r>
+        <w:t>                            &lt;i class="bi bi-box-arrow-in-right me-2"&gt;&lt;/i&gt;Ingresar</w:t>
+      </w:r>
+    </w:p>
+    <w:p>
+      <w:r>
+        <w:t>                        &lt;/</w:t>
+      </w:r>
+      <w:proofErr w:type="gramStart"/>
+      <w:r>
+        <w:t>button</w:t>
+      </w:r>
+      <w:proofErr w:type="gramEnd"/>
+      <w:r>
+        <w:t>&gt;</w:t>
+      </w:r>
+    </w:p>
+    <w:p>
+      <w:r>
+        <w:t>                    &lt;/</w:t>
+      </w:r>
+      <w:proofErr w:type="gramStart"/>
+      <w:r>
+        <w:t>div</w:t>
+      </w:r>
+      <w:proofErr w:type="gramEnd"/>
+      <w:r>
+        <w:t>&gt;</w:t>
+      </w:r>
+    </w:p>
+    <w:p/>
+    <w:p>
+      <w:r>
+        <w:t>                &lt;/</w:t>
+      </w:r>
+      <w:proofErr w:type="gramStart"/>
+      <w:r>
+        <w:t>form</w:t>
+      </w:r>
+      <w:proofErr w:type="gramEnd"/>
+      <w:r>
+        <w:t>&gt;</w:t>
+      </w:r>
+    </w:p>
+    <w:p/>
+    <w:p>
+      <w:r>
+        <w:t>                {{-- Links --}}</w:t>
+      </w:r>
+    </w:p>
+    <w:p>
+      <w:r>
+        <w:t>                &lt;div class="mt-3 text-center small text-muted"&gt;</w:t>
+      </w:r>
+    </w:p>
+    <w:p>
+      <w:r>
+        <w:t>                    @if(Route</w:t>
+      </w:r>
+      <w:proofErr w:type="gramStart"/>
+      <w:r>
+        <w:t>::</w:t>
+      </w:r>
+      <w:r>
+        <w:rPr>
+          <w:b/>
+          <w:bCs/>
+        </w:rPr>
+        <w:t>has</w:t>
+      </w:r>
+      <w:proofErr w:type="gramEnd"/>
+      <w:r>
+        <w:t>('password.request'))</w:t>
+      </w:r>
+    </w:p>
+    <w:p>
+      <w:r>
+        <w:t>                    &lt;</w:t>
+      </w:r>
+      <w:proofErr w:type="gramStart"/>
+      <w:r>
+        <w:t>a</w:t>
+      </w:r>
+      <w:proofErr w:type="gramEnd"/>
+      <w:r>
+        <w:t xml:space="preserve"> href="{{ </w:t>
+      </w:r>
+      <w:r>
+        <w:rPr>
+          <w:b/>
+          <w:bCs/>
+        </w:rPr>
+        <w:t>route</w:t>
+      </w:r>
+      <w:r>
+        <w:t>('password.request') }}" class="text-decoration-none"&gt;</w:t>
+      </w:r>
+    </w:p>
+    <w:p>
+      <w:r>
+        <w:t>                        ¿Olvidaste tu contraseña?</w:t>
+      </w:r>
+    </w:p>
+    <w:p>
+      <w:r>
+        <w:t>                    &lt;/a&gt;</w:t>
+      </w:r>
+    </w:p>
+    <w:p>
+      <w:r>
+        <w:t>                    @endif</w:t>
+      </w:r>
+    </w:p>
+    <w:p>
+      <w:r>
+        <w:t>                &lt;/</w:t>
+      </w:r>
+      <w:proofErr w:type="gramStart"/>
+      <w:r>
+        <w:t>div</w:t>
+      </w:r>
+      <w:proofErr w:type="gramEnd"/>
+      <w:r>
+        <w:t>&gt;</w:t>
+      </w:r>
+    </w:p>
+    <w:p/>
+    <w:p>
+      <w:r>
+        <w:t>                {{-- Barra de seguridad visual --}}</w:t>
+      </w:r>
+    </w:p>
+    <w:p>
+      <w:r>
+        <w:t xml:space="preserve">                </w:t>
+      </w:r>
+      <w:proofErr w:type="gramStart"/>
+      <w:r>
+        <w:t>@if(</w:t>
+      </w:r>
+      <w:proofErr w:type="gramEnd"/>
+      <w:r>
+        <w:t>$intentos &gt; 0)</w:t>
+      </w:r>
+    </w:p>
+    <w:p>
+      <w:r>
+        <w:t>                &lt;div class="mt-4 pt-3 border-top"&gt;</w:t>
+      </w:r>
+    </w:p>
+    <w:p>
+      <w:r>
+        <w:lastRenderedPageBreak/>
+        <w:t>                    &lt;div class="d-flex justify-content-between small text-muted mb-1"&gt;</w:t>
+      </w:r>
+    </w:p>
+    <w:p>
+      <w:r>
+        <w:t>                        &lt;</w:t>
+      </w:r>
+      <w:proofErr w:type="gramStart"/>
+      <w:r>
+        <w:t>span</w:t>
+      </w:r>
+      <w:proofErr w:type="gramEnd"/>
+      <w:r>
+        <w:t>&gt;&lt;i class="bi bi-shield me-1"&gt;&lt;/i&gt;Seguridad&lt;/span&gt;</w:t>
+      </w:r>
+    </w:p>
+    <w:p>
+      <w:r>
+        <w:t>                        &lt;</w:t>
+      </w:r>
+      <w:proofErr w:type="gramStart"/>
+      <w:r>
+        <w:t>span</w:t>
+      </w:r>
+      <w:proofErr w:type="gramEnd"/>
+      <w:r>
+        <w:t>&gt;{{ $intentos }} / 6 intentos&lt;/span&gt;</w:t>
+      </w:r>
+    </w:p>
+    <w:p>
+      <w:r>
+        <w:t>                    &lt;/</w:t>
+      </w:r>
+      <w:proofErr w:type="gramStart"/>
+      <w:r>
+        <w:t>div</w:t>
+      </w:r>
+      <w:proofErr w:type="gramEnd"/>
+      <w:r>
+        <w:t>&gt;</w:t>
+      </w:r>
+    </w:p>
+    <w:p>
+      <w:r>
+        <w:t>                    @php</w:t>
+      </w:r>
+    </w:p>
+    <w:p>
+      <w:r>
+        <w:t xml:space="preserve">                        $pct   = </w:t>
+      </w:r>
+      <w:proofErr w:type="gramStart"/>
+      <w:r>
+        <w:t>min(</w:t>
+      </w:r>
+      <w:proofErr w:type="gramEnd"/>
+      <w:r>
+        <w:t>100, intval($intentos / 6 * 100));</w:t>
+      </w:r>
+    </w:p>
+    <w:p>
+      <w:r>
+        <w:t xml:space="preserve">                        $color = $intentos &lt;= </w:t>
+      </w:r>
+      <w:proofErr w:type="gramStart"/>
+      <w:r>
+        <w:t>2 ?</w:t>
+      </w:r>
+      <w:proofErr w:type="gramEnd"/>
+      <w:r>
+        <w:t xml:space="preserve"> </w:t>
+      </w:r>
+      <w:proofErr w:type="gramStart"/>
+      <w:r>
+        <w:t>'success' :</w:t>
+      </w:r>
+      <w:proofErr w:type="gramEnd"/>
+      <w:r>
+        <w:t xml:space="preserve"> ($intentos &lt;= 4 ? </w:t>
+      </w:r>
+      <w:proofErr w:type="gramStart"/>
+      <w:r>
+        <w:t>'warning' :</w:t>
+      </w:r>
+      <w:proofErr w:type="gramEnd"/>
+      <w:r>
+        <w:t xml:space="preserve"> 'danger');</w:t>
+      </w:r>
+    </w:p>
+    <w:p>
+      <w:r>
+        <w:t>                    @endphp</w:t>
+      </w:r>
+    </w:p>
+    <w:p>
+      <w:r>
+        <w:t>                    &lt;div class="progress" style="height</w:t>
+      </w:r>
+      <w:proofErr w:type="gramStart"/>
+      <w:r>
+        <w:t>:4px</w:t>
+      </w:r>
+      <w:proofErr w:type="gramEnd"/>
+      <w:r>
+        <w:t>"&gt;</w:t>
+      </w:r>
+    </w:p>
+    <w:p>
+      <w:r>
+        <w:t>                        &lt;div class="progress-bar bg-{</w:t>
+      </w:r>
+      <w:proofErr w:type="gramStart"/>
+      <w:r>
+        <w:t>{ $</w:t>
+      </w:r>
+      <w:proofErr w:type="gramEnd"/>
+      <w:r>
+        <w:t>color }}" style="width:{{ $pct }}%"&gt;&lt;/div&gt;</w:t>
+      </w:r>
+    </w:p>
+    <w:p>
+      <w:r>
+        <w:t>                    &lt;/</w:t>
+      </w:r>
+      <w:proofErr w:type="gramStart"/>
+      <w:r>
+        <w:t>div</w:t>
+      </w:r>
+      <w:proofErr w:type="gramEnd"/>
+      <w:r>
+        <w:t>&gt;</w:t>
+      </w:r>
+    </w:p>
+    <w:p>
+      <w:r>
+        <w:t xml:space="preserve">                    </w:t>
+      </w:r>
+      <w:proofErr w:type="gramStart"/>
+      <w:r>
+        <w:t>@if(</w:t>
+      </w:r>
+      <w:proofErr w:type="gramEnd"/>
+      <w:r>
+        <w:t>$intentos &gt;= 6)</w:t>
+      </w:r>
+    </w:p>
+    <w:p>
+      <w:r>
+        <w:t>                    &lt;div class="text-danger small mt-1 text-center"&gt;</w:t>
+      </w:r>
+    </w:p>
+    <w:p>
+      <w:r>
+        <w:t>                        &lt;i class="bi bi-lock me-1"&gt;&lt;/i&gt;Cuenta bloqueada temporalmente.</w:t>
+      </w:r>
+    </w:p>
+    <w:p>
+      <w:r>
+        <w:t>                    &lt;/</w:t>
+      </w:r>
+      <w:proofErr w:type="gramStart"/>
+      <w:r>
+        <w:t>div</w:t>
+      </w:r>
+      <w:proofErr w:type="gramEnd"/>
+      <w:r>
+        <w:t>&gt;</w:t>
+      </w:r>
+    </w:p>
+    <w:p>
+      <w:r>
+        <w:t>                    @endif</w:t>
+      </w:r>
+    </w:p>
+    <w:p>
+      <w:r>
+        <w:t>                &lt;/</w:t>
+      </w:r>
+      <w:proofErr w:type="gramStart"/>
+      <w:r>
+        <w:t>div</w:t>
+      </w:r>
+      <w:proofErr w:type="gramEnd"/>
+      <w:r>
+        <w:t>&gt;</w:t>
+      </w:r>
+    </w:p>
+    <w:p>
+      <w:r>
+        <w:t>                @endif</w:t>
+      </w:r>
+    </w:p>
+    <w:p/>
     <w:p>
       <w:r>
         <w:t>            &lt;/</w:t>
@@ -11285,16 +12375,6 @@
     </w:p>
     <w:p>
       <w:r>
-        <w:t>            &lt;h3 class="fw-bold"&gt;GestiónAula&lt;/h3&gt;</w:t>
-      </w:r>
-    </w:p>
-    <w:p>
-      <w:r>
-        <w:t>            &lt;p class="text-muted"&gt;Sistema de gestión para docentes&lt;/p&gt;</w:t>
-      </w:r>
-    </w:p>
-    <w:p>
-      <w:r>
         <w:t>        &lt;/</w:t>
       </w:r>
       <w:proofErr w:type="gramStart"/>
@@ -11309,78 +12389,55 @@
     <w:p/>
     <w:p>
       <w:r>
-        <w:t>        &lt;div class="card border-0 shadow-sm"&gt;</w:t>
-      </w:r>
-    </w:p>
-    <w:p>
-      <w:r>
-        <w:t>            &lt;div class="card-body p-4"&gt;</w:t>
+        <w:t>        &lt;div class="text-center mt-3 small text-muted"&gt;</w:t>
+      </w:r>
+    </w:p>
+    <w:p>
+      <w:r>
+        <w:t>            ¿No tenés cuenta?</w:t>
+      </w:r>
+    </w:p>
+    <w:p>
+      <w:r>
+        <w:t>            &lt;</w:t>
+      </w:r>
+      <w:proofErr w:type="gramStart"/>
+      <w:r>
+        <w:t>a</w:t>
+      </w:r>
+      <w:proofErr w:type="gramEnd"/>
+      <w:r>
+        <w:t xml:space="preserve"> href="{{ </w:t>
+      </w:r>
+      <w:r>
+        <w:rPr>
+          <w:b/>
+          <w:bCs/>
+        </w:rPr>
+        <w:t>route</w:t>
+      </w:r>
+      <w:r>
+        <w:t>('register') }}" class="text-decoration-none"&gt;Registrarse&lt;/a&gt;</w:t>
+      </w:r>
+    </w:p>
+    <w:p>
+      <w:r>
+        <w:t>        &lt;/</w:t>
+      </w:r>
+      <w:proofErr w:type="gramStart"/>
+      <w:r>
+        <w:t>div</w:t>
+      </w:r>
+      <w:proofErr w:type="gramEnd"/>
+      <w:r>
+        <w:t>&gt;</w:t>
       </w:r>
     </w:p>
     <w:p/>
     <w:p>
       <w:r>
-        <w:t>                &lt;h5 class="fw-semibold mb-4"&gt;Iniciar sesión&lt;/h5&gt;</w:t>
-      </w:r>
-    </w:p>
-    <w:p/>
-    <w:p>
-      <w:r>
-        <w:t>                {{-- Alerta de intentos --}}</w:t>
-      </w:r>
-    </w:p>
-    <w:p>
-      <w:r>
-        <w:t xml:space="preserve">                </w:t>
-      </w:r>
-      <w:proofErr w:type="gramStart"/>
-      <w:r>
-        <w:t>@if(</w:t>
-      </w:r>
-      <w:proofErr w:type="gramEnd"/>
-      <w:r>
-        <w:t>$intentos &gt; 0 &amp;&amp; $intentos &lt; $umbral)</w:t>
-      </w:r>
-    </w:p>
-    <w:p>
-      <w:r>
-        <w:t>                &lt;div class="alert alert-warning py-2 small mb-3"&gt;</w:t>
-      </w:r>
-    </w:p>
-    <w:p>
-      <w:r>
-        <w:t>                    &lt;i class="bi bi-exclamation-triangle me-1"&gt;&lt;/i&gt;</w:t>
-      </w:r>
-    </w:p>
-    <w:p>
-      <w:r>
-        <w:t>                    Intentos fallidos: &lt;strong</w:t>
-      </w:r>
-      <w:proofErr w:type="gramStart"/>
-      <w:r>
-        <w:t>&gt;{</w:t>
-      </w:r>
-      <w:proofErr w:type="gramEnd"/>
-      <w:r>
-        <w:t>{ $intentos }}&lt;/strong&gt; de {{ $umbral }}.</w:t>
-      </w:r>
-    </w:p>
-    <w:p>
-      <w:r>
-        <w:t>                    Después del intento {</w:t>
-      </w:r>
-      <w:proofErr w:type="gramStart"/>
-      <w:r>
-        <w:t>{ $</w:t>
-      </w:r>
-      <w:proofErr w:type="gramEnd"/>
-      <w:r>
-        <w:t>umbral }} se requerirá verificación de seguridad.</w:t>
-      </w:r>
-    </w:p>
-    <w:p>
-      <w:r>
-        <w:t>                &lt;/</w:t>
+        <w:lastRenderedPageBreak/>
+        <w:t>    &lt;/</w:t>
       </w:r>
       <w:proofErr w:type="gramStart"/>
       <w:r>
@@ -11393,1049 +12450,6 @@
     </w:p>
     <w:p>
       <w:r>
-        <w:t>                @endif</w:t>
-      </w:r>
-    </w:p>
-    <w:p/>
-    <w:p>
-      <w:r>
-        <w:t xml:space="preserve">                </w:t>
-      </w:r>
-      <w:proofErr w:type="gramStart"/>
-      <w:r>
-        <w:t>@if(</w:t>
-      </w:r>
-      <w:proofErr w:type="gramEnd"/>
-      <w:r>
-        <w:t>$captchaActivo)</w:t>
-      </w:r>
-    </w:p>
-    <w:p>
-      <w:r>
-        <w:t>                &lt;div class="alert alert-danger py-2 small mb-3"&gt;</w:t>
-      </w:r>
-    </w:p>
-    <w:p>
-      <w:r>
-        <w:t>                    &lt;i class="bi bi-shield-lock me-1"&gt;&lt;/i&gt;</w:t>
-      </w:r>
-    </w:p>
-    <w:p>
-      <w:r>
-        <w:t>                    Verificación de seguridad requerida por múltiples intentos fallidos.</w:t>
-      </w:r>
-    </w:p>
-    <w:p>
-      <w:r>
-        <w:t>                &lt;/</w:t>
-      </w:r>
-      <w:proofErr w:type="gramStart"/>
-      <w:r>
-        <w:t>div</w:t>
-      </w:r>
-      <w:proofErr w:type="gramEnd"/>
-      <w:r>
-        <w:t>&gt;</w:t>
-      </w:r>
-    </w:p>
-    <w:p>
-      <w:r>
-        <w:t>                @endif</w:t>
-      </w:r>
-    </w:p>
-    <w:p/>
-    <w:p>
-      <w:r>
-        <w:lastRenderedPageBreak/>
-        <w:t xml:space="preserve">                </w:t>
-      </w:r>
-      <w:proofErr w:type="gramStart"/>
-      <w:r>
-        <w:t>@if(</w:t>
-      </w:r>
-      <w:proofErr w:type="gramEnd"/>
-      <w:r>
-        <w:rPr>
-          <w:b/>
-          <w:bCs/>
-        </w:rPr>
-        <w:t>session</w:t>
-      </w:r>
-      <w:r>
-        <w:t>('status'))</w:t>
-      </w:r>
-    </w:p>
-    <w:p>
-      <w:r>
-        <w:t>                    &lt;div class="alert alert-success"</w:t>
-      </w:r>
-      <w:proofErr w:type="gramStart"/>
-      <w:r>
-        <w:t>&gt;{</w:t>
-      </w:r>
-      <w:proofErr w:type="gramEnd"/>
-      <w:r>
-        <w:t xml:space="preserve">{ </w:t>
-      </w:r>
-      <w:r>
-        <w:rPr>
-          <w:b/>
-          <w:bCs/>
-        </w:rPr>
-        <w:t>session</w:t>
-      </w:r>
-      <w:r>
-        <w:t>('status') }}&lt;/div&gt;</w:t>
-      </w:r>
-    </w:p>
-    <w:p>
-      <w:r>
-        <w:t>                @endif</w:t>
-      </w:r>
-    </w:p>
-    <w:p/>
-    <w:p>
-      <w:r>
-        <w:t>                {{-- Errores --}}</w:t>
-      </w:r>
-    </w:p>
-    <w:p>
-      <w:r>
-        <w:t xml:space="preserve">                </w:t>
-      </w:r>
-      <w:proofErr w:type="gramStart"/>
-      <w:r>
-        <w:t>@if(</w:t>
-      </w:r>
-      <w:proofErr w:type="gramEnd"/>
-      <w:r>
-        <w:t>$errors-&gt;</w:t>
-      </w:r>
-      <w:r>
-        <w:rPr>
-          <w:b/>
-          <w:bCs/>
-        </w:rPr>
-        <w:t>any</w:t>
-      </w:r>
-      <w:r>
-        <w:t>())</w:t>
-      </w:r>
-    </w:p>
-    <w:p>
-      <w:r>
-        <w:t>                &lt;div class="alert alert-danger py-2 mb-3"&gt;</w:t>
-      </w:r>
-    </w:p>
-    <w:p>
-      <w:r>
-        <w:t xml:space="preserve">                    </w:t>
-      </w:r>
-      <w:proofErr w:type="gramStart"/>
-      <w:r>
-        <w:t>@foreach(</w:t>
-      </w:r>
-      <w:proofErr w:type="gramEnd"/>
-      <w:r>
-        <w:t>$errors-&gt;</w:t>
-      </w:r>
-      <w:r>
-        <w:rPr>
-          <w:b/>
-          <w:bCs/>
-        </w:rPr>
-        <w:t>all</w:t>
-      </w:r>
-      <w:r>
-        <w:t>() as $error)</w:t>
-      </w:r>
-    </w:p>
-    <w:p>
-      <w:r>
-        <w:t>                        &lt;div class="small"&gt;&lt;i class="bi bi-x-circle me-1"&gt;&lt;/i</w:t>
-      </w:r>
-      <w:proofErr w:type="gramStart"/>
-      <w:r>
-        <w:t>&gt;{</w:t>
-      </w:r>
-      <w:proofErr w:type="gramEnd"/>
-      <w:r>
-        <w:t>{ $error }}&lt;/div&gt;</w:t>
-      </w:r>
-    </w:p>
-    <w:p>
-      <w:r>
-        <w:t>                    @endforeach</w:t>
-      </w:r>
-    </w:p>
-    <w:p>
-      <w:r>
-        <w:t>                &lt;/</w:t>
-      </w:r>
-      <w:proofErr w:type="gramStart"/>
-      <w:r>
-        <w:t>div</w:t>
-      </w:r>
-      <w:proofErr w:type="gramEnd"/>
-      <w:r>
-        <w:t>&gt;</w:t>
-      </w:r>
-    </w:p>
-    <w:p>
-      <w:r>
-        <w:t>                @endif</w:t>
-      </w:r>
-    </w:p>
-    <w:p/>
-    <w:p>
-      <w:r>
-        <w:t>                &lt;</w:t>
-      </w:r>
-      <w:proofErr w:type="gramStart"/>
-      <w:r>
-        <w:t>form</w:t>
-      </w:r>
-      <w:proofErr w:type="gramEnd"/>
-      <w:r>
-        <w:t xml:space="preserve"> method="POST" action="{{ </w:t>
-      </w:r>
-      <w:r>
-        <w:rPr>
-          <w:b/>
-          <w:bCs/>
-        </w:rPr>
-        <w:t>route</w:t>
-      </w:r>
-      <w:r>
-        <w:t>('login') }}"&gt;</w:t>
-      </w:r>
-    </w:p>
-    <w:p>
-      <w:r>
-        <w:t>                    @csrf</w:t>
-      </w:r>
-    </w:p>
-    <w:p/>
-    <w:p>
-      <w:r>
-        <w:t>                    {{-- Email --}}</w:t>
-      </w:r>
-    </w:p>
-    <w:p>
-      <w:r>
-        <w:t>                    &lt;div class="mb-3"&gt;</w:t>
-      </w:r>
-    </w:p>
-    <w:p>
-      <w:r>
-        <w:t>                        &lt;label class="form-label fw-semibold"&gt;Email&lt;/label&gt;</w:t>
-      </w:r>
-    </w:p>
-    <w:p>
-      <w:r>
-        <w:t>                        &lt;</w:t>
-      </w:r>
-      <w:proofErr w:type="gramStart"/>
-      <w:r>
-        <w:t>input</w:t>
-      </w:r>
-      <w:proofErr w:type="gramEnd"/>
-      <w:r>
-        <w:t xml:space="preserve"> type="email" name="email" value="{{ </w:t>
-      </w:r>
-      <w:r>
-        <w:rPr>
-          <w:b/>
-          <w:bCs/>
-        </w:rPr>
-        <w:t>old</w:t>
-      </w:r>
-      <w:r>
-        <w:t>('email') }}"</w:t>
-      </w:r>
-    </w:p>
-    <w:p>
-      <w:r>
-        <w:t>                               </w:t>
-      </w:r>
-      <w:proofErr w:type="gramStart"/>
-      <w:r>
-        <w:t>class</w:t>
-      </w:r>
-      <w:proofErr w:type="gramEnd"/>
-      <w:r>
-        <w:t>="form-control @error('email') is-invalid @enderror"</w:t>
-      </w:r>
-    </w:p>
-    <w:p>
-      <w:r>
-        <w:t>                               </w:t>
-      </w:r>
-      <w:proofErr w:type="gramStart"/>
-      <w:r>
-        <w:t>required</w:t>
-      </w:r>
-      <w:proofErr w:type="gramEnd"/>
-      <w:r>
-        <w:t xml:space="preserve"> autofocus autocomplete="email"&gt;</w:t>
-      </w:r>
-    </w:p>
-    <w:p>
-      <w:r>
-        <w:t>                    &lt;/</w:t>
-      </w:r>
-      <w:proofErr w:type="gramStart"/>
-      <w:r>
-        <w:t>div</w:t>
-      </w:r>
-      <w:proofErr w:type="gramEnd"/>
-      <w:r>
-        <w:t>&gt;</w:t>
-      </w:r>
-    </w:p>
-    <w:p/>
-    <w:p>
-      <w:r>
-        <w:t>                    {{-- Contraseña --}}</w:t>
-      </w:r>
-    </w:p>
-    <w:p>
-      <w:r>
-        <w:t>                    &lt;div class="mb-3"&gt;</w:t>
-      </w:r>
-    </w:p>
-    <w:p>
-      <w:r>
-        <w:t>                        &lt;label class="form-label fw-semibold"&gt;Contraseña&lt;/label&gt;</w:t>
-      </w:r>
-    </w:p>
-    <w:p>
-      <w:r>
-        <w:lastRenderedPageBreak/>
-        <w:t>                        &lt;div class="input-group"&gt;</w:t>
-      </w:r>
-    </w:p>
-    <w:p>
-      <w:r>
-        <w:t>                            &lt;input type="password" name="password" id="password"</w:t>
-      </w:r>
-    </w:p>
-    <w:p>
-      <w:r>
-        <w:t>                                   </w:t>
-      </w:r>
-      <w:proofErr w:type="gramStart"/>
-      <w:r>
-        <w:t>class</w:t>
-      </w:r>
-      <w:proofErr w:type="gramEnd"/>
-      <w:r>
-        <w:t>="form-control @error('password') is-invalid @enderror"</w:t>
-      </w:r>
-    </w:p>
-    <w:p>
-      <w:r>
-        <w:t>                                   </w:t>
-      </w:r>
-      <w:proofErr w:type="gramStart"/>
-      <w:r>
-        <w:t>required</w:t>
-      </w:r>
-      <w:proofErr w:type="gramEnd"/>
-      <w:r>
-        <w:t xml:space="preserve"> autocomplete="current-password"&gt;</w:t>
-      </w:r>
-    </w:p>
-    <w:p>
-      <w:r>
-        <w:t>                            &lt;button class="btn btn-outline-secondary" type="button"</w:t>
-      </w:r>
-    </w:p>
-    <w:p>
-      <w:r>
-        <w:t xml:space="preserve">                                    </w:t>
-      </w:r>
-      <w:proofErr w:type="gramStart"/>
-      <w:r>
-        <w:t>onclick</w:t>
-      </w:r>
-      <w:proofErr w:type="gramEnd"/>
-      <w:r>
-        <w:t>="</w:t>
-      </w:r>
-      <w:r>
-        <w:rPr>
-          <w:b/>
-          <w:bCs/>
-        </w:rPr>
-        <w:t>togglePass</w:t>
-      </w:r>
-      <w:r>
-        <w:t>()" title="Ver contraseña"&gt;</w:t>
-      </w:r>
-    </w:p>
-    <w:p>
-      <w:r>
-        <w:t>                                &lt;i class="bi bi-eye" id="ico-eye"&gt;&lt;/i&gt;</w:t>
-      </w:r>
-    </w:p>
-    <w:p>
-      <w:r>
-        <w:t>                            &lt;/</w:t>
-      </w:r>
-      <w:proofErr w:type="gramStart"/>
-      <w:r>
-        <w:t>button</w:t>
-      </w:r>
-      <w:proofErr w:type="gramEnd"/>
-      <w:r>
-        <w:t>&gt;</w:t>
-      </w:r>
-    </w:p>
-    <w:p>
-      <w:r>
-        <w:t>                        &lt;/</w:t>
-      </w:r>
-      <w:proofErr w:type="gramStart"/>
-      <w:r>
-        <w:t>div</w:t>
-      </w:r>
-      <w:proofErr w:type="gramEnd"/>
-      <w:r>
-        <w:t>&gt;</w:t>
-      </w:r>
-    </w:p>
-    <w:p>
-      <w:r>
-        <w:t>                    &lt;/</w:t>
-      </w:r>
-      <w:proofErr w:type="gramStart"/>
-      <w:r>
-        <w:t>div</w:t>
-      </w:r>
-      <w:proofErr w:type="gramEnd"/>
-      <w:r>
-        <w:t>&gt;</w:t>
-      </w:r>
-    </w:p>
-    <w:p/>
-    <w:p>
-      <w:r>
-        <w:t>                    {{-- Recordarme --}}</w:t>
-      </w:r>
-    </w:p>
-    <w:p>
-      <w:r>
-        <w:t>                    &lt;div class="mb-3 form-check"&gt;</w:t>
-      </w:r>
-    </w:p>
-    <w:p>
-      <w:r>
-        <w:t>                        &lt;input type="checkbox" name="remember" id="remember" class="form-check-input"&gt;</w:t>
-      </w:r>
-    </w:p>
-    <w:p>
-      <w:r>
-        <w:t>                        &lt;label class="form-check-label" for="remember"&gt;Recordarme&lt;/label&gt;</w:t>
-      </w:r>
-    </w:p>
-    <w:p>
-      <w:r>
-        <w:t>                    &lt;/</w:t>
-      </w:r>
-      <w:proofErr w:type="gramStart"/>
-      <w:r>
-        <w:t>div</w:t>
-      </w:r>
-      <w:proofErr w:type="gramEnd"/>
-      <w:r>
-        <w:t>&gt;</w:t>
-      </w:r>
-    </w:p>
-    <w:p/>
-    <w:p>
-      <w:r>
-        <w:t>                    {{-- Cloudflare Turnstile (solo si superó X intentos) --}}</w:t>
-      </w:r>
-    </w:p>
-    <w:p>
-      <w:r>
-        <w:t xml:space="preserve">                    </w:t>
-      </w:r>
-      <w:proofErr w:type="gramStart"/>
-      <w:r>
-        <w:t>@if(</w:t>
-      </w:r>
-      <w:proofErr w:type="gramEnd"/>
-      <w:r>
-        <w:t>$captchaActivo)</w:t>
-      </w:r>
-    </w:p>
-    <w:p>
-      <w:r>
-        <w:t>                    &lt;div class="mb-3"&gt;</w:t>
-      </w:r>
-    </w:p>
-    <w:p>
-      <w:r>
-        <w:t>                        &lt;</w:t>
-      </w:r>
-      <w:proofErr w:type="gramStart"/>
-      <w:r>
-        <w:t>div</w:t>
-      </w:r>
-      <w:proofErr w:type="gramEnd"/>
-      <w:r>
-        <w:t xml:space="preserve"> class="cf-turnstile" data-sitekey="{{ $siteKey }}"</w:t>
-      </w:r>
-    </w:p>
-    <w:p>
-      <w:r>
-        <w:t>                             </w:t>
-      </w:r>
-      <w:proofErr w:type="gramStart"/>
-      <w:r>
-        <w:t>data-theme</w:t>
-      </w:r>
-      <w:proofErr w:type="gramEnd"/>
-      <w:r>
-        <w:t>="light" data-language="es"&gt;&lt;/div&gt;</w:t>
-      </w:r>
-    </w:p>
-    <w:p>
-      <w:r>
-        <w:t xml:space="preserve">                        </w:t>
-      </w:r>
-      <w:proofErr w:type="gramStart"/>
-      <w:r>
-        <w:t>@error(</w:t>
-      </w:r>
-      <w:proofErr w:type="gramEnd"/>
-      <w:r>
-        <w:t>'captcha')</w:t>
-      </w:r>
-    </w:p>
-    <w:p>
-      <w:r>
-        <w:t>                        &lt;div class="text-danger small mt-1"&gt;&lt;i class="bi bi-x-circle me-1"&gt;&lt;/i</w:t>
-      </w:r>
-      <w:proofErr w:type="gramStart"/>
-      <w:r>
-        <w:t>&gt;{</w:t>
-      </w:r>
-      <w:proofErr w:type="gramEnd"/>
-      <w:r>
-        <w:t>{ $message }}&lt;/div&gt;</w:t>
-      </w:r>
-    </w:p>
-    <w:p>
-      <w:r>
-        <w:t>                        @enderror</w:t>
-      </w:r>
-    </w:p>
-    <w:p>
-      <w:r>
-        <w:t xml:space="preserve">                        </w:t>
-      </w:r>
-      <w:proofErr w:type="gramStart"/>
-      <w:r>
-        <w:t>@error(</w:t>
-      </w:r>
-      <w:proofErr w:type="gramEnd"/>
-      <w:r>
-        <w:t>'cf-turnstile-response')</w:t>
-      </w:r>
-    </w:p>
-    <w:p>
-      <w:r>
-        <w:lastRenderedPageBreak/>
-        <w:t>                        &lt;div class="text-danger small mt-1"&gt;&lt;i class="bi bi-x-circle me-1"&gt;&lt;/i</w:t>
-      </w:r>
-      <w:proofErr w:type="gramStart"/>
-      <w:r>
-        <w:t>&gt;{</w:t>
-      </w:r>
-      <w:proofErr w:type="gramEnd"/>
-      <w:r>
-        <w:t>{ $message }}&lt;/div&gt;</w:t>
-      </w:r>
-    </w:p>
-    <w:p>
-      <w:r>
-        <w:t>                        @enderror</w:t>
-      </w:r>
-    </w:p>
-    <w:p>
-      <w:r>
-        <w:t>                    &lt;/</w:t>
-      </w:r>
-      <w:proofErr w:type="gramStart"/>
-      <w:r>
-        <w:t>div</w:t>
-      </w:r>
-      <w:proofErr w:type="gramEnd"/>
-      <w:r>
-        <w:t>&gt;</w:t>
-      </w:r>
-    </w:p>
-    <w:p>
-      <w:r>
-        <w:t>                    @endif</w:t>
-      </w:r>
-    </w:p>
-    <w:p/>
-    <w:p>
-      <w:r>
-        <w:t>                    {{-- Botón --}}</w:t>
-      </w:r>
-    </w:p>
-    <w:p>
-      <w:r>
-        <w:t>                    &lt;div class="d-grid"&gt;</w:t>
-      </w:r>
-    </w:p>
-    <w:p>
-      <w:r>
-        <w:t>                        &lt;button type="submit" class="btn btn-primary"&gt;</w:t>
-      </w:r>
-    </w:p>
-    <w:p>
-      <w:r>
-        <w:t>                            &lt;i class="bi bi-box-arrow-in-right me-2"&gt;&lt;/i&gt;Ingresar</w:t>
-      </w:r>
-    </w:p>
-    <w:p>
-      <w:r>
-        <w:t>                        &lt;/</w:t>
-      </w:r>
-      <w:proofErr w:type="gramStart"/>
-      <w:r>
-        <w:t>button</w:t>
-      </w:r>
-      <w:proofErr w:type="gramEnd"/>
-      <w:r>
-        <w:t>&gt;</w:t>
-      </w:r>
-    </w:p>
-    <w:p>
-      <w:r>
-        <w:t>                    &lt;/</w:t>
-      </w:r>
-      <w:proofErr w:type="gramStart"/>
-      <w:r>
-        <w:t>div</w:t>
-      </w:r>
-      <w:proofErr w:type="gramEnd"/>
-      <w:r>
-        <w:t>&gt;</w:t>
-      </w:r>
-    </w:p>
-    <w:p/>
-    <w:p>
-      <w:r>
-        <w:t>                &lt;/</w:t>
-      </w:r>
-      <w:proofErr w:type="gramStart"/>
-      <w:r>
-        <w:t>form</w:t>
-      </w:r>
-      <w:proofErr w:type="gramEnd"/>
-      <w:r>
-        <w:t>&gt;</w:t>
-      </w:r>
-    </w:p>
-    <w:p/>
-    <w:p>
-      <w:r>
-        <w:t>                {{-- Links --}}</w:t>
-      </w:r>
-    </w:p>
-    <w:p>
-      <w:r>
-        <w:t>                &lt;div class="mt-3 text-center small text-muted"&gt;</w:t>
-      </w:r>
-    </w:p>
-    <w:p>
-      <w:r>
-        <w:t>                    @if(Route</w:t>
-      </w:r>
-      <w:proofErr w:type="gramStart"/>
-      <w:r>
-        <w:t>::</w:t>
-      </w:r>
-      <w:r>
-        <w:rPr>
-          <w:b/>
-          <w:bCs/>
-        </w:rPr>
-        <w:t>has</w:t>
-      </w:r>
-      <w:proofErr w:type="gramEnd"/>
-      <w:r>
-        <w:t>('password.request'))</w:t>
-      </w:r>
-    </w:p>
-    <w:p>
-      <w:r>
-        <w:t>                    &lt;</w:t>
-      </w:r>
-      <w:proofErr w:type="gramStart"/>
-      <w:r>
-        <w:t>a</w:t>
-      </w:r>
-      <w:proofErr w:type="gramEnd"/>
-      <w:r>
-        <w:t xml:space="preserve"> href="{{ </w:t>
-      </w:r>
-      <w:r>
-        <w:rPr>
-          <w:b/>
-          <w:bCs/>
-        </w:rPr>
-        <w:t>route</w:t>
-      </w:r>
-      <w:r>
-        <w:t>('password.request') }}" class="text-decoration-none"&gt;</w:t>
-      </w:r>
-    </w:p>
-    <w:p>
-      <w:r>
-        <w:t>                        ¿Olvidaste tu contraseña?</w:t>
-      </w:r>
-    </w:p>
-    <w:p>
-      <w:r>
-        <w:t>                    &lt;/a&gt;</w:t>
-      </w:r>
-    </w:p>
-    <w:p>
-      <w:r>
-        <w:t>                    @endif</w:t>
-      </w:r>
-    </w:p>
-    <w:p>
-      <w:r>
-        <w:t>                &lt;/</w:t>
-      </w:r>
-      <w:proofErr w:type="gramStart"/>
-      <w:r>
-        <w:t>div</w:t>
-      </w:r>
-      <w:proofErr w:type="gramEnd"/>
-      <w:r>
-        <w:t>&gt;</w:t>
-      </w:r>
-    </w:p>
-    <w:p/>
-    <w:p>
-      <w:r>
-        <w:t>                {{-- Barra de seguridad visual --}}</w:t>
-      </w:r>
-    </w:p>
-    <w:p>
-      <w:r>
-        <w:t xml:space="preserve">                </w:t>
-      </w:r>
-      <w:proofErr w:type="gramStart"/>
-      <w:r>
-        <w:t>@if(</w:t>
-      </w:r>
-      <w:proofErr w:type="gramEnd"/>
-      <w:r>
-        <w:t>$intentos &gt; 0)</w:t>
-      </w:r>
-    </w:p>
-    <w:p>
-      <w:r>
-        <w:t>                &lt;div class="mt-4 pt-3 border-top"&gt;</w:t>
-      </w:r>
-    </w:p>
-    <w:p>
-      <w:r>
-        <w:t>                    &lt;div class="d-flex justify-content-between small text-muted mb-1"&gt;</w:t>
-      </w:r>
-    </w:p>
-    <w:p>
-      <w:r>
-        <w:lastRenderedPageBreak/>
-        <w:t>                        &lt;</w:t>
-      </w:r>
-      <w:proofErr w:type="gramStart"/>
-      <w:r>
-        <w:t>span</w:t>
-      </w:r>
-      <w:proofErr w:type="gramEnd"/>
-      <w:r>
-        <w:t>&gt;&lt;i class="bi bi-shield me-1"&gt;&lt;/i&gt;Seguridad&lt;/span&gt;</w:t>
-      </w:r>
-    </w:p>
-    <w:p>
-      <w:r>
-        <w:t>                        &lt;</w:t>
-      </w:r>
-      <w:proofErr w:type="gramStart"/>
-      <w:r>
-        <w:t>span</w:t>
-      </w:r>
-      <w:proofErr w:type="gramEnd"/>
-      <w:r>
-        <w:t>&gt;{{ $intentos }} / 6 intentos&lt;/span&gt;</w:t>
-      </w:r>
-    </w:p>
-    <w:p>
-      <w:r>
-        <w:t>                    &lt;/</w:t>
-      </w:r>
-      <w:proofErr w:type="gramStart"/>
-      <w:r>
-        <w:t>div</w:t>
-      </w:r>
-      <w:proofErr w:type="gramEnd"/>
-      <w:r>
-        <w:t>&gt;</w:t>
-      </w:r>
-    </w:p>
-    <w:p>
-      <w:r>
-        <w:t>                    @php</w:t>
-      </w:r>
-    </w:p>
-    <w:p>
-      <w:r>
-        <w:t xml:space="preserve">                        $pct   = </w:t>
-      </w:r>
-      <w:proofErr w:type="gramStart"/>
-      <w:r>
-        <w:t>min(</w:t>
-      </w:r>
-      <w:proofErr w:type="gramEnd"/>
-      <w:r>
-        <w:t>100, intval($intentos / 6 * 100));</w:t>
-      </w:r>
-    </w:p>
-    <w:p>
-      <w:r>
-        <w:t xml:space="preserve">                        $color = $intentos &lt;= </w:t>
-      </w:r>
-      <w:proofErr w:type="gramStart"/>
-      <w:r>
-        <w:t>2 ?</w:t>
-      </w:r>
-      <w:proofErr w:type="gramEnd"/>
-      <w:r>
-        <w:t xml:space="preserve"> </w:t>
-      </w:r>
-      <w:proofErr w:type="gramStart"/>
-      <w:r>
-        <w:t>'success' :</w:t>
-      </w:r>
-      <w:proofErr w:type="gramEnd"/>
-      <w:r>
-        <w:t xml:space="preserve"> ($intentos &lt;= 4 ? </w:t>
-      </w:r>
-      <w:proofErr w:type="gramStart"/>
-      <w:r>
-        <w:t>'warning' :</w:t>
-      </w:r>
-      <w:proofErr w:type="gramEnd"/>
-      <w:r>
-        <w:t xml:space="preserve"> 'danger');</w:t>
-      </w:r>
-    </w:p>
-    <w:p>
-      <w:r>
-        <w:t>                    @endphp</w:t>
-      </w:r>
-    </w:p>
-    <w:p>
-      <w:r>
-        <w:t>                    &lt;div class="progress" style="height</w:t>
-      </w:r>
-      <w:proofErr w:type="gramStart"/>
-      <w:r>
-        <w:t>:4px</w:t>
-      </w:r>
-      <w:proofErr w:type="gramEnd"/>
-      <w:r>
-        <w:t>"&gt;</w:t>
-      </w:r>
-    </w:p>
-    <w:p>
-      <w:r>
-        <w:t>                        &lt;div class="progress-bar bg-{</w:t>
-      </w:r>
-      <w:proofErr w:type="gramStart"/>
-      <w:r>
-        <w:t>{ $</w:t>
-      </w:r>
-      <w:proofErr w:type="gramEnd"/>
-      <w:r>
-        <w:t>color }}" style="width:{{ $pct }}%"&gt;&lt;/div&gt;</w:t>
-      </w:r>
-    </w:p>
-    <w:p>
-      <w:r>
-        <w:t>                    &lt;/</w:t>
-      </w:r>
-      <w:proofErr w:type="gramStart"/>
-      <w:r>
-        <w:t>div</w:t>
-      </w:r>
-      <w:proofErr w:type="gramEnd"/>
-      <w:r>
-        <w:t>&gt;</w:t>
-      </w:r>
-    </w:p>
-    <w:p>
-      <w:r>
-        <w:t xml:space="preserve">                    </w:t>
-      </w:r>
-      <w:proofErr w:type="gramStart"/>
-      <w:r>
-        <w:t>@if(</w:t>
-      </w:r>
-      <w:proofErr w:type="gramEnd"/>
-      <w:r>
-        <w:t>$intentos &gt;= 6)</w:t>
-      </w:r>
-    </w:p>
-    <w:p>
-      <w:r>
-        <w:t>                    &lt;div class="text-danger small mt-1 text-center"&gt;</w:t>
-      </w:r>
-    </w:p>
-    <w:p>
-      <w:r>
-        <w:t>                        &lt;i class="bi bi-lock me-1"&gt;&lt;/i&gt;Cuenta bloqueada temporalmente.</w:t>
-      </w:r>
-    </w:p>
-    <w:p>
-      <w:r>
-        <w:t>                    &lt;/</w:t>
-      </w:r>
-      <w:proofErr w:type="gramStart"/>
-      <w:r>
-        <w:t>div</w:t>
-      </w:r>
-      <w:proofErr w:type="gramEnd"/>
-      <w:r>
-        <w:t>&gt;</w:t>
-      </w:r>
-    </w:p>
-    <w:p>
-      <w:r>
-        <w:t>                    @endif</w:t>
-      </w:r>
-    </w:p>
-    <w:p>
-      <w:r>
-        <w:t>                &lt;/</w:t>
-      </w:r>
-      <w:proofErr w:type="gramStart"/>
-      <w:r>
-        <w:t>div</w:t>
-      </w:r>
-      <w:proofErr w:type="gramEnd"/>
-      <w:r>
-        <w:t>&gt;</w:t>
-      </w:r>
-    </w:p>
-    <w:p>
-      <w:r>
-        <w:t>                @endif</w:t>
-      </w:r>
-    </w:p>
-    <w:p/>
-    <w:p>
-      <w:r>
-        <w:t>            &lt;/</w:t>
-      </w:r>
-      <w:proofErr w:type="gramStart"/>
-      <w:r>
-        <w:t>div</w:t>
-      </w:r>
-      <w:proofErr w:type="gramEnd"/>
-      <w:r>
-        <w:t>&gt;</w:t>
-      </w:r>
-    </w:p>
-    <w:p>
-      <w:r>
-        <w:t>        &lt;/</w:t>
-      </w:r>
-      <w:proofErr w:type="gramStart"/>
-      <w:r>
-        <w:t>div</w:t>
-      </w:r>
-      <w:proofErr w:type="gramEnd"/>
-      <w:r>
-        <w:t>&gt;</w:t>
-      </w:r>
-    </w:p>
-    <w:p/>
-    <w:p>
-      <w:r>
-        <w:t>        &lt;div class="text-center mt-3 small text-muted"&gt;</w:t>
-      </w:r>
-    </w:p>
-    <w:p>
-      <w:r>
-        <w:t>            ¿No tenés cuenta?</w:t>
-      </w:r>
-    </w:p>
-    <w:p>
-      <w:r>
-        <w:t>            &lt;</w:t>
-      </w:r>
-      <w:proofErr w:type="gramStart"/>
-      <w:r>
-        <w:t>a</w:t>
-      </w:r>
-      <w:proofErr w:type="gramEnd"/>
-      <w:r>
-        <w:t xml:space="preserve"> href="{{ </w:t>
-      </w:r>
-      <w:r>
-        <w:rPr>
-          <w:b/>
-          <w:bCs/>
-        </w:rPr>
-        <w:t>route</w:t>
-      </w:r>
-      <w:r>
-        <w:t>('register') }}" class="text-decoration-none"&gt;Registrarse&lt;/a&gt;</w:t>
-      </w:r>
-    </w:p>
-    <w:p>
-      <w:r>
-        <w:t>        &lt;/</w:t>
-      </w:r>
-      <w:proofErr w:type="gramStart"/>
-      <w:r>
-        <w:t>div</w:t>
-      </w:r>
-      <w:proofErr w:type="gramEnd"/>
-      <w:r>
-        <w:t>&gt;</w:t>
-      </w:r>
-    </w:p>
-    <w:p/>
-    <w:p>
-      <w:r>
-        <w:t>    &lt;/</w:t>
-      </w:r>
-      <w:proofErr w:type="gramStart"/>
-      <w:r>
-        <w:t>div</w:t>
-      </w:r>
-      <w:proofErr w:type="gramEnd"/>
-      <w:r>
-        <w:t>&gt;</w:t>
-      </w:r>
-    </w:p>
-    <w:p>
-      <w:r>
-        <w:lastRenderedPageBreak/>
         <w:t>&lt;/</w:t>
       </w:r>
       <w:proofErr w:type="gramStart"/>
@@ -13045,6 +13059,7 @@
         <w:spacing w:after="0"/>
       </w:pPr>
       <w:r>
+        <w:lastRenderedPageBreak/>
         <w:t xml:space="preserve">    </w:t>
       </w:r>
       <w:proofErr w:type="gramStart"/>
@@ -13073,6 +13088,1285 @@
       <w:r>
         <w:t>    {</w:t>
       </w:r>
+    </w:p>
+    <w:p>
+      <w:pPr>
+        <w:spacing w:after="0"/>
+      </w:pPr>
+      <w:r>
+        <w:t xml:space="preserve">        </w:t>
+      </w:r>
+      <w:proofErr w:type="gramStart"/>
+      <w:r>
+        <w:t>return</w:t>
+      </w:r>
+      <w:proofErr w:type="gramEnd"/>
+      <w:r>
+        <w:t xml:space="preserve"> [</w:t>
+      </w:r>
+    </w:p>
+    <w:p>
+      <w:pPr>
+        <w:spacing w:after="0"/>
+      </w:pPr>
+      <w:r>
+        <w:t>            'cf-turnstile-response.required' =&gt; 'Por favor completá la verificación de seguridad.',</w:t>
+      </w:r>
+    </w:p>
+    <w:p>
+      <w:pPr>
+        <w:spacing w:after="0"/>
+      </w:pPr>
+      <w:r>
+        <w:t>            'email.required'                 =&gt; 'El email es obligatorio.',</w:t>
+      </w:r>
+    </w:p>
+    <w:p>
+      <w:pPr>
+        <w:spacing w:after="0"/>
+      </w:pPr>
+      <w:r>
+        <w:t>            'password.required'              =&gt; 'La contraseña es obligatoria.',</w:t>
+      </w:r>
+    </w:p>
+    <w:p>
+      <w:pPr>
+        <w:spacing w:after="0"/>
+      </w:pPr>
+      <w:r>
+        <w:t>        ];</w:t>
+      </w:r>
+    </w:p>
+    <w:p>
+      <w:pPr>
+        <w:spacing w:after="0"/>
+      </w:pPr>
+      <w:r>
+        <w:t>    }</w:t>
+      </w:r>
+    </w:p>
+    <w:p>
+      <w:pPr>
+        <w:spacing w:after="0"/>
+      </w:pPr>
+    </w:p>
+    <w:p>
+      <w:pPr>
+        <w:spacing w:after="0"/>
+      </w:pPr>
+      <w:r>
+        <w:t>    /**</w:t>
+      </w:r>
+    </w:p>
+    <w:p>
+      <w:pPr>
+        <w:spacing w:after="0"/>
+      </w:pPr>
+      <w:r>
+        <w:t>     * Determina si el captcha debe mostrarse/validarse.</w:t>
+      </w:r>
+    </w:p>
+    <w:p>
+      <w:pPr>
+        <w:spacing w:after="0"/>
+      </w:pPr>
+      <w:r>
+        <w:t>     * Se activa después de N intentos fallidos para esta IP/email.</w:t>
+      </w:r>
+    </w:p>
+    <w:p>
+      <w:pPr>
+        <w:spacing w:after="0"/>
+      </w:pPr>
+      <w:r>
+        <w:t>     */</w:t>
+      </w:r>
+    </w:p>
+    <w:p>
+      <w:pPr>
+        <w:spacing w:after="0"/>
+      </w:pPr>
+      <w:r>
+        <w:t xml:space="preserve">    </w:t>
+      </w:r>
+      <w:proofErr w:type="gramStart"/>
+      <w:r>
+        <w:t>public</w:t>
+      </w:r>
+      <w:proofErr w:type="gramEnd"/>
+      <w:r>
+        <w:t xml:space="preserve"> function </w:t>
+      </w:r>
+      <w:r>
+        <w:rPr>
+          <w:b/>
+          <w:bCs/>
+        </w:rPr>
+        <w:t>captchaRequerido</w:t>
+      </w:r>
+      <w:r>
+        <w:t>(): bool</w:t>
+      </w:r>
+    </w:p>
+    <w:p>
+      <w:pPr>
+        <w:spacing w:after="0"/>
+      </w:pPr>
+      <w:r>
+        <w:t>    {</w:t>
+      </w:r>
+    </w:p>
+    <w:p>
+      <w:pPr>
+        <w:spacing w:after="0"/>
+      </w:pPr>
+      <w:r>
+        <w:t xml:space="preserve">        $umbral = (int) </w:t>
+      </w:r>
+      <w:proofErr w:type="gramStart"/>
+      <w:r>
+        <w:rPr>
+          <w:b/>
+          <w:bCs/>
+        </w:rPr>
+        <w:t>config</w:t>
+      </w:r>
+      <w:r>
+        <w:t>(</w:t>
+      </w:r>
+      <w:proofErr w:type="gramEnd"/>
+      <w:r>
+        <w:t>'services.turnstile.captcha_after', 3);</w:t>
+      </w:r>
+    </w:p>
+    <w:p>
+      <w:pPr>
+        <w:spacing w:after="0"/>
+      </w:pPr>
+      <w:r>
+        <w:t xml:space="preserve">        </w:t>
+      </w:r>
+      <w:proofErr w:type="gramStart"/>
+      <w:r>
+        <w:t>return</w:t>
+      </w:r>
+      <w:proofErr w:type="gramEnd"/>
+      <w:r>
+        <w:t xml:space="preserve"> $this-&gt;</w:t>
+      </w:r>
+      <w:r>
+        <w:rPr>
+          <w:b/>
+          <w:bCs/>
+        </w:rPr>
+        <w:t>intentosFallidos</w:t>
+      </w:r>
+      <w:r>
+        <w:t>() &gt;= $umbral;</w:t>
+      </w:r>
+    </w:p>
+    <w:p>
+      <w:pPr>
+        <w:spacing w:after="0"/>
+      </w:pPr>
+      <w:r>
+        <w:t>    }</w:t>
+      </w:r>
+    </w:p>
+    <w:p>
+      <w:pPr>
+        <w:spacing w:after="0"/>
+      </w:pPr>
+    </w:p>
+    <w:p>
+      <w:pPr>
+        <w:spacing w:after="0"/>
+      </w:pPr>
+      <w:r>
+        <w:t>    /**</w:t>
+      </w:r>
+    </w:p>
+    <w:p>
+      <w:pPr>
+        <w:spacing w:after="0"/>
+      </w:pPr>
+      <w:r>
+        <w:t>     * Cuántos intentos fallidos lleva esta combinación IP+email.</w:t>
+      </w:r>
+    </w:p>
+    <w:p>
+      <w:pPr>
+        <w:spacing w:after="0"/>
+      </w:pPr>
+      <w:r>
+        <w:t>     */</w:t>
+      </w:r>
+    </w:p>
+    <w:p>
+      <w:pPr>
+        <w:spacing w:after="0"/>
+      </w:pPr>
+      <w:r>
+        <w:t xml:space="preserve">    </w:t>
+      </w:r>
+      <w:proofErr w:type="gramStart"/>
+      <w:r>
+        <w:t>public</w:t>
+      </w:r>
+      <w:proofErr w:type="gramEnd"/>
+      <w:r>
+        <w:t xml:space="preserve"> function </w:t>
+      </w:r>
+      <w:r>
+        <w:rPr>
+          <w:b/>
+          <w:bCs/>
+        </w:rPr>
+        <w:t>intentosFallidos</w:t>
+      </w:r>
+      <w:r>
+        <w:t>(): int</w:t>
+      </w:r>
+    </w:p>
+    <w:p>
+      <w:pPr>
+        <w:spacing w:after="0"/>
+      </w:pPr>
+      <w:r>
+        <w:t>    {</w:t>
+      </w:r>
+    </w:p>
+    <w:p>
+      <w:pPr>
+        <w:spacing w:after="0"/>
+      </w:pPr>
+      <w:r>
+        <w:t xml:space="preserve">        </w:t>
+      </w:r>
+      <w:proofErr w:type="gramStart"/>
+      <w:r>
+        <w:t>return</w:t>
+      </w:r>
+      <w:proofErr w:type="gramEnd"/>
+      <w:r>
+        <w:t xml:space="preserve"> Cache::</w:t>
+      </w:r>
+      <w:r>
+        <w:rPr>
+          <w:b/>
+          <w:bCs/>
+        </w:rPr>
+        <w:t>get</w:t>
+      </w:r>
+      <w:r>
+        <w:t>($this-&gt;</w:t>
+      </w:r>
+      <w:r>
+        <w:rPr>
+          <w:b/>
+          <w:bCs/>
+        </w:rPr>
+        <w:t>claveIntentos</w:t>
+      </w:r>
+      <w:r>
+        <w:t>(), 0);</w:t>
+      </w:r>
+    </w:p>
+    <w:p>
+      <w:pPr>
+        <w:spacing w:after="0"/>
+      </w:pPr>
+      <w:r>
+        <w:t>    }</w:t>
+      </w:r>
+    </w:p>
+    <w:p>
+      <w:pPr>
+        <w:spacing w:after="0"/>
+      </w:pPr>
+    </w:p>
+    <w:p>
+      <w:pPr>
+        <w:spacing w:after="0"/>
+      </w:pPr>
+      <w:r>
+        <w:t xml:space="preserve">    </w:t>
+      </w:r>
+      <w:proofErr w:type="gramStart"/>
+      <w:r>
+        <w:t>private</w:t>
+      </w:r>
+      <w:proofErr w:type="gramEnd"/>
+      <w:r>
+        <w:t xml:space="preserve"> function </w:t>
+      </w:r>
+      <w:r>
+        <w:rPr>
+          <w:b/>
+          <w:bCs/>
+        </w:rPr>
+        <w:t>claveIntentos</w:t>
+      </w:r>
+      <w:r>
+        <w:t>(): string</w:t>
+      </w:r>
+    </w:p>
+    <w:p>
+      <w:pPr>
+        <w:spacing w:after="0"/>
+      </w:pPr>
+      <w:r>
+        <w:t>    {</w:t>
+      </w:r>
+    </w:p>
+    <w:p>
+      <w:pPr>
+        <w:spacing w:after="0"/>
+      </w:pPr>
+      <w:r>
+        <w:t>        $email = Str</w:t>
+      </w:r>
+      <w:proofErr w:type="gramStart"/>
+      <w:r>
+        <w:t>::</w:t>
+      </w:r>
+      <w:r>
+        <w:rPr>
+          <w:b/>
+          <w:bCs/>
+        </w:rPr>
+        <w:t>lower</w:t>
+      </w:r>
+      <w:proofErr w:type="gramEnd"/>
+      <w:r>
+        <w:t>(trim($this-&gt;</w:t>
+      </w:r>
+      <w:r>
+        <w:rPr>
+          <w:b/>
+          <w:bCs/>
+        </w:rPr>
+        <w:t>input</w:t>
+      </w:r>
+      <w:r>
+        <w:t>('email', '')));</w:t>
+      </w:r>
+    </w:p>
+    <w:p>
+      <w:pPr>
+        <w:spacing w:after="0"/>
+      </w:pPr>
+      <w:r>
+        <w:t xml:space="preserve">        </w:t>
+      </w:r>
+      <w:proofErr w:type="gramStart"/>
+      <w:r>
+        <w:t>return</w:t>
+      </w:r>
+      <w:proofErr w:type="gramEnd"/>
+      <w:r>
+        <w:t xml:space="preserve"> 'login_attempts:' . </w:t>
+      </w:r>
+      <w:proofErr w:type="gramStart"/>
+      <w:r>
+        <w:t>sha1(</w:t>
+      </w:r>
+      <w:proofErr w:type="gramEnd"/>
+      <w:r>
+        <w:t>$this-&gt;</w:t>
+      </w:r>
+      <w:r>
+        <w:rPr>
+          <w:b/>
+          <w:bCs/>
+        </w:rPr>
+        <w:t>ip</w:t>
+      </w:r>
+      <w:r>
+        <w:t>() . '|' . $email);</w:t>
+      </w:r>
+    </w:p>
+    <w:p>
+      <w:pPr>
+        <w:spacing w:after="0"/>
+      </w:pPr>
+      <w:r>
+        <w:t>    }</w:t>
+      </w:r>
+    </w:p>
+    <w:p>
+      <w:pPr>
+        <w:spacing w:after="0"/>
+      </w:pPr>
+    </w:p>
+    <w:p>
+      <w:pPr>
+        <w:spacing w:after="0"/>
+      </w:pPr>
+      <w:r>
+        <w:t xml:space="preserve">    </w:t>
+      </w:r>
+      <w:proofErr w:type="gramStart"/>
+      <w:r>
+        <w:t>private</w:t>
+      </w:r>
+      <w:proofErr w:type="gramEnd"/>
+      <w:r>
+        <w:t xml:space="preserve"> function </w:t>
+      </w:r>
+      <w:r>
+        <w:rPr>
+          <w:b/>
+          <w:bCs/>
+        </w:rPr>
+        <w:t>incrementarIntentos</w:t>
+      </w:r>
+      <w:r>
+        <w:t>(): void</w:t>
+      </w:r>
+    </w:p>
+    <w:p>
+      <w:pPr>
+        <w:spacing w:after="0"/>
+      </w:pPr>
+      <w:r>
+        <w:t>    {</w:t>
+      </w:r>
+    </w:p>
+    <w:p>
+      <w:pPr>
+        <w:spacing w:after="0"/>
+      </w:pPr>
+      <w:r>
+        <w:t>        $key     = $this-&gt;</w:t>
+      </w:r>
+      <w:proofErr w:type="gramStart"/>
+      <w:r>
+        <w:rPr>
+          <w:b/>
+          <w:bCs/>
+        </w:rPr>
+        <w:t>claveIntentos</w:t>
+      </w:r>
+      <w:r>
+        <w:t>(</w:t>
+      </w:r>
+      <w:proofErr w:type="gramEnd"/>
+      <w:r>
+        <w:t>);</w:t>
+      </w:r>
+    </w:p>
+    <w:p>
+      <w:pPr>
+        <w:spacing w:after="0"/>
+      </w:pPr>
+      <w:r>
+        <w:t>        $actuales = Cache</w:t>
+      </w:r>
+      <w:proofErr w:type="gramStart"/>
+      <w:r>
+        <w:t>::</w:t>
+      </w:r>
+      <w:r>
+        <w:rPr>
+          <w:b/>
+          <w:bCs/>
+        </w:rPr>
+        <w:t>get</w:t>
+      </w:r>
+      <w:proofErr w:type="gramEnd"/>
+      <w:r>
+        <w:t>($key, 0);</w:t>
+      </w:r>
+    </w:p>
+    <w:p>
+      <w:pPr>
+        <w:spacing w:after="0"/>
+      </w:pPr>
+      <w:r>
+        <w:t>        Cache</w:t>
+      </w:r>
+      <w:proofErr w:type="gramStart"/>
+      <w:r>
+        <w:t>::</w:t>
+      </w:r>
+      <w:r>
+        <w:rPr>
+          <w:b/>
+          <w:bCs/>
+        </w:rPr>
+        <w:t>put</w:t>
+      </w:r>
+      <w:proofErr w:type="gramEnd"/>
+      <w:r>
+        <w:t xml:space="preserve">($key, $actuales + 1, </w:t>
+      </w:r>
+      <w:r>
+        <w:rPr>
+          <w:b/>
+          <w:bCs/>
+        </w:rPr>
+        <w:t>now</w:t>
+      </w:r>
+      <w:r>
+        <w:t>()-&gt;</w:t>
+      </w:r>
+      <w:r>
+        <w:rPr>
+          <w:b/>
+          <w:bCs/>
+        </w:rPr>
+        <w:t>addMinutes</w:t>
+      </w:r>
+      <w:r>
+        <w:t>(30));</w:t>
+      </w:r>
+    </w:p>
+    <w:p>
+      <w:pPr>
+        <w:spacing w:after="0"/>
+      </w:pPr>
+      <w:r>
+        <w:t>    }</w:t>
+      </w:r>
+    </w:p>
+    <w:p>
+      <w:pPr>
+        <w:spacing w:after="0"/>
+      </w:pPr>
+    </w:p>
+    <w:p>
+      <w:pPr>
+        <w:spacing w:after="0"/>
+      </w:pPr>
+      <w:r>
+        <w:t xml:space="preserve">    </w:t>
+      </w:r>
+      <w:proofErr w:type="gramStart"/>
+      <w:r>
+        <w:t>private</w:t>
+      </w:r>
+      <w:proofErr w:type="gramEnd"/>
+      <w:r>
+        <w:t xml:space="preserve"> function </w:t>
+      </w:r>
+      <w:r>
+        <w:rPr>
+          <w:b/>
+          <w:bCs/>
+        </w:rPr>
+        <w:t>resetearIntentos</w:t>
+      </w:r>
+      <w:r>
+        <w:t>(): void</w:t>
+      </w:r>
+    </w:p>
+    <w:p>
+      <w:pPr>
+        <w:spacing w:after="0"/>
+      </w:pPr>
+      <w:r>
+        <w:t>    {</w:t>
+      </w:r>
+    </w:p>
+    <w:p>
+      <w:pPr>
+        <w:spacing w:after="0"/>
+      </w:pPr>
+      <w:r>
+        <w:t>        Cache</w:t>
+      </w:r>
+      <w:proofErr w:type="gramStart"/>
+      <w:r>
+        <w:t>::</w:t>
+      </w:r>
+      <w:r>
+        <w:rPr>
+          <w:b/>
+          <w:bCs/>
+        </w:rPr>
+        <w:t>forget</w:t>
+      </w:r>
+      <w:proofErr w:type="gramEnd"/>
+      <w:r>
+        <w:t>($this-&gt;</w:t>
+      </w:r>
+      <w:r>
+        <w:rPr>
+          <w:b/>
+          <w:bCs/>
+        </w:rPr>
+        <w:t>claveIntentos</w:t>
+      </w:r>
+      <w:r>
+        <w:t>());</w:t>
+      </w:r>
+    </w:p>
+    <w:p>
+      <w:pPr>
+        <w:spacing w:after="0"/>
+      </w:pPr>
+      <w:r>
+        <w:t>    }</w:t>
+      </w:r>
+    </w:p>
+    <w:p>
+      <w:pPr>
+        <w:spacing w:after="0"/>
+      </w:pPr>
+    </w:p>
+    <w:p>
+      <w:pPr>
+        <w:spacing w:after="0"/>
+      </w:pPr>
+      <w:r>
+        <w:lastRenderedPageBreak/>
+        <w:t>    /**</w:t>
+      </w:r>
+    </w:p>
+    <w:p>
+      <w:pPr>
+        <w:spacing w:after="0"/>
+      </w:pPr>
+      <w:r>
+        <w:t>     * Autenticar al usuario con todos los chequeos de seguridad.</w:t>
+      </w:r>
+    </w:p>
+    <w:p>
+      <w:pPr>
+        <w:spacing w:after="0"/>
+      </w:pPr>
+      <w:r>
+        <w:t>     */</w:t>
+      </w:r>
+    </w:p>
+    <w:p>
+      <w:pPr>
+        <w:spacing w:after="0"/>
+      </w:pPr>
+      <w:r>
+        <w:t xml:space="preserve">    </w:t>
+      </w:r>
+      <w:proofErr w:type="gramStart"/>
+      <w:r>
+        <w:t>public</w:t>
+      </w:r>
+      <w:proofErr w:type="gramEnd"/>
+      <w:r>
+        <w:t xml:space="preserve"> function </w:t>
+      </w:r>
+      <w:r>
+        <w:rPr>
+          <w:b/>
+          <w:bCs/>
+        </w:rPr>
+        <w:t>authenticate</w:t>
+      </w:r>
+      <w:r>
+        <w:t>(): void</w:t>
+      </w:r>
+    </w:p>
+    <w:p>
+      <w:pPr>
+        <w:spacing w:after="0"/>
+      </w:pPr>
+      <w:r>
+        <w:t>    {</w:t>
+      </w:r>
+    </w:p>
+    <w:p>
+      <w:pPr>
+        <w:spacing w:after="0"/>
+      </w:pPr>
+      <w:r>
+        <w:t>        $this-&gt;</w:t>
+      </w:r>
+      <w:proofErr w:type="gramStart"/>
+      <w:r>
+        <w:rPr>
+          <w:b/>
+          <w:bCs/>
+        </w:rPr>
+        <w:t>ensureIsNotRateLimited</w:t>
+      </w:r>
+      <w:r>
+        <w:t>(</w:t>
+      </w:r>
+      <w:proofErr w:type="gramEnd"/>
+      <w:r>
+        <w:t>);</w:t>
+      </w:r>
+    </w:p>
+    <w:p>
+      <w:pPr>
+        <w:spacing w:after="0"/>
+      </w:pPr>
+    </w:p>
+    <w:p>
+      <w:pPr>
+        <w:spacing w:after="0"/>
+      </w:pPr>
+      <w:r>
+        <w:t>        // Verificar Turnstile si ya superó el umbral</w:t>
+      </w:r>
+    </w:p>
+    <w:p>
+      <w:pPr>
+        <w:spacing w:after="0"/>
+      </w:pPr>
+      <w:r>
+        <w:t xml:space="preserve">        </w:t>
+      </w:r>
+      <w:proofErr w:type="gramStart"/>
+      <w:r>
+        <w:t>if</w:t>
+      </w:r>
+      <w:proofErr w:type="gramEnd"/>
+      <w:r>
+        <w:t xml:space="preserve"> ($this-&gt;</w:t>
+      </w:r>
+      <w:r>
+        <w:rPr>
+          <w:b/>
+          <w:bCs/>
+        </w:rPr>
+        <w:t>captchaRequerido</w:t>
+      </w:r>
+      <w:r>
+        <w:t>()) {</w:t>
+      </w:r>
+    </w:p>
+    <w:p>
+      <w:pPr>
+        <w:spacing w:after="0"/>
+      </w:pPr>
+      <w:r>
+        <w:t>            $this-&gt;</w:t>
+      </w:r>
+      <w:proofErr w:type="gramStart"/>
+      <w:r>
+        <w:rPr>
+          <w:b/>
+          <w:bCs/>
+        </w:rPr>
+        <w:t>verificarTurnstile</w:t>
+      </w:r>
+      <w:r>
+        <w:t>(</w:t>
+      </w:r>
+      <w:proofErr w:type="gramEnd"/>
+      <w:r>
+        <w:t>);</w:t>
+      </w:r>
+    </w:p>
+    <w:p>
+      <w:pPr>
+        <w:spacing w:after="0"/>
+      </w:pPr>
+      <w:r>
+        <w:t>        }</w:t>
+      </w:r>
+    </w:p>
+    <w:p>
+      <w:pPr>
+        <w:spacing w:after="0"/>
+      </w:pPr>
+    </w:p>
+    <w:p>
+      <w:pPr>
+        <w:spacing w:after="0"/>
+      </w:pPr>
+      <w:r>
+        <w:t xml:space="preserve">        </w:t>
+      </w:r>
+      <w:proofErr w:type="gramStart"/>
+      <w:r>
+        <w:t>if</w:t>
+      </w:r>
+      <w:proofErr w:type="gramEnd"/>
+      <w:r>
+        <w:t xml:space="preserve"> (! Auth</w:t>
+      </w:r>
+      <w:proofErr w:type="gramStart"/>
+      <w:r>
+        <w:t>::</w:t>
+      </w:r>
+      <w:r>
+        <w:rPr>
+          <w:b/>
+          <w:bCs/>
+        </w:rPr>
+        <w:t>attempt</w:t>
+      </w:r>
+      <w:proofErr w:type="gramEnd"/>
+      <w:r>
+        <w:t>($this-&gt;</w:t>
+      </w:r>
+      <w:r>
+        <w:rPr>
+          <w:b/>
+          <w:bCs/>
+        </w:rPr>
+        <w:t>only</w:t>
+      </w:r>
+      <w:r>
+        <w:t>('email', 'password'), $this-&gt;</w:t>
+      </w:r>
+      <w:r>
+        <w:rPr>
+          <w:b/>
+          <w:bCs/>
+        </w:rPr>
+        <w:t>boolean</w:t>
+      </w:r>
+      <w:r>
+        <w:t>('remember'))) {</w:t>
+      </w:r>
+    </w:p>
+    <w:p>
+      <w:pPr>
+        <w:spacing w:after="0"/>
+      </w:pPr>
+      <w:r>
+        <w:t>            RateLimiter</w:t>
+      </w:r>
+      <w:proofErr w:type="gramStart"/>
+      <w:r>
+        <w:t>::</w:t>
+      </w:r>
+      <w:r>
+        <w:rPr>
+          <w:b/>
+          <w:bCs/>
+        </w:rPr>
+        <w:t>hit</w:t>
+      </w:r>
+      <w:proofErr w:type="gramEnd"/>
+      <w:r>
+        <w:t>($this-&gt;</w:t>
+      </w:r>
+      <w:r>
+        <w:rPr>
+          <w:b/>
+          <w:bCs/>
+        </w:rPr>
+        <w:t>throttleKey</w:t>
+      </w:r>
+      <w:r>
+        <w:t>());</w:t>
+      </w:r>
+    </w:p>
+    <w:p>
+      <w:pPr>
+        <w:spacing w:after="0"/>
+      </w:pPr>
+      <w:r>
+        <w:t>            $this-&gt;</w:t>
+      </w:r>
+      <w:proofErr w:type="gramStart"/>
+      <w:r>
+        <w:rPr>
+          <w:b/>
+          <w:bCs/>
+        </w:rPr>
+        <w:t>incrementarIntentos</w:t>
+      </w:r>
+      <w:r>
+        <w:t>(</w:t>
+      </w:r>
+      <w:proofErr w:type="gramEnd"/>
+      <w:r>
+        <w:t>);</w:t>
+      </w:r>
+    </w:p>
+    <w:p>
+      <w:pPr>
+        <w:spacing w:after="0"/>
+      </w:pPr>
+    </w:p>
+    <w:p>
+      <w:pPr>
+        <w:spacing w:after="0"/>
+      </w:pPr>
+      <w:r>
+        <w:t>            $intentos = $this-&gt;</w:t>
+      </w:r>
+      <w:proofErr w:type="gramStart"/>
+      <w:r>
+        <w:rPr>
+          <w:b/>
+          <w:bCs/>
+        </w:rPr>
+        <w:t>intentosFallidos</w:t>
+      </w:r>
+      <w:r>
+        <w:t>(</w:t>
+      </w:r>
+      <w:proofErr w:type="gramEnd"/>
+      <w:r>
+        <w:t>);</w:t>
+      </w:r>
+    </w:p>
+    <w:p>
+      <w:pPr>
+        <w:spacing w:after="0"/>
+      </w:pPr>
+      <w:r>
+        <w:t xml:space="preserve">            $umbral   = (int) </w:t>
+      </w:r>
+      <w:proofErr w:type="gramStart"/>
+      <w:r>
+        <w:rPr>
+          <w:b/>
+          <w:bCs/>
+        </w:rPr>
+        <w:t>config</w:t>
+      </w:r>
+      <w:r>
+        <w:t>(</w:t>
+      </w:r>
+      <w:proofErr w:type="gramEnd"/>
+      <w:r>
+        <w:t>'services.turnstile.captcha_after', 3);</w:t>
+      </w:r>
+    </w:p>
+    <w:p>
+      <w:pPr>
+        <w:spacing w:after="0"/>
+      </w:pPr>
+    </w:p>
+    <w:p>
+      <w:pPr>
+        <w:spacing w:after="0"/>
+      </w:pPr>
+      <w:r>
+        <w:t>            // Mensaje personalizado según los intentos</w:t>
+      </w:r>
+    </w:p>
+    <w:p>
+      <w:pPr>
+        <w:spacing w:after="0"/>
+      </w:pPr>
+      <w:r>
+        <w:t>            $extra = '';</w:t>
+      </w:r>
+    </w:p>
+    <w:p>
+      <w:pPr>
+        <w:spacing w:after="0"/>
+      </w:pPr>
+      <w:r>
+        <w:t xml:space="preserve">            </w:t>
+      </w:r>
+      <w:proofErr w:type="gramStart"/>
+      <w:r>
+        <w:t>if</w:t>
+      </w:r>
+      <w:proofErr w:type="gramEnd"/>
+      <w:r>
+        <w:t xml:space="preserve"> ($intentos &gt;= $umbral) {</w:t>
+      </w:r>
+    </w:p>
+    <w:p>
+      <w:pPr>
+        <w:spacing w:after="0"/>
+      </w:pPr>
+      <w:r>
+        <w:t>                $extra = ' Se requiere verificación de seguridad.';</w:t>
+      </w:r>
+    </w:p>
+    <w:p>
+      <w:pPr>
+        <w:spacing w:after="0"/>
+      </w:pPr>
+      <w:r>
+        <w:t xml:space="preserve">            } </w:t>
+      </w:r>
+      <w:proofErr w:type="gramStart"/>
+      <w:r>
+        <w:t>elseif</w:t>
+      </w:r>
+      <w:proofErr w:type="gramEnd"/>
+      <w:r>
+        <w:t xml:space="preserve"> ($intentos === $umbral - 1) {</w:t>
+      </w:r>
+    </w:p>
+    <w:p>
+      <w:pPr>
+        <w:spacing w:after="0"/>
+      </w:pPr>
+      <w:r>
+        <w:t>                $extra = ' Próximo intento requerirá verificación.';</w:t>
+      </w:r>
+    </w:p>
+    <w:p>
+      <w:pPr>
+        <w:spacing w:after="0"/>
+      </w:pPr>
+      <w:r>
+        <w:t>            }</w:t>
+      </w:r>
+    </w:p>
+    <w:p>
+      <w:pPr>
+        <w:spacing w:after="0"/>
+      </w:pPr>
+    </w:p>
+    <w:p>
+      <w:pPr>
+        <w:spacing w:after="0"/>
+      </w:pPr>
+      <w:r>
+        <w:t xml:space="preserve">            </w:t>
+      </w:r>
+      <w:proofErr w:type="gramStart"/>
+      <w:r>
+        <w:t>throw</w:t>
+      </w:r>
+      <w:proofErr w:type="gramEnd"/>
+      <w:r>
+        <w:t xml:space="preserve"> ValidationException::</w:t>
+      </w:r>
+      <w:r>
+        <w:rPr>
+          <w:b/>
+          <w:bCs/>
+        </w:rPr>
+        <w:t>withMessages</w:t>
+      </w:r>
+      <w:r>
+        <w:t>([</w:t>
+      </w:r>
+    </w:p>
+    <w:p>
+      <w:pPr>
+        <w:spacing w:after="0"/>
+      </w:pPr>
+      <w:r>
+        <w:t xml:space="preserve">                'email' =&gt; </w:t>
+      </w:r>
+      <w:proofErr w:type="gramStart"/>
+      <w:r>
+        <w:rPr>
+          <w:b/>
+          <w:bCs/>
+        </w:rPr>
+        <w:t>trans</w:t>
+      </w:r>
+      <w:r>
+        <w:t>(</w:t>
+      </w:r>
+      <w:proofErr w:type="gramEnd"/>
+      <w:r>
+        <w:t>'auth.failed') . $extra,</w:t>
+      </w:r>
+    </w:p>
+    <w:p>
+      <w:pPr>
+        <w:spacing w:after="0"/>
+      </w:pPr>
+      <w:r>
+        <w:t>            ]);</w:t>
+      </w:r>
+    </w:p>
+    <w:p>
+      <w:pPr>
+        <w:spacing w:after="0"/>
+      </w:pPr>
+      <w:r>
+        <w:t>        }</w:t>
+      </w:r>
+    </w:p>
+    <w:p>
+      <w:pPr>
+        <w:spacing w:after="0"/>
+      </w:pPr>
+    </w:p>
+    <w:p>
+      <w:pPr>
+        <w:spacing w:after="0"/>
+      </w:pPr>
+      <w:r>
+        <w:t>        // Login exitoso: limpiar contadores</w:t>
+      </w:r>
+    </w:p>
+    <w:p>
+      <w:pPr>
+        <w:spacing w:after="0"/>
+      </w:pPr>
+      <w:r>
+        <w:t>        RateLimiter</w:t>
+      </w:r>
+      <w:proofErr w:type="gramStart"/>
+      <w:r>
+        <w:t>::</w:t>
+      </w:r>
+      <w:r>
+        <w:rPr>
+          <w:b/>
+          <w:bCs/>
+        </w:rPr>
+        <w:t>clear</w:t>
+      </w:r>
+      <w:proofErr w:type="gramEnd"/>
+      <w:r>
+        <w:t>($this-&gt;</w:t>
+      </w:r>
+      <w:r>
+        <w:rPr>
+          <w:b/>
+          <w:bCs/>
+        </w:rPr>
+        <w:t>throttleKey</w:t>
+      </w:r>
+      <w:r>
+        <w:t>());</w:t>
+      </w:r>
+    </w:p>
+    <w:p>
+      <w:pPr>
+        <w:spacing w:after="0"/>
+      </w:pPr>
+      <w:r>
+        <w:t>        $this-&gt;</w:t>
+      </w:r>
+      <w:proofErr w:type="gramStart"/>
+      <w:r>
+        <w:rPr>
+          <w:b/>
+          <w:bCs/>
+        </w:rPr>
+        <w:t>resetearIntentos</w:t>
+      </w:r>
+      <w:r>
+        <w:t>(</w:t>
+      </w:r>
+      <w:proofErr w:type="gramEnd"/>
+      <w:r>
+        <w:t>);</w:t>
+      </w:r>
+    </w:p>
+    <w:p>
+      <w:pPr>
+        <w:spacing w:after="0"/>
+      </w:pPr>
+      <w:r>
+        <w:t>    }</w:t>
+      </w:r>
+    </w:p>
+    <w:p>
+      <w:pPr>
+        <w:spacing w:after="0"/>
+      </w:pPr>
+    </w:p>
+    <w:p>
+      <w:pPr>
+        <w:spacing w:after="0"/>
+      </w:pPr>
+      <w:r>
+        <w:t>    /**</w:t>
+      </w:r>
+    </w:p>
+    <w:p>
+      <w:pPr>
+        <w:spacing w:after="0"/>
+      </w:pPr>
+      <w:r>
+        <w:t>     * Verificar el token de Cloudflare Turnstile.</w:t>
+      </w:r>
+    </w:p>
+    <w:p>
+      <w:pPr>
+        <w:spacing w:after="0"/>
+      </w:pPr>
+      <w:r>
+        <w:t>     */</w:t>
+      </w:r>
+    </w:p>
+    <w:p>
+      <w:pPr>
+        <w:spacing w:after="0"/>
+      </w:pPr>
+      <w:r>
+        <w:t xml:space="preserve">    </w:t>
+      </w:r>
+      <w:proofErr w:type="gramStart"/>
+      <w:r>
+        <w:t>protected</w:t>
+      </w:r>
+      <w:proofErr w:type="gramEnd"/>
+      <w:r>
+        <w:t xml:space="preserve"> function </w:t>
+      </w:r>
+      <w:r>
+        <w:rPr>
+          <w:b/>
+          <w:bCs/>
+        </w:rPr>
+        <w:t>verificarTurnstile</w:t>
+      </w:r>
+      <w:r>
+        <w:t>(): void</w:t>
+      </w:r>
+    </w:p>
+    <w:p>
+      <w:pPr>
+        <w:spacing w:after="0"/>
+      </w:pPr>
+      <w:r>
+        <w:t>    {</w:t>
+      </w:r>
+    </w:p>
+    <w:p>
+      <w:pPr>
+        <w:spacing w:after="0"/>
+      </w:pPr>
+      <w:r>
+        <w:t xml:space="preserve">        $secretKey = </w:t>
+      </w:r>
+      <w:proofErr w:type="gramStart"/>
+      <w:r>
+        <w:rPr>
+          <w:b/>
+          <w:bCs/>
+        </w:rPr>
+        <w:t>config</w:t>
+      </w:r>
+      <w:r>
+        <w:t>(</w:t>
+      </w:r>
+      <w:proofErr w:type="gramEnd"/>
+      <w:r>
+        <w:t>'services.turnstile.secret_key');</w:t>
+      </w:r>
+    </w:p>
+    <w:p>
+      <w:pPr>
+        <w:spacing w:after="0"/>
+      </w:pPr>
+      <w:r>
+        <w:t>        $token     = $this-&gt;</w:t>
+      </w:r>
+      <w:proofErr w:type="gramStart"/>
+      <w:r>
+        <w:rPr>
+          <w:b/>
+          <w:bCs/>
+        </w:rPr>
+        <w:t>input</w:t>
+      </w:r>
+      <w:r>
+        <w:t>(</w:t>
+      </w:r>
+      <w:proofErr w:type="gramEnd"/>
+      <w:r>
+        <w:t>'cf-turnstile-response');</w:t>
+      </w:r>
+    </w:p>
+    <w:p>
+      <w:pPr>
+        <w:spacing w:after="0"/>
+      </w:pPr>
     </w:p>
     <w:p>
       <w:pPr>
@@ -13084,2715 +14378,1436 @@
       </w:r>
       <w:proofErr w:type="gramStart"/>
       <w:r>
+        <w:t>if</w:t>
+      </w:r>
+      <w:proofErr w:type="gramEnd"/>
+      <w:r>
+        <w:t xml:space="preserve"> (empty($secretKey)) {</w:t>
+      </w:r>
+    </w:p>
+    <w:p>
+      <w:pPr>
+        <w:spacing w:after="0"/>
+      </w:pPr>
+      <w:r>
+        <w:t>            Log</w:t>
+      </w:r>
+      <w:proofErr w:type="gramStart"/>
+      <w:r>
+        <w:t>::</w:t>
+      </w:r>
+      <w:r>
+        <w:rPr>
+          <w:b/>
+          <w:bCs/>
+        </w:rPr>
+        <w:t>warning</w:t>
+      </w:r>
+      <w:proofErr w:type="gramEnd"/>
+      <w:r>
+        <w:t>('Turnstile: secret key no configurada');</w:t>
+      </w:r>
+    </w:p>
+    <w:p>
+      <w:pPr>
+        <w:spacing w:after="0"/>
+      </w:pPr>
+      <w:r>
+        <w:t xml:space="preserve">            </w:t>
+      </w:r>
+      <w:proofErr w:type="gramStart"/>
+      <w:r>
         <w:t>return</w:t>
       </w:r>
       <w:proofErr w:type="gramEnd"/>
       <w:r>
+        <w:t>;</w:t>
+      </w:r>
+    </w:p>
+    <w:p>
+      <w:pPr>
+        <w:spacing w:after="0"/>
+      </w:pPr>
+      <w:r>
+        <w:t>        }</w:t>
+      </w:r>
+    </w:p>
+    <w:p>
+      <w:pPr>
+        <w:spacing w:after="0"/>
+      </w:pPr>
+    </w:p>
+    <w:p>
+      <w:pPr>
+        <w:spacing w:after="0"/>
+      </w:pPr>
+      <w:r>
+        <w:t xml:space="preserve">        </w:t>
+      </w:r>
+      <w:proofErr w:type="gramStart"/>
+      <w:r>
+        <w:t>if</w:t>
+      </w:r>
+      <w:proofErr w:type="gramEnd"/>
+      <w:r>
+        <w:t xml:space="preserve"> (empty($token)) {</w:t>
+      </w:r>
+    </w:p>
+    <w:p>
+      <w:pPr>
+        <w:spacing w:after="0"/>
+      </w:pPr>
+      <w:r>
+        <w:t xml:space="preserve">            </w:t>
+      </w:r>
+      <w:proofErr w:type="gramStart"/>
+      <w:r>
+        <w:t>throw</w:t>
+      </w:r>
+      <w:proofErr w:type="gramEnd"/>
+      <w:r>
+        <w:t xml:space="preserve"> ValidationException::</w:t>
+      </w:r>
+      <w:r>
+        <w:rPr>
+          <w:b/>
+          <w:bCs/>
+        </w:rPr>
+        <w:t>withMessages</w:t>
+      </w:r>
+      <w:r>
+        <w:t>([</w:t>
+      </w:r>
+    </w:p>
+    <w:p>
+      <w:pPr>
+        <w:spacing w:after="0"/>
+      </w:pPr>
+      <w:r>
+        <w:t>                'captcha' =&gt; 'Por favor completá la verificación de seguridad.',</w:t>
+      </w:r>
+    </w:p>
+    <w:p>
+      <w:pPr>
+        <w:spacing w:after="0"/>
+      </w:pPr>
+      <w:r>
+        <w:t>            ]);</w:t>
+      </w:r>
+    </w:p>
+    <w:p>
+      <w:pPr>
+        <w:spacing w:after="0"/>
+      </w:pPr>
+      <w:r>
+        <w:t>        }</w:t>
+      </w:r>
+    </w:p>
+    <w:p>
+      <w:pPr>
+        <w:spacing w:after="0"/>
+      </w:pPr>
+    </w:p>
+    <w:p>
+      <w:pPr>
+        <w:spacing w:after="0"/>
+      </w:pPr>
+      <w:r>
+        <w:t xml:space="preserve">        </w:t>
+      </w:r>
+      <w:proofErr w:type="gramStart"/>
+      <w:r>
+        <w:t>try</w:t>
+      </w:r>
+      <w:proofErr w:type="gramEnd"/>
+      <w:r>
+        <w:t xml:space="preserve"> {</w:t>
+      </w:r>
+    </w:p>
+    <w:p>
+      <w:pPr>
+        <w:spacing w:after="0"/>
+      </w:pPr>
+      <w:r>
+        <w:t>            $response = Http::</w:t>
+      </w:r>
+      <w:proofErr w:type="gramStart"/>
+      <w:r>
+        <w:rPr>
+          <w:b/>
+          <w:bCs/>
+        </w:rPr>
+        <w:t>asForm</w:t>
+      </w:r>
+      <w:r>
+        <w:t>(</w:t>
+      </w:r>
+      <w:proofErr w:type="gramEnd"/>
+      <w:r>
+        <w:t>)-&gt;</w:t>
+      </w:r>
+      <w:r>
+        <w:rPr>
+          <w:b/>
+          <w:bCs/>
+        </w:rPr>
+        <w:t>post</w:t>
+      </w:r>
+      <w:r>
+        <w:t>('https://challenges.cloudflare.com/turnstile/v0/siteverify', [</w:t>
+      </w:r>
+    </w:p>
+    <w:p>
+      <w:pPr>
+        <w:spacing w:after="0"/>
+      </w:pPr>
+      <w:r>
+        <w:t>                'secret'   =&gt; $secretKey,</w:t>
+      </w:r>
+    </w:p>
+    <w:p>
+      <w:pPr>
+        <w:spacing w:after="0"/>
+      </w:pPr>
+      <w:r>
+        <w:t>                'response' =&gt; $token,</w:t>
+      </w:r>
+    </w:p>
+    <w:p>
+      <w:pPr>
+        <w:spacing w:after="0"/>
+      </w:pPr>
+      <w:r>
+        <w:t>                'remoteip' =&gt; $this-&gt;</w:t>
+      </w:r>
+      <w:proofErr w:type="gramStart"/>
+      <w:r>
+        <w:rPr>
+          <w:b/>
+          <w:bCs/>
+        </w:rPr>
+        <w:t>ip</w:t>
+      </w:r>
+      <w:r>
+        <w:t>(</w:t>
+      </w:r>
+      <w:proofErr w:type="gramEnd"/>
+      <w:r>
+        <w:t>),</w:t>
+      </w:r>
+    </w:p>
+    <w:p>
+      <w:pPr>
+        <w:spacing w:after="0"/>
+      </w:pPr>
+      <w:r>
+        <w:t>            ]);</w:t>
+      </w:r>
+    </w:p>
+    <w:p>
+      <w:pPr>
+        <w:spacing w:after="0"/>
+      </w:pPr>
+    </w:p>
+    <w:p>
+      <w:pPr>
+        <w:spacing w:after="0"/>
+      </w:pPr>
+      <w:r>
+        <w:t>            $data = $response-&gt;</w:t>
+      </w:r>
+      <w:proofErr w:type="gramStart"/>
+      <w:r>
+        <w:rPr>
+          <w:b/>
+          <w:bCs/>
+        </w:rPr>
+        <w:t>json</w:t>
+      </w:r>
+      <w:r>
+        <w:t>(</w:t>
+      </w:r>
+      <w:proofErr w:type="gramEnd"/>
+      <w:r>
+        <w:t>);</w:t>
+      </w:r>
+    </w:p>
+    <w:p>
+      <w:pPr>
+        <w:spacing w:after="0"/>
+      </w:pPr>
+    </w:p>
+    <w:p>
+      <w:pPr>
+        <w:spacing w:after="0"/>
+      </w:pPr>
+      <w:r>
+        <w:t xml:space="preserve">            </w:t>
+      </w:r>
+      <w:proofErr w:type="gramStart"/>
+      <w:r>
+        <w:t>if</w:t>
+      </w:r>
+      <w:proofErr w:type="gramEnd"/>
+      <w:r>
+        <w:t xml:space="preserve"> (!($data['success'] ?? false)) {</w:t>
+      </w:r>
+    </w:p>
+    <w:p>
+      <w:pPr>
+        <w:spacing w:after="0"/>
+      </w:pPr>
+      <w:r>
+        <w:t xml:space="preserve">                $errores = </w:t>
+      </w:r>
+      <w:proofErr w:type="gramStart"/>
+      <w:r>
+        <w:t>implode(</w:t>
+      </w:r>
+      <w:proofErr w:type="gramEnd"/>
+      <w:r>
+        <w:t>', ', $data['error-codes'] ?? ['unknown']);</w:t>
+      </w:r>
+    </w:p>
+    <w:p>
+      <w:pPr>
+        <w:spacing w:after="0"/>
+      </w:pPr>
+      <w:r>
+        <w:t>                Log</w:t>
+      </w:r>
+      <w:proofErr w:type="gramStart"/>
+      <w:r>
+        <w:t>::</w:t>
+      </w:r>
+      <w:r>
+        <w:rPr>
+          <w:b/>
+          <w:bCs/>
+        </w:rPr>
+        <w:t>warning</w:t>
+      </w:r>
+      <w:proofErr w:type="gramEnd"/>
+      <w:r>
+        <w:t>("Turnstile falló para IP {$this-&gt;</w:t>
+      </w:r>
+      <w:r>
+        <w:rPr>
+          <w:b/>
+          <w:bCs/>
+        </w:rPr>
+        <w:t>ip</w:t>
+      </w:r>
+      <w:r>
+        <w:t>()}: {$errores}");</w:t>
+      </w:r>
+    </w:p>
+    <w:p>
+      <w:pPr>
+        <w:spacing w:after="0"/>
+      </w:pPr>
+    </w:p>
+    <w:p>
+      <w:pPr>
+        <w:spacing w:after="0"/>
+      </w:pPr>
+      <w:r>
+        <w:t xml:space="preserve">                </w:t>
+      </w:r>
+      <w:proofErr w:type="gramStart"/>
+      <w:r>
+        <w:t>throw</w:t>
+      </w:r>
+      <w:proofErr w:type="gramEnd"/>
+      <w:r>
+        <w:t xml:space="preserve"> ValidationException::</w:t>
+      </w:r>
+      <w:r>
+        <w:rPr>
+          <w:b/>
+          <w:bCs/>
+        </w:rPr>
+        <w:t>withMessages</w:t>
+      </w:r>
+      <w:r>
+        <w:t>([</w:t>
+      </w:r>
+    </w:p>
+    <w:p>
+      <w:pPr>
+        <w:spacing w:after="0"/>
+      </w:pPr>
+      <w:r>
+        <w:t>                    'captcha' =&gt; 'La verificación de seguridad falló. Intentá de nuevo.',</w:t>
+      </w:r>
+    </w:p>
+    <w:p>
+      <w:pPr>
+        <w:spacing w:after="0"/>
+      </w:pPr>
+      <w:r>
+        <w:t>                ]);</w:t>
+      </w:r>
+    </w:p>
+    <w:p>
+      <w:pPr>
+        <w:spacing w:after="0"/>
+      </w:pPr>
+      <w:r>
+        <w:t>            }</w:t>
+      </w:r>
+    </w:p>
+    <w:p>
+      <w:pPr>
+        <w:spacing w:after="0"/>
+      </w:pPr>
+      <w:r>
+        <w:t xml:space="preserve">        } </w:t>
+      </w:r>
+      <w:proofErr w:type="gramStart"/>
+      <w:r>
+        <w:t>catch</w:t>
+      </w:r>
+      <w:proofErr w:type="gramEnd"/>
+      <w:r>
+        <w:t xml:space="preserve"> (ValidationException $e) {</w:t>
+      </w:r>
+    </w:p>
+    <w:p>
+      <w:pPr>
+        <w:spacing w:after="0"/>
+      </w:pPr>
+      <w:r>
+        <w:t xml:space="preserve">            </w:t>
+      </w:r>
+      <w:proofErr w:type="gramStart"/>
+      <w:r>
+        <w:t>throw</w:t>
+      </w:r>
+      <w:proofErr w:type="gramEnd"/>
+      <w:r>
+        <w:t xml:space="preserve"> $e;</w:t>
+      </w:r>
+    </w:p>
+    <w:p>
+      <w:pPr>
+        <w:spacing w:after="0"/>
+      </w:pPr>
+      <w:r>
+        <w:t xml:space="preserve">        } </w:t>
+      </w:r>
+      <w:proofErr w:type="gramStart"/>
+      <w:r>
+        <w:t>catch</w:t>
+      </w:r>
+      <w:proofErr w:type="gramEnd"/>
+      <w:r>
+        <w:t xml:space="preserve"> (\Throwable $e) {</w:t>
+      </w:r>
+    </w:p>
+    <w:p>
+      <w:pPr>
+        <w:spacing w:after="0"/>
+      </w:pPr>
+      <w:r>
+        <w:t>            Log</w:t>
+      </w:r>
+      <w:proofErr w:type="gramStart"/>
+      <w:r>
+        <w:t>::</w:t>
+      </w:r>
+      <w:r>
+        <w:rPr>
+          <w:b/>
+          <w:bCs/>
+        </w:rPr>
+        <w:t>error</w:t>
+      </w:r>
+      <w:proofErr w:type="gramEnd"/>
+      <w:r>
+        <w:t>('Turnstile error de conexión: ' . $e-&gt;</w:t>
+      </w:r>
+      <w:proofErr w:type="gramStart"/>
+      <w:r>
+        <w:rPr>
+          <w:b/>
+          <w:bCs/>
+        </w:rPr>
+        <w:t>getMessage</w:t>
+      </w:r>
+      <w:r>
+        <w:t>(</w:t>
+      </w:r>
+      <w:proofErr w:type="gramEnd"/>
+      <w:r>
+        <w:t>));</w:t>
+      </w:r>
+    </w:p>
+    <w:p>
+      <w:pPr>
+        <w:spacing w:after="0"/>
+      </w:pPr>
+      <w:r>
+        <w:t>            // No bloquear si Cloudflare no responde</w:t>
+      </w:r>
+    </w:p>
+    <w:p>
+      <w:pPr>
+        <w:spacing w:after="0"/>
+      </w:pPr>
+      <w:r>
+        <w:t>        }</w:t>
+      </w:r>
+    </w:p>
+    <w:p>
+      <w:pPr>
+        <w:spacing w:after="0"/>
+      </w:pPr>
+      <w:r>
+        <w:t>    }</w:t>
+      </w:r>
+    </w:p>
+    <w:p>
+      <w:pPr>
+        <w:spacing w:after="0"/>
+      </w:pPr>
+    </w:p>
+    <w:p>
+      <w:pPr>
+        <w:spacing w:after="0"/>
+      </w:pPr>
+      <w:r>
+        <w:t xml:space="preserve">    </w:t>
+      </w:r>
+      <w:proofErr w:type="gramStart"/>
+      <w:r>
+        <w:t>public</w:t>
+      </w:r>
+      <w:proofErr w:type="gramEnd"/>
+      <w:r>
+        <w:t xml:space="preserve"> function </w:t>
+      </w:r>
+      <w:r>
+        <w:rPr>
+          <w:b/>
+          <w:bCs/>
+        </w:rPr>
+        <w:t>ensureIsNotRateLimited</w:t>
+      </w:r>
+      <w:r>
+        <w:t>(): void</w:t>
+      </w:r>
+    </w:p>
+    <w:p>
+      <w:pPr>
+        <w:spacing w:after="0"/>
+      </w:pPr>
+      <w:r>
+        <w:t>    {</w:t>
+      </w:r>
+    </w:p>
+    <w:p>
+      <w:pPr>
+        <w:spacing w:after="0"/>
+      </w:pPr>
+      <w:r>
+        <w:t xml:space="preserve">        </w:t>
+      </w:r>
+      <w:proofErr w:type="gramStart"/>
+      <w:r>
+        <w:t>if</w:t>
+      </w:r>
+      <w:proofErr w:type="gramEnd"/>
+      <w:r>
+        <w:t xml:space="preserve"> (! RateLimiter</w:t>
+      </w:r>
+      <w:proofErr w:type="gramStart"/>
+      <w:r>
+        <w:t>::</w:t>
+      </w:r>
+      <w:r>
+        <w:rPr>
+          <w:b/>
+          <w:bCs/>
+        </w:rPr>
+        <w:t>tooManyAttempts</w:t>
+      </w:r>
+      <w:proofErr w:type="gramEnd"/>
+      <w:r>
+        <w:t>($this-&gt;</w:t>
+      </w:r>
+      <w:r>
+        <w:rPr>
+          <w:b/>
+          <w:bCs/>
+        </w:rPr>
+        <w:t>throttleKey</w:t>
+      </w:r>
+      <w:r>
+        <w:t>(), 6)) {</w:t>
+      </w:r>
+    </w:p>
+    <w:p>
+      <w:pPr>
+        <w:spacing w:after="0"/>
+      </w:pPr>
+      <w:r>
+        <w:t xml:space="preserve">            </w:t>
+      </w:r>
+      <w:proofErr w:type="gramStart"/>
+      <w:r>
+        <w:t>return</w:t>
+      </w:r>
+      <w:proofErr w:type="gramEnd"/>
+      <w:r>
+        <w:t>;</w:t>
+      </w:r>
+    </w:p>
+    <w:p>
+      <w:pPr>
+        <w:spacing w:after="0"/>
+      </w:pPr>
+      <w:r>
+        <w:t>        }</w:t>
+      </w:r>
+    </w:p>
+    <w:p>
+      <w:pPr>
+        <w:spacing w:after="0"/>
+      </w:pPr>
+    </w:p>
+    <w:p>
+      <w:pPr>
+        <w:spacing w:after="0"/>
+      </w:pPr>
+      <w:r>
+        <w:t xml:space="preserve">        </w:t>
+      </w:r>
+      <w:proofErr w:type="gramStart"/>
+      <w:r>
+        <w:rPr>
+          <w:b/>
+          <w:bCs/>
+        </w:rPr>
+        <w:t>event</w:t>
+      </w:r>
+      <w:r>
+        <w:t>(</w:t>
+      </w:r>
+      <w:proofErr w:type="gramEnd"/>
+      <w:r>
+        <w:t>new Lockout($this));</w:t>
+      </w:r>
+    </w:p>
+    <w:p>
+      <w:pPr>
+        <w:spacing w:after="0"/>
+      </w:pPr>
+    </w:p>
+    <w:p>
+      <w:pPr>
+        <w:spacing w:after="0"/>
+      </w:pPr>
+      <w:r>
+        <w:lastRenderedPageBreak/>
+        <w:t>        $seconds = RateLimiter</w:t>
+      </w:r>
+      <w:proofErr w:type="gramStart"/>
+      <w:r>
+        <w:t>::</w:t>
+      </w:r>
+      <w:r>
+        <w:rPr>
+          <w:b/>
+          <w:bCs/>
+        </w:rPr>
+        <w:t>availableIn</w:t>
+      </w:r>
+      <w:proofErr w:type="gramEnd"/>
+      <w:r>
+        <w:t>($this-&gt;</w:t>
+      </w:r>
+      <w:r>
+        <w:rPr>
+          <w:b/>
+          <w:bCs/>
+        </w:rPr>
+        <w:t>throttleKey</w:t>
+      </w:r>
+      <w:r>
+        <w:t>());</w:t>
+      </w:r>
+    </w:p>
+    <w:p>
+      <w:pPr>
+        <w:spacing w:after="0"/>
+      </w:pPr>
+    </w:p>
+    <w:p>
+      <w:pPr>
+        <w:spacing w:after="0"/>
+      </w:pPr>
+      <w:r>
+        <w:t xml:space="preserve">        </w:t>
+      </w:r>
+      <w:proofErr w:type="gramStart"/>
+      <w:r>
+        <w:t>throw</w:t>
+      </w:r>
+      <w:proofErr w:type="gramEnd"/>
+      <w:r>
+        <w:t xml:space="preserve"> ValidationException::</w:t>
+      </w:r>
+      <w:r>
+        <w:rPr>
+          <w:b/>
+          <w:bCs/>
+        </w:rPr>
+        <w:t>withMessages</w:t>
+      </w:r>
+      <w:r>
+        <w:t>([</w:t>
+      </w:r>
+    </w:p>
+    <w:p>
+      <w:pPr>
+        <w:spacing w:after="0"/>
+      </w:pPr>
+      <w:r>
+        <w:t xml:space="preserve">            'email' =&gt; "Demasiados intentos fallidos. </w:t>
+      </w:r>
+      <w:proofErr w:type="gramStart"/>
+      <w:r>
+        <w:t>Esperá "</w:t>
+      </w:r>
+      <w:proofErr w:type="gramEnd"/>
+      <w:r>
+        <w:t xml:space="preserve"> . </w:t>
+      </w:r>
+      <w:proofErr w:type="gramStart"/>
+      <w:r>
+        <w:t>ceil</w:t>
+      </w:r>
+      <w:proofErr w:type="gramEnd"/>
+      <w:r>
+        <w:t xml:space="preserve">($seconds / 60) . </w:t>
+      </w:r>
+      <w:proofErr w:type="gramStart"/>
+      <w:r>
+        <w:t>" minuto</w:t>
+      </w:r>
+      <w:proofErr w:type="gramEnd"/>
+      <w:r>
+        <w:t>(s).",</w:t>
+      </w:r>
+    </w:p>
+    <w:p>
+      <w:pPr>
+        <w:spacing w:after="0"/>
+      </w:pPr>
+      <w:r>
+        <w:t>        ]);</w:t>
+      </w:r>
+    </w:p>
+    <w:p>
+      <w:pPr>
+        <w:spacing w:after="0"/>
+      </w:pPr>
+      <w:r>
+        <w:t>    }</w:t>
+      </w:r>
+    </w:p>
+    <w:p>
+      <w:pPr>
+        <w:spacing w:after="0"/>
+      </w:pPr>
+    </w:p>
+    <w:p>
+      <w:pPr>
+        <w:spacing w:after="0"/>
+      </w:pPr>
+      <w:r>
+        <w:t xml:space="preserve">    </w:t>
+      </w:r>
+      <w:proofErr w:type="gramStart"/>
+      <w:r>
+        <w:t>public</w:t>
+      </w:r>
+      <w:proofErr w:type="gramEnd"/>
+      <w:r>
+        <w:t xml:space="preserve"> function </w:t>
+      </w:r>
+      <w:r>
+        <w:rPr>
+          <w:b/>
+          <w:bCs/>
+        </w:rPr>
+        <w:t>throttleKey</w:t>
+      </w:r>
+      <w:r>
+        <w:t>(): string</w:t>
+      </w:r>
+    </w:p>
+    <w:p>
+      <w:pPr>
+        <w:spacing w:after="0"/>
+      </w:pPr>
+      <w:r>
+        <w:t>    {</w:t>
+      </w:r>
+    </w:p>
+    <w:p>
+      <w:pPr>
+        <w:spacing w:after="0"/>
+      </w:pPr>
+      <w:r>
+        <w:t xml:space="preserve">        </w:t>
+      </w:r>
+      <w:proofErr w:type="gramStart"/>
+      <w:r>
+        <w:t>return</w:t>
+      </w:r>
+      <w:proofErr w:type="gramEnd"/>
+      <w:r>
+        <w:t xml:space="preserve"> Str::</w:t>
+      </w:r>
+      <w:r>
+        <w:rPr>
+          <w:b/>
+          <w:bCs/>
+        </w:rPr>
+        <w:t>transliterate</w:t>
+      </w:r>
+      <w:r>
+        <w:t>(Str::</w:t>
+      </w:r>
+      <w:r>
+        <w:rPr>
+          <w:b/>
+          <w:bCs/>
+        </w:rPr>
+        <w:t>lower</w:t>
+      </w:r>
+      <w:r>
+        <w:t>($this-&gt;</w:t>
+      </w:r>
+      <w:r>
+        <w:rPr>
+          <w:b/>
+          <w:bCs/>
+        </w:rPr>
+        <w:t>string</w:t>
+      </w:r>
+      <w:r>
+        <w:t>('email')) . '|' . $this-&gt;</w:t>
+      </w:r>
+      <w:proofErr w:type="gramStart"/>
+      <w:r>
+        <w:rPr>
+          <w:b/>
+          <w:bCs/>
+        </w:rPr>
+        <w:t>ip</w:t>
+      </w:r>
+      <w:r>
+        <w:t>(</w:t>
+      </w:r>
+      <w:proofErr w:type="gramEnd"/>
+      <w:r>
+        <w:t>));</w:t>
+      </w:r>
+    </w:p>
+    <w:p>
+      <w:pPr>
+        <w:spacing w:after="0"/>
+      </w:pPr>
+      <w:r>
+        <w:t>    }</w:t>
+      </w:r>
+    </w:p>
+    <w:p>
+      <w:pPr>
+        <w:spacing w:after="0"/>
+      </w:pPr>
+      <w:r>
+        <w:t>}</w:t>
+      </w:r>
+    </w:p>
+    <w:p/>
+    <w:p>
+      <w:pPr>
+        <w:spacing w:after="0"/>
+        <w:jc w:val="center"/>
+        <w:rPr>
+          <w:b/>
+        </w:rPr>
+      </w:pPr>
+      <w:r>
+        <w:rPr>
+          <w:b/>
+        </w:rPr>
+        <w:t>SERVICES.PHP</w:t>
+      </w:r>
+    </w:p>
+    <w:p>
+      <w:pPr>
+        <w:spacing w:after="0"/>
+        <w:rPr>
+          <w:b/>
+        </w:rPr>
+      </w:pPr>
+      <w:r>
+        <w:rPr>
+          <w:b/>
+        </w:rPr>
+        <w:t>&lt;?</w:t>
+      </w:r>
+      <w:proofErr w:type="gramStart"/>
+      <w:r>
+        <w:rPr>
+          <w:b/>
+        </w:rPr>
+        <w:t>php</w:t>
+      </w:r>
+      <w:proofErr w:type="gramEnd"/>
+    </w:p>
+    <w:p>
+      <w:pPr>
+        <w:spacing w:after="0"/>
+        <w:rPr>
+          <w:b/>
+        </w:rPr>
+      </w:pPr>
+    </w:p>
+    <w:p>
+      <w:pPr>
+        <w:spacing w:after="0"/>
+        <w:rPr>
+          <w:b/>
+        </w:rPr>
+      </w:pPr>
+      <w:proofErr w:type="gramStart"/>
+      <w:r>
+        <w:rPr>
+          <w:b/>
+        </w:rPr>
+        <w:t>return</w:t>
+      </w:r>
+      <w:proofErr w:type="gramEnd"/>
+      <w:r>
+        <w:rPr>
+          <w:b/>
+        </w:rPr>
         <w:t xml:space="preserve"> [</w:t>
       </w:r>
     </w:p>
     <w:p>
       <w:pPr>
         <w:spacing w:after="0"/>
-      </w:pPr>
-      <w:r>
-        <w:t>            'cf-turnstile-response.required' =&gt; 'Por favor completá la verificación de seguridad.',</w:t>
-      </w:r>
-    </w:p>
-    <w:p>
-      <w:pPr>
-        <w:spacing w:after="0"/>
-      </w:pPr>
-      <w:r>
-        <w:t>            'email.required'                 =&gt; 'El email es obligatorio.',</w:t>
-      </w:r>
-    </w:p>
-    <w:p>
-      <w:pPr>
-        <w:spacing w:after="0"/>
-      </w:pPr>
-      <w:r>
-        <w:t>            'password.required'              =&gt; 'La contraseña es obligatoria.',</w:t>
-      </w:r>
-    </w:p>
-    <w:p>
-      <w:pPr>
-        <w:spacing w:after="0"/>
-      </w:pPr>
-      <w:r>
-        <w:t>        ];</w:t>
-      </w:r>
-    </w:p>
-    <w:p>
-      <w:pPr>
-        <w:spacing w:after="0"/>
-      </w:pPr>
-      <w:r>
-        <w:t>    }</w:t>
-      </w:r>
-    </w:p>
-    <w:p>
-      <w:pPr>
-        <w:spacing w:after="0"/>
-      </w:pPr>
-    </w:p>
-    <w:p>
-      <w:pPr>
-        <w:spacing w:after="0"/>
-      </w:pPr>
-      <w:r>
-        <w:t>    /**</w:t>
-      </w:r>
-    </w:p>
-    <w:p>
-      <w:pPr>
-        <w:spacing w:after="0"/>
-      </w:pPr>
-      <w:r>
-        <w:t>     * Determina si el captcha debe mostrarse/validarse.</w:t>
-      </w:r>
-    </w:p>
-    <w:p>
-      <w:pPr>
-        <w:spacing w:after="0"/>
-      </w:pPr>
-      <w:r>
-        <w:t>     * Se activa después de N intentos fallidos para esta IP/email.</w:t>
-      </w:r>
-    </w:p>
-    <w:p>
-      <w:pPr>
-        <w:spacing w:after="0"/>
-      </w:pPr>
-      <w:r>
-        <w:t>     */</w:t>
-      </w:r>
-    </w:p>
-    <w:p>
-      <w:pPr>
-        <w:spacing w:after="0"/>
-      </w:pPr>
-      <w:r>
-        <w:t xml:space="preserve">    </w:t>
-      </w:r>
-      <w:proofErr w:type="gramStart"/>
-      <w:r>
-        <w:t>public</w:t>
-      </w:r>
-      <w:proofErr w:type="gramEnd"/>
-      <w:r>
-        <w:t xml:space="preserve"> function </w:t>
-      </w:r>
-      <w:r>
-        <w:rPr>
-          <w:b/>
-          <w:bCs/>
-        </w:rPr>
-        <w:t>captchaRequerido</w:t>
-      </w:r>
-      <w:r>
-        <w:t>(): bool</w:t>
-      </w:r>
-    </w:p>
-    <w:p>
-      <w:pPr>
-        <w:spacing w:after="0"/>
-      </w:pPr>
-      <w:r>
-        <w:t>    {</w:t>
-      </w:r>
-    </w:p>
-    <w:p>
-      <w:pPr>
-        <w:spacing w:after="0"/>
-      </w:pPr>
-      <w:r>
-        <w:t xml:space="preserve">        $umbral = (int) </w:t>
-      </w:r>
-      <w:proofErr w:type="gramStart"/>
-      <w:r>
-        <w:rPr>
-          <w:b/>
-          <w:bCs/>
-        </w:rPr>
-        <w:t>config</w:t>
-      </w:r>
-      <w:r>
+        <w:rPr>
+          <w:b/>
+        </w:rPr>
+      </w:pPr>
+    </w:p>
+    <w:p>
+      <w:pPr>
+        <w:spacing w:after="0"/>
+        <w:rPr>
+          <w:b/>
+        </w:rPr>
+      </w:pPr>
+      <w:r>
+        <w:rPr>
+          <w:b/>
+        </w:rPr>
+        <w:t>    /*</w:t>
+      </w:r>
+    </w:p>
+    <w:p>
+      <w:pPr>
+        <w:spacing w:after="0"/>
+        <w:rPr>
+          <w:b/>
+        </w:rPr>
+      </w:pPr>
+      <w:r>
+        <w:rPr>
+          <w:b/>
+        </w:rPr>
+        <w:t>    |--------------------------------------------------------------------------</w:t>
+      </w:r>
+    </w:p>
+    <w:p>
+      <w:pPr>
+        <w:spacing w:after="0"/>
+        <w:rPr>
+          <w:b/>
+        </w:rPr>
+      </w:pPr>
+      <w:r>
+        <w:rPr>
+          <w:b/>
+        </w:rPr>
+        <w:t>    | Third Party Services</w:t>
+      </w:r>
+    </w:p>
+    <w:p>
+      <w:pPr>
+        <w:spacing w:after="0"/>
+        <w:rPr>
+          <w:b/>
+        </w:rPr>
+      </w:pPr>
+      <w:r>
+        <w:rPr>
+          <w:b/>
+        </w:rPr>
+        <w:t>    |--------------------------------------------------------------------------</w:t>
+      </w:r>
+    </w:p>
+    <w:p>
+      <w:pPr>
+        <w:spacing w:after="0"/>
+        <w:rPr>
+          <w:b/>
+        </w:rPr>
+      </w:pPr>
+      <w:r>
+        <w:rPr>
+          <w:b/>
+        </w:rPr>
+        <w:t>    |</w:t>
+      </w:r>
+    </w:p>
+    <w:p>
+      <w:pPr>
+        <w:spacing w:after="0"/>
+        <w:rPr>
+          <w:b/>
+        </w:rPr>
+      </w:pPr>
+      <w:r>
+        <w:rPr>
+          <w:b/>
+        </w:rPr>
+        <w:t>    | This file is for storing the credentials for third party services such</w:t>
+      </w:r>
+    </w:p>
+    <w:p>
+      <w:pPr>
+        <w:spacing w:after="0"/>
+        <w:rPr>
+          <w:b/>
+        </w:rPr>
+      </w:pPr>
+      <w:r>
+        <w:rPr>
+          <w:b/>
+        </w:rPr>
+        <w:t xml:space="preserve">    | </w:t>
+      </w:r>
+      <w:proofErr w:type="gramStart"/>
+      <w:r>
+        <w:rPr>
+          <w:b/>
+        </w:rPr>
+        <w:t>as</w:t>
+      </w:r>
+      <w:proofErr w:type="gramEnd"/>
+      <w:r>
+        <w:rPr>
+          <w:b/>
+        </w:rPr>
+        <w:t xml:space="preserve"> Mailgun, Postmark, AWS and more. This file provides the de facto</w:t>
+      </w:r>
+    </w:p>
+    <w:p>
+      <w:pPr>
+        <w:spacing w:after="0"/>
+        <w:rPr>
+          <w:b/>
+        </w:rPr>
+      </w:pPr>
+      <w:r>
+        <w:rPr>
+          <w:b/>
+        </w:rPr>
+        <w:t xml:space="preserve">    | </w:t>
+      </w:r>
+      <w:proofErr w:type="gramStart"/>
+      <w:r>
+        <w:rPr>
+          <w:b/>
+        </w:rPr>
+        <w:t>location</w:t>
+      </w:r>
+      <w:proofErr w:type="gramEnd"/>
+      <w:r>
+        <w:rPr>
+          <w:b/>
+        </w:rPr>
+        <w:t xml:space="preserve"> for this type of information, allowing packages to have</w:t>
+      </w:r>
+    </w:p>
+    <w:p>
+      <w:pPr>
+        <w:spacing w:after="0"/>
+        <w:rPr>
+          <w:b/>
+        </w:rPr>
+      </w:pPr>
+      <w:r>
+        <w:rPr>
+          <w:b/>
+        </w:rPr>
+        <w:t xml:space="preserve">    | </w:t>
+      </w:r>
+      <w:proofErr w:type="gramStart"/>
+      <w:r>
+        <w:rPr>
+          <w:b/>
+        </w:rPr>
+        <w:t>a</w:t>
+      </w:r>
+      <w:proofErr w:type="gramEnd"/>
+      <w:r>
+        <w:rPr>
+          <w:b/>
+        </w:rPr>
+        <w:t xml:space="preserve"> conventional file to locate the various service credentials.</w:t>
+      </w:r>
+    </w:p>
+    <w:p>
+      <w:pPr>
+        <w:spacing w:after="0"/>
+        <w:rPr>
+          <w:b/>
+        </w:rPr>
+      </w:pPr>
+      <w:r>
+        <w:rPr>
+          <w:b/>
+        </w:rPr>
+        <w:t>    |</w:t>
+      </w:r>
+    </w:p>
+    <w:p>
+      <w:pPr>
+        <w:spacing w:after="0"/>
+        <w:rPr>
+          <w:b/>
+        </w:rPr>
+      </w:pPr>
+      <w:r>
+        <w:rPr>
+          <w:b/>
+        </w:rPr>
+        <w:t>    */</w:t>
+      </w:r>
+    </w:p>
+    <w:p>
+      <w:pPr>
+        <w:spacing w:after="0"/>
+        <w:rPr>
+          <w:b/>
+        </w:rPr>
+      </w:pPr>
+    </w:p>
+    <w:p>
+      <w:pPr>
+        <w:spacing w:after="0"/>
+        <w:rPr>
+          <w:b/>
+        </w:rPr>
+      </w:pPr>
+      <w:r>
+        <w:rPr>
+          <w:b/>
+        </w:rPr>
+        <w:t>    'postmark' =&gt; [</w:t>
+      </w:r>
+    </w:p>
+    <w:p>
+      <w:pPr>
+        <w:spacing w:after="0"/>
+        <w:rPr>
+          <w:b/>
+        </w:rPr>
+      </w:pPr>
+      <w:r>
+        <w:rPr>
+          <w:b/>
+        </w:rPr>
+        <w:t xml:space="preserve">        'key' =&gt; </w:t>
+      </w:r>
+      <w:proofErr w:type="gramStart"/>
+      <w:r>
+        <w:rPr>
+          <w:b/>
+          <w:bCs/>
+        </w:rPr>
+        <w:t>env</w:t>
+      </w:r>
+      <w:r>
+        <w:rPr>
+          <w:b/>
+        </w:rPr>
         <w:t>(</w:t>
       </w:r>
       <w:proofErr w:type="gramEnd"/>
       <w:r>
-        <w:t>'services.turnstile.captcha_after', 3);</w:t>
-      </w:r>
-    </w:p>
-    <w:p>
-      <w:pPr>
-        <w:spacing w:after="0"/>
-      </w:pPr>
-      <w:r>
-        <w:t xml:space="preserve">        </w:t>
-      </w:r>
-      <w:proofErr w:type="gramStart"/>
-      <w:r>
-        <w:t>return</w:t>
-      </w:r>
-      <w:proofErr w:type="gramEnd"/>
-      <w:r>
-        <w:t xml:space="preserve"> $this-&gt;</w:t>
-      </w:r>
-      <w:r>
-        <w:rPr>
-          <w:b/>
-          <w:bCs/>
-        </w:rPr>
-        <w:t>intentosFallidos</w:t>
-      </w:r>
-      <w:r>
-        <w:t>() &gt;= $umbral;</w:t>
-      </w:r>
-    </w:p>
-    <w:p>
-      <w:pPr>
-        <w:spacing w:after="0"/>
-      </w:pPr>
-      <w:r>
-        <w:t>    }</w:t>
-      </w:r>
-    </w:p>
-    <w:p>
-      <w:pPr>
-        <w:spacing w:after="0"/>
-      </w:pPr>
-    </w:p>
-    <w:p>
-      <w:pPr>
-        <w:spacing w:after="0"/>
-      </w:pPr>
-      <w:r>
-        <w:t>    /**</w:t>
-      </w:r>
-    </w:p>
-    <w:p>
-      <w:pPr>
-        <w:spacing w:after="0"/>
-      </w:pPr>
-      <w:r>
-        <w:t>     * Cuántos intentos fallidos lleva esta combinación IP+email.</w:t>
-      </w:r>
-    </w:p>
-    <w:p>
-      <w:pPr>
-        <w:spacing w:after="0"/>
-      </w:pPr>
-      <w:r>
-        <w:t>     */</w:t>
-      </w:r>
-    </w:p>
-    <w:p>
-      <w:pPr>
-        <w:spacing w:after="0"/>
-      </w:pPr>
-      <w:r>
-        <w:t xml:space="preserve">    </w:t>
-      </w:r>
-      <w:proofErr w:type="gramStart"/>
-      <w:r>
-        <w:t>public</w:t>
-      </w:r>
-      <w:proofErr w:type="gramEnd"/>
-      <w:r>
-        <w:t xml:space="preserve"> function </w:t>
-      </w:r>
-      <w:r>
-        <w:rPr>
-          <w:b/>
-          <w:bCs/>
-        </w:rPr>
-        <w:t>intentosFallidos</w:t>
-      </w:r>
-      <w:r>
-        <w:t>(): int</w:t>
-      </w:r>
-    </w:p>
-    <w:p>
-      <w:pPr>
-        <w:spacing w:after="0"/>
-      </w:pPr>
-      <w:r>
-        <w:t>    {</w:t>
-      </w:r>
-    </w:p>
-    <w:p>
-      <w:pPr>
-        <w:spacing w:after="0"/>
-      </w:pPr>
-      <w:r>
-        <w:t xml:space="preserve">        </w:t>
-      </w:r>
-      <w:proofErr w:type="gramStart"/>
-      <w:r>
-        <w:t>return</w:t>
-      </w:r>
-      <w:proofErr w:type="gramEnd"/>
-      <w:r>
-        <w:t xml:space="preserve"> Cache::</w:t>
-      </w:r>
-      <w:r>
-        <w:rPr>
-          <w:b/>
-          <w:bCs/>
-        </w:rPr>
-        <w:t>get</w:t>
-      </w:r>
-      <w:r>
-        <w:t>($this-&gt;</w:t>
-      </w:r>
-      <w:r>
-        <w:rPr>
-          <w:b/>
-          <w:bCs/>
-        </w:rPr>
-        <w:t>claveIntentos</w:t>
-      </w:r>
-      <w:r>
-        <w:t>(), 0);</w:t>
-      </w:r>
-    </w:p>
-    <w:p>
-      <w:pPr>
-        <w:spacing w:after="0"/>
-      </w:pPr>
-      <w:r>
-        <w:t>    }</w:t>
-      </w:r>
-    </w:p>
-    <w:p>
-      <w:pPr>
-        <w:spacing w:after="0"/>
-      </w:pPr>
-    </w:p>
-    <w:p>
-      <w:pPr>
-        <w:spacing w:after="0"/>
-      </w:pPr>
-      <w:r>
-        <w:t xml:space="preserve">    </w:t>
-      </w:r>
-      <w:proofErr w:type="gramStart"/>
-      <w:r>
-        <w:t>private</w:t>
-      </w:r>
-      <w:proofErr w:type="gramEnd"/>
-      <w:r>
-        <w:t xml:space="preserve"> function </w:t>
-      </w:r>
-      <w:r>
-        <w:rPr>
-          <w:b/>
-          <w:bCs/>
-        </w:rPr>
-        <w:t>claveIntentos</w:t>
-      </w:r>
-      <w:r>
-        <w:t>(): string</w:t>
-      </w:r>
-    </w:p>
-    <w:p>
-      <w:pPr>
-        <w:spacing w:after="0"/>
-      </w:pPr>
-      <w:r>
-        <w:t>    {</w:t>
-      </w:r>
-    </w:p>
-    <w:p>
-      <w:pPr>
-        <w:spacing w:after="0"/>
-      </w:pPr>
-      <w:r>
-        <w:t>        $email = Str</w:t>
-      </w:r>
-      <w:proofErr w:type="gramStart"/>
-      <w:r>
-        <w:t>::</w:t>
-      </w:r>
-      <w:r>
-        <w:rPr>
-          <w:b/>
-          <w:bCs/>
-        </w:rPr>
-        <w:t>lower</w:t>
-      </w:r>
-      <w:proofErr w:type="gramEnd"/>
-      <w:r>
-        <w:t>(trim($this-&gt;</w:t>
-      </w:r>
-      <w:r>
-        <w:rPr>
-          <w:b/>
-          <w:bCs/>
-        </w:rPr>
-        <w:t>input</w:t>
-      </w:r>
-      <w:r>
-        <w:t>('email', '')));</w:t>
-      </w:r>
-    </w:p>
-    <w:p>
-      <w:pPr>
-        <w:spacing w:after="0"/>
-      </w:pPr>
-      <w:r>
-        <w:t xml:space="preserve">        </w:t>
-      </w:r>
-      <w:proofErr w:type="gramStart"/>
-      <w:r>
-        <w:t>return</w:t>
-      </w:r>
-      <w:proofErr w:type="gramEnd"/>
-      <w:r>
-        <w:t xml:space="preserve"> 'login_attempts:' . </w:t>
-      </w:r>
-      <w:proofErr w:type="gramStart"/>
-      <w:r>
-        <w:t>sha1(</w:t>
-      </w:r>
-      <w:proofErr w:type="gramEnd"/>
-      <w:r>
-        <w:t>$this-&gt;</w:t>
-      </w:r>
-      <w:r>
-        <w:rPr>
-          <w:b/>
-          <w:bCs/>
-        </w:rPr>
-        <w:t>ip</w:t>
-      </w:r>
-      <w:r>
-        <w:t>() . '|' . $email);</w:t>
-      </w:r>
-    </w:p>
-    <w:p>
-      <w:pPr>
-        <w:spacing w:after="0"/>
-      </w:pPr>
-      <w:r>
-        <w:t>    }</w:t>
-      </w:r>
-    </w:p>
-    <w:p>
-      <w:pPr>
-        <w:spacing w:after="0"/>
-      </w:pPr>
-    </w:p>
-    <w:p>
-      <w:pPr>
-        <w:spacing w:after="0"/>
-      </w:pPr>
-      <w:r>
-        <w:t xml:space="preserve">    </w:t>
-      </w:r>
-      <w:proofErr w:type="gramStart"/>
-      <w:r>
-        <w:t>private</w:t>
-      </w:r>
-      <w:proofErr w:type="gramEnd"/>
-      <w:r>
-        <w:t xml:space="preserve"> function </w:t>
-      </w:r>
-      <w:r>
-        <w:rPr>
-          <w:b/>
-          <w:bCs/>
-        </w:rPr>
-        <w:t>incrementarIntentos</w:t>
-      </w:r>
-      <w:r>
-        <w:t>(): void</w:t>
-      </w:r>
-    </w:p>
-    <w:p>
-      <w:pPr>
-        <w:spacing w:after="0"/>
-      </w:pPr>
-      <w:r>
-        <w:t>    {</w:t>
-      </w:r>
-    </w:p>
-    <w:p>
-      <w:pPr>
-        <w:spacing w:after="0"/>
-      </w:pPr>
-      <w:r>
-        <w:t>        $key     = $this-&gt;</w:t>
-      </w:r>
-      <w:proofErr w:type="gramStart"/>
-      <w:r>
-        <w:rPr>
-          <w:b/>
-          <w:bCs/>
-        </w:rPr>
-        <w:t>claveIntentos</w:t>
-      </w:r>
-      <w:r>
+        <w:rPr>
+          <w:b/>
+        </w:rPr>
+        <w:t>'POSTMARK_API_KEY'),</w:t>
+      </w:r>
+    </w:p>
+    <w:p>
+      <w:pPr>
+        <w:spacing w:after="0"/>
+        <w:rPr>
+          <w:b/>
+        </w:rPr>
+      </w:pPr>
+      <w:r>
+        <w:rPr>
+          <w:b/>
+        </w:rPr>
+        <w:t>    ],</w:t>
+      </w:r>
+    </w:p>
+    <w:p>
+      <w:pPr>
+        <w:spacing w:after="0"/>
+        <w:rPr>
+          <w:b/>
+        </w:rPr>
+      </w:pPr>
+    </w:p>
+    <w:p>
+      <w:pPr>
+        <w:spacing w:after="0"/>
+        <w:rPr>
+          <w:b/>
+        </w:rPr>
+      </w:pPr>
+      <w:r>
+        <w:rPr>
+          <w:b/>
+        </w:rPr>
+        <w:t>    'resend' =&gt; [</w:t>
+      </w:r>
+    </w:p>
+    <w:p>
+      <w:pPr>
+        <w:spacing w:after="0"/>
+        <w:rPr>
+          <w:b/>
+        </w:rPr>
+      </w:pPr>
+      <w:r>
+        <w:rPr>
+          <w:b/>
+        </w:rPr>
+        <w:t xml:space="preserve">        'key' =&gt; </w:t>
+      </w:r>
+      <w:proofErr w:type="gramStart"/>
+      <w:r>
+        <w:rPr>
+          <w:b/>
+          <w:bCs/>
+        </w:rPr>
+        <w:t>env</w:t>
+      </w:r>
+      <w:r>
+        <w:rPr>
+          <w:b/>
+        </w:rPr>
         <w:t>(</w:t>
       </w:r>
       <w:proofErr w:type="gramEnd"/>
       <w:r>
-        <w:t>);</w:t>
-      </w:r>
-    </w:p>
-    <w:p>
-      <w:pPr>
-        <w:spacing w:after="0"/>
-      </w:pPr>
-      <w:r>
-        <w:t>        $actuales = Cache</w:t>
-      </w:r>
-      <w:proofErr w:type="gramStart"/>
-      <w:r>
-        <w:t>::</w:t>
-      </w:r>
-      <w:r>
-        <w:rPr>
-          <w:b/>
-          <w:bCs/>
-        </w:rPr>
-        <w:t>get</w:t>
-      </w:r>
-      <w:proofErr w:type="gramEnd"/>
-      <w:r>
-        <w:t>($key, 0);</w:t>
-      </w:r>
-    </w:p>
-    <w:p>
-      <w:pPr>
-        <w:spacing w:after="0"/>
-      </w:pPr>
-      <w:r>
-        <w:t>        Cache</w:t>
-      </w:r>
-      <w:proofErr w:type="gramStart"/>
-      <w:r>
-        <w:t>::</w:t>
-      </w:r>
-      <w:r>
-        <w:rPr>
-          <w:b/>
-          <w:bCs/>
-        </w:rPr>
-        <w:t>put</w:t>
-      </w:r>
-      <w:proofErr w:type="gramEnd"/>
-      <w:r>
-        <w:t xml:space="preserve">($key, $actuales + 1, </w:t>
-      </w:r>
-      <w:r>
-        <w:rPr>
-          <w:b/>
-          <w:bCs/>
-        </w:rPr>
-        <w:t>now</w:t>
-      </w:r>
-      <w:r>
-        <w:t>()-&gt;</w:t>
-      </w:r>
-      <w:r>
-        <w:rPr>
-          <w:b/>
-          <w:bCs/>
-        </w:rPr>
-        <w:t>addMinutes</w:t>
-      </w:r>
-      <w:r>
-        <w:t>(30));</w:t>
-      </w:r>
-    </w:p>
-    <w:p>
-      <w:pPr>
-        <w:spacing w:after="0"/>
-      </w:pPr>
-      <w:r>
-        <w:t>    }</w:t>
-      </w:r>
-    </w:p>
-    <w:p>
-      <w:pPr>
-        <w:spacing w:after="0"/>
-      </w:pPr>
-    </w:p>
-    <w:p>
-      <w:pPr>
-        <w:spacing w:after="0"/>
-      </w:pPr>
-      <w:r>
-        <w:t xml:space="preserve">    </w:t>
-      </w:r>
-      <w:proofErr w:type="gramStart"/>
-      <w:r>
-        <w:t>private</w:t>
-      </w:r>
-      <w:proofErr w:type="gramEnd"/>
-      <w:r>
-        <w:t xml:space="preserve"> function </w:t>
-      </w:r>
-      <w:r>
-        <w:rPr>
-          <w:b/>
-          <w:bCs/>
-        </w:rPr>
-        <w:t>resetearIntentos</w:t>
-      </w:r>
-      <w:r>
-        <w:t>(): void</w:t>
-      </w:r>
-    </w:p>
-    <w:p>
-      <w:pPr>
-        <w:spacing w:after="0"/>
-      </w:pPr>
-      <w:r>
-        <w:t>    {</w:t>
-      </w:r>
-    </w:p>
-    <w:p>
-      <w:pPr>
-        <w:spacing w:after="0"/>
-      </w:pPr>
-      <w:r>
-        <w:t>        Cache</w:t>
-      </w:r>
-      <w:proofErr w:type="gramStart"/>
-      <w:r>
-        <w:t>::</w:t>
-      </w:r>
-      <w:r>
-        <w:rPr>
-          <w:b/>
-          <w:bCs/>
-        </w:rPr>
-        <w:t>forget</w:t>
-      </w:r>
-      <w:proofErr w:type="gramEnd"/>
-      <w:r>
-        <w:t>($this-&gt;</w:t>
-      </w:r>
-      <w:r>
-        <w:rPr>
-          <w:b/>
-          <w:bCs/>
-        </w:rPr>
-        <w:t>claveIntentos</w:t>
-      </w:r>
-      <w:r>
-        <w:t>());</w:t>
-      </w:r>
-    </w:p>
-    <w:p>
-      <w:pPr>
-        <w:spacing w:after="0"/>
-      </w:pPr>
-      <w:r>
-        <w:t>    }</w:t>
-      </w:r>
-    </w:p>
-    <w:p>
-      <w:pPr>
-        <w:spacing w:after="0"/>
-      </w:pPr>
-    </w:p>
-    <w:p>
-      <w:pPr>
-        <w:spacing w:after="0"/>
-      </w:pPr>
-      <w:r>
-        <w:t>    /**</w:t>
-      </w:r>
-    </w:p>
-    <w:p>
-      <w:pPr>
-        <w:spacing w:after="0"/>
-      </w:pPr>
-      <w:r>
-        <w:t>     * Autenticar al usuario con todos los chequeos de seguridad.</w:t>
-      </w:r>
-    </w:p>
-    <w:p>
-      <w:pPr>
-        <w:spacing w:after="0"/>
-      </w:pPr>
-      <w:r>
+        <w:rPr>
+          <w:b/>
+        </w:rPr>
+        <w:t>'RESEND_API_KEY'),</w:t>
+      </w:r>
+    </w:p>
+    <w:p>
+      <w:pPr>
+        <w:spacing w:after="0"/>
+        <w:rPr>
+          <w:b/>
+        </w:rPr>
+      </w:pPr>
+      <w:r>
+        <w:rPr>
+          <w:b/>
+        </w:rPr>
+        <w:t>    ],</w:t>
+      </w:r>
+    </w:p>
+    <w:p>
+      <w:pPr>
+        <w:spacing w:after="0"/>
+        <w:rPr>
+          <w:b/>
+        </w:rPr>
+      </w:pPr>
+    </w:p>
+    <w:p>
+      <w:pPr>
+        <w:spacing w:after="0"/>
+        <w:rPr>
+          <w:b/>
+        </w:rPr>
+      </w:pPr>
+      <w:r>
+        <w:rPr>
+          <w:b/>
+        </w:rPr>
+        <w:t>    'ses' =&gt; [</w:t>
+      </w:r>
+    </w:p>
+    <w:p>
+      <w:pPr>
+        <w:spacing w:after="0"/>
+        <w:rPr>
+          <w:b/>
+        </w:rPr>
+      </w:pPr>
+      <w:r>
+        <w:rPr>
+          <w:b/>
+        </w:rPr>
+        <w:t xml:space="preserve">        'key' =&gt; </w:t>
+      </w:r>
+      <w:proofErr w:type="gramStart"/>
+      <w:r>
+        <w:rPr>
+          <w:b/>
+          <w:bCs/>
+        </w:rPr>
+        <w:t>env</w:t>
+      </w:r>
+      <w:r>
+        <w:rPr>
+          <w:b/>
+        </w:rPr>
+        <w:t>(</w:t>
+      </w:r>
+      <w:proofErr w:type="gramEnd"/>
+      <w:r>
+        <w:rPr>
+          <w:b/>
+        </w:rPr>
+        <w:t>'AWS_ACCESS_KEY_ID'),</w:t>
+      </w:r>
+    </w:p>
+    <w:p>
+      <w:pPr>
+        <w:spacing w:after="0"/>
+        <w:rPr>
+          <w:b/>
+        </w:rPr>
+      </w:pPr>
+      <w:r>
+        <w:rPr>
+          <w:b/>
+        </w:rPr>
+        <w:t xml:space="preserve">        'secret' =&gt; </w:t>
+      </w:r>
+      <w:proofErr w:type="gramStart"/>
+      <w:r>
+        <w:rPr>
+          <w:b/>
+          <w:bCs/>
+        </w:rPr>
+        <w:t>env</w:t>
+      </w:r>
+      <w:r>
+        <w:rPr>
+          <w:b/>
+        </w:rPr>
+        <w:t>(</w:t>
+      </w:r>
+      <w:proofErr w:type="gramEnd"/>
+      <w:r>
+        <w:rPr>
+          <w:b/>
+        </w:rPr>
+        <w:t>'AWS_SECRET_ACCESS_KEY'),</w:t>
+      </w:r>
+    </w:p>
+    <w:p>
+      <w:pPr>
+        <w:spacing w:after="0"/>
+        <w:rPr>
+          <w:b/>
+        </w:rPr>
+      </w:pPr>
+      <w:r>
+        <w:rPr>
+          <w:b/>
+        </w:rPr>
+        <w:t xml:space="preserve">        'region' =&gt; </w:t>
+      </w:r>
+      <w:proofErr w:type="gramStart"/>
+      <w:r>
+        <w:rPr>
+          <w:b/>
+          <w:bCs/>
+        </w:rPr>
+        <w:t>env</w:t>
+      </w:r>
+      <w:r>
+        <w:rPr>
+          <w:b/>
+        </w:rPr>
+        <w:t>(</w:t>
+      </w:r>
+      <w:proofErr w:type="gramEnd"/>
+      <w:r>
+        <w:rPr>
+          <w:b/>
+        </w:rPr>
+        <w:t>'AWS_DEFAULT_REGION', 'us-east-1'),</w:t>
+      </w:r>
+    </w:p>
+    <w:p>
+      <w:pPr>
+        <w:spacing w:after="0"/>
+        <w:rPr>
+          <w:b/>
+        </w:rPr>
+      </w:pPr>
+      <w:r>
+        <w:rPr>
+          <w:b/>
+        </w:rPr>
+        <w:t>    ],</w:t>
+      </w:r>
+    </w:p>
+    <w:p>
+      <w:pPr>
+        <w:spacing w:after="0"/>
+        <w:rPr>
+          <w:b/>
+        </w:rPr>
+      </w:pPr>
+    </w:p>
+    <w:p>
+      <w:pPr>
+        <w:spacing w:after="0"/>
+        <w:rPr>
+          <w:b/>
+        </w:rPr>
+      </w:pPr>
+      <w:r>
+        <w:rPr>
+          <w:b/>
+        </w:rPr>
         <w:lastRenderedPageBreak/>
-        <w:t>     */</w:t>
-      </w:r>
-    </w:p>
-    <w:p>
-      <w:pPr>
-        <w:spacing w:after="0"/>
-      </w:pPr>
-      <w:r>
-        <w:t xml:space="preserve">    </w:t>
-      </w:r>
-      <w:proofErr w:type="gramStart"/>
-      <w:r>
-        <w:t>public</w:t>
-      </w:r>
-      <w:proofErr w:type="gramEnd"/>
-      <w:r>
-        <w:t xml:space="preserve"> function </w:t>
-      </w:r>
-      <w:r>
-        <w:rPr>
-          <w:b/>
-          <w:bCs/>
-        </w:rPr>
-        <w:t>authenticate</w:t>
-      </w:r>
-      <w:r>
-        <w:t>(): void</w:t>
-      </w:r>
-    </w:p>
-    <w:p>
-      <w:pPr>
-        <w:spacing w:after="0"/>
-      </w:pPr>
-      <w:r>
-        <w:t>    {</w:t>
-      </w:r>
-    </w:p>
-    <w:p>
-      <w:pPr>
-        <w:spacing w:after="0"/>
-      </w:pPr>
-      <w:r>
-        <w:t>        $this-&gt;</w:t>
-      </w:r>
-      <w:proofErr w:type="gramStart"/>
-      <w:r>
-        <w:rPr>
-          <w:b/>
-          <w:bCs/>
-        </w:rPr>
-        <w:t>ensureIsNotRateLimited</w:t>
-      </w:r>
-      <w:r>
-        <w:t>(</w:t>
-      </w:r>
-      <w:proofErr w:type="gramEnd"/>
-      <w:r>
-        <w:t>);</w:t>
-      </w:r>
-    </w:p>
-    <w:p>
-      <w:pPr>
-        <w:spacing w:after="0"/>
-      </w:pPr>
-    </w:p>
-    <w:p>
-      <w:pPr>
-        <w:spacing w:after="0"/>
-      </w:pPr>
-      <w:r>
-        <w:t>        // Verificar Turnstile si ya superó el umbral</w:t>
-      </w:r>
-    </w:p>
-    <w:p>
-      <w:pPr>
-        <w:spacing w:after="0"/>
-      </w:pPr>
-      <w:r>
-        <w:t xml:space="preserve">        </w:t>
-      </w:r>
-      <w:proofErr w:type="gramStart"/>
-      <w:r>
-        <w:t>if</w:t>
-      </w:r>
-      <w:proofErr w:type="gramEnd"/>
-      <w:r>
-        <w:t xml:space="preserve"> ($this-&gt;</w:t>
-      </w:r>
-      <w:r>
-        <w:rPr>
-          <w:b/>
-          <w:bCs/>
-        </w:rPr>
-        <w:t>captchaRequerido</w:t>
-      </w:r>
-      <w:r>
-        <w:t>()) {</w:t>
-      </w:r>
-    </w:p>
-    <w:p>
-      <w:pPr>
-        <w:spacing w:after="0"/>
-      </w:pPr>
-      <w:r>
-        <w:t>            $this-&gt;</w:t>
-      </w:r>
-      <w:proofErr w:type="gramStart"/>
-      <w:r>
-        <w:rPr>
-          <w:b/>
-          <w:bCs/>
-        </w:rPr>
-        <w:t>verificarTurnstile</w:t>
-      </w:r>
-      <w:r>
-        <w:t>(</w:t>
-      </w:r>
-      <w:proofErr w:type="gramEnd"/>
-      <w:r>
-        <w:t>);</w:t>
-      </w:r>
-    </w:p>
-    <w:p>
-      <w:pPr>
-        <w:spacing w:after="0"/>
-      </w:pPr>
-      <w:r>
-        <w:t>        }</w:t>
-      </w:r>
-    </w:p>
-    <w:p>
-      <w:pPr>
-        <w:spacing w:after="0"/>
-      </w:pPr>
-    </w:p>
-    <w:p>
-      <w:pPr>
-        <w:spacing w:after="0"/>
-      </w:pPr>
-      <w:r>
-        <w:t xml:space="preserve">        </w:t>
-      </w:r>
-      <w:proofErr w:type="gramStart"/>
-      <w:r>
-        <w:t>if</w:t>
-      </w:r>
-      <w:proofErr w:type="gramEnd"/>
-      <w:r>
-        <w:t xml:space="preserve"> (! Auth</w:t>
-      </w:r>
-      <w:proofErr w:type="gramStart"/>
-      <w:r>
-        <w:t>::</w:t>
-      </w:r>
-      <w:r>
-        <w:rPr>
-          <w:b/>
-          <w:bCs/>
-        </w:rPr>
-        <w:t>attempt</w:t>
-      </w:r>
-      <w:proofErr w:type="gramEnd"/>
-      <w:r>
-        <w:t>($this-&gt;</w:t>
-      </w:r>
-      <w:r>
-        <w:rPr>
-          <w:b/>
-          <w:bCs/>
-        </w:rPr>
-        <w:t>only</w:t>
-      </w:r>
-      <w:r>
-        <w:t>('email', 'password'), $this-&gt;</w:t>
-      </w:r>
-      <w:r>
-        <w:rPr>
-          <w:b/>
-          <w:bCs/>
-        </w:rPr>
-        <w:t>boolean</w:t>
-      </w:r>
-      <w:r>
-        <w:t>('remember'))) {</w:t>
-      </w:r>
-    </w:p>
-    <w:p>
-      <w:pPr>
-        <w:spacing w:after="0"/>
-      </w:pPr>
-      <w:r>
-        <w:t>            RateLimiter</w:t>
-      </w:r>
-      <w:proofErr w:type="gramStart"/>
-      <w:r>
-        <w:t>::</w:t>
-      </w:r>
-      <w:r>
-        <w:rPr>
-          <w:b/>
-          <w:bCs/>
-        </w:rPr>
-        <w:t>hit</w:t>
-      </w:r>
-      <w:proofErr w:type="gramEnd"/>
-      <w:r>
-        <w:t>($this-&gt;</w:t>
-      </w:r>
-      <w:r>
-        <w:rPr>
-          <w:b/>
-          <w:bCs/>
-        </w:rPr>
-        <w:t>throttleKey</w:t>
-      </w:r>
-      <w:r>
-        <w:t>());</w:t>
-      </w:r>
-    </w:p>
-    <w:p>
-      <w:pPr>
-        <w:spacing w:after="0"/>
-      </w:pPr>
-      <w:r>
-        <w:t>            $this-&gt;</w:t>
-      </w:r>
-      <w:proofErr w:type="gramStart"/>
-      <w:r>
-        <w:rPr>
-          <w:b/>
-          <w:bCs/>
-        </w:rPr>
-        <w:t>incrementarIntentos</w:t>
-      </w:r>
-      <w:r>
-        <w:t>(</w:t>
-      </w:r>
-      <w:proofErr w:type="gramEnd"/>
-      <w:r>
-        <w:t>);</w:t>
-      </w:r>
-    </w:p>
-    <w:p>
-      <w:pPr>
-        <w:spacing w:after="0"/>
-      </w:pPr>
-    </w:p>
-    <w:p>
-      <w:pPr>
-        <w:spacing w:after="0"/>
-      </w:pPr>
-      <w:r>
-        <w:t>            $intentos = $this-&gt;</w:t>
-      </w:r>
-      <w:proofErr w:type="gramStart"/>
-      <w:r>
-        <w:rPr>
-          <w:b/>
-          <w:bCs/>
-        </w:rPr>
-        <w:t>intentosFallidos</w:t>
-      </w:r>
-      <w:r>
-        <w:t>(</w:t>
-      </w:r>
-      <w:proofErr w:type="gramEnd"/>
-      <w:r>
-        <w:t>);</w:t>
-      </w:r>
-    </w:p>
-    <w:p>
-      <w:pPr>
-        <w:spacing w:after="0"/>
-      </w:pPr>
-      <w:r>
-        <w:t xml:space="preserve">            $umbral   = (int) </w:t>
-      </w:r>
-      <w:proofErr w:type="gramStart"/>
-      <w:r>
-        <w:rPr>
-          <w:b/>
-          <w:bCs/>
-        </w:rPr>
-        <w:t>config</w:t>
-      </w:r>
-      <w:r>
-        <w:t>(</w:t>
-      </w:r>
-      <w:proofErr w:type="gramEnd"/>
-      <w:r>
-        <w:t>'services.turnstile.captcha_after', 3);</w:t>
-      </w:r>
-    </w:p>
-    <w:p>
-      <w:pPr>
-        <w:spacing w:after="0"/>
-      </w:pPr>
-    </w:p>
-    <w:p>
-      <w:pPr>
-        <w:spacing w:after="0"/>
-      </w:pPr>
-      <w:r>
-        <w:t>            // Mensaje personalizado según los intentos</w:t>
-      </w:r>
-    </w:p>
-    <w:p>
-      <w:pPr>
-        <w:spacing w:after="0"/>
-      </w:pPr>
-      <w:r>
-        <w:t>            $extra = '';</w:t>
-      </w:r>
-    </w:p>
-    <w:p>
-      <w:pPr>
-        <w:spacing w:after="0"/>
-      </w:pPr>
-      <w:r>
-        <w:t xml:space="preserve">            </w:t>
-      </w:r>
-      <w:proofErr w:type="gramStart"/>
-      <w:r>
-        <w:t>if</w:t>
-      </w:r>
-      <w:proofErr w:type="gramEnd"/>
-      <w:r>
-        <w:t xml:space="preserve"> ($intentos &gt;= $umbral) {</w:t>
-      </w:r>
-    </w:p>
-    <w:p>
-      <w:pPr>
-        <w:spacing w:after="0"/>
-      </w:pPr>
-      <w:r>
-        <w:t>                $extra = ' Se requiere verificación de seguridad.';</w:t>
-      </w:r>
-    </w:p>
-    <w:p>
-      <w:pPr>
-        <w:spacing w:after="0"/>
-      </w:pPr>
-      <w:r>
-        <w:t xml:space="preserve">            } </w:t>
-      </w:r>
-      <w:proofErr w:type="gramStart"/>
-      <w:r>
-        <w:t>elseif</w:t>
-      </w:r>
-      <w:proofErr w:type="gramEnd"/>
-      <w:r>
-        <w:t xml:space="preserve"> ($intentos === $umbral - 1) {</w:t>
-      </w:r>
-    </w:p>
-    <w:p>
-      <w:pPr>
-        <w:spacing w:after="0"/>
-      </w:pPr>
-      <w:r>
-        <w:t>                $extra = ' Próximo intento requerirá verificación.';</w:t>
-      </w:r>
-    </w:p>
-    <w:p>
-      <w:pPr>
-        <w:spacing w:after="0"/>
-      </w:pPr>
-      <w:r>
-        <w:t>            }</w:t>
-      </w:r>
-    </w:p>
-    <w:p>
-      <w:pPr>
-        <w:spacing w:after="0"/>
-      </w:pPr>
-    </w:p>
-    <w:p>
-      <w:pPr>
-        <w:spacing w:after="0"/>
-      </w:pPr>
-      <w:r>
-        <w:t xml:space="preserve">            </w:t>
-      </w:r>
-      <w:proofErr w:type="gramStart"/>
-      <w:r>
-        <w:t>throw</w:t>
-      </w:r>
-      <w:proofErr w:type="gramEnd"/>
-      <w:r>
-        <w:t xml:space="preserve"> ValidationException::</w:t>
-      </w:r>
-      <w:r>
-        <w:rPr>
-          <w:b/>
-          <w:bCs/>
-        </w:rPr>
-        <w:t>withMessages</w:t>
-      </w:r>
-      <w:r>
-        <w:t>([</w:t>
-      </w:r>
-    </w:p>
-    <w:p>
-      <w:pPr>
-        <w:spacing w:after="0"/>
-      </w:pPr>
-      <w:r>
-        <w:t xml:space="preserve">                'email' =&gt; </w:t>
-      </w:r>
-      <w:proofErr w:type="gramStart"/>
-      <w:r>
-        <w:rPr>
-          <w:b/>
-          <w:bCs/>
-        </w:rPr>
-        <w:t>trans</w:t>
-      </w:r>
-      <w:r>
-        <w:t>(</w:t>
-      </w:r>
-      <w:proofErr w:type="gramEnd"/>
-      <w:r>
-        <w:t>'auth.failed') . $extra,</w:t>
-      </w:r>
-    </w:p>
-    <w:p>
-      <w:pPr>
-        <w:spacing w:after="0"/>
-      </w:pPr>
-      <w:r>
-        <w:t>            ]);</w:t>
-      </w:r>
-    </w:p>
-    <w:p>
-      <w:pPr>
-        <w:spacing w:after="0"/>
-      </w:pPr>
-      <w:r>
-        <w:t>        }</w:t>
-      </w:r>
-    </w:p>
-    <w:p>
-      <w:pPr>
-        <w:spacing w:after="0"/>
-      </w:pPr>
-    </w:p>
-    <w:p>
-      <w:pPr>
-        <w:spacing w:after="0"/>
-      </w:pPr>
-      <w:r>
-        <w:t>        // Login exitoso: limpiar contadores</w:t>
-      </w:r>
-    </w:p>
-    <w:p>
-      <w:pPr>
-        <w:spacing w:after="0"/>
-      </w:pPr>
-      <w:r>
-        <w:t>        RateLimiter</w:t>
-      </w:r>
-      <w:proofErr w:type="gramStart"/>
-      <w:r>
-        <w:t>::</w:t>
-      </w:r>
-      <w:r>
-        <w:rPr>
-          <w:b/>
-          <w:bCs/>
-        </w:rPr>
-        <w:t>clear</w:t>
-      </w:r>
-      <w:proofErr w:type="gramEnd"/>
-      <w:r>
-        <w:t>($this-&gt;</w:t>
-      </w:r>
-      <w:r>
-        <w:rPr>
-          <w:b/>
-          <w:bCs/>
-        </w:rPr>
-        <w:t>throttleKey</w:t>
-      </w:r>
-      <w:r>
-        <w:t>());</w:t>
-      </w:r>
-    </w:p>
-    <w:p>
-      <w:pPr>
-        <w:spacing w:after="0"/>
-      </w:pPr>
-      <w:r>
-        <w:t>        $this-&gt;</w:t>
-      </w:r>
-      <w:proofErr w:type="gramStart"/>
-      <w:r>
-        <w:rPr>
-          <w:b/>
-          <w:bCs/>
-        </w:rPr>
-        <w:t>resetearIntentos</w:t>
-      </w:r>
-      <w:r>
-        <w:t>(</w:t>
-      </w:r>
-      <w:proofErr w:type="gramEnd"/>
-      <w:r>
-        <w:t>);</w:t>
-      </w:r>
-    </w:p>
-    <w:p>
-      <w:pPr>
-        <w:spacing w:after="0"/>
-      </w:pPr>
-      <w:r>
-        <w:t>    }</w:t>
-      </w:r>
-    </w:p>
-    <w:p>
-      <w:pPr>
-        <w:spacing w:after="0"/>
-      </w:pPr>
-    </w:p>
-    <w:p>
-      <w:pPr>
-        <w:spacing w:after="0"/>
-      </w:pPr>
-      <w:r>
-        <w:t>    /**</w:t>
-      </w:r>
-    </w:p>
-    <w:p>
-      <w:pPr>
-        <w:spacing w:after="0"/>
-      </w:pPr>
-      <w:r>
-        <w:t>     * Verificar el token de Cloudflare Turnstile.</w:t>
-      </w:r>
-    </w:p>
-    <w:p>
-      <w:pPr>
-        <w:spacing w:after="0"/>
-      </w:pPr>
-      <w:r>
-        <w:t>     */</w:t>
-      </w:r>
-    </w:p>
-    <w:p>
-      <w:pPr>
-        <w:spacing w:after="0"/>
-      </w:pPr>
-      <w:r>
-        <w:t xml:space="preserve">    </w:t>
-      </w:r>
-      <w:proofErr w:type="gramStart"/>
-      <w:r>
-        <w:t>protected</w:t>
-      </w:r>
-      <w:proofErr w:type="gramEnd"/>
-      <w:r>
-        <w:t xml:space="preserve"> function </w:t>
-      </w:r>
-      <w:r>
-        <w:rPr>
-          <w:b/>
-          <w:bCs/>
-        </w:rPr>
-        <w:t>verificarTurnstile</w:t>
-      </w:r>
-      <w:r>
-        <w:t>(): void</w:t>
-      </w:r>
-    </w:p>
-    <w:p>
-      <w:pPr>
-        <w:spacing w:after="0"/>
-      </w:pPr>
-      <w:r>
-        <w:t>    {</w:t>
-      </w:r>
-    </w:p>
-    <w:p>
-      <w:pPr>
-        <w:spacing w:after="0"/>
-      </w:pPr>
-      <w:r>
-        <w:t xml:space="preserve">        $secretKey = </w:t>
-      </w:r>
-      <w:proofErr w:type="gramStart"/>
-      <w:r>
-        <w:rPr>
-          <w:b/>
-          <w:bCs/>
-        </w:rPr>
-        <w:t>config</w:t>
-      </w:r>
-      <w:r>
-        <w:t>(</w:t>
-      </w:r>
-      <w:proofErr w:type="gramEnd"/>
-      <w:r>
-        <w:t>'services.turnstile.secret_key');</w:t>
-      </w:r>
-    </w:p>
-    <w:p>
-      <w:pPr>
-        <w:spacing w:after="0"/>
-      </w:pPr>
-      <w:r>
-        <w:t>        $token     = $this-&gt;</w:t>
-      </w:r>
-      <w:proofErr w:type="gramStart"/>
-      <w:r>
-        <w:rPr>
-          <w:b/>
-          <w:bCs/>
-        </w:rPr>
-        <w:t>input</w:t>
-      </w:r>
-      <w:r>
-        <w:t>(</w:t>
-      </w:r>
-      <w:proofErr w:type="gramEnd"/>
-      <w:r>
-        <w:t>'cf-turnstile-response');</w:t>
-      </w:r>
-    </w:p>
-    <w:p>
-      <w:pPr>
-        <w:spacing w:after="0"/>
-      </w:pPr>
-    </w:p>
-    <w:p>
-      <w:pPr>
-        <w:spacing w:after="0"/>
-      </w:pPr>
-      <w:r>
-        <w:t xml:space="preserve">        </w:t>
-      </w:r>
-      <w:proofErr w:type="gramStart"/>
-      <w:r>
-        <w:t>if</w:t>
-      </w:r>
-      <w:proofErr w:type="gramEnd"/>
-      <w:r>
-        <w:t xml:space="preserve"> (empty($secretKey)) {</w:t>
-      </w:r>
-    </w:p>
-    <w:p>
-      <w:pPr>
-        <w:spacing w:after="0"/>
-      </w:pPr>
-      <w:r>
-        <w:t>            Log</w:t>
-      </w:r>
-      <w:proofErr w:type="gramStart"/>
-      <w:r>
-        <w:t>::</w:t>
-      </w:r>
-      <w:r>
-        <w:rPr>
-          <w:b/>
-          <w:bCs/>
-        </w:rPr>
-        <w:t>warning</w:t>
-      </w:r>
-      <w:proofErr w:type="gramEnd"/>
-      <w:r>
-        <w:t>('Turnstile: secret key no configurada');</w:t>
-      </w:r>
-    </w:p>
-    <w:p>
-      <w:pPr>
-        <w:spacing w:after="0"/>
-      </w:pPr>
-      <w:r>
-        <w:lastRenderedPageBreak/>
-        <w:t xml:space="preserve">            </w:t>
-      </w:r>
-      <w:proofErr w:type="gramStart"/>
-      <w:r>
-        <w:t>return</w:t>
-      </w:r>
-      <w:proofErr w:type="gramEnd"/>
-      <w:r>
-        <w:t>;</w:t>
-      </w:r>
-    </w:p>
-    <w:p>
-      <w:pPr>
-        <w:spacing w:after="0"/>
-      </w:pPr>
-      <w:r>
-        <w:t>        }</w:t>
-      </w:r>
-    </w:p>
-    <w:p>
-      <w:pPr>
-        <w:spacing w:after="0"/>
-      </w:pPr>
-    </w:p>
-    <w:p>
-      <w:pPr>
-        <w:spacing w:after="0"/>
-      </w:pPr>
-      <w:r>
-        <w:t xml:space="preserve">        </w:t>
-      </w:r>
-      <w:proofErr w:type="gramStart"/>
-      <w:r>
-        <w:t>if</w:t>
-      </w:r>
-      <w:proofErr w:type="gramEnd"/>
-      <w:r>
-        <w:t xml:space="preserve"> (empty($token)) {</w:t>
-      </w:r>
-    </w:p>
-    <w:p>
-      <w:pPr>
-        <w:spacing w:after="0"/>
-      </w:pPr>
-      <w:r>
-        <w:t xml:space="preserve">            </w:t>
-      </w:r>
-      <w:proofErr w:type="gramStart"/>
-      <w:r>
-        <w:t>throw</w:t>
-      </w:r>
-      <w:proofErr w:type="gramEnd"/>
-      <w:r>
-        <w:t xml:space="preserve"> ValidationException::</w:t>
-      </w:r>
-      <w:r>
-        <w:rPr>
-          <w:b/>
-          <w:bCs/>
-        </w:rPr>
-        <w:t>withMessages</w:t>
-      </w:r>
-      <w:r>
-        <w:t>([</w:t>
-      </w:r>
-    </w:p>
-    <w:p>
-      <w:pPr>
-        <w:spacing w:after="0"/>
-      </w:pPr>
-      <w:r>
-        <w:t>                'captcha' =&gt; 'Por favor completá la verificación de seguridad.',</w:t>
-      </w:r>
-    </w:p>
-    <w:p>
-      <w:pPr>
-        <w:spacing w:after="0"/>
-      </w:pPr>
-      <w:r>
-        <w:t>            ]);</w:t>
-      </w:r>
-    </w:p>
-    <w:p>
-      <w:pPr>
-        <w:spacing w:after="0"/>
-      </w:pPr>
-      <w:r>
-        <w:t>        }</w:t>
-      </w:r>
-    </w:p>
-    <w:p>
-      <w:pPr>
-        <w:spacing w:after="0"/>
-      </w:pPr>
-    </w:p>
-    <w:p>
-      <w:pPr>
-        <w:spacing w:after="0"/>
-      </w:pPr>
-      <w:r>
-        <w:t xml:space="preserve">        </w:t>
-      </w:r>
-      <w:proofErr w:type="gramStart"/>
-      <w:r>
-        <w:t>try</w:t>
-      </w:r>
-      <w:proofErr w:type="gramEnd"/>
-      <w:r>
-        <w:t xml:space="preserve"> {</w:t>
-      </w:r>
-    </w:p>
-    <w:p>
-      <w:pPr>
-        <w:spacing w:after="0"/>
-      </w:pPr>
-      <w:r>
-        <w:t>            $response = Http::</w:t>
-      </w:r>
-      <w:proofErr w:type="gramStart"/>
-      <w:r>
-        <w:rPr>
-          <w:b/>
-          <w:bCs/>
-        </w:rPr>
-        <w:t>asForm</w:t>
-      </w:r>
-      <w:r>
-        <w:t>(</w:t>
-      </w:r>
-      <w:proofErr w:type="gramEnd"/>
-      <w:r>
-        <w:t>)-&gt;</w:t>
-      </w:r>
-      <w:r>
-        <w:rPr>
-          <w:b/>
-          <w:bCs/>
-        </w:rPr>
-        <w:t>post</w:t>
-      </w:r>
-      <w:r>
-        <w:t>('https://challenges.cloudflare.com/turnstile/v0/siteverify', [</w:t>
-      </w:r>
-    </w:p>
-    <w:p>
-      <w:pPr>
-        <w:spacing w:after="0"/>
-      </w:pPr>
-      <w:r>
-        <w:t>                'secret'   =&gt; $secretKey,</w:t>
-      </w:r>
-    </w:p>
-    <w:p>
-      <w:pPr>
-        <w:spacing w:after="0"/>
-      </w:pPr>
-      <w:r>
-        <w:t>                'response' =&gt; $token,</w:t>
-      </w:r>
-    </w:p>
-    <w:p>
-      <w:pPr>
-        <w:spacing w:after="0"/>
-      </w:pPr>
-      <w:r>
-        <w:t>                'remoteip' =&gt; $this-&gt;</w:t>
-      </w:r>
-      <w:proofErr w:type="gramStart"/>
-      <w:r>
-        <w:rPr>
-          <w:b/>
-          <w:bCs/>
-        </w:rPr>
-        <w:t>ip</w:t>
-      </w:r>
-      <w:r>
-        <w:t>(</w:t>
-      </w:r>
-      <w:proofErr w:type="gramEnd"/>
-      <w:r>
-        <w:t>),</w:t>
-      </w:r>
-    </w:p>
-    <w:p>
-      <w:pPr>
-        <w:spacing w:after="0"/>
-      </w:pPr>
-      <w:r>
-        <w:t>            ]);</w:t>
-      </w:r>
-    </w:p>
-    <w:p>
-      <w:pPr>
-        <w:spacing w:after="0"/>
-      </w:pPr>
-    </w:p>
-    <w:p>
-      <w:pPr>
-        <w:spacing w:after="0"/>
-      </w:pPr>
-      <w:r>
-        <w:t>            $data = $response-&gt;</w:t>
-      </w:r>
-      <w:proofErr w:type="gramStart"/>
-      <w:r>
-        <w:rPr>
-          <w:b/>
-          <w:bCs/>
-        </w:rPr>
-        <w:t>json</w:t>
-      </w:r>
-      <w:r>
-        <w:t>(</w:t>
-      </w:r>
-      <w:proofErr w:type="gramEnd"/>
-      <w:r>
-        <w:t>);</w:t>
-      </w:r>
-    </w:p>
-    <w:p>
-      <w:pPr>
-        <w:spacing w:after="0"/>
-      </w:pPr>
-    </w:p>
-    <w:p>
-      <w:pPr>
-        <w:spacing w:after="0"/>
-      </w:pPr>
-      <w:r>
-        <w:t xml:space="preserve">            </w:t>
-      </w:r>
-      <w:proofErr w:type="gramStart"/>
-      <w:r>
-        <w:t>if</w:t>
-      </w:r>
-      <w:proofErr w:type="gramEnd"/>
-      <w:r>
-        <w:t xml:space="preserve"> (!($data['success'] ?? false)) {</w:t>
-      </w:r>
-    </w:p>
-    <w:p>
-      <w:pPr>
-        <w:spacing w:after="0"/>
-      </w:pPr>
-      <w:r>
-        <w:t xml:space="preserve">                $errores = </w:t>
-      </w:r>
-      <w:proofErr w:type="gramStart"/>
-      <w:r>
-        <w:t>implode(</w:t>
-      </w:r>
-      <w:proofErr w:type="gramEnd"/>
-      <w:r>
-        <w:t>', ', $data['error-codes'] ?? ['unknown']);</w:t>
-      </w:r>
-    </w:p>
-    <w:p>
-      <w:pPr>
-        <w:spacing w:after="0"/>
-      </w:pPr>
-      <w:r>
-        <w:t>                Log</w:t>
-      </w:r>
-      <w:proofErr w:type="gramStart"/>
-      <w:r>
-        <w:t>::</w:t>
-      </w:r>
-      <w:r>
-        <w:rPr>
-          <w:b/>
-          <w:bCs/>
-        </w:rPr>
-        <w:t>warning</w:t>
-      </w:r>
-      <w:proofErr w:type="gramEnd"/>
-      <w:r>
-        <w:t>("Turnstile falló para IP {$this-&gt;</w:t>
-      </w:r>
-      <w:r>
-        <w:rPr>
-          <w:b/>
-          <w:bCs/>
-        </w:rPr>
-        <w:t>ip</w:t>
-      </w:r>
-      <w:r>
-        <w:t>()}: {$errores}");</w:t>
-      </w:r>
-    </w:p>
-    <w:p>
-      <w:pPr>
-        <w:spacing w:after="0"/>
-      </w:pPr>
-    </w:p>
-    <w:p>
-      <w:pPr>
-        <w:spacing w:after="0"/>
-      </w:pPr>
-      <w:r>
-        <w:t xml:space="preserve">                </w:t>
-      </w:r>
-      <w:proofErr w:type="gramStart"/>
-      <w:r>
-        <w:t>throw</w:t>
-      </w:r>
-      <w:proofErr w:type="gramEnd"/>
-      <w:r>
-        <w:t xml:space="preserve"> ValidationException::</w:t>
-      </w:r>
-      <w:r>
-        <w:rPr>
-          <w:b/>
-          <w:bCs/>
-        </w:rPr>
-        <w:t>withMessages</w:t>
-      </w:r>
-      <w:r>
-        <w:t>([</w:t>
-      </w:r>
-    </w:p>
-    <w:p>
-      <w:pPr>
-        <w:spacing w:after="0"/>
-      </w:pPr>
-      <w:r>
-        <w:t>                    'captcha' =&gt; 'La verificación de seguridad falló. Intentá de nuevo.',</w:t>
-      </w:r>
-    </w:p>
-    <w:p>
-      <w:pPr>
-        <w:spacing w:after="0"/>
-      </w:pPr>
-      <w:r>
-        <w:t>                ]);</w:t>
-      </w:r>
-    </w:p>
-    <w:p>
-      <w:pPr>
-        <w:spacing w:after="0"/>
-      </w:pPr>
-      <w:r>
-        <w:t>            }</w:t>
-      </w:r>
-    </w:p>
-    <w:p>
-      <w:pPr>
-        <w:spacing w:after="0"/>
-      </w:pPr>
-      <w:r>
-        <w:t xml:space="preserve">        } </w:t>
-      </w:r>
-      <w:proofErr w:type="gramStart"/>
-      <w:r>
-        <w:t>catch</w:t>
-      </w:r>
-      <w:proofErr w:type="gramEnd"/>
-      <w:r>
-        <w:t xml:space="preserve"> (ValidationException $e) {</w:t>
-      </w:r>
-    </w:p>
-    <w:p>
-      <w:pPr>
-        <w:spacing w:after="0"/>
-      </w:pPr>
-      <w:r>
-        <w:t xml:space="preserve">            </w:t>
-      </w:r>
-      <w:proofErr w:type="gramStart"/>
-      <w:r>
-        <w:t>throw</w:t>
-      </w:r>
-      <w:proofErr w:type="gramEnd"/>
-      <w:r>
-        <w:t xml:space="preserve"> $e;</w:t>
-      </w:r>
-    </w:p>
-    <w:p>
-      <w:pPr>
-        <w:spacing w:after="0"/>
-      </w:pPr>
-      <w:r>
-        <w:t xml:space="preserve">        } </w:t>
-      </w:r>
-      <w:proofErr w:type="gramStart"/>
-      <w:r>
-        <w:t>catch</w:t>
-      </w:r>
-      <w:proofErr w:type="gramEnd"/>
-      <w:r>
-        <w:t xml:space="preserve"> (\Throwable $e) {</w:t>
-      </w:r>
-    </w:p>
-    <w:p>
-      <w:pPr>
-        <w:spacing w:after="0"/>
-      </w:pPr>
-      <w:r>
-        <w:t>            Log</w:t>
-      </w:r>
-      <w:proofErr w:type="gramStart"/>
-      <w:r>
-        <w:t>::</w:t>
-      </w:r>
-      <w:r>
-        <w:rPr>
-          <w:b/>
-          <w:bCs/>
-        </w:rPr>
-        <w:t>error</w:t>
-      </w:r>
-      <w:proofErr w:type="gramEnd"/>
-      <w:r>
-        <w:t>('Turnstile error de conexión: ' . $e-&gt;</w:t>
-      </w:r>
-      <w:proofErr w:type="gramStart"/>
-      <w:r>
-        <w:rPr>
-          <w:b/>
-          <w:bCs/>
-        </w:rPr>
-        <w:t>getMessage</w:t>
-      </w:r>
-      <w:r>
-        <w:t>(</w:t>
-      </w:r>
-      <w:proofErr w:type="gramEnd"/>
-      <w:r>
-        <w:t>));</w:t>
-      </w:r>
-    </w:p>
-    <w:p>
-      <w:pPr>
-        <w:spacing w:after="0"/>
-      </w:pPr>
-      <w:r>
-        <w:t>            // No bloquear si Cloudflare no responde</w:t>
-      </w:r>
-    </w:p>
-    <w:p>
-      <w:pPr>
-        <w:spacing w:after="0"/>
-      </w:pPr>
-      <w:r>
-        <w:t>        }</w:t>
-      </w:r>
-    </w:p>
-    <w:p>
-      <w:pPr>
-        <w:spacing w:after="0"/>
-      </w:pPr>
-      <w:r>
-        <w:t>    }</w:t>
-      </w:r>
-    </w:p>
-    <w:p>
-      <w:pPr>
-        <w:spacing w:after="0"/>
-      </w:pPr>
-    </w:p>
-    <w:p>
-      <w:pPr>
-        <w:spacing w:after="0"/>
-      </w:pPr>
-      <w:r>
-        <w:t xml:space="preserve">    </w:t>
-      </w:r>
-      <w:proofErr w:type="gramStart"/>
-      <w:r>
-        <w:t>public</w:t>
-      </w:r>
-      <w:proofErr w:type="gramEnd"/>
-      <w:r>
-        <w:t xml:space="preserve"> function </w:t>
-      </w:r>
-      <w:r>
-        <w:rPr>
-          <w:b/>
-          <w:bCs/>
-        </w:rPr>
-        <w:t>ensureIsNotRateLimited</w:t>
-      </w:r>
-      <w:r>
-        <w:t>(): void</w:t>
-      </w:r>
-    </w:p>
-    <w:p>
-      <w:pPr>
-        <w:spacing w:after="0"/>
-      </w:pPr>
-      <w:r>
-        <w:t>    {</w:t>
-      </w:r>
-    </w:p>
-    <w:p>
-      <w:pPr>
-        <w:spacing w:after="0"/>
-      </w:pPr>
-      <w:r>
-        <w:t xml:space="preserve">        </w:t>
-      </w:r>
-      <w:proofErr w:type="gramStart"/>
-      <w:r>
-        <w:t>if</w:t>
-      </w:r>
-      <w:proofErr w:type="gramEnd"/>
-      <w:r>
-        <w:t xml:space="preserve"> (! RateLimiter</w:t>
-      </w:r>
-      <w:proofErr w:type="gramStart"/>
-      <w:r>
-        <w:t>::</w:t>
-      </w:r>
-      <w:r>
-        <w:rPr>
-          <w:b/>
-          <w:bCs/>
-        </w:rPr>
-        <w:t>tooManyAttempts</w:t>
-      </w:r>
-      <w:proofErr w:type="gramEnd"/>
-      <w:r>
-        <w:t>($this-&gt;</w:t>
-      </w:r>
-      <w:r>
-        <w:rPr>
-          <w:b/>
-          <w:bCs/>
-        </w:rPr>
-        <w:t>throttleKey</w:t>
-      </w:r>
-      <w:r>
-        <w:t>(), 6)) {</w:t>
-      </w:r>
-    </w:p>
-    <w:p>
-      <w:pPr>
-        <w:spacing w:after="0"/>
-      </w:pPr>
-      <w:r>
-        <w:t xml:space="preserve">            </w:t>
-      </w:r>
-      <w:proofErr w:type="gramStart"/>
-      <w:r>
-        <w:t>return</w:t>
-      </w:r>
-      <w:proofErr w:type="gramEnd"/>
-      <w:r>
-        <w:t>;</w:t>
-      </w:r>
-    </w:p>
-    <w:p>
-      <w:pPr>
-        <w:spacing w:after="0"/>
-      </w:pPr>
-      <w:r>
-        <w:t>        }</w:t>
-      </w:r>
-    </w:p>
-    <w:p>
-      <w:pPr>
-        <w:spacing w:after="0"/>
-      </w:pPr>
-    </w:p>
-    <w:p>
-      <w:pPr>
-        <w:spacing w:after="0"/>
-      </w:pPr>
-      <w:r>
-        <w:t xml:space="preserve">        </w:t>
-      </w:r>
-      <w:proofErr w:type="gramStart"/>
-      <w:r>
-        <w:rPr>
-          <w:b/>
-          <w:bCs/>
-        </w:rPr>
-        <w:t>event</w:t>
-      </w:r>
-      <w:r>
-        <w:t>(</w:t>
-      </w:r>
-      <w:proofErr w:type="gramEnd"/>
-      <w:r>
-        <w:t>new Lockout($this));</w:t>
-      </w:r>
-    </w:p>
-    <w:p>
-      <w:pPr>
-        <w:spacing w:after="0"/>
-      </w:pPr>
-    </w:p>
-    <w:p>
-      <w:pPr>
-        <w:spacing w:after="0"/>
-      </w:pPr>
-      <w:r>
-        <w:t>        $seconds = RateLimiter</w:t>
-      </w:r>
-      <w:proofErr w:type="gramStart"/>
-      <w:r>
-        <w:t>::</w:t>
-      </w:r>
-      <w:r>
-        <w:rPr>
-          <w:b/>
-          <w:bCs/>
-        </w:rPr>
-        <w:t>availableIn</w:t>
-      </w:r>
-      <w:proofErr w:type="gramEnd"/>
-      <w:r>
-        <w:t>($this-&gt;</w:t>
-      </w:r>
-      <w:r>
-        <w:rPr>
-          <w:b/>
-          <w:bCs/>
-        </w:rPr>
-        <w:t>throttleKey</w:t>
-      </w:r>
-      <w:r>
-        <w:t>());</w:t>
-      </w:r>
-    </w:p>
-    <w:p>
-      <w:pPr>
-        <w:spacing w:after="0"/>
-      </w:pPr>
-    </w:p>
-    <w:p>
-      <w:pPr>
-        <w:spacing w:after="0"/>
-      </w:pPr>
-      <w:r>
-        <w:lastRenderedPageBreak/>
-        <w:t xml:space="preserve">        </w:t>
-      </w:r>
-      <w:proofErr w:type="gramStart"/>
-      <w:r>
-        <w:t>throw</w:t>
-      </w:r>
-      <w:proofErr w:type="gramEnd"/>
-      <w:r>
-        <w:t xml:space="preserve"> ValidationException::</w:t>
-      </w:r>
-      <w:r>
-        <w:rPr>
-          <w:b/>
-          <w:bCs/>
-        </w:rPr>
-        <w:t>withMessages</w:t>
-      </w:r>
-      <w:r>
-        <w:t>([</w:t>
-      </w:r>
-    </w:p>
-    <w:p>
-      <w:pPr>
-        <w:spacing w:after="0"/>
-      </w:pPr>
-      <w:r>
-        <w:t xml:space="preserve">            'email' =&gt; "Demasiados intentos fallidos. </w:t>
-      </w:r>
-      <w:proofErr w:type="gramStart"/>
-      <w:r>
-        <w:t>Esperá "</w:t>
-      </w:r>
-      <w:proofErr w:type="gramEnd"/>
-      <w:r>
-        <w:t xml:space="preserve"> . </w:t>
-      </w:r>
-      <w:proofErr w:type="gramStart"/>
-      <w:r>
-        <w:t>ceil</w:t>
-      </w:r>
-      <w:proofErr w:type="gramEnd"/>
-      <w:r>
-        <w:t xml:space="preserve">($seconds / 60) . </w:t>
-      </w:r>
-      <w:proofErr w:type="gramStart"/>
-      <w:r>
-        <w:t>" minuto</w:t>
-      </w:r>
-      <w:proofErr w:type="gramEnd"/>
-      <w:r>
-        <w:t>(s).",</w:t>
-      </w:r>
-    </w:p>
-    <w:p>
-      <w:pPr>
-        <w:spacing w:after="0"/>
-      </w:pPr>
-      <w:r>
-        <w:t>        ]);</w:t>
-      </w:r>
-    </w:p>
-    <w:p>
-      <w:pPr>
-        <w:spacing w:after="0"/>
-      </w:pPr>
-      <w:r>
-        <w:t>    }</w:t>
-      </w:r>
-    </w:p>
-    <w:p>
-      <w:pPr>
-        <w:spacing w:after="0"/>
-      </w:pPr>
-    </w:p>
-    <w:p>
-      <w:pPr>
-        <w:spacing w:after="0"/>
-      </w:pPr>
-      <w:r>
-        <w:t xml:space="preserve">    </w:t>
-      </w:r>
-      <w:proofErr w:type="gramStart"/>
-      <w:r>
-        <w:t>public</w:t>
-      </w:r>
-      <w:proofErr w:type="gramEnd"/>
-      <w:r>
-        <w:t xml:space="preserve"> function </w:t>
-      </w:r>
-      <w:r>
-        <w:rPr>
-          <w:b/>
-          <w:bCs/>
-        </w:rPr>
-        <w:t>throttleKey</w:t>
-      </w:r>
-      <w:r>
-        <w:t>(): string</w:t>
-      </w:r>
-    </w:p>
-    <w:p>
-      <w:pPr>
-        <w:spacing w:after="0"/>
-      </w:pPr>
-      <w:r>
-        <w:t>    {</w:t>
-      </w:r>
-    </w:p>
-    <w:p>
-      <w:pPr>
-        <w:spacing w:after="0"/>
-      </w:pPr>
-      <w:r>
-        <w:t xml:space="preserve">        </w:t>
-      </w:r>
-      <w:proofErr w:type="gramStart"/>
-      <w:r>
-        <w:t>return</w:t>
-      </w:r>
-      <w:proofErr w:type="gramEnd"/>
-      <w:r>
-        <w:t xml:space="preserve"> Str::</w:t>
-      </w:r>
-      <w:r>
-        <w:rPr>
-          <w:b/>
-          <w:bCs/>
-        </w:rPr>
-        <w:t>transliterate</w:t>
-      </w:r>
-      <w:r>
-        <w:t>(Str::</w:t>
-      </w:r>
-      <w:r>
-        <w:rPr>
-          <w:b/>
-          <w:bCs/>
-        </w:rPr>
-        <w:t>lower</w:t>
-      </w:r>
-      <w:r>
-        <w:t>($this-&gt;</w:t>
-      </w:r>
-      <w:r>
-        <w:rPr>
-          <w:b/>
-          <w:bCs/>
-        </w:rPr>
-        <w:t>string</w:t>
-      </w:r>
-      <w:r>
-        <w:t>('email')) . '|' . $this-&gt;</w:t>
-      </w:r>
-      <w:proofErr w:type="gramStart"/>
-      <w:r>
-        <w:rPr>
-          <w:b/>
-          <w:bCs/>
-        </w:rPr>
-        <w:t>ip</w:t>
-      </w:r>
-      <w:r>
-        <w:t>(</w:t>
-      </w:r>
-      <w:proofErr w:type="gramEnd"/>
-      <w:r>
-        <w:t>));</w:t>
-      </w:r>
-    </w:p>
-    <w:p>
-      <w:pPr>
-        <w:spacing w:after="0"/>
-      </w:pPr>
-      <w:r>
-        <w:t>    }</w:t>
-      </w:r>
-    </w:p>
-    <w:p>
-      <w:pPr>
-        <w:spacing w:after="0"/>
-      </w:pPr>
-      <w:r>
-        <w:t>}</w:t>
-      </w:r>
-    </w:p>
-    <w:p/>
-    <w:p>
-      <w:pPr>
-        <w:spacing w:after="0"/>
-        <w:jc w:val="center"/>
-        <w:rPr>
-          <w:b/>
-        </w:rPr>
-      </w:pPr>
-      <w:r>
-        <w:rPr>
-          <w:b/>
-        </w:rPr>
-        <w:t>SERVICES.PHP</w:t>
-      </w:r>
-    </w:p>
-    <w:p>
-      <w:pPr>
-        <w:spacing w:after="0"/>
-        <w:rPr>
-          <w:b/>
-        </w:rPr>
-      </w:pPr>
-      <w:r>
-        <w:rPr>
-          <w:b/>
-        </w:rPr>
-        <w:t>&lt;?</w:t>
-      </w:r>
-      <w:proofErr w:type="gramStart"/>
-      <w:r>
-        <w:rPr>
-          <w:b/>
-        </w:rPr>
-        <w:t>php</w:t>
-      </w:r>
-      <w:proofErr w:type="gramEnd"/>
-    </w:p>
-    <w:p>
-      <w:pPr>
-        <w:spacing w:after="0"/>
-        <w:rPr>
-          <w:b/>
-        </w:rPr>
-      </w:pPr>
-    </w:p>
-    <w:p>
-      <w:pPr>
-        <w:spacing w:after="0"/>
-        <w:rPr>
-          <w:b/>
-        </w:rPr>
-      </w:pPr>
-      <w:proofErr w:type="gramStart"/>
-      <w:r>
-        <w:rPr>
-          <w:b/>
-        </w:rPr>
-        <w:t>return</w:t>
-      </w:r>
-      <w:proofErr w:type="gramEnd"/>
-      <w:r>
-        <w:rPr>
-          <w:b/>
-        </w:rPr>
-        <w:t xml:space="preserve"> [</w:t>
-      </w:r>
-    </w:p>
-    <w:p>
-      <w:pPr>
-        <w:spacing w:after="0"/>
-        <w:rPr>
-          <w:b/>
-        </w:rPr>
-      </w:pPr>
-    </w:p>
-    <w:p>
-      <w:pPr>
-        <w:spacing w:after="0"/>
-        <w:rPr>
-          <w:b/>
-        </w:rPr>
-      </w:pPr>
-      <w:r>
-        <w:rPr>
-          <w:b/>
-        </w:rPr>
-        <w:t>    /*</w:t>
-      </w:r>
-    </w:p>
-    <w:p>
-      <w:pPr>
-        <w:spacing w:after="0"/>
-        <w:rPr>
-          <w:b/>
-        </w:rPr>
-      </w:pPr>
-      <w:r>
-        <w:rPr>
-          <w:b/>
-        </w:rPr>
-        <w:t>    |--------------------------------------------------------------------------</w:t>
-      </w:r>
-    </w:p>
-    <w:p>
-      <w:pPr>
-        <w:spacing w:after="0"/>
-        <w:rPr>
-          <w:b/>
-        </w:rPr>
-      </w:pPr>
-      <w:r>
-        <w:rPr>
-          <w:b/>
-        </w:rPr>
-        <w:t>    | Third Party Services</w:t>
-      </w:r>
-    </w:p>
-    <w:p>
-      <w:pPr>
-        <w:spacing w:after="0"/>
-        <w:rPr>
-          <w:b/>
-        </w:rPr>
-      </w:pPr>
-      <w:r>
-        <w:rPr>
-          <w:b/>
-        </w:rPr>
-        <w:t>    |--------------------------------------------------------------------------</w:t>
-      </w:r>
-    </w:p>
-    <w:p>
-      <w:pPr>
-        <w:spacing w:after="0"/>
-        <w:rPr>
-          <w:b/>
-        </w:rPr>
-      </w:pPr>
-      <w:r>
-        <w:rPr>
-          <w:b/>
-        </w:rPr>
-        <w:t>    |</w:t>
-      </w:r>
-    </w:p>
-    <w:p>
-      <w:pPr>
-        <w:spacing w:after="0"/>
-        <w:rPr>
-          <w:b/>
-        </w:rPr>
-      </w:pPr>
-      <w:r>
-        <w:rPr>
-          <w:b/>
-        </w:rPr>
-        <w:t>    | This file is for storing the credentials for third party services such</w:t>
-      </w:r>
-    </w:p>
-    <w:p>
-      <w:pPr>
-        <w:spacing w:after="0"/>
-        <w:rPr>
-          <w:b/>
-        </w:rPr>
-      </w:pPr>
-      <w:r>
-        <w:rPr>
-          <w:b/>
-        </w:rPr>
-        <w:t xml:space="preserve">    | </w:t>
-      </w:r>
-      <w:proofErr w:type="gramStart"/>
-      <w:r>
-        <w:rPr>
-          <w:b/>
-        </w:rPr>
-        <w:t>as</w:t>
-      </w:r>
-      <w:proofErr w:type="gramEnd"/>
-      <w:r>
-        <w:rPr>
-          <w:b/>
-        </w:rPr>
-        <w:t xml:space="preserve"> Mailgun, Postmark, AWS and more. This file provides the de facto</w:t>
-      </w:r>
-    </w:p>
-    <w:p>
-      <w:pPr>
-        <w:spacing w:after="0"/>
-        <w:rPr>
-          <w:b/>
-        </w:rPr>
-      </w:pPr>
-      <w:r>
-        <w:rPr>
-          <w:b/>
-        </w:rPr>
-        <w:t xml:space="preserve">    | </w:t>
-      </w:r>
-      <w:proofErr w:type="gramStart"/>
-      <w:r>
-        <w:rPr>
-          <w:b/>
-        </w:rPr>
-        <w:t>location</w:t>
-      </w:r>
-      <w:proofErr w:type="gramEnd"/>
-      <w:r>
-        <w:rPr>
-          <w:b/>
-        </w:rPr>
-        <w:t xml:space="preserve"> for this type of information, allowing packages to have</w:t>
-      </w:r>
-    </w:p>
-    <w:p>
-      <w:pPr>
-        <w:spacing w:after="0"/>
-        <w:rPr>
-          <w:b/>
-        </w:rPr>
-      </w:pPr>
-      <w:r>
-        <w:rPr>
-          <w:b/>
-        </w:rPr>
-        <w:t xml:space="preserve">    | </w:t>
-      </w:r>
-      <w:proofErr w:type="gramStart"/>
-      <w:r>
-        <w:rPr>
-          <w:b/>
-        </w:rPr>
-        <w:t>a</w:t>
-      </w:r>
-      <w:proofErr w:type="gramEnd"/>
-      <w:r>
-        <w:rPr>
-          <w:b/>
-        </w:rPr>
-        <w:t xml:space="preserve"> conventional file to locate the various service credentials.</w:t>
-      </w:r>
-    </w:p>
-    <w:p>
-      <w:pPr>
-        <w:spacing w:after="0"/>
-        <w:rPr>
-          <w:b/>
-        </w:rPr>
-      </w:pPr>
-      <w:r>
-        <w:rPr>
-          <w:b/>
-        </w:rPr>
-        <w:t>    |</w:t>
-      </w:r>
-    </w:p>
-    <w:p>
-      <w:pPr>
-        <w:spacing w:after="0"/>
-        <w:rPr>
-          <w:b/>
-        </w:rPr>
-      </w:pPr>
-      <w:r>
-        <w:rPr>
-          <w:b/>
-        </w:rPr>
-        <w:t>    */</w:t>
-      </w:r>
-    </w:p>
-    <w:p>
-      <w:pPr>
-        <w:spacing w:after="0"/>
-        <w:rPr>
-          <w:b/>
-        </w:rPr>
-      </w:pPr>
-    </w:p>
-    <w:p>
-      <w:pPr>
-        <w:spacing w:after="0"/>
-        <w:rPr>
-          <w:b/>
-        </w:rPr>
-      </w:pPr>
-      <w:r>
-        <w:rPr>
-          <w:b/>
-        </w:rPr>
-        <w:t>    'postmark' =&gt; [</w:t>
-      </w:r>
-    </w:p>
-    <w:p>
-      <w:pPr>
-        <w:spacing w:after="0"/>
-        <w:rPr>
-          <w:b/>
-        </w:rPr>
-      </w:pPr>
-      <w:r>
-        <w:rPr>
-          <w:b/>
-        </w:rPr>
-        <w:t xml:space="preserve">        'key' =&gt; </w:t>
-      </w:r>
-      <w:proofErr w:type="gramStart"/>
-      <w:r>
-        <w:rPr>
-          <w:b/>
-          <w:bCs/>
-        </w:rPr>
-        <w:t>env</w:t>
-      </w:r>
-      <w:r>
-        <w:rPr>
-          <w:b/>
-        </w:rPr>
-        <w:t>(</w:t>
-      </w:r>
-      <w:proofErr w:type="gramEnd"/>
-      <w:r>
-        <w:rPr>
-          <w:b/>
-        </w:rPr>
-        <w:t>'POSTMARK_API_KEY'),</w:t>
-      </w:r>
-    </w:p>
-    <w:p>
-      <w:pPr>
-        <w:spacing w:after="0"/>
-        <w:rPr>
-          <w:b/>
-        </w:rPr>
-      </w:pPr>
-      <w:r>
-        <w:rPr>
-          <w:b/>
-        </w:rPr>
-        <w:t>    ],</w:t>
-      </w:r>
-    </w:p>
-    <w:p>
-      <w:pPr>
-        <w:spacing w:after="0"/>
-        <w:rPr>
-          <w:b/>
-        </w:rPr>
-      </w:pPr>
-    </w:p>
-    <w:p>
-      <w:pPr>
-        <w:spacing w:after="0"/>
-        <w:rPr>
-          <w:b/>
-        </w:rPr>
-      </w:pPr>
-      <w:r>
-        <w:rPr>
-          <w:b/>
-        </w:rPr>
-        <w:t>    'resend' =&gt; [</w:t>
-      </w:r>
-    </w:p>
-    <w:p>
-      <w:pPr>
-        <w:spacing w:after="0"/>
-        <w:rPr>
-          <w:b/>
-        </w:rPr>
-      </w:pPr>
-      <w:r>
-        <w:rPr>
-          <w:b/>
-        </w:rPr>
-        <w:t xml:space="preserve">        'key' =&gt; </w:t>
-      </w:r>
-      <w:proofErr w:type="gramStart"/>
-      <w:r>
-        <w:rPr>
-          <w:b/>
-          <w:bCs/>
-        </w:rPr>
-        <w:t>env</w:t>
-      </w:r>
-      <w:r>
-        <w:rPr>
-          <w:b/>
-        </w:rPr>
-        <w:t>(</w:t>
-      </w:r>
-      <w:proofErr w:type="gramEnd"/>
-      <w:r>
-        <w:rPr>
-          <w:b/>
-        </w:rPr>
-        <w:t>'RESEND_API_KEY'),</w:t>
-      </w:r>
-    </w:p>
-    <w:p>
-      <w:pPr>
-        <w:spacing w:after="0"/>
-        <w:rPr>
-          <w:b/>
-        </w:rPr>
-      </w:pPr>
-      <w:r>
-        <w:rPr>
-          <w:b/>
-        </w:rPr>
-        <w:t>    ],</w:t>
-      </w:r>
-    </w:p>
-    <w:p>
-      <w:pPr>
-        <w:spacing w:after="0"/>
-        <w:rPr>
-          <w:b/>
-        </w:rPr>
-      </w:pPr>
-    </w:p>
-    <w:p>
-      <w:pPr>
-        <w:spacing w:after="0"/>
-        <w:rPr>
-          <w:b/>
-        </w:rPr>
-      </w:pPr>
-      <w:r>
-        <w:rPr>
-          <w:b/>
-        </w:rPr>
-        <w:t>    'ses' =&gt; [</w:t>
-      </w:r>
-    </w:p>
-    <w:p>
-      <w:pPr>
-        <w:spacing w:after="0"/>
-        <w:rPr>
-          <w:b/>
-        </w:rPr>
-      </w:pPr>
-      <w:r>
-        <w:rPr>
-          <w:b/>
-        </w:rPr>
-        <w:t xml:space="preserve">        'key' =&gt; </w:t>
-      </w:r>
-      <w:proofErr w:type="gramStart"/>
-      <w:r>
-        <w:rPr>
-          <w:b/>
-          <w:bCs/>
-        </w:rPr>
-        <w:t>env</w:t>
-      </w:r>
-      <w:r>
-        <w:rPr>
-          <w:b/>
-        </w:rPr>
-        <w:t>(</w:t>
-      </w:r>
-      <w:proofErr w:type="gramEnd"/>
-      <w:r>
-        <w:rPr>
-          <w:b/>
-        </w:rPr>
-        <w:t>'AWS_ACCESS_KEY_ID'),</w:t>
-      </w:r>
-    </w:p>
-    <w:p>
-      <w:pPr>
-        <w:spacing w:after="0"/>
-        <w:rPr>
-          <w:b/>
-        </w:rPr>
-      </w:pPr>
-      <w:r>
-        <w:rPr>
-          <w:b/>
-        </w:rPr>
-        <w:t xml:space="preserve">        'secret' =&gt; </w:t>
-      </w:r>
-      <w:proofErr w:type="gramStart"/>
-      <w:r>
-        <w:rPr>
-          <w:b/>
-          <w:bCs/>
-        </w:rPr>
-        <w:t>env</w:t>
-      </w:r>
-      <w:r>
-        <w:rPr>
-          <w:b/>
-        </w:rPr>
-        <w:t>(</w:t>
-      </w:r>
-      <w:proofErr w:type="gramEnd"/>
-      <w:r>
-        <w:rPr>
-          <w:b/>
-        </w:rPr>
-        <w:t>'AWS_SECRET_ACCESS_KEY'),</w:t>
-      </w:r>
-    </w:p>
-    <w:p>
-      <w:pPr>
-        <w:spacing w:after="0"/>
-        <w:rPr>
-          <w:b/>
-        </w:rPr>
-      </w:pPr>
-      <w:r>
-        <w:rPr>
-          <w:b/>
-        </w:rPr>
-        <w:t xml:space="preserve">        'region' =&gt; </w:t>
-      </w:r>
-      <w:proofErr w:type="gramStart"/>
-      <w:r>
-        <w:rPr>
-          <w:b/>
-          <w:bCs/>
-        </w:rPr>
-        <w:t>env</w:t>
-      </w:r>
-      <w:r>
-        <w:rPr>
-          <w:b/>
-        </w:rPr>
-        <w:t>(</w:t>
-      </w:r>
-      <w:proofErr w:type="gramEnd"/>
-      <w:r>
-        <w:rPr>
-          <w:b/>
-        </w:rPr>
-        <w:t>'AWS_DEFAULT_REGION', 'us-east-1'),</w:t>
-      </w:r>
-    </w:p>
-    <w:p>
-      <w:pPr>
-        <w:spacing w:after="0"/>
-        <w:rPr>
-          <w:b/>
-        </w:rPr>
-      </w:pPr>
-      <w:r>
-        <w:rPr>
-          <w:b/>
-        </w:rPr>
-        <w:t>    ],</w:t>
-      </w:r>
-    </w:p>
-    <w:p>
-      <w:pPr>
-        <w:spacing w:after="0"/>
-        <w:rPr>
-          <w:b/>
-        </w:rPr>
-      </w:pPr>
-    </w:p>
-    <w:p>
-      <w:pPr>
-        <w:spacing w:after="0"/>
-        <w:rPr>
-          <w:b/>
-        </w:rPr>
-      </w:pPr>
-      <w:r>
-        <w:rPr>
-          <w:b/>
-        </w:rPr>
         <w:t>    'slack' =&gt; [</w:t>
       </w:r>
     </w:p>
@@ -15821,7 +15836,6 @@
         <w:rPr>
           <w:b/>
         </w:rPr>
-        <w:lastRenderedPageBreak/>
         <w:t xml:space="preserve">            'bot_user_oauth_token' =&gt; </w:t>
       </w:r>
       <w:proofErr w:type="gramStart"/>
@@ -16848,6 +16862,7 @@
         <w:spacing w:after="0"/>
       </w:pPr>
       <w:r>
+        <w:lastRenderedPageBreak/>
         <w:pict>
           <v:rect id="_x0000_i1028" style="width:0;height:1.5pt" o:hralign="center" o:hrstd="t" o:hr="t" fillcolor="#a0a0a0" stroked="f"/>
         </w:pict>
@@ -16890,7 +16905,6 @@
         <w:spacing w:after="0"/>
       </w:pPr>
       <w:r>
-        <w:lastRenderedPageBreak/>
         <w:t>Supongamos que el usuario quiere registrar una venta.</w:t>
       </w:r>
     </w:p>
@@ -17306,6 +17320,7 @@
         <w:spacing w:after="0"/>
       </w:pPr>
       <w:r>
+        <w:lastRenderedPageBreak/>
         <w:t>Cada registro tiene un estado.</w:t>
       </w:r>
     </w:p>
@@ -17322,7 +17337,6 @@
         <w:spacing w:after="0"/>
       </w:pPr>
       <w:r>
-        <w:lastRenderedPageBreak/>
         <w:t>ID Local</w:t>
       </w:r>
     </w:p>
@@ -17672,7 +17686,6 @@
         <w:spacing w:after="0"/>
       </w:pPr>
       <w:r>
-        <w:lastRenderedPageBreak/>
         <w:t>El sistema hace:</w:t>
       </w:r>
     </w:p>
@@ -18081,6 +18094,7 @@
         <w:spacing w:after="0"/>
       </w:pPr>
       <w:r>
+        <w:lastRenderedPageBreak/>
         <w:t>INSERT detalle</w:t>
       </w:r>
     </w:p>
@@ -18094,7 +18108,6 @@
         <w:spacing w:after="0"/>
       </w:pPr>
       <w:r>
-        <w:lastRenderedPageBreak/>
         <w:t>UPDATE stock</w:t>
       </w:r>
     </w:p>
@@ -18436,6 +18449,7 @@
         <w:spacing w:after="0"/>
       </w:pPr>
       <w:r>
+        <w:lastRenderedPageBreak/>
         <w:t>Cada operación lleva un UUID.</w:t>
       </w:r>
     </w:p>
@@ -18452,7 +18466,6 @@
         <w:spacing w:after="0"/>
       </w:pPr>
       <w:r>
-        <w:lastRenderedPageBreak/>
         <w:t>Venta</w:t>
       </w:r>
     </w:p>
@@ -18770,6 +18783,7 @@
         <w:spacing w:after="0"/>
       </w:pPr>
       <w:r>
+        <w:lastRenderedPageBreak/>
         <w:t>PENDIENTE</w:t>
       </w:r>
     </w:p>
@@ -18787,7 +18801,6 @@
       </w:pPr>
       <w:proofErr w:type="gramStart"/>
       <w:r>
-        <w:lastRenderedPageBreak/>
         <w:t>leer</w:t>
       </w:r>
       <w:proofErr w:type="gramEnd"/>
@@ -19128,6 +19141,7 @@
         <w:spacing w:after="0"/>
       </w:pPr>
       <w:r>
+        <w:lastRenderedPageBreak/>
         <w:t>Supongamos:</w:t>
       </w:r>
     </w:p>
@@ -19145,7 +19159,6 @@
       </w:pPr>
       <w:proofErr w:type="gramStart"/>
       <w:r>
-        <w:lastRenderedPageBreak/>
         <w:t>modifica</w:t>
       </w:r>
       <w:proofErr w:type="gramEnd"/>
@@ -19620,6 +19633,7 @@
         <w:spacing w:after="0"/>
       </w:pPr>
       <w:r>
+        <w:lastRenderedPageBreak/>
         <w:t>Leer pendientes</w:t>
       </w:r>
     </w:p>
@@ -19636,7 +19650,6 @@
         <w:spacing w:after="0"/>
       </w:pPr>
       <w:r>
-        <w:lastRenderedPageBreak/>
         <w:t xml:space="preserve">       </w:t>
       </w:r>
       <w:r>
@@ -20137,6 +20150,7 @@
         <w:spacing w:after="0"/>
       </w:pPr>
       <w:r>
+        <w:lastRenderedPageBreak/>
         <w:t xml:space="preserve">        |  NestJS + MySQL         |</w:t>
       </w:r>
     </w:p>
@@ -20162,7 +20176,6 @@
         <w:spacing w:after="0"/>
       </w:pPr>
       <w:r>
-        <w:lastRenderedPageBreak/>
         <w:t xml:space="preserve">                    │</w:t>
       </w:r>
     </w:p>
@@ -20625,6 +20638,7 @@
         <w:spacing w:after="0"/>
       </w:pPr>
       <w:r>
+        <w:lastRenderedPageBreak/>
         <w:t>No hay Internet</w:t>
       </w:r>
     </w:p>
@@ -20638,7 +20652,6 @@
         <w:spacing w:after="0"/>
       </w:pPr>
       <w:r>
-        <w:lastRenderedPageBreak/>
         <w:t>↓</w:t>
       </w:r>
     </w:p>
@@ -20981,6 +20994,7 @@
       </w:pPr>
       <w:proofErr w:type="gramStart"/>
       <w:r>
+        <w:lastRenderedPageBreak/>
         <w:t>la</w:t>
       </w:r>
       <w:proofErr w:type="gramEnd"/>
@@ -21369,7 +21383,6 @@
         <w:spacing w:after="0"/>
       </w:pPr>
       <w:r>
-        <w:lastRenderedPageBreak/>
         <w:pict>
           <v:rect id="_x0000_i1047" style="width:0;height:1.5pt" o:hralign="center" o:hrstd="t" o:hr="t" fillcolor="#a0a0a0" stroked="f"/>
         </w:pict>
@@ -21713,6 +21726,7 @@
         <w:spacing w:after="0"/>
       </w:pPr>
       <w:r>
+        <w:lastRenderedPageBreak/>
         <w:t>Ejemplo:</w:t>
       </w:r>
     </w:p>
@@ -22042,6 +22056,7 @@
         <w:spacing w:after="0"/>
       </w:pPr>
       <w:r>
+        <w:lastRenderedPageBreak/>
         <w:t>Cada una queda registrada como una operación pendiente y se envía cuando corresponde.</w:t>
       </w:r>
     </w:p>
@@ -22068,244 +22083,296 @@
           <w:b/>
           <w:bCs/>
         </w:rPr>
+        <w:t>Una cola típica</w:t>
+      </w:r>
+    </w:p>
+    <w:p>
+      <w:pPr>
+        <w:spacing w:after="0"/>
+      </w:pPr>
+      <w:r>
+        <w:t>Pendientes</w:t>
+      </w:r>
+    </w:p>
+    <w:p>
+      <w:pPr>
+        <w:spacing w:after="0"/>
+      </w:pPr>
+    </w:p>
+    <w:p>
+      <w:pPr>
+        <w:spacing w:after="0"/>
+      </w:pPr>
+      <w:r>
+        <w:t>---------------------------------</w:t>
+      </w:r>
+    </w:p>
+    <w:p>
+      <w:pPr>
+        <w:spacing w:after="0"/>
+      </w:pPr>
+    </w:p>
+    <w:p>
+      <w:pPr>
+        <w:spacing w:after="0"/>
+      </w:pPr>
+      <w:r>
+        <w:t>1</w:t>
+      </w:r>
+    </w:p>
+    <w:p>
+      <w:pPr>
+        <w:spacing w:after="0"/>
+      </w:pPr>
+    </w:p>
+    <w:p>
+      <w:pPr>
+        <w:spacing w:after="0"/>
+      </w:pPr>
+      <w:r>
+        <w:t>INSERT</w:t>
+      </w:r>
+    </w:p>
+    <w:p>
+      <w:pPr>
+        <w:spacing w:after="0"/>
+      </w:pPr>
+    </w:p>
+    <w:p>
+      <w:pPr>
+        <w:spacing w:after="0"/>
+      </w:pPr>
+      <w:r>
+        <w:t>Clientes</w:t>
+      </w:r>
+    </w:p>
+    <w:p>
+      <w:pPr>
+        <w:spacing w:after="0"/>
+      </w:pPr>
+    </w:p>
+    <w:p>
+      <w:pPr>
+        <w:spacing w:after="0"/>
+      </w:pPr>
+      <w:r>
+        <w:t>Pendiente</w:t>
+      </w:r>
+    </w:p>
+    <w:p>
+      <w:pPr>
+        <w:spacing w:after="0"/>
+      </w:pPr>
+    </w:p>
+    <w:p>
+      <w:pPr>
+        <w:spacing w:after="0"/>
+      </w:pPr>
+      <w:r>
+        <w:t>---------------------------------</w:t>
+      </w:r>
+    </w:p>
+    <w:p>
+      <w:pPr>
+        <w:spacing w:after="0"/>
+      </w:pPr>
+    </w:p>
+    <w:p>
+      <w:pPr>
+        <w:spacing w:after="0"/>
+      </w:pPr>
+      <w:r>
+        <w:t>2</w:t>
+      </w:r>
+    </w:p>
+    <w:p>
+      <w:pPr>
+        <w:spacing w:after="0"/>
+      </w:pPr>
+    </w:p>
+    <w:p>
+      <w:pPr>
+        <w:spacing w:after="0"/>
+      </w:pPr>
+      <w:r>
+        <w:t>UPDATE</w:t>
+      </w:r>
+    </w:p>
+    <w:p>
+      <w:pPr>
+        <w:spacing w:after="0"/>
+      </w:pPr>
+    </w:p>
+    <w:p>
+      <w:pPr>
+        <w:spacing w:after="0"/>
+      </w:pPr>
+      <w:r>
+        <w:t>Productos</w:t>
+      </w:r>
+    </w:p>
+    <w:p>
+      <w:pPr>
+        <w:spacing w:after="0"/>
+      </w:pPr>
+    </w:p>
+    <w:p>
+      <w:pPr>
+        <w:spacing w:after="0"/>
+      </w:pPr>
+      <w:r>
+        <w:t>Pendiente</w:t>
+      </w:r>
+    </w:p>
+    <w:p>
+      <w:pPr>
+        <w:spacing w:after="0"/>
+      </w:pPr>
+    </w:p>
+    <w:p>
+      <w:pPr>
+        <w:spacing w:after="0"/>
+      </w:pPr>
+      <w:r>
+        <w:t>---------------------------------</w:t>
+      </w:r>
+    </w:p>
+    <w:p>
+      <w:pPr>
+        <w:spacing w:after="0"/>
+      </w:pPr>
+    </w:p>
+    <w:p>
+      <w:pPr>
+        <w:spacing w:after="0"/>
+      </w:pPr>
+      <w:r>
+        <w:t>3</w:t>
+      </w:r>
+    </w:p>
+    <w:p>
+      <w:pPr>
+        <w:spacing w:after="0"/>
+      </w:pPr>
+    </w:p>
+    <w:p>
+      <w:pPr>
+        <w:spacing w:after="0"/>
+      </w:pPr>
+      <w:r>
+        <w:t>INSERT</w:t>
+      </w:r>
+    </w:p>
+    <w:p>
+      <w:pPr>
+        <w:spacing w:after="0"/>
+      </w:pPr>
+    </w:p>
+    <w:p>
+      <w:pPr>
+        <w:spacing w:after="0"/>
+      </w:pPr>
+      <w:r>
+        <w:t>Ventas</w:t>
+      </w:r>
+    </w:p>
+    <w:p>
+      <w:pPr>
+        <w:spacing w:after="0"/>
+      </w:pPr>
+    </w:p>
+    <w:p>
+      <w:pPr>
+        <w:spacing w:after="0"/>
+      </w:pPr>
+      <w:r>
+        <w:t>Pendiente</w:t>
+      </w:r>
+    </w:p>
+    <w:p>
+      <w:pPr>
+        <w:spacing w:after="0"/>
+      </w:pPr>
+      <w:proofErr w:type="gramStart"/>
+      <w:r>
+        <w:t>El sincronizador</w:t>
+      </w:r>
+      <w:proofErr w:type="gramEnd"/>
+      <w:r>
+        <w:t xml:space="preserve"> toma una por una:</w:t>
+      </w:r>
+    </w:p>
+    <w:p>
+      <w:pPr>
+        <w:spacing w:after="0"/>
+      </w:pPr>
+      <w:r>
+        <w:t>Enviar</w:t>
+      </w:r>
+    </w:p>
+    <w:p>
+      <w:pPr>
+        <w:spacing w:after="0"/>
+      </w:pPr>
+    </w:p>
+    <w:p>
+      <w:pPr>
+        <w:spacing w:after="0"/>
+      </w:pPr>
+      <w:r>
+        <w:t>↓</w:t>
+      </w:r>
+    </w:p>
+    <w:p>
+      <w:pPr>
+        <w:spacing w:after="0"/>
+      </w:pPr>
+    </w:p>
+    <w:p>
+      <w:pPr>
+        <w:spacing w:after="0"/>
+      </w:pPr>
+      <w:r>
+        <w:t>OK</w:t>
+      </w:r>
+    </w:p>
+    <w:p>
+      <w:pPr>
+        <w:spacing w:after="0"/>
+      </w:pPr>
+    </w:p>
+    <w:p>
+      <w:pPr>
+        <w:spacing w:after="0"/>
+      </w:pPr>
+      <w:r>
+        <w:t>↓</w:t>
+      </w:r>
+    </w:p>
+    <w:p>
+      <w:pPr>
+        <w:spacing w:after="0"/>
+      </w:pPr>
+    </w:p>
+    <w:p>
+      <w:pPr>
+        <w:spacing w:after="0"/>
+      </w:pPr>
+      <w:r>
+        <w:t>Eliminar</w:t>
+      </w:r>
+    </w:p>
+    <w:p>
+      <w:pPr>
+        <w:spacing w:after="0"/>
+      </w:pPr>
+    </w:p>
+    <w:p>
+      <w:pPr>
+        <w:spacing w:after="0"/>
+      </w:pPr>
+      <w:r>
         <w:lastRenderedPageBreak/>
-        <w:t>Una cola típica</w:t>
-      </w:r>
-    </w:p>
-    <w:p>
-      <w:pPr>
-        <w:spacing w:after="0"/>
-      </w:pPr>
-      <w:r>
-        <w:t>Pendientes</w:t>
-      </w:r>
-    </w:p>
-    <w:p>
-      <w:pPr>
-        <w:spacing w:after="0"/>
-      </w:pPr>
-    </w:p>
-    <w:p>
-      <w:pPr>
-        <w:spacing w:after="0"/>
-      </w:pPr>
-      <w:r>
-        <w:t>---------------------------------</w:t>
-      </w:r>
-    </w:p>
-    <w:p>
-      <w:pPr>
-        <w:spacing w:after="0"/>
-      </w:pPr>
-    </w:p>
-    <w:p>
-      <w:pPr>
-        <w:spacing w:after="0"/>
-      </w:pPr>
-      <w:r>
-        <w:t>1</w:t>
-      </w:r>
-    </w:p>
-    <w:p>
-      <w:pPr>
-        <w:spacing w:after="0"/>
-      </w:pPr>
-    </w:p>
-    <w:p>
-      <w:pPr>
-        <w:spacing w:after="0"/>
-      </w:pPr>
-      <w:r>
-        <w:t>INSERT</w:t>
-      </w:r>
-    </w:p>
-    <w:p>
-      <w:pPr>
-        <w:spacing w:after="0"/>
-      </w:pPr>
-    </w:p>
-    <w:p>
-      <w:pPr>
-        <w:spacing w:after="0"/>
-      </w:pPr>
-      <w:r>
-        <w:t>Clientes</w:t>
-      </w:r>
-    </w:p>
-    <w:p>
-      <w:pPr>
-        <w:spacing w:after="0"/>
-      </w:pPr>
-    </w:p>
-    <w:p>
-      <w:pPr>
-        <w:spacing w:after="0"/>
-      </w:pPr>
-      <w:r>
-        <w:t>Pendiente</w:t>
-      </w:r>
-    </w:p>
-    <w:p>
-      <w:pPr>
-        <w:spacing w:after="0"/>
-      </w:pPr>
-    </w:p>
-    <w:p>
-      <w:pPr>
-        <w:spacing w:after="0"/>
-      </w:pPr>
-      <w:r>
-        <w:t>---------------------------------</w:t>
-      </w:r>
-    </w:p>
-    <w:p>
-      <w:pPr>
-        <w:spacing w:after="0"/>
-      </w:pPr>
-    </w:p>
-    <w:p>
-      <w:pPr>
-        <w:spacing w:after="0"/>
-      </w:pPr>
-      <w:r>
-        <w:t>2</w:t>
-      </w:r>
-    </w:p>
-    <w:p>
-      <w:pPr>
-        <w:spacing w:after="0"/>
-      </w:pPr>
-    </w:p>
-    <w:p>
-      <w:pPr>
-        <w:spacing w:after="0"/>
-      </w:pPr>
-      <w:r>
-        <w:t>UPDATE</w:t>
-      </w:r>
-    </w:p>
-    <w:p>
-      <w:pPr>
-        <w:spacing w:after="0"/>
-      </w:pPr>
-    </w:p>
-    <w:p>
-      <w:pPr>
-        <w:spacing w:after="0"/>
-      </w:pPr>
-      <w:r>
-        <w:t>Productos</w:t>
-      </w:r>
-    </w:p>
-    <w:p>
-      <w:pPr>
-        <w:spacing w:after="0"/>
-      </w:pPr>
-    </w:p>
-    <w:p>
-      <w:pPr>
-        <w:spacing w:after="0"/>
-      </w:pPr>
-      <w:r>
-        <w:t>Pendiente</w:t>
-      </w:r>
-    </w:p>
-    <w:p>
-      <w:pPr>
-        <w:spacing w:after="0"/>
-      </w:pPr>
-    </w:p>
-    <w:p>
-      <w:pPr>
-        <w:spacing w:after="0"/>
-      </w:pPr>
-      <w:r>
-        <w:t>---------------------------------</w:t>
-      </w:r>
-    </w:p>
-    <w:p>
-      <w:pPr>
-        <w:spacing w:after="0"/>
-      </w:pPr>
-    </w:p>
-    <w:p>
-      <w:pPr>
-        <w:spacing w:after="0"/>
-      </w:pPr>
-      <w:r>
-        <w:t>3</w:t>
-      </w:r>
-    </w:p>
-    <w:p>
-      <w:pPr>
-        <w:spacing w:after="0"/>
-      </w:pPr>
-    </w:p>
-    <w:p>
-      <w:pPr>
-        <w:spacing w:after="0"/>
-      </w:pPr>
-      <w:r>
-        <w:t>INSERT</w:t>
-      </w:r>
-    </w:p>
-    <w:p>
-      <w:pPr>
-        <w:spacing w:after="0"/>
-      </w:pPr>
-    </w:p>
-    <w:p>
-      <w:pPr>
-        <w:spacing w:after="0"/>
-      </w:pPr>
-      <w:r>
-        <w:t>Ventas</w:t>
-      </w:r>
-    </w:p>
-    <w:p>
-      <w:pPr>
-        <w:spacing w:after="0"/>
-      </w:pPr>
-    </w:p>
-    <w:p>
-      <w:pPr>
-        <w:spacing w:after="0"/>
-      </w:pPr>
-      <w:r>
-        <w:t>Pendiente</w:t>
-      </w:r>
-    </w:p>
-    <w:p>
-      <w:pPr>
-        <w:spacing w:after="0"/>
-      </w:pPr>
-      <w:proofErr w:type="gramStart"/>
-      <w:r>
-        <w:t>El sincronizador</w:t>
-      </w:r>
-      <w:proofErr w:type="gramEnd"/>
-      <w:r>
-        <w:t xml:space="preserve"> toma una por una:</w:t>
-      </w:r>
-    </w:p>
-    <w:p>
-      <w:pPr>
-        <w:spacing w:after="0"/>
-      </w:pPr>
-      <w:r>
-        <w:t>Enviar</w:t>
-      </w:r>
-    </w:p>
-    <w:p>
-      <w:pPr>
-        <w:spacing w:after="0"/>
-      </w:pPr>
-    </w:p>
-    <w:p>
-      <w:pPr>
-        <w:spacing w:after="0"/>
-      </w:pPr>
-      <w:r>
         <w:t>↓</w:t>
       </w:r>
     </w:p>
@@ -22319,59 +22386,6 @@
         <w:spacing w:after="0"/>
       </w:pPr>
       <w:r>
-        <w:t>OK</w:t>
-      </w:r>
-    </w:p>
-    <w:p>
-      <w:pPr>
-        <w:spacing w:after="0"/>
-      </w:pPr>
-    </w:p>
-    <w:p>
-      <w:pPr>
-        <w:spacing w:after="0"/>
-      </w:pPr>
-      <w:r>
-        <w:t>↓</w:t>
-      </w:r>
-    </w:p>
-    <w:p>
-      <w:pPr>
-        <w:spacing w:after="0"/>
-      </w:pPr>
-    </w:p>
-    <w:p>
-      <w:pPr>
-        <w:spacing w:after="0"/>
-      </w:pPr>
-      <w:r>
-        <w:t>Eliminar</w:t>
-      </w:r>
-    </w:p>
-    <w:p>
-      <w:pPr>
-        <w:spacing w:after="0"/>
-      </w:pPr>
-    </w:p>
-    <w:p>
-      <w:pPr>
-        <w:spacing w:after="0"/>
-      </w:pPr>
-      <w:r>
-        <w:t>↓</w:t>
-      </w:r>
-    </w:p>
-    <w:p>
-      <w:pPr>
-        <w:spacing w:after="0"/>
-      </w:pPr>
-    </w:p>
-    <w:p>
-      <w:pPr>
-        <w:spacing w:after="0"/>
-      </w:pPr>
-      <w:r>
-        <w:lastRenderedPageBreak/>
         <w:t>Siguiente</w:t>
       </w:r>
     </w:p>
@@ -22945,6 +22959,7 @@
     </w:p>
     <w:p>
       <w:r>
+        <w:lastRenderedPageBreak/>
         <w:t>Aquí tienes el paso a paso técnico para lograrlo:</w:t>
       </w:r>
     </w:p>
@@ -22960,7 +22975,6 @@
           <w:b/>
           <w:bCs/>
         </w:rPr>
-        <w:lastRenderedPageBreak/>
         <w:t>Los 3 Requisitos Clave de una PWA</w:t>
       </w:r>
     </w:p>
@@ -23267,244 +23281,412 @@
     </w:p>
     <w:p>
       <w:r>
+        <w:lastRenderedPageBreak/>
         <w:t>En el &lt;head&gt; de tu archivo index.html, debes enlazar el archivo que acabas de crear:</w:t>
       </w:r>
     </w:p>
     <w:p>
       <w:r>
+        <w:t>HTML</w:t>
+      </w:r>
+    </w:p>
+    <w:p>
+      <w:r>
+        <w:t>&lt;link rel="manifest" href="/manifest.json"&gt;</w:t>
+      </w:r>
+    </w:p>
+    <w:p>
+      <w:r>
+        <w:t>&lt;meta name="theme-color" content="#0078d4"&gt;</w:t>
+      </w:r>
+    </w:p>
+    <w:p>
+      <w:pPr>
+        <w:rPr>
+          <w:b/>
+          <w:bCs/>
+        </w:rPr>
+      </w:pPr>
+      <w:r>
+        <w:rPr>
+          <w:b/>
+          <w:bCs/>
+        </w:rPr>
+        <w:t>Paso 3: Crear el Service Worker (sw.js)</w:t>
+      </w:r>
+    </w:p>
+    <w:p>
+      <w:r>
+        <w:t>El Service Worker es el motor que gestiona la caché y permite que la app cargue instantáneamente. Crea un archivo llamado sw.js en la raíz de tu proyecto con este código básico de almacenamiento en caché:</w:t>
+      </w:r>
+    </w:p>
+    <w:p>
+      <w:pPr>
+        <w:spacing w:after="0"/>
+      </w:pPr>
+      <w:r>
+        <w:t>JavaScript</w:t>
+      </w:r>
+    </w:p>
+    <w:p>
+      <w:pPr>
+        <w:spacing w:after="0"/>
+      </w:pPr>
+      <w:proofErr w:type="gramStart"/>
+      <w:r>
+        <w:t>const</w:t>
+      </w:r>
+      <w:proofErr w:type="gramEnd"/>
+      <w:r>
+        <w:t xml:space="preserve"> CACHE_NAME = 'v1_cache_miapp';</w:t>
+      </w:r>
+    </w:p>
+    <w:p>
+      <w:pPr>
+        <w:spacing w:after="0"/>
+      </w:pPr>
+      <w:r>
+        <w:t>// Archivos esenciales que quieres que funcionen incluso sin internet</w:t>
+      </w:r>
+    </w:p>
+    <w:p>
+      <w:pPr>
+        <w:spacing w:after="0"/>
+      </w:pPr>
+      <w:proofErr w:type="gramStart"/>
+      <w:r>
+        <w:t>const</w:t>
+      </w:r>
+      <w:proofErr w:type="gramEnd"/>
+      <w:r>
+        <w:t xml:space="preserve"> urlsToCache = [</w:t>
+      </w:r>
+    </w:p>
+    <w:p>
+      <w:pPr>
+        <w:spacing w:after="0"/>
+      </w:pPr>
+      <w:r>
+        <w:t xml:space="preserve">  '/',</w:t>
+      </w:r>
+    </w:p>
+    <w:p>
+      <w:pPr>
+        <w:spacing w:after="0"/>
+      </w:pPr>
+      <w:r>
+        <w:t xml:space="preserve">  '/index.html',</w:t>
+      </w:r>
+    </w:p>
+    <w:p>
+      <w:pPr>
+        <w:spacing w:after="0"/>
+      </w:pPr>
+      <w:r>
+        <w:t xml:space="preserve">  '/styles.css',</w:t>
+      </w:r>
+    </w:p>
+    <w:p>
+      <w:pPr>
+        <w:spacing w:after="0"/>
+      </w:pPr>
+      <w:r>
+        <w:t xml:space="preserve">  '/script.js',</w:t>
+      </w:r>
+    </w:p>
+    <w:p>
+      <w:pPr>
+        <w:spacing w:after="0"/>
+      </w:pPr>
+      <w:r>
+        <w:t xml:space="preserve">  '/icon-192.png'</w:t>
+      </w:r>
+    </w:p>
+    <w:p>
+      <w:pPr>
+        <w:spacing w:after="0"/>
+      </w:pPr>
+      <w:r>
+        <w:t>];</w:t>
+      </w:r>
+    </w:p>
+    <w:p>
+      <w:pPr>
+        <w:spacing w:after="0"/>
+      </w:pPr>
+    </w:p>
+    <w:p>
+      <w:pPr>
+        <w:spacing w:after="0"/>
+      </w:pPr>
+      <w:r>
+        <w:t>// Evento de instalación: Guarda los archivos en la caché del navegador</w:t>
+      </w:r>
+    </w:p>
+    <w:p>
+      <w:pPr>
+        <w:spacing w:after="0"/>
+      </w:pPr>
+      <w:proofErr w:type="gramStart"/>
+      <w:r>
+        <w:t>self.addEventListener(</w:t>
+      </w:r>
+      <w:proofErr w:type="gramEnd"/>
+      <w:r>
+        <w:t>'install', e =&gt; {</w:t>
+      </w:r>
+    </w:p>
+    <w:p>
+      <w:pPr>
+        <w:spacing w:after="0"/>
+      </w:pPr>
+      <w:r>
+        <w:t xml:space="preserve">  </w:t>
+      </w:r>
+      <w:proofErr w:type="gramStart"/>
+      <w:r>
+        <w:t>e.waitUntil(</w:t>
+      </w:r>
+      <w:proofErr w:type="gramEnd"/>
+    </w:p>
+    <w:p>
+      <w:pPr>
+        <w:spacing w:after="0"/>
+      </w:pPr>
+      <w:r>
+        <w:t xml:space="preserve">    </w:t>
+      </w:r>
+      <w:proofErr w:type="gramStart"/>
+      <w:r>
+        <w:t>caches.open(</w:t>
+      </w:r>
+      <w:proofErr w:type="gramEnd"/>
+      <w:r>
+        <w:t>CACHE_NAME)</w:t>
+      </w:r>
+    </w:p>
+    <w:p>
+      <w:pPr>
+        <w:spacing w:after="0"/>
+      </w:pPr>
+      <w:r>
+        <w:t xml:space="preserve">      .</w:t>
+      </w:r>
+      <w:proofErr w:type="gramStart"/>
+      <w:r>
+        <w:t>then(</w:t>
+      </w:r>
+      <w:proofErr w:type="gramEnd"/>
+      <w:r>
+        <w:t>cache =&gt; {</w:t>
+      </w:r>
+    </w:p>
+    <w:p>
+      <w:pPr>
+        <w:spacing w:after="0"/>
+      </w:pPr>
+      <w:r>
+        <w:t xml:space="preserve">        </w:t>
+      </w:r>
+      <w:proofErr w:type="gramStart"/>
+      <w:r>
+        <w:t>return</w:t>
+      </w:r>
+      <w:proofErr w:type="gramEnd"/>
+      <w:r>
+        <w:t xml:space="preserve"> cache.addAll(urlsToCache);</w:t>
+      </w:r>
+    </w:p>
+    <w:p>
+      <w:pPr>
+        <w:spacing w:after="0"/>
+      </w:pPr>
+      <w:r>
+        <w:t xml:space="preserve">      })</w:t>
+      </w:r>
+    </w:p>
+    <w:p>
+      <w:pPr>
+        <w:spacing w:after="0"/>
+      </w:pPr>
+      <w:r>
+        <w:t xml:space="preserve">      .</w:t>
+      </w:r>
+      <w:proofErr w:type="gramStart"/>
+      <w:r>
+        <w:t>then(</w:t>
+      </w:r>
+      <w:proofErr w:type="gramEnd"/>
+      <w:r>
+        <w:t>() =&gt; self.skipWaiting())</w:t>
+      </w:r>
+    </w:p>
+    <w:p>
+      <w:pPr>
+        <w:spacing w:after="0"/>
+      </w:pPr>
+      <w:r>
+        <w:t xml:space="preserve">  );</w:t>
+      </w:r>
+    </w:p>
+    <w:p>
+      <w:pPr>
+        <w:spacing w:after="0"/>
+      </w:pPr>
+      <w:r>
+        <w:t>});</w:t>
+      </w:r>
+    </w:p>
+    <w:p>
+      <w:pPr>
+        <w:spacing w:after="0"/>
+      </w:pPr>
+    </w:p>
+    <w:p>
+      <w:pPr>
+        <w:spacing w:after="0"/>
+      </w:pPr>
+      <w:r>
+        <w:t>// Evento de activación: Limpia cachés antiguas</w:t>
+      </w:r>
+    </w:p>
+    <w:p>
+      <w:pPr>
+        <w:spacing w:after="0"/>
+      </w:pPr>
+      <w:proofErr w:type="gramStart"/>
+      <w:r>
+        <w:t>self.addEventListener(</w:t>
+      </w:r>
+      <w:proofErr w:type="gramEnd"/>
+      <w:r>
+        <w:t>'activate', e =&gt; {</w:t>
+      </w:r>
+    </w:p>
+    <w:p>
+      <w:pPr>
+        <w:spacing w:after="0"/>
+      </w:pPr>
+      <w:r>
+        <w:t xml:space="preserve">  </w:t>
+      </w:r>
+      <w:proofErr w:type="gramStart"/>
+      <w:r>
+        <w:t>e.waitUntil(</w:t>
+      </w:r>
+      <w:proofErr w:type="gramEnd"/>
+    </w:p>
+    <w:p>
+      <w:pPr>
+        <w:spacing w:after="0"/>
+      </w:pPr>
+      <w:r>
+        <w:t xml:space="preserve">    </w:t>
+      </w:r>
+      <w:proofErr w:type="gramStart"/>
+      <w:r>
+        <w:t>caches.keys(</w:t>
+      </w:r>
+      <w:proofErr w:type="gramEnd"/>
+      <w:r>
+        <w:t>).then(cacheNames =&gt; {</w:t>
+      </w:r>
+    </w:p>
+    <w:p>
+      <w:pPr>
+        <w:spacing w:after="0"/>
+      </w:pPr>
+      <w:r>
+        <w:t xml:space="preserve">      </w:t>
+      </w:r>
+      <w:proofErr w:type="gramStart"/>
+      <w:r>
+        <w:t>return</w:t>
+      </w:r>
+      <w:proofErr w:type="gramEnd"/>
+      <w:r>
+        <w:t xml:space="preserve"> Promise.all(</w:t>
+      </w:r>
+    </w:p>
+    <w:p>
+      <w:pPr>
+        <w:spacing w:after="0"/>
+      </w:pPr>
+      <w:r>
+        <w:t xml:space="preserve">        </w:t>
+      </w:r>
+      <w:proofErr w:type="gramStart"/>
+      <w:r>
+        <w:t>cacheNames.map(</w:t>
+      </w:r>
+      <w:proofErr w:type="gramEnd"/>
+      <w:r>
+        <w:t>cache =&gt; {</w:t>
+      </w:r>
+    </w:p>
+    <w:p>
+      <w:pPr>
+        <w:spacing w:after="0"/>
+      </w:pPr>
+      <w:r>
+        <w:t xml:space="preserve">          </w:t>
+      </w:r>
+      <w:proofErr w:type="gramStart"/>
+      <w:r>
+        <w:t>if</w:t>
+      </w:r>
+      <w:proofErr w:type="gramEnd"/>
+      <w:r>
+        <w:t xml:space="preserve"> (cache !== CACHE_NAME) {</w:t>
+      </w:r>
+    </w:p>
+    <w:p>
+      <w:pPr>
+        <w:spacing w:after="0"/>
+      </w:pPr>
+      <w:r>
+        <w:t xml:space="preserve">            </w:t>
+      </w:r>
+      <w:proofErr w:type="gramStart"/>
+      <w:r>
+        <w:t>return</w:t>
+      </w:r>
+      <w:proofErr w:type="gramEnd"/>
+      <w:r>
+        <w:t xml:space="preserve"> caches.delete(cache);</w:t>
+      </w:r>
+    </w:p>
+    <w:p>
+      <w:pPr>
+        <w:spacing w:after="0"/>
+      </w:pPr>
+      <w:r>
+        <w:t xml:space="preserve">          }</w:t>
+      </w:r>
+    </w:p>
+    <w:p>
+      <w:pPr>
+        <w:spacing w:after="0"/>
+      </w:pPr>
+      <w:r>
+        <w:t xml:space="preserve">        })</w:t>
+      </w:r>
+    </w:p>
+    <w:p>
+      <w:pPr>
+        <w:spacing w:after="0"/>
+      </w:pPr>
+      <w:r>
+        <w:t xml:space="preserve">      );</w:t>
+      </w:r>
+    </w:p>
+    <w:p>
+      <w:pPr>
+        <w:spacing w:after="0"/>
+      </w:pPr>
+      <w:r>
         <w:lastRenderedPageBreak/>
-        <w:t>HTML</w:t>
-      </w:r>
-    </w:p>
-    <w:p>
-      <w:r>
-        <w:t>&lt;link rel="manifest" href="/manifest.json"&gt;</w:t>
-      </w:r>
-    </w:p>
-    <w:p>
-      <w:r>
-        <w:t>&lt;meta name="theme-color" content="#0078d4"&gt;</w:t>
-      </w:r>
-    </w:p>
-    <w:p>
-      <w:pPr>
-        <w:rPr>
-          <w:b/>
-          <w:bCs/>
-        </w:rPr>
-      </w:pPr>
-      <w:r>
-        <w:rPr>
-          <w:b/>
-          <w:bCs/>
-        </w:rPr>
-        <w:t>Paso 3: Crear el Service Worker (sw.js)</w:t>
-      </w:r>
-    </w:p>
-    <w:p>
-      <w:r>
-        <w:t>El Service Worker es el motor que gestiona la caché y permite que la app cargue instantáneamente. Crea un archivo llamado sw.js en la raíz de tu proyecto con este código básico de almacenamiento en caché:</w:t>
-      </w:r>
-    </w:p>
-    <w:p>
-      <w:pPr>
-        <w:spacing w:after="0"/>
-      </w:pPr>
-      <w:r>
-        <w:t>JavaScript</w:t>
-      </w:r>
-    </w:p>
-    <w:p>
-      <w:pPr>
-        <w:spacing w:after="0"/>
-      </w:pPr>
-      <w:proofErr w:type="gramStart"/>
-      <w:r>
-        <w:t>const</w:t>
-      </w:r>
-      <w:proofErr w:type="gramEnd"/>
-      <w:r>
-        <w:t xml:space="preserve"> CACHE_NAME = 'v1_cache_miapp';</w:t>
-      </w:r>
-    </w:p>
-    <w:p>
-      <w:pPr>
-        <w:spacing w:after="0"/>
-      </w:pPr>
-      <w:r>
-        <w:t>// Archivos esenciales que quieres que funcionen incluso sin internet</w:t>
-      </w:r>
-    </w:p>
-    <w:p>
-      <w:pPr>
-        <w:spacing w:after="0"/>
-      </w:pPr>
-      <w:proofErr w:type="gramStart"/>
-      <w:r>
-        <w:t>const</w:t>
-      </w:r>
-      <w:proofErr w:type="gramEnd"/>
-      <w:r>
-        <w:t xml:space="preserve"> urlsToCache = [</w:t>
-      </w:r>
-    </w:p>
-    <w:p>
-      <w:pPr>
-        <w:spacing w:after="0"/>
-      </w:pPr>
-      <w:r>
-        <w:t xml:space="preserve">  '/',</w:t>
-      </w:r>
-    </w:p>
-    <w:p>
-      <w:pPr>
-        <w:spacing w:after="0"/>
-      </w:pPr>
-      <w:r>
-        <w:t xml:space="preserve">  '/index.html',</w:t>
-      </w:r>
-    </w:p>
-    <w:p>
-      <w:pPr>
-        <w:spacing w:after="0"/>
-      </w:pPr>
-      <w:r>
-        <w:t xml:space="preserve">  '/styles.css',</w:t>
-      </w:r>
-    </w:p>
-    <w:p>
-      <w:pPr>
-        <w:spacing w:after="0"/>
-      </w:pPr>
-      <w:r>
-        <w:t xml:space="preserve">  '/script.js',</w:t>
-      </w:r>
-    </w:p>
-    <w:p>
-      <w:pPr>
-        <w:spacing w:after="0"/>
-      </w:pPr>
-      <w:r>
-        <w:t xml:space="preserve">  '/icon-192.png'</w:t>
-      </w:r>
-    </w:p>
-    <w:p>
-      <w:pPr>
-        <w:spacing w:after="0"/>
-      </w:pPr>
-      <w:r>
-        <w:t>];</w:t>
-      </w:r>
-    </w:p>
-    <w:p>
-      <w:pPr>
-        <w:spacing w:after="0"/>
-      </w:pPr>
-    </w:p>
-    <w:p>
-      <w:pPr>
-        <w:spacing w:after="0"/>
-      </w:pPr>
-      <w:r>
-        <w:t>// Evento de instalación: Guarda los archivos en la caché del navegador</w:t>
-      </w:r>
-    </w:p>
-    <w:p>
-      <w:pPr>
-        <w:spacing w:after="0"/>
-      </w:pPr>
-      <w:proofErr w:type="gramStart"/>
-      <w:r>
-        <w:t>self.addEventListener(</w:t>
-      </w:r>
-      <w:proofErr w:type="gramEnd"/>
-      <w:r>
-        <w:t>'install', e =&gt; {</w:t>
-      </w:r>
-    </w:p>
-    <w:p>
-      <w:pPr>
-        <w:spacing w:after="0"/>
-      </w:pPr>
-      <w:r>
-        <w:t xml:space="preserve">  </w:t>
-      </w:r>
-      <w:proofErr w:type="gramStart"/>
-      <w:r>
-        <w:t>e.waitUntil(</w:t>
-      </w:r>
-      <w:proofErr w:type="gramEnd"/>
-    </w:p>
-    <w:p>
-      <w:pPr>
-        <w:spacing w:after="0"/>
-      </w:pPr>
-      <w:r>
-        <w:t xml:space="preserve">    </w:t>
-      </w:r>
-      <w:proofErr w:type="gramStart"/>
-      <w:r>
-        <w:t>caches.open(</w:t>
-      </w:r>
-      <w:proofErr w:type="gramEnd"/>
-      <w:r>
-        <w:t>CACHE_NAME)</w:t>
-      </w:r>
-    </w:p>
-    <w:p>
-      <w:pPr>
-        <w:spacing w:after="0"/>
-      </w:pPr>
-      <w:r>
-        <w:t xml:space="preserve">      .</w:t>
-      </w:r>
-      <w:proofErr w:type="gramStart"/>
-      <w:r>
-        <w:t>then(</w:t>
-      </w:r>
-      <w:proofErr w:type="gramEnd"/>
-      <w:r>
-        <w:t>cache =&gt; {</w:t>
-      </w:r>
-    </w:p>
-    <w:p>
-      <w:pPr>
-        <w:spacing w:after="0"/>
-      </w:pPr>
-      <w:r>
-        <w:t xml:space="preserve">        </w:t>
-      </w:r>
-      <w:proofErr w:type="gramStart"/>
-      <w:r>
-        <w:t>return</w:t>
-      </w:r>
-      <w:proofErr w:type="gramEnd"/>
-      <w:r>
-        <w:t xml:space="preserve"> cache.addAll(urlsToCache);</w:t>
-      </w:r>
-    </w:p>
-    <w:p>
-      <w:pPr>
-        <w:spacing w:after="0"/>
-      </w:pPr>
-      <w:r>
-        <w:t xml:space="preserve">      })</w:t>
-      </w:r>
-    </w:p>
-    <w:p>
-      <w:pPr>
-        <w:spacing w:after="0"/>
-      </w:pPr>
-      <w:r>
-        <w:t xml:space="preserve">      .</w:t>
-      </w:r>
-      <w:proofErr w:type="gramStart"/>
-      <w:r>
-        <w:t>then(</w:t>
-      </w:r>
-      <w:proofErr w:type="gramEnd"/>
-      <w:r>
-        <w:t>() =&gt; self.skipWaiting())</w:t>
+        <w:t xml:space="preserve">    })</w:t>
       </w:r>
     </w:p>
     <w:p>
@@ -23520,174 +23702,6 @@
         <w:spacing w:after="0"/>
       </w:pPr>
       <w:r>
-        <w:t>});</w:t>
-      </w:r>
-    </w:p>
-    <w:p>
-      <w:pPr>
-        <w:spacing w:after="0"/>
-      </w:pPr>
-    </w:p>
-    <w:p>
-      <w:pPr>
-        <w:spacing w:after="0"/>
-      </w:pPr>
-      <w:r>
-        <w:t>// Evento de activación: Limpia cachés antiguas</w:t>
-      </w:r>
-    </w:p>
-    <w:p>
-      <w:pPr>
-        <w:spacing w:after="0"/>
-      </w:pPr>
-      <w:proofErr w:type="gramStart"/>
-      <w:r>
-        <w:t>self.addEventListener(</w:t>
-      </w:r>
-      <w:proofErr w:type="gramEnd"/>
-      <w:r>
-        <w:t>'activate', e =&gt; {</w:t>
-      </w:r>
-    </w:p>
-    <w:p>
-      <w:pPr>
-        <w:spacing w:after="0"/>
-      </w:pPr>
-      <w:r>
-        <w:t xml:space="preserve">  </w:t>
-      </w:r>
-      <w:proofErr w:type="gramStart"/>
-      <w:r>
-        <w:t>e.waitUntil(</w:t>
-      </w:r>
-      <w:proofErr w:type="gramEnd"/>
-    </w:p>
-    <w:p>
-      <w:pPr>
-        <w:spacing w:after="0"/>
-      </w:pPr>
-      <w:r>
-        <w:t xml:space="preserve">    </w:t>
-      </w:r>
-      <w:proofErr w:type="gramStart"/>
-      <w:r>
-        <w:t>caches.keys(</w:t>
-      </w:r>
-      <w:proofErr w:type="gramEnd"/>
-      <w:r>
-        <w:t>).then(cacheNames =&gt; {</w:t>
-      </w:r>
-    </w:p>
-    <w:p>
-      <w:pPr>
-        <w:spacing w:after="0"/>
-      </w:pPr>
-      <w:r>
-        <w:t xml:space="preserve">      </w:t>
-      </w:r>
-      <w:proofErr w:type="gramStart"/>
-      <w:r>
-        <w:t>return</w:t>
-      </w:r>
-      <w:proofErr w:type="gramEnd"/>
-      <w:r>
-        <w:t xml:space="preserve"> Promise.all(</w:t>
-      </w:r>
-    </w:p>
-    <w:p>
-      <w:pPr>
-        <w:spacing w:after="0"/>
-      </w:pPr>
-      <w:r>
-        <w:t xml:space="preserve">        </w:t>
-      </w:r>
-      <w:proofErr w:type="gramStart"/>
-      <w:r>
-        <w:t>cacheNames.map(</w:t>
-      </w:r>
-      <w:proofErr w:type="gramEnd"/>
-      <w:r>
-        <w:t>cache =&gt; {</w:t>
-      </w:r>
-    </w:p>
-    <w:p>
-      <w:pPr>
-        <w:spacing w:after="0"/>
-      </w:pPr>
-      <w:r>
-        <w:t xml:space="preserve">          </w:t>
-      </w:r>
-      <w:proofErr w:type="gramStart"/>
-      <w:r>
-        <w:t>if</w:t>
-      </w:r>
-      <w:proofErr w:type="gramEnd"/>
-      <w:r>
-        <w:t xml:space="preserve"> (cache !== CACHE_NAME) {</w:t>
-      </w:r>
-    </w:p>
-    <w:p>
-      <w:pPr>
-        <w:spacing w:after="0"/>
-      </w:pPr>
-      <w:r>
-        <w:t xml:space="preserve">            </w:t>
-      </w:r>
-      <w:proofErr w:type="gramStart"/>
-      <w:r>
-        <w:t>return</w:t>
-      </w:r>
-      <w:proofErr w:type="gramEnd"/>
-      <w:r>
-        <w:t xml:space="preserve"> caches.delete(cache);</w:t>
-      </w:r>
-    </w:p>
-    <w:p>
-      <w:pPr>
-        <w:spacing w:after="0"/>
-      </w:pPr>
-      <w:r>
-        <w:t xml:space="preserve">          }</w:t>
-      </w:r>
-    </w:p>
-    <w:p>
-      <w:pPr>
-        <w:spacing w:after="0"/>
-      </w:pPr>
-      <w:r>
-        <w:t xml:space="preserve">        })</w:t>
-      </w:r>
-    </w:p>
-    <w:p>
-      <w:pPr>
-        <w:spacing w:after="0"/>
-      </w:pPr>
-      <w:r>
-        <w:t xml:space="preserve">      );</w:t>
-      </w:r>
-    </w:p>
-    <w:p>
-      <w:pPr>
-        <w:spacing w:after="0"/>
-      </w:pPr>
-      <w:r>
-        <w:t xml:space="preserve">    })</w:t>
-      </w:r>
-    </w:p>
-    <w:p>
-      <w:pPr>
-        <w:spacing w:after="0"/>
-      </w:pPr>
-      <w:r>
-        <w:t xml:space="preserve">  );</w:t>
-      </w:r>
-    </w:p>
-    <w:p>
-      <w:pPr>
-        <w:spacing w:after="0"/>
-      </w:pPr>
-      <w:r>
-        <w:lastRenderedPageBreak/>
         <w:t>});</w:t>
       </w:r>
     </w:p>
@@ -24018,6 +24032,7 @@
         </w:numPr>
       </w:pPr>
       <w:r>
+        <w:lastRenderedPageBreak/>
         <w:t xml:space="preserve">En el menú izquierdo verás las secciones </w:t>
       </w:r>
       <w:r>
@@ -24053,7 +24068,6 @@
           <w:b/>
           <w:bCs/>
         </w:rPr>
-        <w:lastRenderedPageBreak/>
         <w:t>¡Instálala!</w:t>
       </w:r>
       <w:r>
@@ -29915,7 +29929,7 @@
 </file>
 
 <file path=customXml/itemProps1.xml><?xml version="1.0" encoding="utf-8"?>
-<ds:datastoreItem xmlns:ds="http://schemas.openxmlformats.org/officeDocument/2006/customXml" ds:itemID="{2552972E-DAB9-4ABF-8F7F-26A27EF33365}">
+<ds:datastoreItem xmlns:ds="http://schemas.openxmlformats.org/officeDocument/2006/customXml" ds:itemID="{57828FBB-C269-428B-8661-6B3E0BB07657}">
   <ds:schemaRefs>
     <ds:schemaRef ds:uri="http://schemas.openxmlformats.org/officeDocument/2006/bibliography"/>
   </ds:schemaRefs>
